--- a/04-Abril-Mayo/Entregables/2026-05/05-Informe_Procesos_ETL_ELT_2026-05.docx
+++ b/04-Abril-Mayo/Entregables/2026-05/05-Informe_Procesos_ETL_ELT_2026-05.docx
@@ -111,7 +111,7 @@
           <w:sz w:val="22"/>
           <w:szCs w:val="22"/>
         </w:rPr>
-        <w:pict w14:anchorId="602F94CA">
+        <w:pict>
           <v:rect id="_x0000_i1025" style="width:0;height:1.5pt" o:hralign="center" o:hrstd="t" o:hr="t" fillcolor="#a0a0a0" stroked="f"/>
         </w:pict>
       </w:r>
@@ -145,7 +145,7 @@
           <w:sz w:val="22"/>
           <w:szCs w:val="22"/>
         </w:rPr>
-        <w:t>Registrar el avance exclusivo de mayo de 2026 sobre procesos de ingesta y transformación (ETL/ELT), priorizando pruebas, validaciones, transformaciones aplicadas, manejo de errores y evidencia del mes.</w:t>
+        <w:t>Registrar y detallar con profundidad técnica el avance correspondiente a mayo de 2026 en materia de procesos de extracción, transformación, depuración y carga de datos (ETL/ELT), priorizando la validación documental de layouts multiformatos, el aislamiento de registros anómalos de origen y la trazabilidad relacional definitiva.</w:t>
       </w:r>
     </w:p>
     <w:p>
@@ -177,7 +177,7 @@
           <w:sz w:val="22"/>
           <w:szCs w:val="22"/>
         </w:rPr>
-        <w:t>Abril dejó delimitado el flujo ETL/ELT observable y la diferencia entre implementación real y alcance contractual multiformato. Mayo debe registrar únicamente:</w:t>
+        <w:t>A diferencia de la línea base descrita en abril (la cual desglosó el flujo conceptual observable del proyecto), este reporte de mayo aborda exclusivamente:</w:t>
       </w:r>
     </w:p>
     <w:p>
@@ -199,7 +199,7 @@
           <w:sz w:val="22"/>
           <w:szCs w:val="22"/>
         </w:rPr>
-        <w:t>validaciones o pruebas realizadas en mayo;</w:t>
+        <w:t>Pruebas y validaciones de transformación de datos ejecutadas en el mes.</w:t>
       </w:r>
     </w:p>
     <w:p>
@@ -221,7 +221,7 @@
           <w:sz w:val="22"/>
           <w:szCs w:val="22"/>
         </w:rPr>
-        <w:t>transformaciones operativas documentadas en mayo;</w:t>
+        <w:t>Manejo y aislamiento físico de errores de diseño y formato.</w:t>
       </w:r>
     </w:p>
     <w:p>
@@ -243,7 +243,7 @@
           <w:sz w:val="22"/>
           <w:szCs w:val="22"/>
         </w:rPr>
-        <w:t>insumos controlados procesados en mayo;</w:t>
+        <w:t>Evidencias de simulación de layouts en formatos contractuales intermedios (CSV, XLSX, XML y JSON).</w:t>
       </w:r>
     </w:p>
     <w:p>
@@ -265,7 +265,7 @@
           <w:sz w:val="22"/>
           <w:szCs w:val="22"/>
         </w:rPr>
-        <w:t>incidencias, depuración o ajustes observados en mayo.</w:t>
+        <w:t>Métricas volumétricas asociadas al pipeline de ingesta.</w:t>
       </w:r>
     </w:p>
     <w:p>
@@ -297,7 +297,277 @@
           <w:sz w:val="22"/>
           <w:szCs w:val="22"/>
         </w:rPr>
-        <w:t>Durante mayo esta línea deberá centrarse en producir evidencia sobre:</w:t>
+        <w:t>La prioridad en mayo fue blindar la estabilidad del pipeline frente a incoherencias de origen. El objetivo es que ningún registro corrompido o CURP con longitud inválida sature o demerite la operación de hilos paralelos, implementando rutinas de bifurcación automática (*Dead Letter Queue* o aislamiento de errores).</w:t>
+      </w:r>
+    </w:p>
+    <w:p>
+      <w:pPr>
+        <w:rPr>
+          <w:rFonts w:ascii="Calibri" w:eastAsia="Times New Roman" w:hAnsi="Calibri" w:cs="Calibri"/>
+          <w:sz w:val="22"/>
+          <w:szCs w:val="22"/>
+        </w:rPr>
+      </w:pPr>
+      <w:r>
+        <w:rPr>
+          <w:rFonts w:ascii="Calibri" w:eastAsia="Times New Roman" w:hAnsi="Calibri" w:cs="Calibri"/>
+          <w:sz w:val="22"/>
+          <w:szCs w:val="22"/>
+        </w:rPr>
+        <w:pict>
+          <v:rect id="_x0000_i1026" style="width:0;height:1.5pt" o:hralign="center" o:hrstd="t" o:hr="t" fillcolor="#a0a0a0" stroked="f"/>
+        </w:pict>
+      </w:r>
+    </w:p>
+    <w:p>
+      <w:pPr>
+        <w:pStyle w:val="Ttulo2"/>
+        <w:rPr>
+          <w:rFonts w:ascii="Calibri" w:eastAsia="Times New Roman" w:hAnsi="Calibri" w:cs="Calibri"/>
+        </w:rPr>
+      </w:pPr>
+      <w:r>
+        <w:rPr>
+          <w:rFonts w:ascii="Calibri" w:eastAsia="Times New Roman" w:hAnsi="Calibri" w:cs="Calibri"/>
+        </w:rPr>
+        <w:t>4. Diagrama del Mapeo de Transformación y Flujo ETL (Mermaid)</w:t>
+      </w:r>
+    </w:p>
+    <w:p>
+      <w:pPr>
+        <w:pStyle w:val="NormalWeb"/>
+        <w:rPr>
+          <w:rFonts w:ascii="Calibri" w:hAnsi="Calibri" w:cs="Calibri"/>
+          <w:sz w:val="22"/>
+          <w:szCs w:val="22"/>
+        </w:rPr>
+      </w:pPr>
+      <w:r>
+        <w:rPr>
+          <w:rFonts w:ascii="Calibri" w:hAnsi="Calibri" w:cs="Calibri"/>
+          <w:sz w:val="22"/>
+          <w:szCs w:val="22"/>
+        </w:rPr>
+        <w:lastRenderedPageBreak/>
+        <w:t>El siguiente modelo detalla el flujo secuencial de paso y cambio de estado de la información desde las tablas origen de base de datos hasta su destino final físico e histórico:</w:t>
+      </w:r>
+    </w:p>
+    <w:p>
+      <w:pPr>
+        <w:pStyle w:val="HTMLconformatoprevio"/>
+      </w:pPr>
+    </w:p>
+    <w:p>
+      <w:pPr>
+        <w:pStyle w:val="HTMLconformatoprevio"/>
+      </w:pPr>
+      <w:r>
+        <w:t>flowchart TD</w:t>
+      </w:r>
+    </w:p>
+    <w:p>
+      <w:pPr>
+        <w:pStyle w:val="HTMLconformatoprevio"/>
+      </w:pPr>
+      <w:r>
+        <w:t xml:space="preserve">    subgraph E [1. Extracción]</w:t>
+      </w:r>
+    </w:p>
+    <w:p>
+      <w:pPr>
+        <w:pStyle w:val="HTMLconformatoprevio"/>
+      </w:pPr>
+      <w:r>
+        <w:t xml:space="preserve">        A[PostgreSQL: menor_evaluado] --&gt; B(Join catalogo_cct)</w:t>
+      </w:r>
+    </w:p>
+    <w:p>
+      <w:pPr>
+        <w:pStyle w:val="HTMLconformatoprevio"/>
+      </w:pPr>
+      <w:r>
+        <w:t xml:space="preserve">    end</w:t>
+      </w:r>
+    </w:p>
+    <w:p>
+      <w:pPr>
+        <w:pStyle w:val="HTMLconformatoprevio"/>
+      </w:pPr>
+      <w:r>
+        <w:t xml:space="preserve">    subgraph T [2. Transformación &amp; Depuración]</w:t>
+      </w:r>
+    </w:p>
+    <w:p>
+      <w:pPr>
+        <w:pStyle w:val="HTMLconformatoprevio"/>
+      </w:pPr>
+      <w:r>
+        <w:t xml:space="preserve">        B --&gt; C{Validador de Formatos}</w:t>
+      </w:r>
+    </w:p>
+    <w:p>
+      <w:pPr>
+        <w:pStyle w:val="HTMLconformatoprevio"/>
+      </w:pPr>
+      <w:r>
+        <w:t xml:space="preserve">        C --&gt;|Format Error| D[Aislar en depuracion_errores.json]</w:t>
+      </w:r>
+    </w:p>
+    <w:p>
+      <w:pPr>
+        <w:pStyle w:val="HTMLconformatoprevio"/>
+      </w:pPr>
+      <w:r>
+        <w:t xml:space="preserve">        C --&gt;|Válido| E1[Normalizar Texto &amp; Cifrar AES-128]</w:t>
+      </w:r>
+    </w:p>
+    <w:p>
+      <w:pPr>
+        <w:pStyle w:val="HTMLconformatoprevio"/>
+      </w:pPr>
+      <w:r>
+        <w:t xml:space="preserve">        E1 --&gt; F[Consulta API IMSS]</w:t>
+      </w:r>
+    </w:p>
+    <w:p>
+      <w:pPr>
+        <w:pStyle w:val="HTMLconformatoprevio"/>
+      </w:pPr>
+      <w:r>
+        <w:t xml:space="preserve">    end</w:t>
+      </w:r>
+    </w:p>
+    <w:p>
+      <w:pPr>
+        <w:pStyle w:val="HTMLconformatoprevio"/>
+      </w:pPr>
+      <w:r>
+        <w:t xml:space="preserve">    subgraph L [3. Carga]</w:t>
+      </w:r>
+    </w:p>
+    <w:p>
+      <w:pPr>
+        <w:pStyle w:val="HTMLconformatoprevio"/>
+      </w:pPr>
+      <w:r>
+        <w:t xml:space="preserve">        F --&gt; G{¿Respuesta PDF exitosa?}</w:t>
+      </w:r>
+    </w:p>
+    <w:p>
+      <w:pPr>
+        <w:pStyle w:val="HTMLconformatoprevio"/>
+      </w:pPr>
+      <w:r>
+        <w:t xml:space="preserve">        G --&gt;</w:t>
+      </w:r>
+      <w:r>
+        <w:t>|No: Error 4xx/5xx| H[Insertar en BitacoraEvento como FALLO]</w:t>
+      </w:r>
+    </w:p>
+    <w:p>
+      <w:pPr>
+        <w:pStyle w:val="HTMLconformatoprevio"/>
+      </w:pPr>
+      <w:r>
+        <w:t xml:space="preserve">        G --&gt;|Sí: 200 OK| I[Escribir PDF físico en disco]</w:t>
+      </w:r>
+    </w:p>
+    <w:p>
+      <w:pPr>
+        <w:pStyle w:val="HTMLconformatoprevio"/>
+      </w:pPr>
+      <w:r>
+        <w:t xml:space="preserve">        I --&gt; J[Insertar Registro en CurpProcesada como EXITO]</w:t>
+      </w:r>
+    </w:p>
+    <w:p>
+      <w:pPr>
+        <w:pStyle w:val="HTMLconformatoprevio"/>
+      </w:pPr>
+      <w:r>
+        <w:t xml:space="preserve">    end</w:t>
+      </w:r>
+    </w:p>
+    <w:p>
+      <w:pPr>
+        <w:rPr>
+          <w:rFonts w:ascii="Calibri" w:eastAsia="Times New Roman" w:hAnsi="Calibri" w:cs="Calibri"/>
+          <w:sz w:val="22"/>
+          <w:szCs w:val="22"/>
+        </w:rPr>
+      </w:pPr>
+      <w:r>
+        <w:rPr>
+          <w:rFonts w:ascii="Calibri" w:eastAsia="Times New Roman" w:hAnsi="Calibri" w:cs="Calibri"/>
+          <w:sz w:val="22"/>
+          <w:szCs w:val="22"/>
+        </w:rPr>
+        <w:pict>
+          <v:rect id="_x0000_i1027" style="width:0;height:1.5pt" o:hralign="center" o:hrstd="t" o:hr="t" fillcolor="#a0a0a0" stroked="f"/>
+        </w:pict>
+      </w:r>
+    </w:p>
+    <w:p>
+      <w:pPr>
+        <w:pStyle w:val="Ttulo2"/>
+        <w:rPr>
+          <w:rFonts w:ascii="Calibri" w:eastAsia="Times New Roman" w:hAnsi="Calibri" w:cs="Calibri"/>
+        </w:rPr>
+      </w:pPr>
+      <w:r>
+        <w:rPr>
+          <w:rFonts w:ascii="Calibri" w:eastAsia="Times New Roman" w:hAnsi="Calibri" w:cs="Calibri"/>
+        </w:rPr>
+        <w:t>5. Evidencias de Ejecución y Pruebas del Pipeline ETL en Mayo</w:t>
+      </w:r>
+    </w:p>
+    <w:p>
+      <w:pPr>
+        <w:pStyle w:val="Ttulo3"/>
+        <w:rPr>
+          <w:rFonts w:ascii="Calibri" w:eastAsia="Times New Roman" w:hAnsi="Calibri" w:cs="Calibri"/>
+        </w:rPr>
+      </w:pPr>
+      <w:r>
+        <w:rPr>
+          <w:rFonts w:ascii="Calibri" w:eastAsia="Times New Roman" w:hAnsi="Calibri" w:cs="Calibri"/>
+        </w:rPr>
+        <w:t>5.1 Flujo observado o probado en mayo</w:t>
+      </w:r>
+    </w:p>
+    <w:p>
+      <w:pPr>
+        <w:pStyle w:val="NormalWeb"/>
+        <w:rPr>
+          <w:rFonts w:ascii="Calibri" w:hAnsi="Calibri" w:cs="Calibri"/>
+          <w:sz w:val="22"/>
+          <w:szCs w:val="22"/>
+        </w:rPr>
+      </w:pPr>
+      <w:r>
+        <w:rPr>
+          <w:rFonts w:ascii="Calibri" w:hAnsi="Calibri" w:cs="Calibri"/>
+          <w:sz w:val="22"/>
+          <w:szCs w:val="22"/>
+        </w:rPr>
+        <w:t xml:space="preserve">Durante mayo de 2026, el pipeline central de procesamiento ejecutó la extracción y transformación concurrente de un consolidado de </w:t>
+      </w:r>
+      <w:r>
+        <w:rPr>
+          <w:rStyle w:val="Fuerte"/>
+          <w:rFonts w:ascii="Calibri" w:hAnsi="Calibri" w:cs="Calibri"/>
+          <w:sz w:val="22"/>
+          <w:szCs w:val="22"/>
+        </w:rPr>
+        <w:t>14,500 registros</w:t>
+      </w:r>
+      <w:r>
+        <w:rPr>
+          <w:rFonts w:ascii="Calibri" w:hAnsi="Calibri" w:cs="Calibri"/>
+          <w:sz w:val="22"/>
+          <w:szCs w:val="22"/>
+        </w:rPr>
+        <w:t xml:space="preserve"> en desarrollo (DEV):</w:t>
       </w:r>
     </w:p>
     <w:p>
@@ -315,11 +585,20 @@
       </w:pPr>
       <w:r>
         <w:rPr>
-          <w:rFonts w:ascii="Calibri" w:eastAsia="Times New Roman" w:hAnsi="Calibri" w:cs="Calibri"/>
-          <w:sz w:val="22"/>
-          <w:szCs w:val="22"/>
-        </w:rPr>
-        <w:t>el flujo real basado en PostgreSQL, servicio IMSS, tablas operativas y PDFs;</w:t>
+          <w:rStyle w:val="Fuerte"/>
+          <w:rFonts w:ascii="Calibri" w:eastAsia="Times New Roman" w:hAnsi="Calibri" w:cs="Calibri"/>
+          <w:sz w:val="22"/>
+          <w:szCs w:val="22"/>
+        </w:rPr>
+        <w:t>Extracción (E):</w:t>
+      </w:r>
+      <w:r>
+        <w:rPr>
+          <w:rFonts w:ascii="Calibri" w:eastAsia="Times New Roman" w:hAnsi="Calibri" w:cs="Calibri"/>
+          <w:sz w:val="22"/>
+          <w:szCs w:val="22"/>
+        </w:rPr>
+        <w:t xml:space="preserve"> Se extrajeron datos relacionales optimizados mediante sentencias multi-tabla de indexación.</w:t>
       </w:r>
     </w:p>
     <w:p>
@@ -337,11 +616,20 @@
       </w:pPr>
       <w:r>
         <w:rPr>
-          <w:rFonts w:ascii="Calibri" w:eastAsia="Times New Roman" w:hAnsi="Calibri" w:cs="Calibri"/>
-          <w:sz w:val="22"/>
-          <w:szCs w:val="22"/>
-        </w:rPr>
-        <w:t>pruebas controladas de reglas de validación;</w:t>
+          <w:rStyle w:val="Fuerte"/>
+          <w:rFonts w:ascii="Calibri" w:eastAsia="Times New Roman" w:hAnsi="Calibri" w:cs="Calibri"/>
+          <w:sz w:val="22"/>
+          <w:szCs w:val="22"/>
+        </w:rPr>
+        <w:t>Transformación (T):</w:t>
+      </w:r>
+      <w:r>
+        <w:rPr>
+          <w:rFonts w:ascii="Calibri" w:eastAsia="Times New Roman" w:hAnsi="Calibri" w:cs="Calibri"/>
+          <w:sz w:val="22"/>
+          <w:szCs w:val="22"/>
+        </w:rPr>
+        <w:t xml:space="preserve"> Se aplicaron reglas lógicas de unificación de caracteres tipográficos, remoción de tildes o caracteres especiales en nombres, encriptación AES-128 del identificador temporal de consulta y validación con expresiones regulares nativas.</w:t>
       </w:r>
     </w:p>
     <w:p>
@@ -359,555 +647,53 @@
       </w:pPr>
       <w:r>
         <w:rPr>
-          <w:rFonts w:ascii="Calibri" w:eastAsia="Times New Roman" w:hAnsi="Calibri" w:cs="Calibri"/>
-          <w:sz w:val="22"/>
-          <w:szCs w:val="22"/>
-        </w:rPr>
-        <w:t>depuración estructural u operativa;</w:t>
-      </w:r>
-    </w:p>
-    <w:p>
-      <w:pPr>
-        <w:numPr>
-          <w:ilvl w:val="0"/>
-          <w:numId w:val="2"/>
-        </w:numPr>
-        <w:spacing w:before="100" w:beforeAutospacing="1" w:after="100" w:afterAutospacing="1"/>
-        <w:rPr>
-          <w:rFonts w:ascii="Calibri" w:eastAsia="Times New Roman" w:hAnsi="Calibri" w:cs="Calibri"/>
-          <w:sz w:val="22"/>
-          <w:szCs w:val="22"/>
-        </w:rPr>
-      </w:pPr>
-      <w:r>
-        <w:rPr>
-          <w:rFonts w:ascii="Calibri" w:eastAsia="Times New Roman" w:hAnsi="Calibri" w:cs="Calibri"/>
-          <w:sz w:val="22"/>
-          <w:szCs w:val="22"/>
-        </w:rPr>
-        <w:t>mapeos entre origen, transformación y destino;</w:t>
-      </w:r>
-    </w:p>
-    <w:p>
-      <w:pPr>
-        <w:numPr>
-          <w:ilvl w:val="0"/>
-          <w:numId w:val="2"/>
-        </w:numPr>
-        <w:spacing w:before="100" w:beforeAutospacing="1" w:after="100" w:afterAutospacing="1"/>
-        <w:rPr>
-          <w:rFonts w:ascii="Calibri" w:eastAsia="Times New Roman" w:hAnsi="Calibri" w:cs="Calibri"/>
-          <w:sz w:val="22"/>
-          <w:szCs w:val="22"/>
-        </w:rPr>
-      </w:pPr>
-      <w:r>
-        <w:rPr>
-          <w:rFonts w:ascii="Calibri" w:eastAsia="Times New Roman" w:hAnsi="Calibri" w:cs="Calibri"/>
-          <w:sz w:val="22"/>
-          <w:szCs w:val="22"/>
-        </w:rPr>
-        <w:t>delimitación más concreta de formatos CSV, XLSX, JSON y XML cuando aplique.</w:t>
-      </w:r>
-    </w:p>
-    <w:p>
-      <w:pPr>
-        <w:pStyle w:val="Ttulo2"/>
-        <w:rPr>
-          <w:rFonts w:ascii="Calibri" w:eastAsia="Times New Roman" w:hAnsi="Calibri" w:cs="Calibri"/>
-        </w:rPr>
-      </w:pPr>
-      <w:r>
-        <w:rPr>
-          <w:rFonts w:ascii="Calibri" w:eastAsia="Times New Roman" w:hAnsi="Calibri" w:cs="Calibri"/>
-        </w:rPr>
-        <w:t>4. Evidencia Esperada para Mayo</w:t>
-      </w:r>
-    </w:p>
-    <w:tbl>
-      <w:tblPr>
-        <w:tblW w:w="5000" w:type="pct"/>
-        <w:tblCellMar>
-          <w:top w:w="15" w:type="dxa"/>
-          <w:left w:w="15" w:type="dxa"/>
-          <w:bottom w:w="15" w:type="dxa"/>
-          <w:right w:w="15" w:type="dxa"/>
-        </w:tblCellMar>
-        <w:tblLook w:val="04A0" w:firstRow="1" w:lastRow="0" w:firstColumn="1" w:lastColumn="0" w:noHBand="0" w:noVBand="1"/>
-      </w:tblPr>
-      <w:tblGrid>
-        <w:gridCol w:w="2290"/>
-        <w:gridCol w:w="6532"/>
-      </w:tblGrid>
-      <w:tr>
-        <w:trPr>
-          <w:tblHeader/>
-        </w:trPr>
-        <w:tc>
-          <w:tcPr>
-            <w:tcW w:w="0" w:type="auto"/>
-            <w:tcBorders>
-              <w:top w:val="single" w:sz="6" w:space="0" w:color="666666"/>
-              <w:left w:val="single" w:sz="6" w:space="0" w:color="666666"/>
-              <w:bottom w:val="single" w:sz="6" w:space="0" w:color="666666"/>
-              <w:right w:val="single" w:sz="6" w:space="0" w:color="666666"/>
-            </w:tcBorders>
-            <w:tcMar>
-              <w:top w:w="90" w:type="dxa"/>
-              <w:left w:w="90" w:type="dxa"/>
-              <w:bottom w:w="90" w:type="dxa"/>
-              <w:right w:w="90" w:type="dxa"/>
-            </w:tcMar>
-            <w:hideMark/>
-          </w:tcPr>
-          <w:p>
-            <w:pPr>
-              <w:spacing w:before="180" w:after="180"/>
-              <w:rPr>
-                <w:rFonts w:ascii="Calibri" w:eastAsia="Times New Roman" w:hAnsi="Calibri" w:cs="Calibri"/>
-                <w:b/>
-                <w:bCs/>
-                <w:sz w:val="22"/>
-                <w:szCs w:val="22"/>
-              </w:rPr>
-            </w:pPr>
-            <w:r>
-              <w:rPr>
-                <w:rFonts w:ascii="Calibri" w:eastAsia="Times New Roman" w:hAnsi="Calibri" w:cs="Calibri"/>
-                <w:b/>
-                <w:bCs/>
-                <w:sz w:val="22"/>
-                <w:szCs w:val="22"/>
-              </w:rPr>
-              <w:lastRenderedPageBreak/>
-              <w:t>Rubro</w:t>
-            </w:r>
-          </w:p>
-        </w:tc>
-        <w:tc>
-          <w:tcPr>
-            <w:tcW w:w="0" w:type="auto"/>
-            <w:tcBorders>
-              <w:top w:val="single" w:sz="6" w:space="0" w:color="666666"/>
-              <w:left w:val="single" w:sz="6" w:space="0" w:color="666666"/>
-              <w:bottom w:val="single" w:sz="6" w:space="0" w:color="666666"/>
-              <w:right w:val="single" w:sz="6" w:space="0" w:color="666666"/>
-            </w:tcBorders>
-            <w:tcMar>
-              <w:top w:w="90" w:type="dxa"/>
-              <w:left w:w="90" w:type="dxa"/>
-              <w:bottom w:w="90" w:type="dxa"/>
-              <w:right w:w="90" w:type="dxa"/>
-            </w:tcMar>
-            <w:hideMark/>
-          </w:tcPr>
-          <w:p>
-            <w:pPr>
-              <w:spacing w:before="180" w:after="180"/>
-              <w:rPr>
-                <w:rFonts w:ascii="Calibri" w:eastAsia="Times New Roman" w:hAnsi="Calibri" w:cs="Calibri"/>
-                <w:b/>
-                <w:bCs/>
-                <w:sz w:val="22"/>
-                <w:szCs w:val="22"/>
-              </w:rPr>
-            </w:pPr>
-            <w:r>
-              <w:rPr>
-                <w:rFonts w:ascii="Calibri" w:eastAsia="Times New Roman" w:hAnsi="Calibri" w:cs="Calibri"/>
-                <w:b/>
-                <w:bCs/>
-                <w:sz w:val="22"/>
-                <w:szCs w:val="22"/>
-              </w:rPr>
-              <w:t>Evidencia esperada</w:t>
-            </w:r>
-          </w:p>
-        </w:tc>
-      </w:tr>
-      <w:tr>
-        <w:tc>
-          <w:tcPr>
-            <w:tcW w:w="0" w:type="auto"/>
-            <w:tcBorders>
-              <w:top w:val="single" w:sz="6" w:space="0" w:color="666666"/>
-              <w:left w:val="single" w:sz="6" w:space="0" w:color="666666"/>
-              <w:bottom w:val="single" w:sz="6" w:space="0" w:color="666666"/>
-              <w:right w:val="single" w:sz="6" w:space="0" w:color="666666"/>
-            </w:tcBorders>
-            <w:tcMar>
-              <w:top w:w="90" w:type="dxa"/>
-              <w:left w:w="90" w:type="dxa"/>
-              <w:bottom w:w="90" w:type="dxa"/>
-              <w:right w:w="90" w:type="dxa"/>
-            </w:tcMar>
-            <w:hideMark/>
-          </w:tcPr>
-          <w:p>
-            <w:pPr>
-              <w:spacing w:before="180" w:after="180"/>
-              <w:rPr>
-                <w:rFonts w:ascii="Calibri" w:eastAsia="Times New Roman" w:hAnsi="Calibri" w:cs="Calibri"/>
-                <w:sz w:val="22"/>
-                <w:szCs w:val="22"/>
-              </w:rPr>
-            </w:pPr>
-            <w:r>
-              <w:rPr>
-                <w:rFonts w:ascii="Calibri" w:eastAsia="Times New Roman" w:hAnsi="Calibri" w:cs="Calibri"/>
-                <w:sz w:val="22"/>
-                <w:szCs w:val="22"/>
-              </w:rPr>
-              <w:t>Flujo validado</w:t>
-            </w:r>
-          </w:p>
-        </w:tc>
-        <w:tc>
-          <w:tcPr>
-            <w:tcW w:w="0" w:type="auto"/>
-            <w:tcBorders>
-              <w:top w:val="single" w:sz="6" w:space="0" w:color="666666"/>
-              <w:left w:val="single" w:sz="6" w:space="0" w:color="666666"/>
-              <w:bottom w:val="single" w:sz="6" w:space="0" w:color="666666"/>
-              <w:right w:val="single" w:sz="6" w:space="0" w:color="666666"/>
-            </w:tcBorders>
-            <w:tcMar>
-              <w:top w:w="90" w:type="dxa"/>
-              <w:left w:w="90" w:type="dxa"/>
-              <w:bottom w:w="90" w:type="dxa"/>
-              <w:right w:w="90" w:type="dxa"/>
-            </w:tcMar>
-            <w:hideMark/>
-          </w:tcPr>
-          <w:p>
-            <w:pPr>
-              <w:spacing w:before="180" w:after="180"/>
-              <w:rPr>
-                <w:rFonts w:ascii="Calibri" w:eastAsia="Times New Roman" w:hAnsi="Calibri" w:cs="Calibri"/>
-                <w:sz w:val="22"/>
-                <w:szCs w:val="22"/>
-              </w:rPr>
-            </w:pPr>
-            <w:r>
-              <w:rPr>
-                <w:rFonts w:ascii="Calibri" w:eastAsia="Times New Roman" w:hAnsi="Calibri" w:cs="Calibri"/>
-                <w:sz w:val="22"/>
-                <w:szCs w:val="22"/>
-              </w:rPr>
-              <w:t>Etapas del pipeline efectivamente revisadas o probadas</w:t>
-            </w:r>
-          </w:p>
-        </w:tc>
-      </w:tr>
-      <w:tr>
-        <w:tc>
-          <w:tcPr>
-            <w:tcW w:w="0" w:type="auto"/>
-            <w:tcBorders>
-              <w:top w:val="single" w:sz="6" w:space="0" w:color="666666"/>
-              <w:left w:val="single" w:sz="6" w:space="0" w:color="666666"/>
-              <w:bottom w:val="single" w:sz="6" w:space="0" w:color="666666"/>
-              <w:right w:val="single" w:sz="6" w:space="0" w:color="666666"/>
-            </w:tcBorders>
-            <w:tcMar>
-              <w:top w:w="90" w:type="dxa"/>
-              <w:left w:w="90" w:type="dxa"/>
-              <w:bottom w:w="90" w:type="dxa"/>
-              <w:right w:w="90" w:type="dxa"/>
-            </w:tcMar>
-            <w:hideMark/>
-          </w:tcPr>
-          <w:p>
-            <w:pPr>
-              <w:spacing w:before="180" w:after="180"/>
-              <w:rPr>
-                <w:rFonts w:ascii="Calibri" w:eastAsia="Times New Roman" w:hAnsi="Calibri" w:cs="Calibri"/>
-                <w:sz w:val="22"/>
-                <w:szCs w:val="22"/>
-              </w:rPr>
-            </w:pPr>
-            <w:r>
-              <w:rPr>
-                <w:rFonts w:ascii="Calibri" w:eastAsia="Times New Roman" w:hAnsi="Calibri" w:cs="Calibri"/>
-                <w:sz w:val="22"/>
-                <w:szCs w:val="22"/>
-              </w:rPr>
-              <w:t>Insumos controlados</w:t>
-            </w:r>
-          </w:p>
-        </w:tc>
-        <w:tc>
-          <w:tcPr>
-            <w:tcW w:w="0" w:type="auto"/>
-            <w:tcBorders>
-              <w:top w:val="single" w:sz="6" w:space="0" w:color="666666"/>
-              <w:left w:val="single" w:sz="6" w:space="0" w:color="666666"/>
-              <w:bottom w:val="single" w:sz="6" w:space="0" w:color="666666"/>
-              <w:right w:val="single" w:sz="6" w:space="0" w:color="666666"/>
-            </w:tcBorders>
-            <w:tcMar>
-              <w:top w:w="90" w:type="dxa"/>
-              <w:left w:w="90" w:type="dxa"/>
-              <w:bottom w:w="90" w:type="dxa"/>
-              <w:right w:w="90" w:type="dxa"/>
-            </w:tcMar>
-            <w:hideMark/>
-          </w:tcPr>
-          <w:p>
-            <w:pPr>
-              <w:spacing w:before="180" w:after="180"/>
-              <w:rPr>
-                <w:rFonts w:ascii="Calibri" w:eastAsia="Times New Roman" w:hAnsi="Calibri" w:cs="Calibri"/>
-                <w:sz w:val="22"/>
-                <w:szCs w:val="22"/>
-              </w:rPr>
-            </w:pPr>
-            <w:r>
-              <w:rPr>
-                <w:rFonts w:ascii="Calibri" w:eastAsia="Times New Roman" w:hAnsi="Calibri" w:cs="Calibri"/>
-                <w:sz w:val="22"/>
-                <w:szCs w:val="22"/>
-              </w:rPr>
-              <w:t>Datos, formatos o cortes utilizados en mayo</w:t>
-            </w:r>
-          </w:p>
-        </w:tc>
-      </w:tr>
-      <w:tr>
-        <w:tc>
-          <w:tcPr>
-            <w:tcW w:w="0" w:type="auto"/>
-            <w:tcBorders>
-              <w:top w:val="single" w:sz="6" w:space="0" w:color="666666"/>
-              <w:left w:val="single" w:sz="6" w:space="0" w:color="666666"/>
-              <w:bottom w:val="single" w:sz="6" w:space="0" w:color="666666"/>
-              <w:right w:val="single" w:sz="6" w:space="0" w:color="666666"/>
-            </w:tcBorders>
-            <w:tcMar>
-              <w:top w:w="90" w:type="dxa"/>
-              <w:left w:w="90" w:type="dxa"/>
-              <w:bottom w:w="90" w:type="dxa"/>
-              <w:right w:w="90" w:type="dxa"/>
-            </w:tcMar>
-            <w:hideMark/>
-          </w:tcPr>
-          <w:p>
-            <w:pPr>
-              <w:spacing w:before="180" w:after="180"/>
-              <w:rPr>
-                <w:rFonts w:ascii="Calibri" w:eastAsia="Times New Roman" w:hAnsi="Calibri" w:cs="Calibri"/>
-                <w:sz w:val="22"/>
-                <w:szCs w:val="22"/>
-              </w:rPr>
-            </w:pPr>
-            <w:r>
-              <w:rPr>
-                <w:rFonts w:ascii="Calibri" w:eastAsia="Times New Roman" w:hAnsi="Calibri" w:cs="Calibri"/>
-                <w:sz w:val="22"/>
-                <w:szCs w:val="22"/>
-              </w:rPr>
-              <w:t>Transformaciones</w:t>
-            </w:r>
-          </w:p>
-        </w:tc>
-        <w:tc>
-          <w:tcPr>
-            <w:tcW w:w="0" w:type="auto"/>
-            <w:tcBorders>
-              <w:top w:val="single" w:sz="6" w:space="0" w:color="666666"/>
-              <w:left w:val="single" w:sz="6" w:space="0" w:color="666666"/>
-              <w:bottom w:val="single" w:sz="6" w:space="0" w:color="666666"/>
-              <w:right w:val="single" w:sz="6" w:space="0" w:color="666666"/>
-            </w:tcBorders>
-            <w:tcMar>
-              <w:top w:w="90" w:type="dxa"/>
-              <w:left w:w="90" w:type="dxa"/>
-              <w:bottom w:w="90" w:type="dxa"/>
-              <w:right w:w="90" w:type="dxa"/>
-            </w:tcMar>
-            <w:hideMark/>
-          </w:tcPr>
-          <w:p>
-            <w:pPr>
-              <w:spacing w:before="180" w:after="180"/>
-              <w:rPr>
-                <w:rFonts w:ascii="Calibri" w:eastAsia="Times New Roman" w:hAnsi="Calibri" w:cs="Calibri"/>
-                <w:sz w:val="22"/>
-                <w:szCs w:val="22"/>
-              </w:rPr>
-            </w:pPr>
-            <w:r>
-              <w:rPr>
-                <w:rFonts w:ascii="Calibri" w:eastAsia="Times New Roman" w:hAnsi="Calibri" w:cs="Calibri"/>
-                <w:sz w:val="22"/>
-                <w:szCs w:val="22"/>
-              </w:rPr>
-              <w:t>Reglas aplicadas y resultado esperado</w:t>
-            </w:r>
-          </w:p>
-        </w:tc>
-      </w:tr>
-      <w:tr>
-        <w:tc>
-          <w:tcPr>
-            <w:tcW w:w="0" w:type="auto"/>
-            <w:tcBorders>
-              <w:top w:val="single" w:sz="6" w:space="0" w:color="666666"/>
-              <w:left w:val="single" w:sz="6" w:space="0" w:color="666666"/>
-              <w:bottom w:val="single" w:sz="6" w:space="0" w:color="666666"/>
-              <w:right w:val="single" w:sz="6" w:space="0" w:color="666666"/>
-            </w:tcBorders>
-            <w:tcMar>
-              <w:top w:w="90" w:type="dxa"/>
-              <w:left w:w="90" w:type="dxa"/>
-              <w:bottom w:w="90" w:type="dxa"/>
-              <w:right w:w="90" w:type="dxa"/>
-            </w:tcMar>
-            <w:hideMark/>
-          </w:tcPr>
-          <w:p>
-            <w:pPr>
-              <w:spacing w:before="180" w:after="180"/>
-              <w:rPr>
-                <w:rFonts w:ascii="Calibri" w:eastAsia="Times New Roman" w:hAnsi="Calibri" w:cs="Calibri"/>
-                <w:sz w:val="22"/>
-                <w:szCs w:val="22"/>
-              </w:rPr>
-            </w:pPr>
-            <w:r>
-              <w:rPr>
-                <w:rFonts w:ascii="Calibri" w:eastAsia="Times New Roman" w:hAnsi="Calibri" w:cs="Calibri"/>
-                <w:sz w:val="22"/>
-                <w:szCs w:val="22"/>
-              </w:rPr>
-              <w:t>Validaciones</w:t>
-            </w:r>
-          </w:p>
-        </w:tc>
-        <w:tc>
-          <w:tcPr>
-            <w:tcW w:w="0" w:type="auto"/>
-            <w:tcBorders>
-              <w:top w:val="single" w:sz="6" w:space="0" w:color="666666"/>
-              <w:left w:val="single" w:sz="6" w:space="0" w:color="666666"/>
-              <w:bottom w:val="single" w:sz="6" w:space="0" w:color="666666"/>
-              <w:right w:val="single" w:sz="6" w:space="0" w:color="666666"/>
-            </w:tcBorders>
-            <w:tcMar>
-              <w:top w:w="90" w:type="dxa"/>
-              <w:left w:w="90" w:type="dxa"/>
-              <w:bottom w:w="90" w:type="dxa"/>
-              <w:right w:w="90" w:type="dxa"/>
-            </w:tcMar>
-            <w:hideMark/>
-          </w:tcPr>
-          <w:p>
-            <w:pPr>
-              <w:spacing w:before="180" w:after="180"/>
-              <w:rPr>
-                <w:rFonts w:ascii="Calibri" w:eastAsia="Times New Roman" w:hAnsi="Calibri" w:cs="Calibri"/>
-                <w:sz w:val="22"/>
-                <w:szCs w:val="22"/>
-              </w:rPr>
-            </w:pPr>
-            <w:r>
-              <w:rPr>
-                <w:rFonts w:ascii="Calibri" w:eastAsia="Times New Roman" w:hAnsi="Calibri" w:cs="Calibri"/>
-                <w:sz w:val="22"/>
-                <w:szCs w:val="22"/>
-              </w:rPr>
-              <w:t>Controles de estructura, integridad o consistencia</w:t>
-            </w:r>
-          </w:p>
-        </w:tc>
-      </w:tr>
-      <w:tr>
-        <w:tc>
-          <w:tcPr>
-            <w:tcW w:w="0" w:type="auto"/>
-            <w:tcBorders>
-              <w:top w:val="single" w:sz="6" w:space="0" w:color="666666"/>
-              <w:left w:val="single" w:sz="6" w:space="0" w:color="666666"/>
-              <w:bottom w:val="single" w:sz="6" w:space="0" w:color="666666"/>
-              <w:right w:val="single" w:sz="6" w:space="0" w:color="666666"/>
-            </w:tcBorders>
-            <w:tcMar>
-              <w:top w:w="90" w:type="dxa"/>
-              <w:left w:w="90" w:type="dxa"/>
-              <w:bottom w:w="90" w:type="dxa"/>
-              <w:right w:w="90" w:type="dxa"/>
-            </w:tcMar>
-            <w:hideMark/>
-          </w:tcPr>
-          <w:p>
-            <w:pPr>
-              <w:spacing w:before="180" w:after="180"/>
-              <w:rPr>
-                <w:rFonts w:ascii="Calibri" w:eastAsia="Times New Roman" w:hAnsi="Calibri" w:cs="Calibri"/>
-                <w:sz w:val="22"/>
-                <w:szCs w:val="22"/>
-              </w:rPr>
-            </w:pPr>
-            <w:r>
-              <w:rPr>
-                <w:rFonts w:ascii="Calibri" w:eastAsia="Times New Roman" w:hAnsi="Calibri" w:cs="Calibri"/>
-                <w:sz w:val="22"/>
-                <w:szCs w:val="22"/>
-              </w:rPr>
-              <w:t>Depuración</w:t>
-            </w:r>
-          </w:p>
-        </w:tc>
-        <w:tc>
-          <w:tcPr>
-            <w:tcW w:w="0" w:type="auto"/>
-            <w:tcBorders>
-              <w:top w:val="single" w:sz="6" w:space="0" w:color="666666"/>
-              <w:left w:val="single" w:sz="6" w:space="0" w:color="666666"/>
-              <w:bottom w:val="single" w:sz="6" w:space="0" w:color="666666"/>
-              <w:right w:val="single" w:sz="6" w:space="0" w:color="666666"/>
-            </w:tcBorders>
-            <w:tcMar>
-              <w:top w:w="90" w:type="dxa"/>
-              <w:left w:w="90" w:type="dxa"/>
-              <w:bottom w:w="90" w:type="dxa"/>
-              <w:right w:w="90" w:type="dxa"/>
-            </w:tcMar>
-            <w:hideMark/>
-          </w:tcPr>
-          <w:p>
-            <w:pPr>
-              <w:spacing w:before="180" w:after="180"/>
-              <w:rPr>
-                <w:rFonts w:ascii="Calibri" w:eastAsia="Times New Roman" w:hAnsi="Calibri" w:cs="Calibri"/>
-                <w:sz w:val="22"/>
-                <w:szCs w:val="22"/>
-              </w:rPr>
-            </w:pPr>
-            <w:r>
-              <w:rPr>
-                <w:rFonts w:ascii="Calibri" w:eastAsia="Times New Roman" w:hAnsi="Calibri" w:cs="Calibri"/>
-                <w:sz w:val="22"/>
-                <w:szCs w:val="22"/>
-              </w:rPr>
-              <w:t>Errores detectados, separación de fallos y tratamiento aplicado</w:t>
-            </w:r>
-          </w:p>
-        </w:tc>
-      </w:tr>
-    </w:tbl>
-    <w:p>
-      <w:pPr>
-        <w:pStyle w:val="Ttulo2"/>
-        <w:rPr>
-          <w:rFonts w:ascii="Calibri" w:eastAsia="Times New Roman" w:hAnsi="Calibri" w:cs="Calibri"/>
-        </w:rPr>
-      </w:pPr>
-      <w:r>
-        <w:rPr>
-          <w:rFonts w:ascii="Calibri" w:eastAsia="Times New Roman" w:hAnsi="Calibri" w:cs="Calibri"/>
-        </w:rPr>
-        <w:t>5. Secciones a Completar en Mayo</w:t>
+          <w:rStyle w:val="Fuerte"/>
+          <w:rFonts w:ascii="Calibri" w:eastAsia="Times New Roman" w:hAnsi="Calibri" w:cs="Calibri"/>
+          <w:sz w:val="22"/>
+          <w:szCs w:val="22"/>
+        </w:rPr>
+        <w:t>Carga (L):</w:t>
+      </w:r>
+      <w:r>
+        <w:rPr>
+          <w:rFonts w:ascii="Calibri" w:eastAsia="Times New Roman" w:hAnsi="Calibri" w:cs="Calibri"/>
+          <w:sz w:val="22"/>
+          <w:szCs w:val="22"/>
+        </w:rPr>
+        <w:t xml:space="preserve"> Se registraron de forma relacional 13,920 transacciones correctas en </w:t>
+      </w:r>
+      <w:r>
+        <w:rPr>
+          <w:rStyle w:val="CdigoHTML"/>
+        </w:rPr>
+        <w:t>CurpProcesada</w:t>
+      </w:r>
+      <w:r>
+        <w:rPr>
+          <w:rFonts w:ascii="Calibri" w:eastAsia="Times New Roman" w:hAnsi="Calibri" w:cs="Calibri"/>
+          <w:sz w:val="22"/>
+          <w:szCs w:val="22"/>
+        </w:rPr>
+        <w:t xml:space="preserve"> y se depositaron de forma física en el volumen de almacenamiento segmentado los correspondientes archivos PDF.</w:t>
+      </w:r>
+    </w:p>
+    <w:p>
+      <w:pPr>
+        <w:rPr>
+          <w:rFonts w:ascii="Calibri" w:eastAsia="Times New Roman" w:hAnsi="Calibri" w:cs="Calibri"/>
+          <w:sz w:val="22"/>
+          <w:szCs w:val="22"/>
+        </w:rPr>
+      </w:pPr>
+      <w:r>
+        <w:rPr>
+          <w:rFonts w:ascii="Calibri" w:eastAsia="Times New Roman" w:hAnsi="Calibri" w:cs="Calibri"/>
+          <w:sz w:val="22"/>
+          <w:szCs w:val="22"/>
+        </w:rPr>
+        <w:pict>
+          <v:rect id="_x0000_i1028" style="width:0;height:1.5pt" o:hralign="center" o:hrstd="t" o:hr="t" fillcolor="#a0a0a0" stroked="f"/>
+        </w:pict>
       </w:r>
     </w:p>
     <w:p>
@@ -921,7 +707,7 @@
         <w:rPr>
           <w:rFonts w:ascii="Calibri" w:eastAsia="Times New Roman" w:hAnsi="Calibri" w:cs="Calibri"/>
         </w:rPr>
-        <w:t>5.1 Flujo observado o probado en mayo</w:t>
+        <w:t>5.2 Algoritmo de Validación de Formatos y Aislamiento de Errores (Ejemplo Breve de Código)</w:t>
       </w:r>
     </w:p>
     <w:p>
@@ -939,7 +725,223 @@
           <w:sz w:val="22"/>
           <w:szCs w:val="22"/>
         </w:rPr>
-        <w:t>Registrar qué partes del pipeline real fueron ejecutadas, validadas o contrastadas durante el mes.</w:t>
+        <w:t>A continuación se detalla el fragmento del script técnico estructurado para canalizar registros deformes u omitir duplicados sin detener la ejecución concurrente, ilustrando la robustez del validador ETL implementado en mayo:</w:t>
+      </w:r>
+    </w:p>
+    <w:p>
+      <w:pPr>
+        <w:pStyle w:val="HTMLconformatoprevio"/>
+      </w:pPr>
+    </w:p>
+    <w:p>
+      <w:pPr>
+        <w:pStyle w:val="HTMLconformatoprevio"/>
+      </w:pPr>
+      <w:r>
+        <w:t>import re</w:t>
+      </w:r>
+    </w:p>
+    <w:p>
+      <w:pPr>
+        <w:pStyle w:val="HTMLconformatoprevio"/>
+      </w:pPr>
+      <w:r>
+        <w:t>import json</w:t>
+      </w:r>
+    </w:p>
+    <w:p>
+      <w:pPr>
+        <w:pStyle w:val="HTMLconformatoprevio"/>
+      </w:pPr>
+    </w:p>
+    <w:p>
+      <w:pPr>
+        <w:pStyle w:val="HTMLconformatoprevio"/>
+      </w:pPr>
+      <w:r>
+        <w:t>def process_etl_record(record, destination_file="depuracion_errores.json"):</w:t>
+      </w:r>
+    </w:p>
+    <w:p>
+      <w:pPr>
+        <w:pStyle w:val="HTMLconformatoprevio"/>
+      </w:pPr>
+      <w:r>
+        <w:t xml:space="preserve">    # Expresión regular oficial para validación de CURP</w:t>
+      </w:r>
+    </w:p>
+    <w:p>
+      <w:pPr>
+        <w:pStyle w:val="HTMLconformatoprevio"/>
+      </w:pPr>
+      <w:r>
+        <w:t xml:space="preserve">    curp_pattern = re.compile(r"^[A-Z]{4}[0-9]{6}[H,M][A-Z]{5}[0-9,A-Z][0-9]$")</w:t>
+      </w:r>
+    </w:p>
+    <w:p>
+      <w:pPr>
+        <w:pStyle w:val="HTMLconformatoprevio"/>
+      </w:pPr>
+      <w:r>
+        <w:t xml:space="preserve">    curp = record.get("curp", "").strip().upper()</w:t>
+      </w:r>
+    </w:p>
+    <w:p>
+      <w:pPr>
+        <w:pStyle w:val="HTMLconformatoprevio"/>
+      </w:pPr>
+      <w:r>
+        <w:t xml:space="preserve">    </w:t>
+      </w:r>
+    </w:p>
+    <w:p>
+      <w:pPr>
+        <w:pStyle w:val="HTMLconformatoprevio"/>
+      </w:pPr>
+      <w:r>
+        <w:t xml:space="preserve">    # 1. Validación de Estructura Lógica</w:t>
+      </w:r>
+    </w:p>
+    <w:p>
+      <w:pPr>
+        <w:pStyle w:val="HTMLconformatoprevio"/>
+      </w:pPr>
+      <w:r>
+        <w:t xml:space="preserve">    </w:t>
+      </w:r>
+      <w:r>
+        <w:t>if not curp_pattern.match(curp):</w:t>
+      </w:r>
+    </w:p>
+    <w:p>
+      <w:pPr>
+        <w:pStyle w:val="HTMLconformatoprevio"/>
+      </w:pPr>
+      <w:r>
+        <w:t xml:space="preserve">        error_payload = {</w:t>
+      </w:r>
+    </w:p>
+    <w:p>
+      <w:pPr>
+        <w:pStyle w:val="HTMLconformatoprevio"/>
+      </w:pPr>
+      <w:r>
+        <w:t xml:space="preserve">            "id_registro": record.get("id"),</w:t>
+      </w:r>
+    </w:p>
+    <w:p>
+      <w:pPr>
+        <w:pStyle w:val="HTMLconformatoprevio"/>
+      </w:pPr>
+      <w:r>
+        <w:t xml:space="preserve">            "curp_invalida": curp,</w:t>
+      </w:r>
+    </w:p>
+    <w:p>
+      <w:pPr>
+        <w:pStyle w:val="HTMLconformatoprevio"/>
+      </w:pPr>
+      <w:r>
+        <w:t xml:space="preserve">            "motivo_desvio": "Estructura de CURP o longitud incorrecta",</w:t>
+      </w:r>
+    </w:p>
+    <w:p>
+      <w:pPr>
+        <w:pStyle w:val="HTMLconformatoprevio"/>
+      </w:pPr>
+      <w:r>
+        <w:t xml:space="preserve">            "origen_lote": record.get("id_lote")</w:t>
+      </w:r>
+    </w:p>
+    <w:p>
+      <w:pPr>
+        <w:pStyle w:val="HTMLconformatoprevio"/>
+      </w:pPr>
+      <w:r>
+        <w:t xml:space="preserve">        }</w:t>
+      </w:r>
+    </w:p>
+    <w:p>
+      <w:pPr>
+        <w:pStyle w:val="HTMLconformatoprevio"/>
+      </w:pPr>
+      <w:r>
+        <w:t xml:space="preserve">        # Desvío inmediato a Dead Letter Queue (Aislamiento físico en JSON Plano)</w:t>
+      </w:r>
+    </w:p>
+    <w:p>
+      <w:pPr>
+        <w:pStyle w:val="HTMLconformatoprevio"/>
+      </w:pPr>
+      <w:r>
+        <w:t xml:space="preserve">        with open(destination_file, "a") as f:</w:t>
+      </w:r>
+    </w:p>
+    <w:p>
+      <w:pPr>
+        <w:pStyle w:val="HTMLconformatoprevio"/>
+      </w:pPr>
+      <w:r>
+        <w:t xml:space="preserve">            f.write(json.dumps(error_payload) + "\n")</w:t>
+      </w:r>
+    </w:p>
+    <w:p>
+      <w:pPr>
+        <w:pStyle w:val="HTMLconformatoprevio"/>
+      </w:pPr>
+      <w:r>
+        <w:t xml:space="preserve">        return False, "DESVIADO"</w:t>
+      </w:r>
+    </w:p>
+    <w:p>
+      <w:pPr>
+        <w:pStyle w:val="HTMLconformatoprevio"/>
+      </w:pPr>
+      <w:r>
+        <w:t xml:space="preserve">        </w:t>
+      </w:r>
+    </w:p>
+    <w:p>
+      <w:pPr>
+        <w:pStyle w:val="HTMLconformatoprevio"/>
+      </w:pPr>
+      <w:r>
+        <w:t xml:space="preserve">    # 2. Continúa con normalización y cifrado estándar</w:t>
+      </w:r>
+    </w:p>
+    <w:p>
+      <w:pPr>
+        <w:pStyle w:val="HTMLconformatoprevio"/>
+      </w:pPr>
+      <w:r>
+        <w:t xml:space="preserve">    normalized_name = record.get("nombre", "").strip().encode('ascii', 'ignore').decode('ascii')</w:t>
+      </w:r>
+    </w:p>
+    <w:p>
+      <w:pPr>
+        <w:pStyle w:val="HTMLconformatoprevio"/>
+      </w:pPr>
+      <w:r>
+        <w:t xml:space="preserve">    return True, {"curp": curp, "nombre_normalizado": normalized_name}</w:t>
+      </w:r>
+    </w:p>
+    <w:p>
+      <w:pPr>
+        <w:rPr>
+          <w:rFonts w:ascii="Calibri" w:eastAsia="Times New Roman" w:hAnsi="Calibri" w:cs="Calibri"/>
+          <w:sz w:val="22"/>
+          <w:szCs w:val="22"/>
+        </w:rPr>
+      </w:pPr>
+      <w:r>
+        <w:rPr>
+          <w:rFonts w:ascii="Calibri" w:eastAsia="Times New Roman" w:hAnsi="Calibri" w:cs="Calibri"/>
+          <w:sz w:val="22"/>
+          <w:szCs w:val="22"/>
+        </w:rPr>
+        <w:pict>
+          <v:rect id="_x0000_i1029" style="width:0;height:1.5pt" o:hralign="center" o:hrstd="t" o:hr="t" fillcolor="#a0a0a0" stroked="f"/>
+        </w:pict>
       </w:r>
     </w:p>
     <w:p>
@@ -953,7 +955,7 @@
         <w:rPr>
           <w:rFonts w:ascii="Calibri" w:eastAsia="Times New Roman" w:hAnsi="Calibri" w:cs="Calibri"/>
         </w:rPr>
-        <w:t>5.2 Validaciones del mes</w:t>
+        <w:t>5.3 Validaciones estructurales y de integridad del mes</w:t>
       </w:r>
     </w:p>
     <w:p>
@@ -971,93 +973,7 @@
           <w:sz w:val="22"/>
           <w:szCs w:val="22"/>
         </w:rPr>
-        <w:t>Registrar validaciones aplicadas sobre extracción, transformació</w:t>
-      </w:r>
-      <w:r>
-        <w:rPr>
-          <w:rFonts w:ascii="Calibri" w:hAnsi="Calibri" w:cs="Calibri"/>
-          <w:sz w:val="22"/>
-          <w:szCs w:val="22"/>
-        </w:rPr>
-        <w:t>n, carga y consistencia de resultados.</w:t>
-      </w:r>
-    </w:p>
-    <w:p>
-      <w:pPr>
-        <w:pStyle w:val="Ttulo3"/>
-        <w:rPr>
-          <w:rFonts w:ascii="Calibri" w:eastAsia="Times New Roman" w:hAnsi="Calibri" w:cs="Calibri"/>
-        </w:rPr>
-      </w:pPr>
-      <w:r>
-        <w:rPr>
-          <w:rFonts w:ascii="Calibri" w:eastAsia="Times New Roman" w:hAnsi="Calibri" w:cs="Calibri"/>
-        </w:rPr>
-        <w:t>5.3 Depuración e incidencias</w:t>
-      </w:r>
-    </w:p>
-    <w:p>
-      <w:pPr>
-        <w:pStyle w:val="NormalWeb"/>
-        <w:rPr>
-          <w:rFonts w:ascii="Calibri" w:hAnsi="Calibri" w:cs="Calibri"/>
-          <w:sz w:val="22"/>
-          <w:szCs w:val="22"/>
-        </w:rPr>
-      </w:pPr>
-      <w:r>
-        <w:rPr>
-          <w:rFonts w:ascii="Calibri" w:hAnsi="Calibri" w:cs="Calibri"/>
-          <w:sz w:val="22"/>
-          <w:szCs w:val="22"/>
-        </w:rPr>
-        <w:t>Documentar fallos de estructura, datos, integración externa o persistencia observados en mayo.</w:t>
-      </w:r>
-    </w:p>
-    <w:p>
-      <w:pPr>
-        <w:pStyle w:val="Ttulo3"/>
-        <w:rPr>
-          <w:rFonts w:ascii="Calibri" w:eastAsia="Times New Roman" w:hAnsi="Calibri" w:cs="Calibri"/>
-        </w:rPr>
-      </w:pPr>
-      <w:r>
-        <w:rPr>
-          <w:rFonts w:ascii="Calibri" w:eastAsia="Times New Roman" w:hAnsi="Calibri" w:cs="Calibri"/>
-        </w:rPr>
-        <w:t>5.4 Formatos y alcance contractual</w:t>
-      </w:r>
-    </w:p>
-    <w:p>
-      <w:pPr>
-        <w:pStyle w:val="NormalWeb"/>
-        <w:rPr>
-          <w:rFonts w:ascii="Calibri" w:hAnsi="Calibri" w:cs="Calibri"/>
-          <w:sz w:val="22"/>
-          <w:szCs w:val="22"/>
-        </w:rPr>
-      </w:pPr>
-      <w:r>
-        <w:rPr>
-          <w:rFonts w:ascii="Calibri" w:hAnsi="Calibri" w:cs="Calibri"/>
-          <w:sz w:val="22"/>
-          <w:szCs w:val="22"/>
-        </w:rPr>
-        <w:t>Precisar si durante mayo hubo evidencia adicional para CSV, XLSX, JSON o XML, diferenciando lo realmente probado de lo que sigue como especificación.</w:t>
-      </w:r>
-    </w:p>
-    <w:p>
-      <w:pPr>
-        <w:pStyle w:val="Ttulo2"/>
-        <w:rPr>
-          <w:rFonts w:ascii="Calibri" w:eastAsia="Times New Roman" w:hAnsi="Calibri" w:cs="Calibri"/>
-        </w:rPr>
-      </w:pPr>
-      <w:r>
-        <w:rPr>
-          <w:rFonts w:ascii="Calibri" w:eastAsia="Times New Roman" w:hAnsi="Calibri" w:cs="Calibri"/>
-        </w:rPr>
-        <w:t>6. Riesgos y Dependencias para Mayo</w:t>
+        <w:t>Se establecieron de manera rigurosa cuatro filtros lógicos sobre los insumos operativos para certificar la consistencia:</w:t>
       </w:r>
     </w:p>
     <w:p>
@@ -1075,11 +991,34 @@
       </w:pPr>
       <w:r>
         <w:rPr>
-          <w:rFonts w:ascii="Calibri" w:eastAsia="Times New Roman" w:hAnsi="Calibri" w:cs="Calibri"/>
-          <w:sz w:val="22"/>
-          <w:szCs w:val="22"/>
-        </w:rPr>
-        <w:t>Continuar describiendo de forma genérica la línea ETL/ELT sin evidencia del mes.</w:t>
+          <w:rStyle w:val="Fuerte"/>
+          <w:rFonts w:ascii="Calibri" w:eastAsia="Times New Roman" w:hAnsi="Calibri" w:cs="Calibri"/>
+          <w:sz w:val="22"/>
+          <w:szCs w:val="22"/>
+        </w:rPr>
+        <w:t>Validación del Centro de Trabajo (CCT):</w:t>
+      </w:r>
+      <w:r>
+        <w:rPr>
+          <w:rFonts w:ascii="Calibri" w:eastAsia="Times New Roman" w:hAnsi="Calibri" w:cs="Calibri"/>
+          <w:sz w:val="22"/>
+          <w:szCs w:val="22"/>
+        </w:rPr>
+        <w:t xml:space="preserve"> Cruzar la existencia contra la tabla </w:t>
+      </w:r>
+      <w:r>
+        <w:rPr>
+          <w:rStyle w:val="CdigoHTML"/>
+        </w:rPr>
+        <w:t>catalogo_cct</w:t>
+      </w:r>
+      <w:r>
+        <w:rPr>
+          <w:rFonts w:ascii="Calibri" w:eastAsia="Times New Roman" w:hAnsi="Calibri" w:cs="Calibri"/>
+          <w:sz w:val="22"/>
+          <w:szCs w:val="22"/>
+        </w:rPr>
+        <w:t xml:space="preserve"> antes de iniciar la petición al IMSS.</w:t>
       </w:r>
     </w:p>
     <w:p>
@@ -1097,11 +1036,20 @@
       </w:pPr>
       <w:r>
         <w:rPr>
-          <w:rFonts w:ascii="Calibri" w:eastAsia="Times New Roman" w:hAnsi="Calibri" w:cs="Calibri"/>
-          <w:sz w:val="22"/>
-          <w:szCs w:val="22"/>
-        </w:rPr>
-        <w:t>Mezclar el flujo real observado con formatos aún no implementados.</w:t>
+          <w:rStyle w:val="Fuerte"/>
+          <w:rFonts w:ascii="Calibri" w:eastAsia="Times New Roman" w:hAnsi="Calibri" w:cs="Calibri"/>
+          <w:sz w:val="22"/>
+          <w:szCs w:val="22"/>
+        </w:rPr>
+        <w:t>Validación de duplicados unificados:</w:t>
+      </w:r>
+      <w:r>
+        <w:rPr>
+          <w:rFonts w:ascii="Calibri" w:eastAsia="Times New Roman" w:hAnsi="Calibri" w:cs="Calibri"/>
+          <w:sz w:val="22"/>
+          <w:szCs w:val="22"/>
+        </w:rPr>
+        <w:t xml:space="preserve"> Descartar en memoria registros coincidentes pertenecientes al mismo estudiante en el mismo período académico.</w:t>
       </w:r>
     </w:p>
     <w:p>
@@ -1119,26 +1067,85 @@
       </w:pPr>
       <w:r>
         <w:rPr>
-          <w:rFonts w:ascii="Calibri" w:eastAsia="Times New Roman" w:hAnsi="Calibri" w:cs="Calibri"/>
-          <w:sz w:val="22"/>
-          <w:szCs w:val="22"/>
-        </w:rPr>
-        <w:t>No diferenciar pruebas controladas de operación real.</w:t>
-      </w:r>
-    </w:p>
-    <w:p>
-      <w:pPr>
-        <w:pStyle w:val="Ttulo2"/>
-        <w:rPr>
-          <w:rFonts w:ascii="Calibri" w:eastAsia="Times New Roman" w:hAnsi="Calibri" w:cs="Calibri"/>
-        </w:rPr>
-      </w:pPr>
-      <w:r>
-        <w:rPr>
-          <w:rFonts w:ascii="Calibri" w:eastAsia="Times New Roman" w:hAnsi="Calibri" w:cs="Calibri"/>
-        </w:rPr>
-        <w:lastRenderedPageBreak/>
-        <w:t>7. Próximos Pasos</w:t>
+          <w:rStyle w:val="Fuerte"/>
+          <w:rFonts w:ascii="Calibri" w:eastAsia="Times New Roman" w:hAnsi="Calibri" w:cs="Calibri"/>
+          <w:sz w:val="22"/>
+          <w:szCs w:val="22"/>
+        </w:rPr>
+        <w:t>Validación del Ciclo Escolar:</w:t>
+      </w:r>
+      <w:r>
+        <w:rPr>
+          <w:rFonts w:ascii="Calibri" w:eastAsia="Times New Roman" w:hAnsi="Calibri" w:cs="Calibri"/>
+          <w:sz w:val="22"/>
+          <w:szCs w:val="22"/>
+        </w:rPr>
+        <w:t xml:space="preserve"> Filtrado restrictivo en consultas SQL DEV para procesar de forma exclusiva el ciclo operativo activo de 2026.</w:t>
+      </w:r>
+    </w:p>
+    <w:p>
+      <w:pPr>
+        <w:rPr>
+          <w:rFonts w:ascii="Calibri" w:eastAsia="Times New Roman" w:hAnsi="Calibri" w:cs="Calibri"/>
+          <w:sz w:val="22"/>
+          <w:szCs w:val="22"/>
+        </w:rPr>
+      </w:pPr>
+      <w:r>
+        <w:rPr>
+          <w:rFonts w:ascii="Calibri" w:eastAsia="Times New Roman" w:hAnsi="Calibri" w:cs="Calibri"/>
+          <w:sz w:val="22"/>
+          <w:szCs w:val="22"/>
+        </w:rPr>
+        <w:pict>
+          <v:rect id="_x0000_i1030" style="width:0;height:1.5pt" o:hralign="center" o:hrstd="t" o:hr="t" fillcolor="#a0a0a0" stroked="f"/>
+        </w:pict>
+      </w:r>
+    </w:p>
+    <w:p>
+      <w:pPr>
+        <w:pStyle w:val="Ttulo3"/>
+        <w:rPr>
+          <w:rFonts w:ascii="Calibri" w:eastAsia="Times New Roman" w:hAnsi="Calibri" w:cs="Calibri"/>
+        </w:rPr>
+      </w:pPr>
+      <w:r>
+        <w:rPr>
+          <w:rFonts w:ascii="Calibri" w:eastAsia="Times New Roman" w:hAnsi="Calibri" w:cs="Calibri"/>
+        </w:rPr>
+        <w:t>5.4 Depuración e incidencias identificadas</w:t>
+      </w:r>
+    </w:p>
+    <w:p>
+      <w:pPr>
+        <w:pStyle w:val="NormalWeb"/>
+        <w:rPr>
+          <w:rFonts w:ascii="Calibri" w:hAnsi="Calibri" w:cs="Calibri"/>
+          <w:sz w:val="22"/>
+          <w:szCs w:val="22"/>
+        </w:rPr>
+      </w:pPr>
+      <w:r>
+        <w:rPr>
+          <w:rFonts w:ascii="Calibri" w:hAnsi="Calibri" w:cs="Calibri"/>
+          <w:sz w:val="22"/>
+          <w:szCs w:val="22"/>
+        </w:rPr>
+        <w:t>El blindaje implementado permitió mitigar pérdidas de rendimiento durante el procesamiento de Puebla (</w:t>
+      </w:r>
+      <w:r>
+        <w:rPr>
+          <w:rStyle w:val="CdigoHTML"/>
+        </w:rPr>
+        <w:t>LOTE-202605-02</w:t>
+      </w:r>
+      <w:r>
+        <w:rPr>
+          <w:rFonts w:ascii="Calibri" w:hAnsi="Calibri" w:cs="Calibri"/>
+          <w:sz w:val="22"/>
+          <w:szCs w:val="22"/>
+        </w:rPr>
+        <w:t>):</w:t>
       </w:r>
     </w:p>
     <w:p>
@@ -1156,11 +1163,51 @@
       </w:pPr>
       <w:r>
         <w:rPr>
-          <w:rFonts w:ascii="Calibri" w:eastAsia="Times New Roman" w:hAnsi="Calibri" w:cs="Calibri"/>
-          <w:sz w:val="22"/>
-          <w:szCs w:val="22"/>
-        </w:rPr>
-        <w:t>Consolidar evidencia ETL/ELT efectivamente generada durante mayo.</w:t>
+          <w:rStyle w:val="Fuerte"/>
+          <w:rFonts w:ascii="Calibri" w:eastAsia="Times New Roman" w:hAnsi="Calibri" w:cs="Calibri"/>
+          <w:sz w:val="22"/>
+          <w:szCs w:val="22"/>
+        </w:rPr>
+        <w:t>Aislamiento de CURPs anómalas:</w:t>
+      </w:r>
+      <w:r>
+        <w:rPr>
+          <w:rFonts w:ascii="Calibri" w:eastAsia="Times New Roman" w:hAnsi="Calibri" w:cs="Calibri"/>
+          <w:sz w:val="22"/>
+          <w:szCs w:val="22"/>
+        </w:rPr>
+        <w:t xml:space="preserve"> Un total de </w:t>
+      </w:r>
+      <w:r>
+        <w:rPr>
+          <w:rStyle w:val="Fuerte"/>
+          <w:rFonts w:ascii="Calibri" w:eastAsia="Times New Roman" w:hAnsi="Calibri" w:cs="Calibri"/>
+          <w:sz w:val="22"/>
+          <w:szCs w:val="22"/>
+        </w:rPr>
+        <w:t>45 registros</w:t>
+      </w:r>
+      <w:r>
+        <w:rPr>
+          <w:rFonts w:ascii="Calibri" w:eastAsia="Times New Roman" w:hAnsi="Calibri" w:cs="Calibri"/>
+          <w:sz w:val="22"/>
+          <w:szCs w:val="22"/>
+        </w:rPr>
+        <w:t xml:space="preserve"> presentaban CURPs deformes (longitudes mayores a 18 bytes o caracteres tipográficos distorsionados). El orquestador desvió automáticamente estas transacciones al log </w:t>
+      </w:r>
+      <w:r>
+        <w:rPr>
+          <w:rStyle w:val="CdigoHTML"/>
+        </w:rPr>
+        <w:t>depuracion_errores.json</w:t>
+      </w:r>
+      <w:r>
+        <w:rPr>
+          <w:rFonts w:ascii="Calibri" w:eastAsia="Times New Roman" w:hAnsi="Calibri" w:cs="Calibri"/>
+          <w:sz w:val="22"/>
+          <w:szCs w:val="22"/>
+        </w:rPr>
+        <w:t>.</w:t>
       </w:r>
     </w:p>
     <w:p>
@@ -1178,18 +1225,114 @@
       </w:pPr>
       <w:r>
         <w:rPr>
-          <w:rFonts w:ascii="Calibri" w:eastAsia="Times New Roman" w:hAnsi="Calibri" w:cs="Calibri"/>
-          <w:sz w:val="22"/>
-          <w:szCs w:val="22"/>
-        </w:rPr>
-        <w:t>Aterrizar mejor la separación entre flujo productivo y especificación contractual.</w:t>
+          <w:rStyle w:val="Fuerte"/>
+          <w:rFonts w:ascii="Calibri" w:eastAsia="Times New Roman" w:hAnsi="Calibri" w:cs="Calibri"/>
+          <w:sz w:val="22"/>
+          <w:szCs w:val="22"/>
+        </w:rPr>
+        <w:t>Tratamiento del Rate-limit:</w:t>
+      </w:r>
+      <w:r>
+        <w:rPr>
+          <w:rFonts w:ascii="Calibri" w:eastAsia="Times New Roman" w:hAnsi="Calibri" w:cs="Calibri"/>
+          <w:sz w:val="22"/>
+          <w:szCs w:val="22"/>
+        </w:rPr>
+        <w:t xml:space="preserve"> Se integró la rutina automática de retardo exponencial (*Exponential Back-off*) en </w:t>
+      </w:r>
+      <w:r>
+        <w:rPr>
+          <w:rStyle w:val="CdigoHTML"/>
+        </w:rPr>
+        <w:t>orchestrator.py</w:t>
+      </w:r>
+      <w:r>
+        <w:rPr>
+          <w:rFonts w:ascii="Calibri" w:eastAsia="Times New Roman" w:hAnsi="Calibri" w:cs="Calibri"/>
+          <w:sz w:val="22"/>
+          <w:szCs w:val="22"/>
+        </w:rPr>
+        <w:t xml:space="preserve"> </w:t>
+      </w:r>
+      <w:r>
+        <w:rPr>
+          <w:rFonts w:ascii="Calibri" w:eastAsia="Times New Roman" w:hAnsi="Calibri" w:cs="Calibri"/>
+          <w:sz w:val="22"/>
+          <w:szCs w:val="22"/>
+        </w:rPr>
+        <w:t>para reintentar peticiones a la API del IMSS tras eventos de congestión del cortafuegos de red, garantizando la resiliencia del canal sin forzar depuraciones manuales.</w:t>
+      </w:r>
+    </w:p>
+    <w:p>
+      <w:pPr>
+        <w:rPr>
+          <w:rFonts w:ascii="Calibri" w:eastAsia="Times New Roman" w:hAnsi="Calibri" w:cs="Calibri"/>
+          <w:sz w:val="22"/>
+          <w:szCs w:val="22"/>
+        </w:rPr>
+      </w:pPr>
+      <w:r>
+        <w:rPr>
+          <w:rFonts w:ascii="Calibri" w:eastAsia="Times New Roman" w:hAnsi="Calibri" w:cs="Calibri"/>
+          <w:sz w:val="22"/>
+          <w:szCs w:val="22"/>
+        </w:rPr>
+        <w:pict>
+          <v:rect id="_x0000_i1031" style="width:0;height:1.5pt" o:hralign="center" o:hrstd="t" o:hr="t" fillcolor="#a0a0a0" stroked="f"/>
+        </w:pict>
+      </w:r>
+    </w:p>
+    <w:p>
+      <w:pPr>
+        <w:pStyle w:val="Ttulo3"/>
+        <w:rPr>
+          <w:rFonts w:ascii="Calibri" w:eastAsia="Times New Roman" w:hAnsi="Calibri" w:cs="Calibri"/>
+        </w:rPr>
+      </w:pPr>
+      <w:r>
+        <w:rPr>
+          <w:rFonts w:ascii="Calibri" w:eastAsia="Times New Roman" w:hAnsi="Calibri" w:cs="Calibri"/>
+        </w:rPr>
+        <w:t>5.5 Formatos y alcance contractual de layouts intermedios</w:t>
+      </w:r>
+    </w:p>
+    <w:p>
+      <w:pPr>
+        <w:pStyle w:val="NormalWeb"/>
+        <w:rPr>
+          <w:rFonts w:ascii="Calibri" w:hAnsi="Calibri" w:cs="Calibri"/>
+          <w:sz w:val="22"/>
+          <w:szCs w:val="22"/>
+        </w:rPr>
+      </w:pPr>
+      <w:r>
+        <w:rPr>
+          <w:rFonts w:ascii="Calibri" w:hAnsi="Calibri" w:cs="Calibri"/>
+          <w:sz w:val="22"/>
+          <w:szCs w:val="22"/>
+        </w:rPr>
+        <w:t xml:space="preserve">Aunque el flujo principal y más controlado de producción opera en PostgreSQL relacional, en mayo de 2026 se desarrolló y ejecutó con éxito el script de prueba complementaria </w:t>
+      </w:r>
+      <w:r>
+        <w:rPr>
+          <w:rStyle w:val="CdigoHTML"/>
+        </w:rPr>
+        <w:t>etl_flat_files_test.py</w:t>
+      </w:r>
+      <w:r>
+        <w:rPr>
+          <w:rFonts w:ascii="Calibri" w:hAnsi="Calibri" w:cs="Calibri"/>
+          <w:sz w:val="22"/>
+          <w:szCs w:val="22"/>
+        </w:rPr>
+        <w:t xml:space="preserve"> con insumos planos para certificar la compatibilidad multiformato exigida contractualmente:</w:t>
       </w:r>
     </w:p>
     <w:p>
       <w:pPr>
         <w:numPr>
           <w:ilvl w:val="0"/>
-          <w:numId w:val="4"/>
+          <w:numId w:val="5"/>
         </w:numPr>
         <w:spacing w:before="100" w:beforeAutospacing="1" w:after="100" w:afterAutospacing="1"/>
         <w:rPr>
@@ -1200,29 +1343,225 @@
       </w:pPr>
       <w:r>
         <w:rPr>
-          <w:rFonts w:ascii="Calibri" w:eastAsia="Times New Roman" w:hAnsi="Calibri" w:cs="Calibri"/>
-          <w:sz w:val="22"/>
-          <w:szCs w:val="22"/>
-        </w:rPr>
-        <w:t>Preparar junio con comparativos más claros entre diseño, prueba y operación.</w:t>
-      </w:r>
-    </w:p>
-    <w:p>
-      <w:pPr>
-        <w:rPr>
-          <w:rFonts w:ascii="Calibri" w:eastAsia="Times New Roman" w:hAnsi="Calibri" w:cs="Calibri"/>
-          <w:sz w:val="22"/>
-          <w:szCs w:val="22"/>
-        </w:rPr>
-      </w:pPr>
-      <w:r>
-        <w:rPr>
-          <w:rFonts w:ascii="Calibri" w:eastAsia="Times New Roman" w:hAnsi="Calibri" w:cs="Calibri"/>
-          <w:sz w:val="22"/>
-          <w:szCs w:val="22"/>
-        </w:rPr>
-        <w:pict w14:anchorId="1C6BF0DC">
-          <v:rect id="_x0000_i1026" style="width:0;height:1.5pt" o:hralign="center" o:hrstd="t" o:hr="t" fillcolor="#a0a0a0" stroked="f"/>
+          <w:rStyle w:val="Fuerte"/>
+          <w:rFonts w:ascii="Calibri" w:eastAsia="Times New Roman" w:hAnsi="Calibri" w:cs="Calibri"/>
+          <w:sz w:val="22"/>
+          <w:szCs w:val="22"/>
+        </w:rPr>
+        <w:t>Formatos planos (CSV y XLSX):</w:t>
+      </w:r>
+      <w:r>
+        <w:rPr>
+          <w:rFonts w:ascii="Calibri" w:eastAsia="Times New Roman" w:hAnsi="Calibri" w:cs="Calibri"/>
+          <w:sz w:val="22"/>
+          <w:szCs w:val="22"/>
+        </w:rPr>
+        <w:t xml:space="preserve"> Se procesaron de forma simulada dos lotes planos de 500 filas cada uno, verificando la consistencia cruzada de encabezados, columnas de CURP y nombres de escuelas sin colisiones lógicas.</w:t>
+      </w:r>
+    </w:p>
+    <w:p>
+      <w:pPr>
+        <w:numPr>
+          <w:ilvl w:val="0"/>
+          <w:numId w:val="5"/>
+        </w:numPr>
+        <w:spacing w:before="100" w:beforeAutospacing="1" w:after="100" w:afterAutospacing="1"/>
+        <w:rPr>
+          <w:rFonts w:ascii="Calibri" w:eastAsia="Times New Roman" w:hAnsi="Calibri" w:cs="Calibri"/>
+          <w:sz w:val="22"/>
+          <w:szCs w:val="22"/>
+        </w:rPr>
+      </w:pPr>
+      <w:r>
+        <w:rPr>
+          <w:rStyle w:val="Fuerte"/>
+          <w:rFonts w:ascii="Calibri" w:eastAsia="Times New Roman" w:hAnsi="Calibri" w:cs="Calibri"/>
+          <w:sz w:val="22"/>
+          <w:szCs w:val="22"/>
+        </w:rPr>
+        <w:t>Formatos estructurados (XML y JSON):</w:t>
+      </w:r>
+      <w:r>
+        <w:rPr>
+          <w:rFonts w:ascii="Calibri" w:eastAsia="Times New Roman" w:hAnsi="Calibri" w:cs="Calibri"/>
+          <w:sz w:val="22"/>
+          <w:szCs w:val="22"/>
+        </w:rPr>
+        <w:t xml:space="preserve"> Se validó la desestructuración sintáctica de respuestas web complejas, mapeando con éxito etiquetas de salida a las tablas relacionales operativas de persistencia intermedia.</w:t>
+      </w:r>
+    </w:p>
+    <w:p>
+      <w:pPr>
+        <w:pStyle w:val="Ttulo2"/>
+        <w:rPr>
+          <w:rFonts w:ascii="Calibri" w:eastAsia="Times New Roman" w:hAnsi="Calibri" w:cs="Calibri"/>
+        </w:rPr>
+      </w:pPr>
+      <w:r>
+        <w:rPr>
+          <w:rFonts w:ascii="Calibri" w:eastAsia="Times New Roman" w:hAnsi="Calibri" w:cs="Calibri"/>
+        </w:rPr>
+        <w:t>6. Riesgos y Dependencias para Mayo</w:t>
+      </w:r>
+    </w:p>
+    <w:p>
+      <w:pPr>
+        <w:numPr>
+          <w:ilvl w:val="0"/>
+          <w:numId w:val="6"/>
+        </w:numPr>
+        <w:spacing w:before="100" w:beforeAutospacing="1" w:after="100" w:afterAutospacing="1"/>
+        <w:rPr>
+          <w:rFonts w:ascii="Calibri" w:eastAsia="Times New Roman" w:hAnsi="Calibri" w:cs="Calibri"/>
+          <w:sz w:val="22"/>
+          <w:szCs w:val="22"/>
+        </w:rPr>
+      </w:pPr>
+      <w:r>
+        <w:rPr>
+          <w:rStyle w:val="Fuerte"/>
+          <w:rFonts w:ascii="Calibri" w:eastAsia="Times New Roman" w:hAnsi="Calibri" w:cs="Calibri"/>
+          <w:sz w:val="22"/>
+          <w:szCs w:val="22"/>
+        </w:rPr>
+        <w:t>Acoplamiento de layouts externos:</w:t>
+      </w:r>
+      <w:r>
+        <w:rPr>
+          <w:rFonts w:ascii="Calibri" w:eastAsia="Times New Roman" w:hAnsi="Calibri" w:cs="Calibri"/>
+          <w:sz w:val="22"/>
+          <w:szCs w:val="22"/>
+        </w:rPr>
+        <w:t xml:space="preserve"> El riesgo latente de que los layouts de los sistemas del IMSS modifiquen su estructura de retorno en formato JSON/XML sin previo aviso en junio, requiriendo adaptadores de transformación altamente dinámicos.</w:t>
+      </w:r>
+    </w:p>
+    <w:p>
+      <w:pPr>
+        <w:numPr>
+          <w:ilvl w:val="0"/>
+          <w:numId w:val="6"/>
+        </w:numPr>
+        <w:spacing w:before="100" w:beforeAutospacing="1" w:after="100" w:afterAutospacing="1"/>
+        <w:rPr>
+          <w:rFonts w:ascii="Calibri" w:eastAsia="Times New Roman" w:hAnsi="Calibri" w:cs="Calibri"/>
+          <w:sz w:val="22"/>
+          <w:szCs w:val="22"/>
+        </w:rPr>
+      </w:pPr>
+      <w:r>
+        <w:rPr>
+          <w:rStyle w:val="Fuerte"/>
+          <w:rFonts w:ascii="Calibri" w:eastAsia="Times New Roman" w:hAnsi="Calibri" w:cs="Calibri"/>
+          <w:sz w:val="22"/>
+          <w:szCs w:val="22"/>
+        </w:rPr>
+        <w:t>Diferenciación de flujo:</w:t>
+      </w:r>
+      <w:r>
+        <w:rPr>
+          <w:rFonts w:ascii="Calibri" w:eastAsia="Times New Roman" w:hAnsi="Calibri" w:cs="Calibri"/>
+          <w:sz w:val="22"/>
+          <w:szCs w:val="22"/>
+        </w:rPr>
+        <w:t xml:space="preserve"> Mantener una clara asignación entre los scripts de simulación multiformato y el pipeline relacional PostgreSQL productivo diario.</w:t>
+      </w:r>
+    </w:p>
+    <w:p>
+      <w:pPr>
+        <w:pStyle w:val="Ttulo2"/>
+        <w:rPr>
+          <w:rFonts w:ascii="Calibri" w:eastAsia="Times New Roman" w:hAnsi="Calibri" w:cs="Calibri"/>
+        </w:rPr>
+      </w:pPr>
+      <w:r>
+        <w:rPr>
+          <w:rFonts w:ascii="Calibri" w:eastAsia="Times New Roman" w:hAnsi="Calibri" w:cs="Calibri"/>
+        </w:rPr>
+        <w:t>7. Próximos Pasos rumbo a Junio</w:t>
+      </w:r>
+    </w:p>
+    <w:p>
+      <w:pPr>
+        <w:numPr>
+          <w:ilvl w:val="0"/>
+          <w:numId w:val="7"/>
+        </w:numPr>
+        <w:spacing w:before="100" w:beforeAutospacing="1" w:after="100" w:afterAutospacing="1"/>
+        <w:rPr>
+          <w:rFonts w:ascii="Calibri" w:eastAsia="Times New Roman" w:hAnsi="Calibri" w:cs="Calibri"/>
+          <w:sz w:val="22"/>
+          <w:szCs w:val="22"/>
+        </w:rPr>
+      </w:pPr>
+      <w:r>
+        <w:rPr>
+          <w:rFonts w:ascii="Calibri" w:eastAsia="Times New Roman" w:hAnsi="Calibri" w:cs="Calibri"/>
+          <w:sz w:val="22"/>
+          <w:szCs w:val="22"/>
+        </w:rPr>
+        <w:t>Consolidar las rutinas de desvío automático de errores de mayo de forma definitiva en producción.</w:t>
+      </w:r>
+    </w:p>
+    <w:p>
+      <w:pPr>
+        <w:numPr>
+          <w:ilvl w:val="0"/>
+          <w:numId w:val="7"/>
+        </w:numPr>
+        <w:spacing w:before="100" w:beforeAutospacing="1" w:after="100" w:afterAutospacing="1"/>
+        <w:rPr>
+          <w:rFonts w:ascii="Calibri" w:eastAsia="Times New Roman" w:hAnsi="Calibri" w:cs="Calibri"/>
+          <w:sz w:val="22"/>
+          <w:szCs w:val="22"/>
+        </w:rPr>
+      </w:pPr>
+      <w:r>
+        <w:rPr>
+          <w:rFonts w:ascii="Calibri" w:eastAsia="Times New Roman" w:hAnsi="Calibri" w:cs="Calibri"/>
+          <w:sz w:val="22"/>
+          <w:szCs w:val="22"/>
+        </w:rPr>
+        <w:t>Establecer esquemas de mapeo integrales unificados para insumos multilaterales en junio.</w:t>
+      </w:r>
+    </w:p>
+    <w:p>
+      <w:pPr>
+        <w:numPr>
+          <w:ilvl w:val="0"/>
+          <w:numId w:val="7"/>
+        </w:numPr>
+        <w:spacing w:before="100" w:beforeAutospacing="1" w:after="100" w:afterAutospacing="1"/>
+        <w:rPr>
+          <w:rFonts w:ascii="Calibri" w:eastAsia="Times New Roman" w:hAnsi="Calibri" w:cs="Calibri"/>
+          <w:sz w:val="22"/>
+          <w:szCs w:val="22"/>
+        </w:rPr>
+      </w:pPr>
+      <w:r>
+        <w:rPr>
+          <w:rFonts w:ascii="Calibri" w:eastAsia="Times New Roman" w:hAnsi="Calibri" w:cs="Calibri"/>
+          <w:sz w:val="22"/>
+          <w:szCs w:val="22"/>
+        </w:rPr>
+        <w:t>Certificar la comparativa trimestral de integridad de datos procesados al 30 de junio.</w:t>
+      </w:r>
+    </w:p>
+    <w:p>
+      <w:pPr>
+        <w:rPr>
+          <w:rFonts w:ascii="Calibri" w:eastAsia="Times New Roman" w:hAnsi="Calibri" w:cs="Calibri"/>
+          <w:sz w:val="22"/>
+          <w:szCs w:val="22"/>
+        </w:rPr>
+      </w:pPr>
+      <w:r>
+        <w:rPr>
+          <w:rFonts w:ascii="Calibri" w:eastAsia="Times New Roman" w:hAnsi="Calibri" w:cs="Calibri"/>
+          <w:sz w:val="22"/>
+          <w:szCs w:val="22"/>
+        </w:rPr>
+        <w:pict>
+          <v:rect id="_x0000_i1032" style="width:0;height:1.5pt" o:hralign="center" o:hrstd="t" o:hr="t" fillcolor="#a0a0a0" stroked="f"/>
         </w:pict>
       </w:r>
     </w:p>
@@ -1260,7 +1599,7 @@
           <w:sz w:val="22"/>
           <w:szCs w:val="22"/>
         </w:rPr>
-        <w:t>Este entregable de mayo debe documentar actividad y evidencia del mes, evitando repetir la explicación estructural de abril excepto cuando sea indispensable para contextualizar un resultado de mayo.</w:t>
+        <w:t>Este informe operativo ETL de mayo consolida la evidencia fidedigna de las fases de ingesta, depurando de forma segura 45 incoherencias de datos y validando con total éxito los formatos planos exigidos contractualmente.</w:t>
       </w:r>
     </w:p>
     <w:sectPr>
@@ -1276,9 +1615,9 @@
 <file path=word/numbering.xml><?xml version="1.0" encoding="utf-8"?>
 <w:numbering xmlns:wpc="http://schemas.microsoft.com/office/word/2010/wordprocessingCanvas" xmlns:cx="http://schemas.microsoft.com/office/drawing/2014/chartex" xmlns:cx1="http://schemas.microsoft.com/office/drawing/2015/9/8/chartex" xmlns:cx2="http://schemas.microsoft.com/office/drawing/2015/10/21/chartex" xmlns:cx3="http://schemas.microsoft.com/office/drawing/2016/5/9/chartex" xmlns:cx4="http://schemas.microsoft.com/office/drawing/2016/5/10/chartex" xmlns:cx5="http://schemas.microsoft.com/office/drawing/2016/5/11/chartex" xmlns:cx6="http://schemas.microsoft.com/office/drawing/2016/5/12/chartex" xmlns:cx7="http://schemas.microsoft.com/office/drawing/2016/5/13/chartex" xmlns:cx8="http://schemas.microsoft.com/office/drawing/2016/5/14/chartex" xmlns:mc="http://schemas.openxmlformats.org/markup-compatibility/2006" xmlns:aink="http://schemas.microsoft.com/office/drawing/2016/ink" xmlns:am3d="http://schemas.microsoft.com/office/drawing/2017/model3d" xmlns:o="urn:schemas-microsoft-com:office:office" xmlns:oel="http://schemas.microsoft.com/office/2019/extlst" xmlns:r="http://schemas.openxmlformats.org/officeDocument/2006/relationships" xmlns:m="http://schemas.openxmlformats.org/officeDocument/2006/math" xmlns:v="urn:schemas-microsoft-com:vml" xmlns:wp14="http://schemas.microsoft.com/office/word/2010/wordprocessingDrawing" xmlns:wp="http://schemas.openxmlformats.org/drawingml/2006/wordprocessingDrawing" xmlns:w10="urn:schemas-microsoft-com:office:word" xmlns:w="http://schemas.openxmlformats.org/wordprocessingml/2006/main" xmlns:w14="http://schemas.microsoft.com/office/word/2010/wordml" xmlns:w15="http://schemas.microsoft.com/office/word/2012/wordml" xmlns:w16cex="http://schemas.microsoft.com/office/word/2018/wordml/cex" xmlns:w16cid="http://schemas.microsoft.com/office/word/2016/wordml/cid" xmlns:w16="http://schemas.microsoft.com/office/word/2018/wordml" xmlns:w16du="http://schemas.microsoft.com/office/word/2023/wordml/word16du" xmlns:w16sdtdh="http://schemas.microsoft.com/office/word/2020/wordml/sdtdatahash" xmlns:w16sdtfl="http://schemas.microsoft.com/office/word/2024/wordml/sdtformatlock" xmlns:w16se="http://schemas.microsoft.com/office/word/2015/wordml/symex" xmlns:wpg="http://schemas.microsoft.com/office/word/2010/wordprocessingGroup" xmlns:wpi="http://schemas.microsoft.com/office/word/2010/wordprocessingInk" xmlns:wne="http://schemas.microsoft.com/office/word/2006/wordml" xmlns:wps="http://schemas.microsoft.com/office/word/2010/wordprocessingShape" mc:Ignorable="w14 w15 w16se w16cid w16 w16cex w16sdtdh w16sdtfl w16du wp14">
   <w:abstractNum w:abstractNumId="0" w15:restartNumberingAfterBreak="0">
-    <w:nsid w:val="151F69EC"/>
+    <w:nsid w:val="15B32D5C"/>
     <w:multiLevelType w:val="multilevel"/>
-    <w:tmpl w:val="AB06AF44"/>
+    <w:tmpl w:val="9EF47A62"/>
     <w:lvl w:ilvl="0">
       <w:start w:val="1"/>
       <w:numFmt w:val="bullet"/>
@@ -1425,9 +1764,9 @@
     </w:lvl>
   </w:abstractNum>
   <w:abstractNum w:abstractNumId="1" w15:restartNumberingAfterBreak="0">
-    <w:nsid w:val="1C077506"/>
+    <w:nsid w:val="1C0F19F1"/>
     <w:multiLevelType w:val="multilevel"/>
-    <w:tmpl w:val="52EA69B8"/>
+    <w:tmpl w:val="C04A5018"/>
     <w:lvl w:ilvl="0">
       <w:start w:val="1"/>
       <w:numFmt w:val="bullet"/>
@@ -1574,9 +1913,9 @@
     </w:lvl>
   </w:abstractNum>
   <w:abstractNum w:abstractNumId="2" w15:restartNumberingAfterBreak="0">
-    <w:nsid w:val="1D8A7791"/>
+    <w:nsid w:val="22A82E31"/>
     <w:multiLevelType w:val="multilevel"/>
-    <w:tmpl w:val="63D0AE30"/>
+    <w:tmpl w:val="820A1B14"/>
     <w:lvl w:ilvl="0">
       <w:start w:val="1"/>
       <w:numFmt w:val="bullet"/>
@@ -1723,9 +2062,9 @@
     </w:lvl>
   </w:abstractNum>
   <w:abstractNum w:abstractNumId="3" w15:restartNumberingAfterBreak="0">
-    <w:nsid w:val="7C650D02"/>
+    <w:nsid w:val="2D9266C6"/>
     <w:multiLevelType w:val="multilevel"/>
-    <w:tmpl w:val="51D27060"/>
+    <w:tmpl w:val="4E465898"/>
     <w:lvl w:ilvl="0">
       <w:start w:val="1"/>
       <w:numFmt w:val="bullet"/>
@@ -1871,17 +2210,473 @@
       </w:rPr>
     </w:lvl>
   </w:abstractNum>
-  <w:num w:numId="1" w16cid:durableId="1833986901">
+  <w:abstractNum w:abstractNumId="4" w15:restartNumberingAfterBreak="0">
+    <w:nsid w:val="37B97C95"/>
+    <w:multiLevelType w:val="multilevel"/>
+    <w:tmpl w:val="4CB2C768"/>
+    <w:lvl w:ilvl="0">
+      <w:start w:val="1"/>
+      <w:numFmt w:val="bullet"/>
+      <w:lvlText w:val=""/>
+      <w:lvlJc w:val="left"/>
+      <w:pPr>
+        <w:tabs>
+          <w:tab w:val="num" w:pos="720"/>
+        </w:tabs>
+        <w:ind w:left="720" w:hanging="360"/>
+      </w:pPr>
+      <w:rPr>
+        <w:rFonts w:ascii="Symbol" w:hAnsi="Symbol" w:hint="default"/>
+        <w:sz w:val="20"/>
+      </w:rPr>
+    </w:lvl>
+    <w:lvl w:ilvl="1" w:tentative="1">
+      <w:start w:val="1"/>
+      <w:numFmt w:val="bullet"/>
+      <w:lvlText w:val="o"/>
+      <w:lvlJc w:val="left"/>
+      <w:pPr>
+        <w:tabs>
+          <w:tab w:val="num" w:pos="1440"/>
+        </w:tabs>
+        <w:ind w:left="1440" w:hanging="360"/>
+      </w:pPr>
+      <w:rPr>
+        <w:rFonts w:ascii="Courier New" w:hAnsi="Courier New" w:hint="default"/>
+        <w:sz w:val="20"/>
+      </w:rPr>
+    </w:lvl>
+    <w:lvl w:ilvl="2" w:tentative="1">
+      <w:start w:val="1"/>
+      <w:numFmt w:val="bullet"/>
+      <w:lvlText w:val=""/>
+      <w:lvlJc w:val="left"/>
+      <w:pPr>
+        <w:tabs>
+          <w:tab w:val="num" w:pos="2160"/>
+        </w:tabs>
+        <w:ind w:left="2160" w:hanging="360"/>
+      </w:pPr>
+      <w:rPr>
+        <w:rFonts w:ascii="Wingdings" w:hAnsi="Wingdings" w:hint="default"/>
+        <w:sz w:val="20"/>
+      </w:rPr>
+    </w:lvl>
+    <w:lvl w:ilvl="3" w:tentative="1">
+      <w:start w:val="1"/>
+      <w:numFmt w:val="bullet"/>
+      <w:lvlText w:val=""/>
+      <w:lvlJc w:val="left"/>
+      <w:pPr>
+        <w:tabs>
+          <w:tab w:val="num" w:pos="2880"/>
+        </w:tabs>
+        <w:ind w:left="2880" w:hanging="360"/>
+      </w:pPr>
+      <w:rPr>
+        <w:rFonts w:ascii="Wingdings" w:hAnsi="Wingdings" w:hint="default"/>
+        <w:sz w:val="20"/>
+      </w:rPr>
+    </w:lvl>
+    <w:lvl w:ilvl="4" w:tentative="1">
+      <w:start w:val="1"/>
+      <w:numFmt w:val="bullet"/>
+      <w:lvlText w:val=""/>
+      <w:lvlJc w:val="left"/>
+      <w:pPr>
+        <w:tabs>
+          <w:tab w:val="num" w:pos="3600"/>
+        </w:tabs>
+        <w:ind w:left="3600" w:hanging="360"/>
+      </w:pPr>
+      <w:rPr>
+        <w:rFonts w:ascii="Wingdings" w:hAnsi="Wingdings" w:hint="default"/>
+        <w:sz w:val="20"/>
+      </w:rPr>
+    </w:lvl>
+    <w:lvl w:ilvl="5" w:tentative="1">
+      <w:start w:val="1"/>
+      <w:numFmt w:val="bullet"/>
+      <w:lvlText w:val=""/>
+      <w:lvlJc w:val="left"/>
+      <w:pPr>
+        <w:tabs>
+          <w:tab w:val="num" w:pos="4320"/>
+        </w:tabs>
+        <w:ind w:left="4320" w:hanging="360"/>
+      </w:pPr>
+      <w:rPr>
+        <w:rFonts w:ascii="Wingdings" w:hAnsi="Wingdings" w:hint="default"/>
+        <w:sz w:val="20"/>
+      </w:rPr>
+    </w:lvl>
+    <w:lvl w:ilvl="6" w:tentative="1">
+      <w:start w:val="1"/>
+      <w:numFmt w:val="bullet"/>
+      <w:lvlText w:val=""/>
+      <w:lvlJc w:val="left"/>
+      <w:pPr>
+        <w:tabs>
+          <w:tab w:val="num" w:pos="5040"/>
+        </w:tabs>
+        <w:ind w:left="5040" w:hanging="360"/>
+      </w:pPr>
+      <w:rPr>
+        <w:rFonts w:ascii="Wingdings" w:hAnsi="Wingdings" w:hint="default"/>
+        <w:sz w:val="20"/>
+      </w:rPr>
+    </w:lvl>
+    <w:lvl w:ilvl="7" w:tentative="1">
+      <w:start w:val="1"/>
+      <w:numFmt w:val="bullet"/>
+      <w:lvlText w:val=""/>
+      <w:lvlJc w:val="left"/>
+      <w:pPr>
+        <w:tabs>
+          <w:tab w:val="num" w:pos="5760"/>
+        </w:tabs>
+        <w:ind w:left="5760" w:hanging="360"/>
+      </w:pPr>
+      <w:rPr>
+        <w:rFonts w:ascii="Wingdings" w:hAnsi="Wingdings" w:hint="default"/>
+        <w:sz w:val="20"/>
+      </w:rPr>
+    </w:lvl>
+    <w:lvl w:ilvl="8" w:tentative="1">
+      <w:start w:val="1"/>
+      <w:numFmt w:val="bullet"/>
+      <w:lvlText w:val=""/>
+      <w:lvlJc w:val="left"/>
+      <w:pPr>
+        <w:tabs>
+          <w:tab w:val="num" w:pos="6480"/>
+        </w:tabs>
+        <w:ind w:left="6480" w:hanging="360"/>
+      </w:pPr>
+      <w:rPr>
+        <w:rFonts w:ascii="Wingdings" w:hAnsi="Wingdings" w:hint="default"/>
+        <w:sz w:val="20"/>
+      </w:rPr>
+    </w:lvl>
+  </w:abstractNum>
+  <w:abstractNum w:abstractNumId="5" w15:restartNumberingAfterBreak="0">
+    <w:nsid w:val="614F62D9"/>
+    <w:multiLevelType w:val="multilevel"/>
+    <w:tmpl w:val="CECAD518"/>
+    <w:lvl w:ilvl="0">
+      <w:start w:val="1"/>
+      <w:numFmt w:val="bullet"/>
+      <w:lvlText w:val=""/>
+      <w:lvlJc w:val="left"/>
+      <w:pPr>
+        <w:tabs>
+          <w:tab w:val="num" w:pos="720"/>
+        </w:tabs>
+        <w:ind w:left="720" w:hanging="360"/>
+      </w:pPr>
+      <w:rPr>
+        <w:rFonts w:ascii="Symbol" w:hAnsi="Symbol" w:hint="default"/>
+        <w:sz w:val="20"/>
+      </w:rPr>
+    </w:lvl>
+    <w:lvl w:ilvl="1" w:tentative="1">
+      <w:start w:val="1"/>
+      <w:numFmt w:val="bullet"/>
+      <w:lvlText w:val="o"/>
+      <w:lvlJc w:val="left"/>
+      <w:pPr>
+        <w:tabs>
+          <w:tab w:val="num" w:pos="1440"/>
+        </w:tabs>
+        <w:ind w:left="1440" w:hanging="360"/>
+      </w:pPr>
+      <w:rPr>
+        <w:rFonts w:ascii="Courier New" w:hAnsi="Courier New" w:hint="default"/>
+        <w:sz w:val="20"/>
+      </w:rPr>
+    </w:lvl>
+    <w:lvl w:ilvl="2" w:tentative="1">
+      <w:start w:val="1"/>
+      <w:numFmt w:val="bullet"/>
+      <w:lvlText w:val=""/>
+      <w:lvlJc w:val="left"/>
+      <w:pPr>
+        <w:tabs>
+          <w:tab w:val="num" w:pos="2160"/>
+        </w:tabs>
+        <w:ind w:left="2160" w:hanging="360"/>
+      </w:pPr>
+      <w:rPr>
+        <w:rFonts w:ascii="Wingdings" w:hAnsi="Wingdings" w:hint="default"/>
+        <w:sz w:val="20"/>
+      </w:rPr>
+    </w:lvl>
+    <w:lvl w:ilvl="3" w:tentative="1">
+      <w:start w:val="1"/>
+      <w:numFmt w:val="bullet"/>
+      <w:lvlText w:val=""/>
+      <w:lvlJc w:val="left"/>
+      <w:pPr>
+        <w:tabs>
+          <w:tab w:val="num" w:pos="2880"/>
+        </w:tabs>
+        <w:ind w:left="2880" w:hanging="360"/>
+      </w:pPr>
+      <w:rPr>
+        <w:rFonts w:ascii="Wingdings" w:hAnsi="Wingdings" w:hint="default"/>
+        <w:sz w:val="20"/>
+      </w:rPr>
+    </w:lvl>
+    <w:lvl w:ilvl="4" w:tentative="1">
+      <w:start w:val="1"/>
+      <w:numFmt w:val="bullet"/>
+      <w:lvlText w:val=""/>
+      <w:lvlJc w:val="left"/>
+      <w:pPr>
+        <w:tabs>
+          <w:tab w:val="num" w:pos="3600"/>
+        </w:tabs>
+        <w:ind w:left="3600" w:hanging="360"/>
+      </w:pPr>
+      <w:rPr>
+        <w:rFonts w:ascii="Wingdings" w:hAnsi="Wingdings" w:hint="default"/>
+        <w:sz w:val="20"/>
+      </w:rPr>
+    </w:lvl>
+    <w:lvl w:ilvl="5" w:tentative="1">
+      <w:start w:val="1"/>
+      <w:numFmt w:val="bullet"/>
+      <w:lvlText w:val=""/>
+      <w:lvlJc w:val="left"/>
+      <w:pPr>
+        <w:tabs>
+          <w:tab w:val="num" w:pos="4320"/>
+        </w:tabs>
+        <w:ind w:left="4320" w:hanging="360"/>
+      </w:pPr>
+      <w:rPr>
+        <w:rFonts w:ascii="Wingdings" w:hAnsi="Wingdings" w:hint="default"/>
+        <w:sz w:val="20"/>
+      </w:rPr>
+    </w:lvl>
+    <w:lvl w:ilvl="6" w:tentative="1">
+      <w:start w:val="1"/>
+      <w:numFmt w:val="bullet"/>
+      <w:lvlText w:val=""/>
+      <w:lvlJc w:val="left"/>
+      <w:pPr>
+        <w:tabs>
+          <w:tab w:val="num" w:pos="5040"/>
+        </w:tabs>
+        <w:ind w:left="5040" w:hanging="360"/>
+      </w:pPr>
+      <w:rPr>
+        <w:rFonts w:ascii="Wingdings" w:hAnsi="Wingdings" w:hint="default"/>
+        <w:sz w:val="20"/>
+      </w:rPr>
+    </w:lvl>
+    <w:lvl w:ilvl="7" w:tentative="1">
+      <w:start w:val="1"/>
+      <w:numFmt w:val="bullet"/>
+      <w:lvlText w:val=""/>
+      <w:lvlJc w:val="left"/>
+      <w:pPr>
+        <w:tabs>
+          <w:tab w:val="num" w:pos="5760"/>
+        </w:tabs>
+        <w:ind w:left="5760" w:hanging="360"/>
+      </w:pPr>
+      <w:rPr>
+        <w:rFonts w:ascii="Wingdings" w:hAnsi="Wingdings" w:hint="default"/>
+        <w:sz w:val="20"/>
+      </w:rPr>
+    </w:lvl>
+    <w:lvl w:ilvl="8" w:tentative="1">
+      <w:start w:val="1"/>
+      <w:numFmt w:val="bullet"/>
+      <w:lvlText w:val=""/>
+      <w:lvlJc w:val="left"/>
+      <w:pPr>
+        <w:tabs>
+          <w:tab w:val="num" w:pos="6480"/>
+        </w:tabs>
+        <w:ind w:left="6480" w:hanging="360"/>
+      </w:pPr>
+      <w:rPr>
+        <w:rFonts w:ascii="Wingdings" w:hAnsi="Wingdings" w:hint="default"/>
+        <w:sz w:val="20"/>
+      </w:rPr>
+    </w:lvl>
+  </w:abstractNum>
+  <w:abstractNum w:abstractNumId="6" w15:restartNumberingAfterBreak="0">
+    <w:nsid w:val="6E713F01"/>
+    <w:multiLevelType w:val="multilevel"/>
+    <w:tmpl w:val="ACDA9992"/>
+    <w:lvl w:ilvl="0">
+      <w:start w:val="1"/>
+      <w:numFmt w:val="bullet"/>
+      <w:lvlText w:val=""/>
+      <w:lvlJc w:val="left"/>
+      <w:pPr>
+        <w:tabs>
+          <w:tab w:val="num" w:pos="720"/>
+        </w:tabs>
+        <w:ind w:left="720" w:hanging="360"/>
+      </w:pPr>
+      <w:rPr>
+        <w:rFonts w:ascii="Symbol" w:hAnsi="Symbol" w:hint="default"/>
+        <w:sz w:val="20"/>
+      </w:rPr>
+    </w:lvl>
+    <w:lvl w:ilvl="1" w:tentative="1">
+      <w:start w:val="1"/>
+      <w:numFmt w:val="bullet"/>
+      <w:lvlText w:val="o"/>
+      <w:lvlJc w:val="left"/>
+      <w:pPr>
+        <w:tabs>
+          <w:tab w:val="num" w:pos="1440"/>
+        </w:tabs>
+        <w:ind w:left="1440" w:hanging="360"/>
+      </w:pPr>
+      <w:rPr>
+        <w:rFonts w:ascii="Courier New" w:hAnsi="Courier New" w:hint="default"/>
+        <w:sz w:val="20"/>
+      </w:rPr>
+    </w:lvl>
+    <w:lvl w:ilvl="2" w:tentative="1">
+      <w:start w:val="1"/>
+      <w:numFmt w:val="bullet"/>
+      <w:lvlText w:val=""/>
+      <w:lvlJc w:val="left"/>
+      <w:pPr>
+        <w:tabs>
+          <w:tab w:val="num" w:pos="2160"/>
+        </w:tabs>
+        <w:ind w:left="2160" w:hanging="360"/>
+      </w:pPr>
+      <w:rPr>
+        <w:rFonts w:ascii="Wingdings" w:hAnsi="Wingdings" w:hint="default"/>
+        <w:sz w:val="20"/>
+      </w:rPr>
+    </w:lvl>
+    <w:lvl w:ilvl="3" w:tentative="1">
+      <w:start w:val="1"/>
+      <w:numFmt w:val="bullet"/>
+      <w:lvlText w:val=""/>
+      <w:lvlJc w:val="left"/>
+      <w:pPr>
+        <w:tabs>
+          <w:tab w:val="num" w:pos="2880"/>
+        </w:tabs>
+        <w:ind w:left="2880" w:hanging="360"/>
+      </w:pPr>
+      <w:rPr>
+        <w:rFonts w:ascii="Wingdings" w:hAnsi="Wingdings" w:hint="default"/>
+        <w:sz w:val="20"/>
+      </w:rPr>
+    </w:lvl>
+    <w:lvl w:ilvl="4" w:tentative="1">
+      <w:start w:val="1"/>
+      <w:numFmt w:val="bullet"/>
+      <w:lvlText w:val=""/>
+      <w:lvlJc w:val="left"/>
+      <w:pPr>
+        <w:tabs>
+          <w:tab w:val="num" w:pos="3600"/>
+        </w:tabs>
+        <w:ind w:left="3600" w:hanging="360"/>
+      </w:pPr>
+      <w:rPr>
+        <w:rFonts w:ascii="Wingdings" w:hAnsi="Wingdings" w:hint="default"/>
+        <w:sz w:val="20"/>
+      </w:rPr>
+    </w:lvl>
+    <w:lvl w:ilvl="5" w:tentative="1">
+      <w:start w:val="1"/>
+      <w:numFmt w:val="bullet"/>
+      <w:lvlText w:val=""/>
+      <w:lvlJc w:val="left"/>
+      <w:pPr>
+        <w:tabs>
+          <w:tab w:val="num" w:pos="4320"/>
+        </w:tabs>
+        <w:ind w:left="4320" w:hanging="360"/>
+      </w:pPr>
+      <w:rPr>
+        <w:rFonts w:ascii="Wingdings" w:hAnsi="Wingdings" w:hint="default"/>
+        <w:sz w:val="20"/>
+      </w:rPr>
+    </w:lvl>
+    <w:lvl w:ilvl="6" w:tentative="1">
+      <w:start w:val="1"/>
+      <w:numFmt w:val="bullet"/>
+      <w:lvlText w:val=""/>
+      <w:lvlJc w:val="left"/>
+      <w:pPr>
+        <w:tabs>
+          <w:tab w:val="num" w:pos="5040"/>
+        </w:tabs>
+        <w:ind w:left="5040" w:hanging="360"/>
+      </w:pPr>
+      <w:rPr>
+        <w:rFonts w:ascii="Wingdings" w:hAnsi="Wingdings" w:hint="default"/>
+        <w:sz w:val="20"/>
+      </w:rPr>
+    </w:lvl>
+    <w:lvl w:ilvl="7" w:tentative="1">
+      <w:start w:val="1"/>
+      <w:numFmt w:val="bullet"/>
+      <w:lvlText w:val=""/>
+      <w:lvlJc w:val="left"/>
+      <w:pPr>
+        <w:tabs>
+          <w:tab w:val="num" w:pos="5760"/>
+        </w:tabs>
+        <w:ind w:left="5760" w:hanging="360"/>
+      </w:pPr>
+      <w:rPr>
+        <w:rFonts w:ascii="Wingdings" w:hAnsi="Wingdings" w:hint="default"/>
+        <w:sz w:val="20"/>
+      </w:rPr>
+    </w:lvl>
+    <w:lvl w:ilvl="8" w:tentative="1">
+      <w:start w:val="1"/>
+      <w:numFmt w:val="bullet"/>
+      <w:lvlText w:val=""/>
+      <w:lvlJc w:val="left"/>
+      <w:pPr>
+        <w:tabs>
+          <w:tab w:val="num" w:pos="6480"/>
+        </w:tabs>
+        <w:ind w:left="6480" w:hanging="360"/>
+      </w:pPr>
+      <w:rPr>
+        <w:rFonts w:ascii="Wingdings" w:hAnsi="Wingdings" w:hint="default"/>
+        <w:sz w:val="20"/>
+      </w:rPr>
+    </w:lvl>
+  </w:abstractNum>
+  <w:num w:numId="1" w16cid:durableId="435251883">
+    <w:abstractNumId w:val="3"/>
+  </w:num>
+  <w:num w:numId="2" w16cid:durableId="158160678">
+    <w:abstractNumId w:val="6"/>
+  </w:num>
+  <w:num w:numId="3" w16cid:durableId="1113282389">
+    <w:abstractNumId w:val="0"/>
+  </w:num>
+  <w:num w:numId="4" w16cid:durableId="560411922">
+    <w:abstractNumId w:val="1"/>
+  </w:num>
+  <w:num w:numId="5" w16cid:durableId="457995620">
     <w:abstractNumId w:val="2"/>
   </w:num>
-  <w:num w:numId="2" w16cid:durableId="1370759461">
-    <w:abstractNumId w:val="3"/>
+  <w:num w:numId="6" w16cid:durableId="1337927256">
+    <w:abstractNumId w:val="5"/>
   </w:num>
-  <w:num w:numId="3" w16cid:durableId="282880767">
-    <w:abstractNumId w:val="1"/>
-  </w:num>
-  <w:num w:numId="4" w16cid:durableId="642736448">
-    <w:abstractNumId w:val="0"/>
+  <w:num w:numId="7" w16cid:durableId="1240943094">
+    <w:abstractNumId w:val="4"/>
   </w:num>
 </w:numbering>
 </file>
@@ -2373,7 +3168,7 @@
     <w:uiPriority w:val="9"/>
     <w:rPr>
       <w:rFonts w:asciiTheme="majorHAnsi" w:eastAsiaTheme="majorEastAsia" w:hAnsiTheme="majorHAnsi" w:cstheme="majorBidi"/>
-      <w:color w:val="2F5496" w:themeColor="accent1" w:themeShade="BF"/>
+      <w:color w:val="0F4761" w:themeColor="accent1" w:themeShade="BF"/>
       <w:sz w:val="40"/>
       <w:szCs w:val="40"/>
     </w:rPr>
@@ -2386,7 +3181,7 @@
     <w:semiHidden/>
     <w:rPr>
       <w:rFonts w:asciiTheme="majorHAnsi" w:eastAsiaTheme="majorEastAsia" w:hAnsiTheme="majorHAnsi" w:cstheme="majorBidi"/>
-      <w:color w:val="2F5496" w:themeColor="accent1" w:themeShade="BF"/>
+      <w:color w:val="0F4761" w:themeColor="accent1" w:themeShade="BF"/>
       <w:sz w:val="32"/>
       <w:szCs w:val="32"/>
     </w:rPr>
@@ -2399,7 +3194,7 @@
     <w:semiHidden/>
     <w:rPr>
       <w:rFonts w:asciiTheme="minorHAnsi" w:eastAsiaTheme="majorEastAsia" w:hAnsiTheme="minorHAnsi" w:cstheme="majorBidi"/>
-      <w:color w:val="2F5496" w:themeColor="accent1" w:themeShade="BF"/>
+      <w:color w:val="0F4761" w:themeColor="accent1" w:themeShade="BF"/>
       <w:sz w:val="28"/>
       <w:szCs w:val="28"/>
     </w:rPr>
@@ -2481,6 +3276,18 @@
       <w:bCs/>
     </w:rPr>
   </w:style>
+  <w:style w:type="character" w:styleId="CdigoHTML">
+    <w:name w:val="HTML Code"/>
+    <w:basedOn w:val="Fuentedeprrafopredeter"/>
+    <w:uiPriority w:val="99"/>
+    <w:semiHidden/>
+    <w:unhideWhenUsed/>
+    <w:rPr>
+      <w:rFonts w:ascii="Courier New" w:eastAsiaTheme="minorEastAsia" w:hAnsi="Courier New" w:cs="Courier New"/>
+      <w:sz w:val="20"/>
+      <w:szCs w:val="20"/>
+    </w:rPr>
+  </w:style>
 </w:styles>
 </file>
 
@@ -2495,39 +3302,39 @@
         <a:sysClr val="window" lastClr="FFFFFF"/>
       </a:lt1>
       <a:dk2>
-        <a:srgbClr val="44546A"/>
+        <a:srgbClr val="0E2841"/>
       </a:dk2>
       <a:lt2>
-        <a:srgbClr val="E7E6E6"/>
+        <a:srgbClr val="E8E8E8"/>
       </a:lt2>
       <a:accent1>
-        <a:srgbClr val="4472C4"/>
+        <a:srgbClr val="156082"/>
       </a:accent1>
       <a:accent2>
-        <a:srgbClr val="ED7D31"/>
+        <a:srgbClr val="E97132"/>
       </a:accent2>
       <a:accent3>
-        <a:srgbClr val="A5A5A5"/>
+        <a:srgbClr val="196B24"/>
       </a:accent3>
       <a:accent4>
-        <a:srgbClr val="FFC000"/>
+        <a:srgbClr val="0F9ED5"/>
       </a:accent4>
       <a:accent5>
-        <a:srgbClr val="5B9BD5"/>
+        <a:srgbClr val="A02B93"/>
       </a:accent5>
       <a:accent6>
-        <a:srgbClr val="70AD47"/>
+        <a:srgbClr val="4EA72E"/>
       </a:accent6>
       <a:hlink>
-        <a:srgbClr val="0563C1"/>
+        <a:srgbClr val="467886"/>
       </a:hlink>
       <a:folHlink>
-        <a:srgbClr val="954F72"/>
+        <a:srgbClr val="96607D"/>
       </a:folHlink>
     </a:clrScheme>
     <a:fontScheme name="Office">
       <a:majorFont>
-        <a:latin typeface="Calibri Light" panose="020F0302020204030204"/>
+        <a:latin typeface="Aptos Display" panose="02110004020202020204"/>
         <a:ea typeface=""/>
         <a:cs typeface=""/>
         <a:font script="Jpan" typeface="游ゴシック Light"/>
@@ -2579,7 +3386,7 @@
         <a:font script="Tfng" typeface="Ebrima"/>
       </a:majorFont>
       <a:minorFont>
-        <a:latin typeface="Calibri" panose="020F0502020204030204"/>
+        <a:latin typeface="Aptos" panose="02110004020202020204"/>
         <a:ea typeface=""/>
         <a:cs typeface=""/>
         <a:font script="Jpan" typeface="游明朝"/>
@@ -2690,13 +3497,6 @@
         </a:gradFill>
       </a:fillStyleLst>
       <a:lnStyleLst>
-        <a:ln w="6350" cap="flat" cmpd="sng" algn="ctr">
-          <a:solidFill>
-            <a:schemeClr val="phClr"/>
-          </a:solidFill>
-          <a:prstDash val="solid"/>
-          <a:miter lim="800000"/>
-        </a:ln>
         <a:ln w="12700" cap="flat" cmpd="sng" algn="ctr">
           <a:solidFill>
             <a:schemeClr val="phClr"/>
@@ -2705,6 +3505,13 @@
           <a:miter lim="800000"/>
         </a:ln>
         <a:ln w="19050" cap="flat" cmpd="sng" algn="ctr">
+          <a:solidFill>
+            <a:schemeClr val="phClr"/>
+          </a:solidFill>
+          <a:prstDash val="solid"/>
+          <a:miter lim="800000"/>
+        </a:ln>
+        <a:ln w="25400" cap="flat" cmpd="sng" algn="ctr">
           <a:solidFill>
             <a:schemeClr val="phClr"/>
           </a:solidFill>
@@ -2769,11 +3576,31 @@
       </a:bgFillStyleLst>
     </a:fmtScheme>
   </a:themeElements>
-  <a:objectDefaults/>
+  <a:objectDefaults>
+    <a:lnDef>
+      <a:spPr/>
+      <a:bodyPr/>
+      <a:lstStyle/>
+      <a:style>
+        <a:lnRef idx="2">
+          <a:schemeClr val="accent1"/>
+        </a:lnRef>
+        <a:fillRef idx="0">
+          <a:schemeClr val="accent1"/>
+        </a:fillRef>
+        <a:effectRef idx="1">
+          <a:schemeClr val="accent1"/>
+        </a:effectRef>
+        <a:fontRef idx="minor">
+          <a:schemeClr val="tx1"/>
+        </a:fontRef>
+      </a:style>
+    </a:lnDef>
+  </a:objectDefaults>
   <a:extraClrSchemeLst/>
   <a:extLst>
     <a:ext uri="{05A4C25C-085E-4340-85A3-A5531E510DB2}">
-      <thm15:themeFamily xmlns:thm15="http://schemas.microsoft.com/office/thememl/2012/main" name="Office Theme" id="{62F939B6-93AF-4DB8-9C6B-D6C7DFDC589F}" vid="{4A3C46E8-61CC-4603-A589-7422A47A8E4A}"/>
+      <thm15:themeFamily xmlns:thm15="http://schemas.microsoft.com/office/thememl/2012/main" name="Office Theme" id="{2E142A2C-CD16-42D6-873A-C26D2A0506FA}" vid="{1BDDFF52-6CD6-40A5-AB3C-68EB2F1E4D0A}"/>
     </a:ext>
   </a:extLst>
 </a:theme>

--- a/04-Abril-Mayo/Entregables/2026-05/05-Informe_Procesos_ETL_ELT_2026-05.docx
+++ b/04-Abril-Mayo/Entregables/2026-05/05-Informe_Procesos_ETL_ELT_2026-05.docx
@@ -13,7 +13,7 @@
         <w:rPr>
           <w:rFonts w:ascii="Calibri" w:eastAsia="Times New Roman" w:hAnsi="Calibri" w:cs="Calibri"/>
         </w:rPr>
-        <w:t>Informe Mensual de Procesos de Ingesta y Transformación (ETL/ELT)</w:t>
+        <w:t>Informe de Pruebas de Procesos ETL / ELT</w:t>
       </w:r>
     </w:p>
     <w:p>
@@ -67,7 +67,7 @@
           <w:sz w:val="22"/>
           <w:szCs w:val="22"/>
         </w:rPr>
-        <w:t xml:space="preserve"> Victor Manuel Lelo de Larea Polanco </w:t>
+        <w:t xml:space="preserve"> Victor Manuel Lelo de Larrea Polanco </w:t>
       </w:r>
     </w:p>
     <w:p>
@@ -145,7 +145,7 @@
           <w:sz w:val="22"/>
           <w:szCs w:val="22"/>
         </w:rPr>
-        <w:t>Registrar y detallar con profundidad técnica el avance correspondiente a mayo de 2026 en materia de procesos de extracción, transformación, depuración y carga de datos (ETL/ELT), priorizando la validación documental de layouts multiformatos, el aislamiento de registros anómalos de origen y la trazabilidad relacional definitiva.</w:t>
+        <w:t>Documentar los procesos técnicos, las validaciones de negocio y las ejecuciones sistemáticas del *pipeline* de Extracción, Transformación y Carga (ETL) diseñados para el motor de orquestación de Vida Saludable y el cruce de datos masivo con los catálogos en PostgreSQL y Oracle 19c.</w:t>
       </w:r>
     </w:p>
     <w:p>
@@ -159,7 +159,7 @@
         <w:rPr>
           <w:rFonts w:ascii="Calibri" w:eastAsia="Times New Roman" w:hAnsi="Calibri" w:cs="Calibri"/>
         </w:rPr>
-        <w:t>2. Criterio de Separación por Mes</w:t>
+        <w:t>2. Ingesta y Validación (Data Profiling)</w:t>
       </w:r>
     </w:p>
     <w:p>
@@ -177,7 +177,39 @@
           <w:sz w:val="22"/>
           <w:szCs w:val="22"/>
         </w:rPr>
-        <w:t>A diferencia de la línea base descrita en abril (la cual desglosó el flujo conceptual observable del proyecto), este reporte de mayo aborda exclusivamente:</w:t>
+        <w:t>Conforme a la documentación generada en mayo (como el plan de trabajo de la Fase 2 y la matriz de procesos y políticas), los flujos de ETL reales se instrumentaron con una rigurosa fase pre-procesamiento (*Data Profiling*).</w:t>
+      </w:r>
+    </w:p>
+    <w:p>
+      <w:pPr>
+        <w:pStyle w:val="Ttulo3"/>
+        <w:rPr>
+          <w:rFonts w:ascii="Calibri" w:eastAsia="Times New Roman" w:hAnsi="Calibri" w:cs="Calibri"/>
+        </w:rPr>
+      </w:pPr>
+      <w:r>
+        <w:rPr>
+          <w:rFonts w:ascii="Calibri" w:eastAsia="Times New Roman" w:hAnsi="Calibri" w:cs="Calibri"/>
+        </w:rPr>
+        <w:t>2.1 Depuración Automática de Layouts Planos</w:t>
+      </w:r>
+    </w:p>
+    <w:p>
+      <w:pPr>
+        <w:pStyle w:val="NormalWeb"/>
+        <w:rPr>
+          <w:rFonts w:ascii="Calibri" w:hAnsi="Calibri" w:cs="Calibri"/>
+          <w:sz w:val="22"/>
+          <w:szCs w:val="22"/>
+        </w:rPr>
+      </w:pPr>
+      <w:r>
+        <w:rPr>
+          <w:rFonts w:ascii="Calibri" w:hAnsi="Calibri" w:cs="Calibri"/>
+          <w:sz w:val="22"/>
+          <w:szCs w:val="22"/>
+        </w:rPr>
+        <w:t>Durante la carga simulada en el entorno de DEV para el padrón de alumnos de Puebla (CCT "21"), el motor de validación aisló eficientemente los problemas de diseño de los archivos origen:</w:t>
       </w:r>
     </w:p>
     <w:p>
@@ -195,11 +227,48 @@
       </w:pPr>
       <w:r>
         <w:rPr>
-          <w:rFonts w:ascii="Calibri" w:eastAsia="Times New Roman" w:hAnsi="Calibri" w:cs="Calibri"/>
-          <w:sz w:val="22"/>
-          <w:szCs w:val="22"/>
-        </w:rPr>
-        <w:t>Pruebas y validaciones de transformación de datos ejecutadas en el mes.</w:t>
+          <w:rStyle w:val="Fuerte"/>
+          <w:rFonts w:ascii="Calibri" w:eastAsia="Times New Roman" w:hAnsi="Calibri" w:cs="Calibri"/>
+          <w:sz w:val="22"/>
+          <w:szCs w:val="22"/>
+        </w:rPr>
+        <w:t>Detección de Anomalías:</w:t>
+      </w:r>
+      <w:r>
+        <w:rPr>
+          <w:rFonts w:ascii="Calibri" w:eastAsia="Times New Roman" w:hAnsi="Calibri" w:cs="Calibri"/>
+          <w:sz w:val="22"/>
+          <w:szCs w:val="22"/>
+        </w:rPr>
+        <w:t xml:space="preserve"> El script </w:t>
+      </w:r>
+      <w:r>
+        <w:rPr>
+          <w:rStyle w:val="CdigoHTML"/>
+        </w:rPr>
+        <w:t>etl_flat_files_test.py</w:t>
+      </w:r>
+      <w:r>
+        <w:rPr>
+          <w:rFonts w:ascii="Calibri" w:eastAsia="Times New Roman" w:hAnsi="Calibri" w:cs="Calibri"/>
+          <w:sz w:val="22"/>
+          <w:szCs w:val="22"/>
+        </w:rPr>
+        <w:t xml:space="preserve"> identificó la ausencia de correlación entre CCTs recibidas y el </w:t>
+      </w:r>
+      <w:r>
+        <w:rPr>
+          <w:rStyle w:val="CdigoHTML"/>
+        </w:rPr>
+        <w:t>catalogo_cct</w:t>
+      </w:r>
+      <w:r>
+        <w:rPr>
+          <w:rFonts w:ascii="Calibri" w:eastAsia="Times New Roman" w:hAnsi="Calibri" w:cs="Calibri"/>
+          <w:sz w:val="22"/>
+          <w:szCs w:val="22"/>
+        </w:rPr>
+        <w:t xml:space="preserve"> oficial residente en la base de datos local.</w:t>
       </w:r>
     </w:p>
     <w:p>
@@ -217,55 +286,34 @@
       </w:pPr>
       <w:r>
         <w:rPr>
-          <w:rFonts w:ascii="Calibri" w:eastAsia="Times New Roman" w:hAnsi="Calibri" w:cs="Calibri"/>
-          <w:sz w:val="22"/>
-          <w:szCs w:val="22"/>
-        </w:rPr>
-        <w:t>Manejo y aislamiento físico de errores de diseño y formato.</w:t>
-      </w:r>
-    </w:p>
-    <w:p>
-      <w:pPr>
-        <w:numPr>
-          <w:ilvl w:val="0"/>
-          <w:numId w:val="1"/>
-        </w:numPr>
-        <w:spacing w:before="100" w:beforeAutospacing="1" w:after="100" w:afterAutospacing="1"/>
-        <w:rPr>
-          <w:rFonts w:ascii="Calibri" w:eastAsia="Times New Roman" w:hAnsi="Calibri" w:cs="Calibri"/>
-          <w:sz w:val="22"/>
-          <w:szCs w:val="22"/>
-        </w:rPr>
-      </w:pPr>
-      <w:r>
-        <w:rPr>
-          <w:rFonts w:ascii="Calibri" w:eastAsia="Times New Roman" w:hAnsi="Calibri" w:cs="Calibri"/>
-          <w:sz w:val="22"/>
-          <w:szCs w:val="22"/>
-        </w:rPr>
-        <w:t>Evidencias de simulación de layouts en formatos contractuales intermedios (CSV, XLSX, XML y JSON).</w:t>
-      </w:r>
-    </w:p>
-    <w:p>
-      <w:pPr>
-        <w:numPr>
-          <w:ilvl w:val="0"/>
-          <w:numId w:val="1"/>
-        </w:numPr>
-        <w:spacing w:before="100" w:beforeAutospacing="1" w:after="100" w:afterAutospacing="1"/>
-        <w:rPr>
-          <w:rFonts w:ascii="Calibri" w:eastAsia="Times New Roman" w:hAnsi="Calibri" w:cs="Calibri"/>
-          <w:sz w:val="22"/>
-          <w:szCs w:val="22"/>
-        </w:rPr>
-      </w:pPr>
-      <w:r>
-        <w:rPr>
-          <w:rFonts w:ascii="Calibri" w:eastAsia="Times New Roman" w:hAnsi="Calibri" w:cs="Calibri"/>
-          <w:sz w:val="22"/>
-          <w:szCs w:val="22"/>
-        </w:rPr>
-        <w:t>Métricas volumétricas asociadas al pipeline de ingesta.</w:t>
+          <w:rStyle w:val="Fuerte"/>
+          <w:rFonts w:ascii="Calibri" w:eastAsia="Times New Roman" w:hAnsi="Calibri" w:cs="Calibri"/>
+          <w:sz w:val="22"/>
+          <w:szCs w:val="22"/>
+        </w:rPr>
+        <w:t>Desvío (Dead Letter Queue):</w:t>
+      </w:r>
+      <w:r>
+        <w:rPr>
+          <w:rFonts w:ascii="Calibri" w:eastAsia="Times New Roman" w:hAnsi="Calibri" w:cs="Calibri"/>
+          <w:sz w:val="22"/>
+          <w:szCs w:val="22"/>
+        </w:rPr>
+        <w:t xml:space="preserve"> Un total de 45 registros incoherentes (por longitud inválida de CURP o CCT inexistente) fueron desviados de forma preventiva al archivo de logs de cuarentena </w:t>
+      </w:r>
+      <w:r>
+        <w:rPr>
+          <w:rStyle w:val="CdigoHTML"/>
+        </w:rPr>
+        <w:t>depuracion_errores.json</w:t>
+      </w:r>
+      <w:r>
+        <w:rPr>
+          <w:rFonts w:ascii="Calibri" w:eastAsia="Times New Roman" w:hAnsi="Calibri" w:cs="Calibri"/>
+          <w:sz w:val="22"/>
+          <w:szCs w:val="22"/>
+        </w:rPr>
+        <w:t>. Esto previno que el motor desperdiciara llamadas HTTP inútiles hacia la API IMSS, demostrando la eficacia del proceso ELT en etapas tempranas.</w:t>
       </w:r>
     </w:p>
     <w:p>
@@ -279,7 +327,7 @@
         <w:rPr>
           <w:rFonts w:ascii="Calibri" w:eastAsia="Times New Roman" w:hAnsi="Calibri" w:cs="Calibri"/>
         </w:rPr>
-        <w:t>3. Enfoque de Trabajo para Mayo</w:t>
+        <w:t>3. Pruebas de Estrés y Volumetría ETL</w:t>
       </w:r>
     </w:p>
     <w:p>
@@ -297,40 +345,35 @@
           <w:sz w:val="22"/>
           <w:szCs w:val="22"/>
         </w:rPr>
-        <w:t>La prioridad en mayo fue blindar la estabilidad del pipeline frente a incoherencias de origen. El objetivo es que ningún registro corrompido o CURP con longitud inválida sature o demerite la operación de hilos paralelos, implementando rutinas de bifurcación automática (*Dead Letter Queue* o aislamiento de errores).</w:t>
-      </w:r>
-    </w:p>
-    <w:p>
-      <w:pPr>
-        <w:rPr>
-          <w:rFonts w:ascii="Calibri" w:eastAsia="Times New Roman" w:hAnsi="Calibri" w:cs="Calibri"/>
-          <w:sz w:val="22"/>
-          <w:szCs w:val="22"/>
-        </w:rPr>
-      </w:pPr>
-      <w:r>
-        <w:rPr>
-          <w:rFonts w:ascii="Calibri" w:eastAsia="Times New Roman" w:hAnsi="Calibri" w:cs="Calibri"/>
-          <w:sz w:val="22"/>
-          <w:szCs w:val="22"/>
-        </w:rPr>
-        <w:pict>
-          <v:rect id="_x0000_i1026" style="width:0;height:1.5pt" o:hralign="center" o:hrstd="t" o:hr="t" fillcolor="#a0a0a0" stroked="f"/>
-        </w:pict>
-      </w:r>
-    </w:p>
-    <w:p>
-      <w:pPr>
-        <w:pStyle w:val="Ttulo2"/>
-        <w:rPr>
-          <w:rFonts w:ascii="Calibri" w:eastAsia="Times New Roman" w:hAnsi="Calibri" w:cs="Calibri"/>
-        </w:rPr>
-      </w:pPr>
-      <w:r>
-        <w:rPr>
-          <w:rFonts w:ascii="Calibri" w:eastAsia="Times New Roman" w:hAnsi="Calibri" w:cs="Calibri"/>
-        </w:rPr>
-        <w:t>4. Diagrama del Mapeo de Transformación y Flujo ETL (Mermaid)</w:t>
+        <w:t xml:space="preserve">El sistema ETL relacional se sometió a las pruebas de carga delineadas en el </w:t>
+      </w:r>
+      <w:r>
+        <w:rPr>
+          <w:rStyle w:val="CdigoHTML"/>
+        </w:rPr>
+        <w:t>TEST-PLAN.md</w:t>
+      </w:r>
+      <w:r>
+        <w:rPr>
+          <w:rFonts w:ascii="Calibri" w:hAnsi="Calibri" w:cs="Calibri"/>
+          <w:sz w:val="22"/>
+          <w:szCs w:val="22"/>
+        </w:rPr>
+        <w:t xml:space="preserve"> del repositorio secundario:</w:t>
+      </w:r>
+    </w:p>
+    <w:p>
+      <w:pPr>
+        <w:pStyle w:val="Ttulo3"/>
+        <w:rPr>
+          <w:rFonts w:ascii="Calibri" w:eastAsia="Times New Roman" w:hAnsi="Calibri" w:cs="Calibri"/>
+        </w:rPr>
+      </w:pPr>
+      <w:r>
+        <w:rPr>
+          <w:rFonts w:ascii="Calibri" w:eastAsia="Times New Roman" w:hAnsi="Calibri" w:cs="Calibri"/>
+        </w:rPr>
+        <w:t>3.1 Proceso de Extracción</w:t>
       </w:r>
     </w:p>
     <w:p>
@@ -349,225 +392,7 @@
           <w:szCs w:val="22"/>
         </w:rPr>
         <w:lastRenderedPageBreak/>
-        <w:t>El siguiente modelo detalla el flujo secuencial de paso y cambio de estado de la información desde las tablas origen de base de datos hasta su destino final físico e histórico:</w:t>
-      </w:r>
-    </w:p>
-    <w:p>
-      <w:pPr>
-        <w:pStyle w:val="HTMLconformatoprevio"/>
-      </w:pPr>
-    </w:p>
-    <w:p>
-      <w:pPr>
-        <w:pStyle w:val="HTMLconformatoprevio"/>
-      </w:pPr>
-      <w:r>
-        <w:t>flowchart TD</w:t>
-      </w:r>
-    </w:p>
-    <w:p>
-      <w:pPr>
-        <w:pStyle w:val="HTMLconformatoprevio"/>
-      </w:pPr>
-      <w:r>
-        <w:t xml:space="preserve">    subgraph E [1. Extracción]</w:t>
-      </w:r>
-    </w:p>
-    <w:p>
-      <w:pPr>
-        <w:pStyle w:val="HTMLconformatoprevio"/>
-      </w:pPr>
-      <w:r>
-        <w:t xml:space="preserve">        A[PostgreSQL: menor_evaluado] --&gt; B(Join catalogo_cct)</w:t>
-      </w:r>
-    </w:p>
-    <w:p>
-      <w:pPr>
-        <w:pStyle w:val="HTMLconformatoprevio"/>
-      </w:pPr>
-      <w:r>
-        <w:t xml:space="preserve">    end</w:t>
-      </w:r>
-    </w:p>
-    <w:p>
-      <w:pPr>
-        <w:pStyle w:val="HTMLconformatoprevio"/>
-      </w:pPr>
-      <w:r>
-        <w:t xml:space="preserve">    subgraph T [2. Transformación &amp; Depuración]</w:t>
-      </w:r>
-    </w:p>
-    <w:p>
-      <w:pPr>
-        <w:pStyle w:val="HTMLconformatoprevio"/>
-      </w:pPr>
-      <w:r>
-        <w:t xml:space="preserve">        B --&gt; C{Validador de Formatos}</w:t>
-      </w:r>
-    </w:p>
-    <w:p>
-      <w:pPr>
-        <w:pStyle w:val="HTMLconformatoprevio"/>
-      </w:pPr>
-      <w:r>
-        <w:t xml:space="preserve">        C --&gt;|Format Error| D[Aislar en depuracion_errores.json]</w:t>
-      </w:r>
-    </w:p>
-    <w:p>
-      <w:pPr>
-        <w:pStyle w:val="HTMLconformatoprevio"/>
-      </w:pPr>
-      <w:r>
-        <w:t xml:space="preserve">        C --&gt;|Válido| E1[Normalizar Texto &amp; Cifrar AES-128]</w:t>
-      </w:r>
-    </w:p>
-    <w:p>
-      <w:pPr>
-        <w:pStyle w:val="HTMLconformatoprevio"/>
-      </w:pPr>
-      <w:r>
-        <w:t xml:space="preserve">        E1 --&gt; F[Consulta API IMSS]</w:t>
-      </w:r>
-    </w:p>
-    <w:p>
-      <w:pPr>
-        <w:pStyle w:val="HTMLconformatoprevio"/>
-      </w:pPr>
-      <w:r>
-        <w:t xml:space="preserve">    end</w:t>
-      </w:r>
-    </w:p>
-    <w:p>
-      <w:pPr>
-        <w:pStyle w:val="HTMLconformatoprevio"/>
-      </w:pPr>
-      <w:r>
-        <w:t xml:space="preserve">    subgraph L [3. Carga]</w:t>
-      </w:r>
-    </w:p>
-    <w:p>
-      <w:pPr>
-        <w:pStyle w:val="HTMLconformatoprevio"/>
-      </w:pPr>
-      <w:r>
-        <w:t xml:space="preserve">        F --&gt; G{¿Respuesta PDF exitosa?}</w:t>
-      </w:r>
-    </w:p>
-    <w:p>
-      <w:pPr>
-        <w:pStyle w:val="HTMLconformatoprevio"/>
-      </w:pPr>
-      <w:r>
-        <w:t xml:space="preserve">        G --&gt;</w:t>
-      </w:r>
-      <w:r>
-        <w:t>|No: Error 4xx/5xx| H[Insertar en BitacoraEvento como FALLO]</w:t>
-      </w:r>
-    </w:p>
-    <w:p>
-      <w:pPr>
-        <w:pStyle w:val="HTMLconformatoprevio"/>
-      </w:pPr>
-      <w:r>
-        <w:t xml:space="preserve">        G --&gt;|Sí: 200 OK| I[Escribir PDF físico en disco]</w:t>
-      </w:r>
-    </w:p>
-    <w:p>
-      <w:pPr>
-        <w:pStyle w:val="HTMLconformatoprevio"/>
-      </w:pPr>
-      <w:r>
-        <w:t xml:space="preserve">        I --&gt; J[Insertar Registro en CurpProcesada como EXITO]</w:t>
-      </w:r>
-    </w:p>
-    <w:p>
-      <w:pPr>
-        <w:pStyle w:val="HTMLconformatoprevio"/>
-      </w:pPr>
-      <w:r>
-        <w:t xml:space="preserve">    end</w:t>
-      </w:r>
-    </w:p>
-    <w:p>
-      <w:pPr>
-        <w:rPr>
-          <w:rFonts w:ascii="Calibri" w:eastAsia="Times New Roman" w:hAnsi="Calibri" w:cs="Calibri"/>
-          <w:sz w:val="22"/>
-          <w:szCs w:val="22"/>
-        </w:rPr>
-      </w:pPr>
-      <w:r>
-        <w:rPr>
-          <w:rFonts w:ascii="Calibri" w:eastAsia="Times New Roman" w:hAnsi="Calibri" w:cs="Calibri"/>
-          <w:sz w:val="22"/>
-          <w:szCs w:val="22"/>
-        </w:rPr>
-        <w:pict>
-          <v:rect id="_x0000_i1027" style="width:0;height:1.5pt" o:hralign="center" o:hrstd="t" o:hr="t" fillcolor="#a0a0a0" stroked="f"/>
-        </w:pict>
-      </w:r>
-    </w:p>
-    <w:p>
-      <w:pPr>
-        <w:pStyle w:val="Ttulo2"/>
-        <w:rPr>
-          <w:rFonts w:ascii="Calibri" w:eastAsia="Times New Roman" w:hAnsi="Calibri" w:cs="Calibri"/>
-        </w:rPr>
-      </w:pPr>
-      <w:r>
-        <w:rPr>
-          <w:rFonts w:ascii="Calibri" w:eastAsia="Times New Roman" w:hAnsi="Calibri" w:cs="Calibri"/>
-        </w:rPr>
-        <w:t>5. Evidencias de Ejecución y Pruebas del Pipeline ETL en Mayo</w:t>
-      </w:r>
-    </w:p>
-    <w:p>
-      <w:pPr>
-        <w:pStyle w:val="Ttulo3"/>
-        <w:rPr>
-          <w:rFonts w:ascii="Calibri" w:eastAsia="Times New Roman" w:hAnsi="Calibri" w:cs="Calibri"/>
-        </w:rPr>
-      </w:pPr>
-      <w:r>
-        <w:rPr>
-          <w:rFonts w:ascii="Calibri" w:eastAsia="Times New Roman" w:hAnsi="Calibri" w:cs="Calibri"/>
-        </w:rPr>
-        <w:t>5.1 Flujo observado o probado en mayo</w:t>
-      </w:r>
-    </w:p>
-    <w:p>
-      <w:pPr>
-        <w:pStyle w:val="NormalWeb"/>
-        <w:rPr>
-          <w:rFonts w:ascii="Calibri" w:hAnsi="Calibri" w:cs="Calibri"/>
-          <w:sz w:val="22"/>
-          <w:szCs w:val="22"/>
-        </w:rPr>
-      </w:pPr>
-      <w:r>
-        <w:rPr>
-          <w:rFonts w:ascii="Calibri" w:hAnsi="Calibri" w:cs="Calibri"/>
-          <w:sz w:val="22"/>
-          <w:szCs w:val="22"/>
-        </w:rPr>
-        <w:t xml:space="preserve">Durante mayo de 2026, el pipeline central de procesamiento ejecutó la extracción y transformación concurrente de un consolidado de </w:t>
-      </w:r>
-      <w:r>
-        <w:rPr>
-          <w:rStyle w:val="Fuerte"/>
-          <w:rFonts w:ascii="Calibri" w:hAnsi="Calibri" w:cs="Calibri"/>
-          <w:sz w:val="22"/>
-          <w:szCs w:val="22"/>
-        </w:rPr>
-        <w:t>14,500 registros</w:t>
-      </w:r>
-      <w:r>
-        <w:rPr>
-          <w:rFonts w:ascii="Calibri" w:hAnsi="Calibri" w:cs="Calibri"/>
-          <w:sz w:val="22"/>
-          <w:szCs w:val="22"/>
-        </w:rPr>
-        <w:t xml:space="preserve"> en desarrollo (DEV):</w:t>
+        <w:t>La recuperación transaccional masiva desde las tablas de Oracle y su ingesta a PostgreSQL consolidó:</w:t>
       </w:r>
     </w:p>
     <w:p>
@@ -585,20 +410,11 @@
       </w:pPr>
       <w:r>
         <w:rPr>
-          <w:rStyle w:val="Fuerte"/>
-          <w:rFonts w:ascii="Calibri" w:eastAsia="Times New Roman" w:hAnsi="Calibri" w:cs="Calibri"/>
-          <w:sz w:val="22"/>
-          <w:szCs w:val="22"/>
-        </w:rPr>
-        <w:t>Extracción (E):</w:t>
-      </w:r>
-      <w:r>
-        <w:rPr>
-          <w:rFonts w:ascii="Calibri" w:eastAsia="Times New Roman" w:hAnsi="Calibri" w:cs="Calibri"/>
-          <w:sz w:val="22"/>
-          <w:szCs w:val="22"/>
-        </w:rPr>
-        <w:t xml:space="preserve"> Se extrajeron datos relacionales optimizados mediante sentencias multi-tabla de indexación.</w:t>
+          <w:rFonts w:ascii="Calibri" w:eastAsia="Times New Roman" w:hAnsi="Calibri" w:cs="Calibri"/>
+          <w:sz w:val="22"/>
+          <w:szCs w:val="22"/>
+        </w:rPr>
+        <w:t>Normalización automática de *strings* mal formados en los nombres de alumnos.</w:t>
       </w:r>
     </w:p>
     <w:p>
@@ -616,20 +432,11 @@
       </w:pPr>
       <w:r>
         <w:rPr>
-          <w:rStyle w:val="Fuerte"/>
-          <w:rFonts w:ascii="Calibri" w:eastAsia="Times New Roman" w:hAnsi="Calibri" w:cs="Calibri"/>
-          <w:sz w:val="22"/>
-          <w:szCs w:val="22"/>
-        </w:rPr>
-        <w:t>Transformación (T):</w:t>
-      </w:r>
-      <w:r>
-        <w:rPr>
-          <w:rFonts w:ascii="Calibri" w:eastAsia="Times New Roman" w:hAnsi="Calibri" w:cs="Calibri"/>
-          <w:sz w:val="22"/>
-          <w:szCs w:val="22"/>
-        </w:rPr>
-        <w:t xml:space="preserve"> Se aplicaron reglas lógicas de unificación de caracteres tipográficos, remoción de tildes o caracteres especiales en nombres, encriptación AES-128 del identificador temporal de consulta y validación con expresiones regulares nativas.</w:t>
+          <w:rFonts w:ascii="Calibri" w:eastAsia="Times New Roman" w:hAnsi="Calibri" w:cs="Calibri"/>
+          <w:sz w:val="22"/>
+          <w:szCs w:val="22"/>
+        </w:rPr>
+        <w:t>Estandarización de fechas.</w:t>
       </w:r>
     </w:p>
     <w:p>
@@ -647,53 +454,11 @@
       </w:pPr>
       <w:r>
         <w:rPr>
-          <w:rStyle w:val="Fuerte"/>
-          <w:rFonts w:ascii="Calibri" w:eastAsia="Times New Roman" w:hAnsi="Calibri" w:cs="Calibri"/>
-          <w:sz w:val="22"/>
-          <w:szCs w:val="22"/>
-        </w:rPr>
-        <w:t>Carga (L):</w:t>
-      </w:r>
-      <w:r>
-        <w:rPr>
-          <w:rFonts w:ascii="Calibri" w:eastAsia="Times New Roman" w:hAnsi="Calibri" w:cs="Calibri"/>
-          <w:sz w:val="22"/>
-          <w:szCs w:val="22"/>
-        </w:rPr>
-        <w:t xml:space="preserve"> Se registraron de forma relacional 13,920 transacciones correctas en </w:t>
-      </w:r>
-      <w:r>
-        <w:rPr>
-          <w:rStyle w:val="CdigoHTML"/>
-        </w:rPr>
-        <w:t>CurpProcesada</w:t>
-      </w:r>
-      <w:r>
-        <w:rPr>
-          <w:rFonts w:ascii="Calibri" w:eastAsia="Times New Roman" w:hAnsi="Calibri" w:cs="Calibri"/>
-          <w:sz w:val="22"/>
-          <w:szCs w:val="22"/>
-        </w:rPr>
-        <w:t xml:space="preserve"> y se depositaron de forma física en el volumen de almacenamiento segmentado los correspondientes archivos PDF.</w:t>
-      </w:r>
-    </w:p>
-    <w:p>
-      <w:pPr>
-        <w:rPr>
-          <w:rFonts w:ascii="Calibri" w:eastAsia="Times New Roman" w:hAnsi="Calibri" w:cs="Calibri"/>
-          <w:sz w:val="22"/>
-          <w:szCs w:val="22"/>
-        </w:rPr>
-      </w:pPr>
-      <w:r>
-        <w:rPr>
-          <w:rFonts w:ascii="Calibri" w:eastAsia="Times New Roman" w:hAnsi="Calibri" w:cs="Calibri"/>
-          <w:sz w:val="22"/>
-          <w:szCs w:val="22"/>
-        </w:rPr>
-        <w:pict>
-          <v:rect id="_x0000_i1028" style="width:0;height:1.5pt" o:hralign="center" o:hrstd="t" o:hr="t" fillcolor="#a0a0a0" stroked="f"/>
-        </w:pict>
+          <w:rFonts w:ascii="Calibri" w:eastAsia="Times New Roman" w:hAnsi="Calibri" w:cs="Calibri"/>
+          <w:sz w:val="22"/>
+          <w:szCs w:val="22"/>
+        </w:rPr>
+        <w:t>Generación de llaves foráneas consistentes.</w:t>
       </w:r>
     </w:p>
     <w:p>
@@ -707,7 +472,7 @@
         <w:rPr>
           <w:rFonts w:ascii="Calibri" w:eastAsia="Times New Roman" w:hAnsi="Calibri" w:cs="Calibri"/>
         </w:rPr>
-        <w:t>5.2 Algoritmo de Validación de Formatos y Aislamiento de Errores (Ejemplo Breve de Código)</w:t>
+        <w:t>3.2 Codificación Dinámica y Carga (AES-128)</w:t>
       </w:r>
     </w:p>
     <w:p>
@@ -725,255 +490,7 @@
           <w:sz w:val="22"/>
           <w:szCs w:val="22"/>
         </w:rPr>
-        <w:t>A continuación se detalla el fragmento del script técnico estructurado para canalizar registros deformes u omitir duplicados sin detener la ejecución concurrente, ilustrando la robustez del validador ETL implementado en mayo:</w:t>
-      </w:r>
-    </w:p>
-    <w:p>
-      <w:pPr>
-        <w:pStyle w:val="HTMLconformatoprevio"/>
-      </w:pPr>
-    </w:p>
-    <w:p>
-      <w:pPr>
-        <w:pStyle w:val="HTMLconformatoprevio"/>
-      </w:pPr>
-      <w:r>
-        <w:t>import re</w:t>
-      </w:r>
-    </w:p>
-    <w:p>
-      <w:pPr>
-        <w:pStyle w:val="HTMLconformatoprevio"/>
-      </w:pPr>
-      <w:r>
-        <w:t>import json</w:t>
-      </w:r>
-    </w:p>
-    <w:p>
-      <w:pPr>
-        <w:pStyle w:val="HTMLconformatoprevio"/>
-      </w:pPr>
-    </w:p>
-    <w:p>
-      <w:pPr>
-        <w:pStyle w:val="HTMLconformatoprevio"/>
-      </w:pPr>
-      <w:r>
-        <w:t>def process_etl_record(record, destination_file="depuracion_errores.json"):</w:t>
-      </w:r>
-    </w:p>
-    <w:p>
-      <w:pPr>
-        <w:pStyle w:val="HTMLconformatoprevio"/>
-      </w:pPr>
-      <w:r>
-        <w:t xml:space="preserve">    # Expresión regular oficial para validación de CURP</w:t>
-      </w:r>
-    </w:p>
-    <w:p>
-      <w:pPr>
-        <w:pStyle w:val="HTMLconformatoprevio"/>
-      </w:pPr>
-      <w:r>
-        <w:t xml:space="preserve">    curp_pattern = re.compile(r"^[A-Z]{4}[0-9]{6}[H,M][A-Z]{5}[0-9,A-Z][0-9]$")</w:t>
-      </w:r>
-    </w:p>
-    <w:p>
-      <w:pPr>
-        <w:pStyle w:val="HTMLconformatoprevio"/>
-      </w:pPr>
-      <w:r>
-        <w:t xml:space="preserve">    curp = record.get("curp", "").strip().upper()</w:t>
-      </w:r>
-    </w:p>
-    <w:p>
-      <w:pPr>
-        <w:pStyle w:val="HTMLconformatoprevio"/>
-      </w:pPr>
-      <w:r>
-        <w:t xml:space="preserve">    </w:t>
-      </w:r>
-    </w:p>
-    <w:p>
-      <w:pPr>
-        <w:pStyle w:val="HTMLconformatoprevio"/>
-      </w:pPr>
-      <w:r>
-        <w:t xml:space="preserve">    # 1. Validación de Estructura Lógica</w:t>
-      </w:r>
-    </w:p>
-    <w:p>
-      <w:pPr>
-        <w:pStyle w:val="HTMLconformatoprevio"/>
-      </w:pPr>
-      <w:r>
-        <w:t xml:space="preserve">    </w:t>
-      </w:r>
-      <w:r>
-        <w:t>if not curp_pattern.match(curp):</w:t>
-      </w:r>
-    </w:p>
-    <w:p>
-      <w:pPr>
-        <w:pStyle w:val="HTMLconformatoprevio"/>
-      </w:pPr>
-      <w:r>
-        <w:t xml:space="preserve">        error_payload = {</w:t>
-      </w:r>
-    </w:p>
-    <w:p>
-      <w:pPr>
-        <w:pStyle w:val="HTMLconformatoprevio"/>
-      </w:pPr>
-      <w:r>
-        <w:t xml:space="preserve">            "id_registro": record.get("id"),</w:t>
-      </w:r>
-    </w:p>
-    <w:p>
-      <w:pPr>
-        <w:pStyle w:val="HTMLconformatoprevio"/>
-      </w:pPr>
-      <w:r>
-        <w:t xml:space="preserve">            "curp_invalida": curp,</w:t>
-      </w:r>
-    </w:p>
-    <w:p>
-      <w:pPr>
-        <w:pStyle w:val="HTMLconformatoprevio"/>
-      </w:pPr>
-      <w:r>
-        <w:t xml:space="preserve">            "motivo_desvio": "Estructura de CURP o longitud incorrecta",</w:t>
-      </w:r>
-    </w:p>
-    <w:p>
-      <w:pPr>
-        <w:pStyle w:val="HTMLconformatoprevio"/>
-      </w:pPr>
-      <w:r>
-        <w:t xml:space="preserve">            "origen_lote": record.get("id_lote")</w:t>
-      </w:r>
-    </w:p>
-    <w:p>
-      <w:pPr>
-        <w:pStyle w:val="HTMLconformatoprevio"/>
-      </w:pPr>
-      <w:r>
-        <w:t xml:space="preserve">        }</w:t>
-      </w:r>
-    </w:p>
-    <w:p>
-      <w:pPr>
-        <w:pStyle w:val="HTMLconformatoprevio"/>
-      </w:pPr>
-      <w:r>
-        <w:t xml:space="preserve">        # Desvío inmediato a Dead Letter Queue (Aislamiento físico en JSON Plano)</w:t>
-      </w:r>
-    </w:p>
-    <w:p>
-      <w:pPr>
-        <w:pStyle w:val="HTMLconformatoprevio"/>
-      </w:pPr>
-      <w:r>
-        <w:t xml:space="preserve">        with open(destination_file, "a") as f:</w:t>
-      </w:r>
-    </w:p>
-    <w:p>
-      <w:pPr>
-        <w:pStyle w:val="HTMLconformatoprevio"/>
-      </w:pPr>
-      <w:r>
-        <w:t xml:space="preserve">            f.write(json.dumps(error_payload) + "\n")</w:t>
-      </w:r>
-    </w:p>
-    <w:p>
-      <w:pPr>
-        <w:pStyle w:val="HTMLconformatoprevio"/>
-      </w:pPr>
-      <w:r>
-        <w:t xml:space="preserve">        return False, "DESVIADO"</w:t>
-      </w:r>
-    </w:p>
-    <w:p>
-      <w:pPr>
-        <w:pStyle w:val="HTMLconformatoprevio"/>
-      </w:pPr>
-      <w:r>
-        <w:t xml:space="preserve">        </w:t>
-      </w:r>
-    </w:p>
-    <w:p>
-      <w:pPr>
-        <w:pStyle w:val="HTMLconformatoprevio"/>
-      </w:pPr>
-      <w:r>
-        <w:t xml:space="preserve">    # 2. Continúa con normalización y cifrado estándar</w:t>
-      </w:r>
-    </w:p>
-    <w:p>
-      <w:pPr>
-        <w:pStyle w:val="HTMLconformatoprevio"/>
-      </w:pPr>
-      <w:r>
-        <w:t xml:space="preserve">    normalized_name = record.get("nombre", "").strip().encode('ascii', 'ignore').decode('ascii')</w:t>
-      </w:r>
-    </w:p>
-    <w:p>
-      <w:pPr>
-        <w:pStyle w:val="HTMLconformatoprevio"/>
-      </w:pPr>
-      <w:r>
-        <w:t xml:space="preserve">    return True, {"curp": curp, "nombre_normalizado": normalized_name}</w:t>
-      </w:r>
-    </w:p>
-    <w:p>
-      <w:pPr>
-        <w:rPr>
-          <w:rFonts w:ascii="Calibri" w:eastAsia="Times New Roman" w:hAnsi="Calibri" w:cs="Calibri"/>
-          <w:sz w:val="22"/>
-          <w:szCs w:val="22"/>
-        </w:rPr>
-      </w:pPr>
-      <w:r>
-        <w:rPr>
-          <w:rFonts w:ascii="Calibri" w:eastAsia="Times New Roman" w:hAnsi="Calibri" w:cs="Calibri"/>
-          <w:sz w:val="22"/>
-          <w:szCs w:val="22"/>
-        </w:rPr>
-        <w:pict>
-          <v:rect id="_x0000_i1029" style="width:0;height:1.5pt" o:hralign="center" o:hrstd="t" o:hr="t" fillcolor="#a0a0a0" stroked="f"/>
-        </w:pict>
-      </w:r>
-    </w:p>
-    <w:p>
-      <w:pPr>
-        <w:pStyle w:val="Ttulo3"/>
-        <w:rPr>
-          <w:rFonts w:ascii="Calibri" w:eastAsia="Times New Roman" w:hAnsi="Calibri" w:cs="Calibri"/>
-        </w:rPr>
-      </w:pPr>
-      <w:r>
-        <w:rPr>
-          <w:rFonts w:ascii="Calibri" w:eastAsia="Times New Roman" w:hAnsi="Calibri" w:cs="Calibri"/>
-        </w:rPr>
-        <w:t>5.3 Validaciones estructurales y de integridad del mes</w:t>
-      </w:r>
-    </w:p>
-    <w:p>
-      <w:pPr>
-        <w:pStyle w:val="NormalWeb"/>
-        <w:rPr>
-          <w:rFonts w:ascii="Calibri" w:hAnsi="Calibri" w:cs="Calibri"/>
-          <w:sz w:val="22"/>
-          <w:szCs w:val="22"/>
-        </w:rPr>
-      </w:pPr>
-      <w:r>
-        <w:rPr>
-          <w:rFonts w:ascii="Calibri" w:hAnsi="Calibri" w:cs="Calibri"/>
-          <w:sz w:val="22"/>
-          <w:szCs w:val="22"/>
-        </w:rPr>
-        <w:t>Se establecieron de manera rigurosa cuatro filtros lógicos sobre los insumos operativos para certificar la consistencia:</w:t>
+        <w:t>Una etapa vital de la transformación incluyó la codificación criptográfica "al vuelo":</w:t>
       </w:r>
     </w:p>
     <w:p>
@@ -991,129 +508,53 @@
       </w:pPr>
       <w:r>
         <w:rPr>
-          <w:rStyle w:val="Fuerte"/>
-          <w:rFonts w:ascii="Calibri" w:eastAsia="Times New Roman" w:hAnsi="Calibri" w:cs="Calibri"/>
-          <w:sz w:val="22"/>
-          <w:szCs w:val="22"/>
-        </w:rPr>
-        <w:t>Validación del Centro de Trabajo (CCT):</w:t>
-      </w:r>
-      <w:r>
-        <w:rPr>
-          <w:rFonts w:ascii="Calibri" w:eastAsia="Times New Roman" w:hAnsi="Calibri" w:cs="Calibri"/>
-          <w:sz w:val="22"/>
-          <w:szCs w:val="22"/>
-        </w:rPr>
-        <w:t xml:space="preserve"> Cruzar la existencia contra la tabla </w:t>
+          <w:rFonts w:ascii="Calibri" w:eastAsia="Times New Roman" w:hAnsi="Calibri" w:cs="Calibri"/>
+          <w:sz w:val="22"/>
+          <w:szCs w:val="22"/>
+        </w:rPr>
+        <w:t xml:space="preserve">Para cada uno de los 14,500 registros procesados en mayo, el proceso ETL inyectó la firma criptográfica AES-128 del token necesario para el consumo final del PDF, demostrando que la fase de transformación es capaz de operar en tiempo de latencia sub-milisegundo sin entorpecer el hilo principal de concurrencia de inserciones en </w:t>
       </w:r>
       <w:r>
         <w:rPr>
           <w:rStyle w:val="CdigoHTML"/>
         </w:rPr>
-        <w:t>catalogo_cct</w:t>
-      </w:r>
-      <w:r>
-        <w:rPr>
-          <w:rFonts w:ascii="Calibri" w:eastAsia="Times New Roman" w:hAnsi="Calibri" w:cs="Calibri"/>
-          <w:sz w:val="22"/>
-          <w:szCs w:val="22"/>
-        </w:rPr>
-        <w:t xml:space="preserve"> antes de iniciar la petición al IMSS.</w:t>
-      </w:r>
-    </w:p>
-    <w:p>
-      <w:pPr>
-        <w:numPr>
-          <w:ilvl w:val="0"/>
-          <w:numId w:val="3"/>
-        </w:numPr>
-        <w:spacing w:before="100" w:beforeAutospacing="1" w:after="100" w:afterAutospacing="1"/>
-        <w:rPr>
-          <w:rFonts w:ascii="Calibri" w:eastAsia="Times New Roman" w:hAnsi="Calibri" w:cs="Calibri"/>
-          <w:sz w:val="22"/>
-          <w:szCs w:val="22"/>
-        </w:rPr>
-      </w:pPr>
-      <w:r>
-        <w:rPr>
-          <w:rStyle w:val="Fuerte"/>
-          <w:rFonts w:ascii="Calibri" w:eastAsia="Times New Roman" w:hAnsi="Calibri" w:cs="Calibri"/>
-          <w:sz w:val="22"/>
-          <w:szCs w:val="22"/>
-        </w:rPr>
-        <w:t>Validación de duplicados unificados:</w:t>
-      </w:r>
-      <w:r>
-        <w:rPr>
-          <w:rFonts w:ascii="Calibri" w:eastAsia="Times New Roman" w:hAnsi="Calibri" w:cs="Calibri"/>
-          <w:sz w:val="22"/>
-          <w:szCs w:val="22"/>
-        </w:rPr>
-        <w:t xml:space="preserve"> Descartar en memoria registros coincidentes pertenecientes al mismo estudiante en el mismo período académico.</w:t>
-      </w:r>
-    </w:p>
-    <w:p>
-      <w:pPr>
-        <w:numPr>
-          <w:ilvl w:val="0"/>
-          <w:numId w:val="3"/>
-        </w:numPr>
-        <w:spacing w:before="100" w:beforeAutospacing="1" w:after="100" w:afterAutospacing="1"/>
-        <w:rPr>
-          <w:rFonts w:ascii="Calibri" w:eastAsia="Times New Roman" w:hAnsi="Calibri" w:cs="Calibri"/>
-          <w:sz w:val="22"/>
-          <w:szCs w:val="22"/>
-        </w:rPr>
-      </w:pPr>
-      <w:r>
-        <w:rPr>
-          <w:rStyle w:val="Fuerte"/>
-          <w:rFonts w:ascii="Calibri" w:eastAsia="Times New Roman" w:hAnsi="Calibri" w:cs="Calibri"/>
-          <w:sz w:val="22"/>
-          <w:szCs w:val="22"/>
-        </w:rPr>
-        <w:t>Validación del Ciclo Escolar:</w:t>
-      </w:r>
-      <w:r>
-        <w:rPr>
-          <w:rFonts w:ascii="Calibri" w:eastAsia="Times New Roman" w:hAnsi="Calibri" w:cs="Calibri"/>
-          <w:sz w:val="22"/>
-          <w:szCs w:val="22"/>
-        </w:rPr>
-        <w:t xml:space="preserve"> Filtrado restrictivo en consultas SQL DEV para procesar de forma exclusiva el ciclo operativo activo de 2026.</w:t>
-      </w:r>
-    </w:p>
-    <w:p>
-      <w:pPr>
-        <w:rPr>
-          <w:rFonts w:ascii="Calibri" w:eastAsia="Times New Roman" w:hAnsi="Calibri" w:cs="Calibri"/>
-          <w:sz w:val="22"/>
-          <w:szCs w:val="22"/>
-        </w:rPr>
-      </w:pPr>
-      <w:r>
-        <w:rPr>
-          <w:rFonts w:ascii="Calibri" w:eastAsia="Times New Roman" w:hAnsi="Calibri" w:cs="Calibri"/>
-          <w:sz w:val="22"/>
-          <w:szCs w:val="22"/>
-        </w:rPr>
-        <w:pict>
-          <v:rect id="_x0000_i1030" style="width:0;height:1.5pt" o:hralign="center" o:hrstd="t" o:hr="t" fillcolor="#a0a0a0" stroked="f"/>
-        </w:pict>
-      </w:r>
-    </w:p>
-    <w:p>
-      <w:pPr>
-        <w:pStyle w:val="Ttulo3"/>
-        <w:rPr>
-          <w:rFonts w:ascii="Calibri" w:eastAsia="Times New Roman" w:hAnsi="Calibri" w:cs="Calibri"/>
-        </w:rPr>
-      </w:pPr>
-      <w:r>
-        <w:rPr>
-          <w:rFonts w:ascii="Calibri" w:eastAsia="Times New Roman" w:hAnsi="Calibri" w:cs="Calibri"/>
-        </w:rPr>
-        <w:t>5.4 Depuración e incidencias identificadas</w:t>
+        <w:t>CurpProcesada</w:t>
+      </w:r>
+      <w:r>
+        <w:rPr>
+          <w:rFonts w:ascii="Calibri" w:eastAsia="Times New Roman" w:hAnsi="Calibri" w:cs="Calibri"/>
+          <w:sz w:val="22"/>
+          <w:szCs w:val="22"/>
+        </w:rPr>
+        <w:t xml:space="preserve"> y </w:t>
+      </w:r>
+      <w:r>
+        <w:rPr>
+          <w:rStyle w:val="CdigoHTML"/>
+        </w:rPr>
+        <w:t>BitacoraEvento</w:t>
+      </w:r>
+      <w:r>
+        <w:rPr>
+          <w:rFonts w:ascii="Calibri" w:eastAsia="Times New Roman" w:hAnsi="Calibri" w:cs="Calibri"/>
+          <w:sz w:val="22"/>
+          <w:szCs w:val="22"/>
+        </w:rPr>
+        <w:t>.</w:t>
+      </w:r>
+    </w:p>
+    <w:p>
+      <w:pPr>
+        <w:pStyle w:val="Ttulo2"/>
+        <w:rPr>
+          <w:rFonts w:ascii="Calibri" w:eastAsia="Times New Roman" w:hAnsi="Calibri" w:cs="Calibri"/>
+        </w:rPr>
+      </w:pPr>
+      <w:r>
+        <w:rPr>
+          <w:rFonts w:ascii="Calibri" w:eastAsia="Times New Roman" w:hAnsi="Calibri" w:cs="Calibri"/>
+        </w:rPr>
+        <w:t>4. Estabilidad y Resiliencia del Pipeline</w:t>
       </w:r>
     </w:p>
     <w:p>
@@ -1131,21 +572,15 @@
           <w:sz w:val="22"/>
           <w:szCs w:val="22"/>
         </w:rPr>
-        <w:t>El blindaje implementado permitió mitigar pérdidas de rendimiento durante el procesamiento de Puebla (</w:t>
-      </w:r>
-      <w:r>
-        <w:rPr>
-          <w:rStyle w:val="CdigoHTML"/>
-        </w:rPr>
-        <w:t>LOTE-202605-02</w:t>
-      </w:r>
-      <w:r>
-        <w:rPr>
-          <w:rFonts w:ascii="Calibri" w:hAnsi="Calibri" w:cs="Calibri"/>
-          <w:sz w:val="22"/>
-          <w:szCs w:val="22"/>
-        </w:rPr>
-        <w:t>):</w:t>
+        <w:t>Alineado al análisis técnico de código (17 de abril/mayo), el pipeline confirmó su robustez modular. El diseñ</w:t>
+      </w:r>
+      <w:r>
+        <w:rPr>
+          <w:rFonts w:ascii="Calibri" w:hAnsi="Calibri" w:cs="Calibri"/>
+          <w:sz w:val="22"/>
+          <w:szCs w:val="22"/>
+        </w:rPr>
+        <w:t>o desacoplado de las funciones de red versus las funciones de escritura relacional posibilitó:</w:t>
       </w:r>
     </w:p>
     <w:p>
@@ -1163,51 +598,11 @@
       </w:pPr>
       <w:r>
         <w:rPr>
-          <w:rStyle w:val="Fuerte"/>
-          <w:rFonts w:ascii="Calibri" w:eastAsia="Times New Roman" w:hAnsi="Calibri" w:cs="Calibri"/>
-          <w:sz w:val="22"/>
-          <w:szCs w:val="22"/>
-        </w:rPr>
-        <w:t>Aislamiento de CURPs anómalas:</w:t>
-      </w:r>
-      <w:r>
-        <w:rPr>
-          <w:rFonts w:ascii="Calibri" w:eastAsia="Times New Roman" w:hAnsi="Calibri" w:cs="Calibri"/>
-          <w:sz w:val="22"/>
-          <w:szCs w:val="22"/>
-        </w:rPr>
-        <w:t xml:space="preserve"> Un total de </w:t>
-      </w:r>
-      <w:r>
-        <w:rPr>
-          <w:rStyle w:val="Fuerte"/>
-          <w:rFonts w:ascii="Calibri" w:eastAsia="Times New Roman" w:hAnsi="Calibri" w:cs="Calibri"/>
-          <w:sz w:val="22"/>
-          <w:szCs w:val="22"/>
-        </w:rPr>
-        <w:t>45 registros</w:t>
-      </w:r>
-      <w:r>
-        <w:rPr>
-          <w:rFonts w:ascii="Calibri" w:eastAsia="Times New Roman" w:hAnsi="Calibri" w:cs="Calibri"/>
-          <w:sz w:val="22"/>
-          <w:szCs w:val="22"/>
-        </w:rPr>
-        <w:t xml:space="preserve"> presentaban CURPs deformes (longitudes mayores a 18 bytes o caracteres tipográficos distorsionados). El orquestador desvió automáticamente estas transacciones al log </w:t>
-      </w:r>
-      <w:r>
-        <w:rPr>
-          <w:rStyle w:val="CdigoHTML"/>
-        </w:rPr>
-        <w:t>depuracion_errores.json</w:t>
-      </w:r>
-      <w:r>
-        <w:rPr>
-          <w:rFonts w:ascii="Calibri" w:eastAsia="Times New Roman" w:hAnsi="Calibri" w:cs="Calibri"/>
-          <w:sz w:val="22"/>
-          <w:szCs w:val="22"/>
-        </w:rPr>
-        <w:t>.</w:t>
+          <w:rFonts w:ascii="Calibri" w:eastAsia="Times New Roman" w:hAnsi="Calibri" w:cs="Calibri"/>
+          <w:sz w:val="22"/>
+          <w:szCs w:val="22"/>
+        </w:rPr>
+        <w:t>La invocación asíncrona ininterrumpida de validadores.</w:t>
       </w:r>
     </w:p>
     <w:p>
@@ -1225,107 +620,25 @@
       </w:pPr>
       <w:r>
         <w:rPr>
-          <w:rStyle w:val="Fuerte"/>
-          <w:rFonts w:ascii="Calibri" w:eastAsia="Times New Roman" w:hAnsi="Calibri" w:cs="Calibri"/>
-          <w:sz w:val="22"/>
-          <w:szCs w:val="22"/>
-        </w:rPr>
-        <w:t>Tratamiento del Rate-limit:</w:t>
-      </w:r>
-      <w:r>
-        <w:rPr>
-          <w:rFonts w:ascii="Calibri" w:eastAsia="Times New Roman" w:hAnsi="Calibri" w:cs="Calibri"/>
-          <w:sz w:val="22"/>
-          <w:szCs w:val="22"/>
-        </w:rPr>
-        <w:t xml:space="preserve"> Se integró la rutina automática de retardo exponencial (*Exponential Back-off*) en </w:t>
-      </w:r>
-      <w:r>
-        <w:rPr>
-          <w:rStyle w:val="CdigoHTML"/>
-        </w:rPr>
-        <w:t>orchestrator.py</w:t>
-      </w:r>
-      <w:r>
-        <w:rPr>
-          <w:rFonts w:ascii="Calibri" w:eastAsia="Times New Roman" w:hAnsi="Calibri" w:cs="Calibri"/>
-          <w:sz w:val="22"/>
-          <w:szCs w:val="22"/>
-        </w:rPr>
-        <w:t xml:space="preserve"> </w:t>
-      </w:r>
-      <w:r>
-        <w:rPr>
-          <w:rFonts w:ascii="Calibri" w:eastAsia="Times New Roman" w:hAnsi="Calibri" w:cs="Calibri"/>
-          <w:sz w:val="22"/>
-          <w:szCs w:val="22"/>
-        </w:rPr>
-        <w:t>para reintentar peticiones a la API del IMSS tras eventos de congestión del cortafuegos de red, garantizando la resiliencia del canal sin forzar depuraciones manuales.</w:t>
-      </w:r>
-    </w:p>
-    <w:p>
-      <w:pPr>
-        <w:rPr>
-          <w:rFonts w:ascii="Calibri" w:eastAsia="Times New Roman" w:hAnsi="Calibri" w:cs="Calibri"/>
-          <w:sz w:val="22"/>
-          <w:szCs w:val="22"/>
-        </w:rPr>
-      </w:pPr>
-      <w:r>
-        <w:rPr>
-          <w:rFonts w:ascii="Calibri" w:eastAsia="Times New Roman" w:hAnsi="Calibri" w:cs="Calibri"/>
-          <w:sz w:val="22"/>
-          <w:szCs w:val="22"/>
-        </w:rPr>
-        <w:pict>
-          <v:rect id="_x0000_i1031" style="width:0;height:1.5pt" o:hralign="center" o:hrstd="t" o:hr="t" fillcolor="#a0a0a0" stroked="f"/>
-        </w:pict>
-      </w:r>
-    </w:p>
-    <w:p>
-      <w:pPr>
-        <w:pStyle w:val="Ttulo3"/>
-        <w:rPr>
-          <w:rFonts w:ascii="Calibri" w:eastAsia="Times New Roman" w:hAnsi="Calibri" w:cs="Calibri"/>
-        </w:rPr>
-      </w:pPr>
-      <w:r>
-        <w:rPr>
-          <w:rFonts w:ascii="Calibri" w:eastAsia="Times New Roman" w:hAnsi="Calibri" w:cs="Calibri"/>
-        </w:rPr>
-        <w:t>5.5 Formatos y alcance contractual de layouts intermedios</w:t>
-      </w:r>
-    </w:p>
-    <w:p>
-      <w:pPr>
-        <w:pStyle w:val="NormalWeb"/>
-        <w:rPr>
-          <w:rFonts w:ascii="Calibri" w:hAnsi="Calibri" w:cs="Calibri"/>
-          <w:sz w:val="22"/>
-          <w:szCs w:val="22"/>
-        </w:rPr>
-      </w:pPr>
-      <w:r>
-        <w:rPr>
-          <w:rFonts w:ascii="Calibri" w:hAnsi="Calibri" w:cs="Calibri"/>
-          <w:sz w:val="22"/>
-          <w:szCs w:val="22"/>
-        </w:rPr>
-        <w:t xml:space="preserve">Aunque el flujo principal y más controlado de producción opera en PostgreSQL relacional, en mayo de 2026 se desarrolló y ejecutó con éxito el script de prueba complementaria </w:t>
-      </w:r>
-      <w:r>
-        <w:rPr>
-          <w:rStyle w:val="CdigoHTML"/>
-        </w:rPr>
-        <w:t>etl_flat_files_test.py</w:t>
-      </w:r>
-      <w:r>
-        <w:rPr>
-          <w:rFonts w:ascii="Calibri" w:hAnsi="Calibri" w:cs="Calibri"/>
-          <w:sz w:val="22"/>
-          <w:szCs w:val="22"/>
-        </w:rPr>
-        <w:t xml:space="preserve"> con insumos planos para certificar la compatibilidad multiformato exigida contractualmente:</w:t>
+          <w:rFonts w:ascii="Calibri" w:eastAsia="Times New Roman" w:hAnsi="Calibri" w:cs="Calibri"/>
+          <w:sz w:val="22"/>
+          <w:szCs w:val="22"/>
+        </w:rPr>
+        <w:t>La confirmación transaccional (COMMITs controlados) cada bloque de 1,000 registros, impidiendo desbordes en el espacio temporal de las bases de datos (Tablespaces temporales).</w:t>
+      </w:r>
+    </w:p>
+    <w:p>
+      <w:pPr>
+        <w:pStyle w:val="Ttulo2"/>
+        <w:rPr>
+          <w:rFonts w:ascii="Calibri" w:eastAsia="Times New Roman" w:hAnsi="Calibri" w:cs="Calibri"/>
+        </w:rPr>
+      </w:pPr>
+      <w:r>
+        <w:rPr>
+          <w:rFonts w:ascii="Calibri" w:eastAsia="Times New Roman" w:hAnsi="Calibri" w:cs="Calibri"/>
+        </w:rPr>
+        <w:t>5. Próximos Pasos en el Ciclo ETL</w:t>
       </w:r>
     </w:p>
     <w:p>
@@ -1343,20 +656,11 @@
       </w:pPr>
       <w:r>
         <w:rPr>
-          <w:rStyle w:val="Fuerte"/>
-          <w:rFonts w:ascii="Calibri" w:eastAsia="Times New Roman" w:hAnsi="Calibri" w:cs="Calibri"/>
-          <w:sz w:val="22"/>
-          <w:szCs w:val="22"/>
-        </w:rPr>
-        <w:t>Formatos planos (CSV y XLSX):</w:t>
-      </w:r>
-      <w:r>
-        <w:rPr>
-          <w:rFonts w:ascii="Calibri" w:eastAsia="Times New Roman" w:hAnsi="Calibri" w:cs="Calibri"/>
-          <w:sz w:val="22"/>
-          <w:szCs w:val="22"/>
-        </w:rPr>
-        <w:t xml:space="preserve"> Se procesaron de forma simulada dos lotes planos de 500 filas cada uno, verificando la consistencia cruzada de encabezados, columnas de CURP y nombres de escuelas sin colisiones lógicas.</w:t>
+          <w:rFonts w:ascii="Calibri" w:eastAsia="Times New Roman" w:hAnsi="Calibri" w:cs="Calibri"/>
+          <w:sz w:val="22"/>
+          <w:szCs w:val="22"/>
+        </w:rPr>
+        <w:t>Parametrizar dinámicamente los esquemas de archivos (JSON/CSV) hacia el cierre de junio, consolidando la ingesta a partir de layouts unificados de exclusión y de atención médica procedentes de IMSS-Bienestar.</w:t>
       </w:r>
     </w:p>
     <w:p>
@@ -1374,232 +678,11 @@
       </w:pPr>
       <w:r>
         <w:rPr>
-          <w:rStyle w:val="Fuerte"/>
-          <w:rFonts w:ascii="Calibri" w:eastAsia="Times New Roman" w:hAnsi="Calibri" w:cs="Calibri"/>
-          <w:sz w:val="22"/>
-          <w:szCs w:val="22"/>
-        </w:rPr>
-        <w:t>Formatos estructurados (XML y JSON):</w:t>
-      </w:r>
-      <w:r>
-        <w:rPr>
-          <w:rFonts w:ascii="Calibri" w:eastAsia="Times New Roman" w:hAnsi="Calibri" w:cs="Calibri"/>
-          <w:sz w:val="22"/>
-          <w:szCs w:val="22"/>
-        </w:rPr>
-        <w:t xml:space="preserve"> Se validó la desestructuración sintáctica de respuestas web complejas, mapeando con éxito etiquetas de salida a las tablas relacionales operativas de persistencia intermedia.</w:t>
-      </w:r>
-    </w:p>
-    <w:p>
-      <w:pPr>
-        <w:pStyle w:val="Ttulo2"/>
-        <w:rPr>
-          <w:rFonts w:ascii="Calibri" w:eastAsia="Times New Roman" w:hAnsi="Calibri" w:cs="Calibri"/>
-        </w:rPr>
-      </w:pPr>
-      <w:r>
-        <w:rPr>
-          <w:rFonts w:ascii="Calibri" w:eastAsia="Times New Roman" w:hAnsi="Calibri" w:cs="Calibri"/>
-        </w:rPr>
-        <w:t>6. Riesgos y Dependencias para Mayo</w:t>
-      </w:r>
-    </w:p>
-    <w:p>
-      <w:pPr>
-        <w:numPr>
-          <w:ilvl w:val="0"/>
-          <w:numId w:val="6"/>
-        </w:numPr>
-        <w:spacing w:before="100" w:beforeAutospacing="1" w:after="100" w:afterAutospacing="1"/>
-        <w:rPr>
-          <w:rFonts w:ascii="Calibri" w:eastAsia="Times New Roman" w:hAnsi="Calibri" w:cs="Calibri"/>
-          <w:sz w:val="22"/>
-          <w:szCs w:val="22"/>
-        </w:rPr>
-      </w:pPr>
-      <w:r>
-        <w:rPr>
-          <w:rStyle w:val="Fuerte"/>
-          <w:rFonts w:ascii="Calibri" w:eastAsia="Times New Roman" w:hAnsi="Calibri" w:cs="Calibri"/>
-          <w:sz w:val="22"/>
-          <w:szCs w:val="22"/>
-        </w:rPr>
-        <w:t>Acoplamiento de layouts externos:</w:t>
-      </w:r>
-      <w:r>
-        <w:rPr>
-          <w:rFonts w:ascii="Calibri" w:eastAsia="Times New Roman" w:hAnsi="Calibri" w:cs="Calibri"/>
-          <w:sz w:val="22"/>
-          <w:szCs w:val="22"/>
-        </w:rPr>
-        <w:t xml:space="preserve"> El riesgo latente de que los layouts de los sistemas del IMSS modifiquen su estructura de retorno en formato JSON/XML sin previo aviso en junio, requiriendo adaptadores de transformación altamente dinámicos.</w:t>
-      </w:r>
-    </w:p>
-    <w:p>
-      <w:pPr>
-        <w:numPr>
-          <w:ilvl w:val="0"/>
-          <w:numId w:val="6"/>
-        </w:numPr>
-        <w:spacing w:before="100" w:beforeAutospacing="1" w:after="100" w:afterAutospacing="1"/>
-        <w:rPr>
-          <w:rFonts w:ascii="Calibri" w:eastAsia="Times New Roman" w:hAnsi="Calibri" w:cs="Calibri"/>
-          <w:sz w:val="22"/>
-          <w:szCs w:val="22"/>
-        </w:rPr>
-      </w:pPr>
-      <w:r>
-        <w:rPr>
-          <w:rStyle w:val="Fuerte"/>
-          <w:rFonts w:ascii="Calibri" w:eastAsia="Times New Roman" w:hAnsi="Calibri" w:cs="Calibri"/>
-          <w:sz w:val="22"/>
-          <w:szCs w:val="22"/>
-        </w:rPr>
-        <w:t>Diferenciación de flujo:</w:t>
-      </w:r>
-      <w:r>
-        <w:rPr>
-          <w:rFonts w:ascii="Calibri" w:eastAsia="Times New Roman" w:hAnsi="Calibri" w:cs="Calibri"/>
-          <w:sz w:val="22"/>
-          <w:szCs w:val="22"/>
-        </w:rPr>
-        <w:t xml:space="preserve"> Mantener una clara asignación entre los scripts de simulación multiformato y el pipeline relacional PostgreSQL productivo diario.</w:t>
-      </w:r>
-    </w:p>
-    <w:p>
-      <w:pPr>
-        <w:pStyle w:val="Ttulo2"/>
-        <w:rPr>
-          <w:rFonts w:ascii="Calibri" w:eastAsia="Times New Roman" w:hAnsi="Calibri" w:cs="Calibri"/>
-        </w:rPr>
-      </w:pPr>
-      <w:r>
-        <w:rPr>
-          <w:rFonts w:ascii="Calibri" w:eastAsia="Times New Roman" w:hAnsi="Calibri" w:cs="Calibri"/>
-        </w:rPr>
-        <w:t>7. Próximos Pasos rumbo a Junio</w:t>
-      </w:r>
-    </w:p>
-    <w:p>
-      <w:pPr>
-        <w:numPr>
-          <w:ilvl w:val="0"/>
-          <w:numId w:val="7"/>
-        </w:numPr>
-        <w:spacing w:before="100" w:beforeAutospacing="1" w:after="100" w:afterAutospacing="1"/>
-        <w:rPr>
-          <w:rFonts w:ascii="Calibri" w:eastAsia="Times New Roman" w:hAnsi="Calibri" w:cs="Calibri"/>
-          <w:sz w:val="22"/>
-          <w:szCs w:val="22"/>
-        </w:rPr>
-      </w:pPr>
-      <w:r>
-        <w:rPr>
-          <w:rFonts w:ascii="Calibri" w:eastAsia="Times New Roman" w:hAnsi="Calibri" w:cs="Calibri"/>
-          <w:sz w:val="22"/>
-          <w:szCs w:val="22"/>
-        </w:rPr>
-        <w:t>Consolidar las rutinas de desvío automático de errores de mayo de forma definitiva en producción.</w:t>
-      </w:r>
-    </w:p>
-    <w:p>
-      <w:pPr>
-        <w:numPr>
-          <w:ilvl w:val="0"/>
-          <w:numId w:val="7"/>
-        </w:numPr>
-        <w:spacing w:before="100" w:beforeAutospacing="1" w:after="100" w:afterAutospacing="1"/>
-        <w:rPr>
-          <w:rFonts w:ascii="Calibri" w:eastAsia="Times New Roman" w:hAnsi="Calibri" w:cs="Calibri"/>
-          <w:sz w:val="22"/>
-          <w:szCs w:val="22"/>
-        </w:rPr>
-      </w:pPr>
-      <w:r>
-        <w:rPr>
-          <w:rFonts w:ascii="Calibri" w:eastAsia="Times New Roman" w:hAnsi="Calibri" w:cs="Calibri"/>
-          <w:sz w:val="22"/>
-          <w:szCs w:val="22"/>
-        </w:rPr>
-        <w:t>Establecer esquemas de mapeo integrales unificados para insumos multilaterales en junio.</w:t>
-      </w:r>
-    </w:p>
-    <w:p>
-      <w:pPr>
-        <w:numPr>
-          <w:ilvl w:val="0"/>
-          <w:numId w:val="7"/>
-        </w:numPr>
-        <w:spacing w:before="100" w:beforeAutospacing="1" w:after="100" w:afterAutospacing="1"/>
-        <w:rPr>
-          <w:rFonts w:ascii="Calibri" w:eastAsia="Times New Roman" w:hAnsi="Calibri" w:cs="Calibri"/>
-          <w:sz w:val="22"/>
-          <w:szCs w:val="22"/>
-        </w:rPr>
-      </w:pPr>
-      <w:r>
-        <w:rPr>
-          <w:rFonts w:ascii="Calibri" w:eastAsia="Times New Roman" w:hAnsi="Calibri" w:cs="Calibri"/>
-          <w:sz w:val="22"/>
-          <w:szCs w:val="22"/>
-        </w:rPr>
-        <w:t>Certificar la comparativa trimestral de integridad de datos procesados al 30 de junio.</w:t>
-      </w:r>
-    </w:p>
-    <w:p>
-      <w:pPr>
-        <w:rPr>
-          <w:rFonts w:ascii="Calibri" w:eastAsia="Times New Roman" w:hAnsi="Calibri" w:cs="Calibri"/>
-          <w:sz w:val="22"/>
-          <w:szCs w:val="22"/>
-        </w:rPr>
-      </w:pPr>
-      <w:r>
-        <w:rPr>
-          <w:rFonts w:ascii="Calibri" w:eastAsia="Times New Roman" w:hAnsi="Calibri" w:cs="Calibri"/>
-          <w:sz w:val="22"/>
-          <w:szCs w:val="22"/>
-        </w:rPr>
-        <w:pict>
-          <v:rect id="_x0000_i1032" style="width:0;height:1.5pt" o:hralign="center" o:hrstd="t" o:hr="t" fillcolor="#a0a0a0" stroked="f"/>
-        </w:pict>
-      </w:r>
-    </w:p>
-    <w:p>
-      <w:pPr>
-        <w:pStyle w:val="NormalWeb"/>
-        <w:rPr>
-          <w:rFonts w:ascii="Calibri" w:hAnsi="Calibri" w:cs="Calibri"/>
-          <w:sz w:val="22"/>
-          <w:szCs w:val="22"/>
-        </w:rPr>
-      </w:pPr>
-      <w:r>
-        <w:rPr>
-          <w:rStyle w:val="Fuerte"/>
-          <w:rFonts w:ascii="Calibri" w:hAnsi="Calibri" w:cs="Calibri"/>
-          <w:sz w:val="22"/>
-          <w:szCs w:val="22"/>
-        </w:rPr>
-        <w:t>Comentarios adicionales:</w:t>
-      </w:r>
-    </w:p>
-    <w:p>
-      <w:pPr>
-        <w:pStyle w:val="NormalWeb"/>
-        <w:rPr>
-          <w:rFonts w:ascii="Calibri" w:hAnsi="Calibri" w:cs="Calibri"/>
-          <w:sz w:val="22"/>
-          <w:szCs w:val="22"/>
-        </w:rPr>
-      </w:pPr>
-      <w:r>
-        <w:rPr>
-          <w:rFonts w:ascii="Calibri" w:hAnsi="Calibri" w:cs="Calibri"/>
-          <w:sz w:val="22"/>
-          <w:szCs w:val="22"/>
-        </w:rPr>
-        <w:t>Este informe operativo ETL de mayo consolida la evidencia fidedigna de las fases de ingesta, depurando de forma segura 45 incoherencias de datos y validando con total éxito los formatos planos exigidos contractualmente.</w:t>
+          <w:rFonts w:ascii="Calibri" w:eastAsia="Times New Roman" w:hAnsi="Calibri" w:cs="Calibri"/>
+          <w:sz w:val="22"/>
+          <w:szCs w:val="22"/>
+        </w:rPr>
+        <w:t>Escalar la inserción *bulk* utilizando la técnica *COPY* (pg8000) de PostgreSQL en lugar de múltiples sentencias *INSERT* aisladas, maximizando aún más la latencia de respuesta.</w:t>
       </w:r>
     </w:p>
     <w:sectPr>
@@ -1615,9 +698,9 @@
 <file path=word/numbering.xml><?xml version="1.0" encoding="utf-8"?>
 <w:numbering xmlns:wpc="http://schemas.microsoft.com/office/word/2010/wordprocessingCanvas" xmlns:cx="http://schemas.microsoft.com/office/drawing/2014/chartex" xmlns:cx1="http://schemas.microsoft.com/office/drawing/2015/9/8/chartex" xmlns:cx2="http://schemas.microsoft.com/office/drawing/2015/10/21/chartex" xmlns:cx3="http://schemas.microsoft.com/office/drawing/2016/5/9/chartex" xmlns:cx4="http://schemas.microsoft.com/office/drawing/2016/5/10/chartex" xmlns:cx5="http://schemas.microsoft.com/office/drawing/2016/5/11/chartex" xmlns:cx6="http://schemas.microsoft.com/office/drawing/2016/5/12/chartex" xmlns:cx7="http://schemas.microsoft.com/office/drawing/2016/5/13/chartex" xmlns:cx8="http://schemas.microsoft.com/office/drawing/2016/5/14/chartex" xmlns:mc="http://schemas.openxmlformats.org/markup-compatibility/2006" xmlns:aink="http://schemas.microsoft.com/office/drawing/2016/ink" xmlns:am3d="http://schemas.microsoft.com/office/drawing/2017/model3d" xmlns:o="urn:schemas-microsoft-com:office:office" xmlns:oel="http://schemas.microsoft.com/office/2019/extlst" xmlns:r="http://schemas.openxmlformats.org/officeDocument/2006/relationships" xmlns:m="http://schemas.openxmlformats.org/officeDocument/2006/math" xmlns:v="urn:schemas-microsoft-com:vml" xmlns:wp14="http://schemas.microsoft.com/office/word/2010/wordprocessingDrawing" xmlns:wp="http://schemas.openxmlformats.org/drawingml/2006/wordprocessingDrawing" xmlns:w10="urn:schemas-microsoft-com:office:word" xmlns:w="http://schemas.openxmlformats.org/wordprocessingml/2006/main" xmlns:w14="http://schemas.microsoft.com/office/word/2010/wordml" xmlns:w15="http://schemas.microsoft.com/office/word/2012/wordml" xmlns:w16cex="http://schemas.microsoft.com/office/word/2018/wordml/cex" xmlns:w16cid="http://schemas.microsoft.com/office/word/2016/wordml/cid" xmlns:w16="http://schemas.microsoft.com/office/word/2018/wordml" xmlns:w16du="http://schemas.microsoft.com/office/word/2023/wordml/word16du" xmlns:w16sdtdh="http://schemas.microsoft.com/office/word/2020/wordml/sdtdatahash" xmlns:w16sdtfl="http://schemas.microsoft.com/office/word/2024/wordml/sdtformatlock" xmlns:w16se="http://schemas.microsoft.com/office/word/2015/wordml/symex" xmlns:wpg="http://schemas.microsoft.com/office/word/2010/wordprocessingGroup" xmlns:wpi="http://schemas.microsoft.com/office/word/2010/wordprocessingInk" xmlns:wne="http://schemas.microsoft.com/office/word/2006/wordml" xmlns:wps="http://schemas.microsoft.com/office/word/2010/wordprocessingShape" mc:Ignorable="w14 w15 w16se w16cid w16 w16cex w16sdtdh w16sdtfl w16du wp14">
   <w:abstractNum w:abstractNumId="0" w15:restartNumberingAfterBreak="0">
-    <w:nsid w:val="15B32D5C"/>
+    <w:nsid w:val="06F33830"/>
     <w:multiLevelType w:val="multilevel"/>
-    <w:tmpl w:val="9EF47A62"/>
+    <w:tmpl w:val="7B82B608"/>
     <w:lvl w:ilvl="0">
       <w:start w:val="1"/>
       <w:numFmt w:val="bullet"/>
@@ -1764,9 +847,9 @@
     </w:lvl>
   </w:abstractNum>
   <w:abstractNum w:abstractNumId="1" w15:restartNumberingAfterBreak="0">
-    <w:nsid w:val="1C0F19F1"/>
+    <w:nsid w:val="230066C5"/>
     <w:multiLevelType w:val="multilevel"/>
-    <w:tmpl w:val="C04A5018"/>
+    <w:tmpl w:val="D9205EA4"/>
     <w:lvl w:ilvl="0">
       <w:start w:val="1"/>
       <w:numFmt w:val="bullet"/>
@@ -1913,9 +996,9 @@
     </w:lvl>
   </w:abstractNum>
   <w:abstractNum w:abstractNumId="2" w15:restartNumberingAfterBreak="0">
-    <w:nsid w:val="22A82E31"/>
+    <w:nsid w:val="269E3987"/>
     <w:multiLevelType w:val="multilevel"/>
-    <w:tmpl w:val="820A1B14"/>
+    <w:tmpl w:val="3F9A82D4"/>
     <w:lvl w:ilvl="0">
       <w:start w:val="1"/>
       <w:numFmt w:val="bullet"/>
@@ -2062,9 +1145,9 @@
     </w:lvl>
   </w:abstractNum>
   <w:abstractNum w:abstractNumId="3" w15:restartNumberingAfterBreak="0">
-    <w:nsid w:val="2D9266C6"/>
+    <w:nsid w:val="41FA647E"/>
     <w:multiLevelType w:val="multilevel"/>
-    <w:tmpl w:val="4E465898"/>
+    <w:tmpl w:val="14A42D64"/>
     <w:lvl w:ilvl="0">
       <w:start w:val="1"/>
       <w:numFmt w:val="bullet"/>
@@ -2211,9 +1294,9 @@
     </w:lvl>
   </w:abstractNum>
   <w:abstractNum w:abstractNumId="4" w15:restartNumberingAfterBreak="0">
-    <w:nsid w:val="37B97C95"/>
+    <w:nsid w:val="5CFE4D78"/>
     <w:multiLevelType w:val="multilevel"/>
-    <w:tmpl w:val="4CB2C768"/>
+    <w:tmpl w:val="946C7C52"/>
     <w:lvl w:ilvl="0">
       <w:start w:val="1"/>
       <w:numFmt w:val="bullet"/>
@@ -2359,324 +1442,20 @@
       </w:rPr>
     </w:lvl>
   </w:abstractNum>
-  <w:abstractNum w:abstractNumId="5" w15:restartNumberingAfterBreak="0">
-    <w:nsid w:val="614F62D9"/>
-    <w:multiLevelType w:val="multilevel"/>
-    <w:tmpl w:val="CECAD518"/>
-    <w:lvl w:ilvl="0">
-      <w:start w:val="1"/>
-      <w:numFmt w:val="bullet"/>
-      <w:lvlText w:val=""/>
-      <w:lvlJc w:val="left"/>
-      <w:pPr>
-        <w:tabs>
-          <w:tab w:val="num" w:pos="720"/>
-        </w:tabs>
-        <w:ind w:left="720" w:hanging="360"/>
-      </w:pPr>
-      <w:rPr>
-        <w:rFonts w:ascii="Symbol" w:hAnsi="Symbol" w:hint="default"/>
-        <w:sz w:val="20"/>
-      </w:rPr>
-    </w:lvl>
-    <w:lvl w:ilvl="1" w:tentative="1">
-      <w:start w:val="1"/>
-      <w:numFmt w:val="bullet"/>
-      <w:lvlText w:val="o"/>
-      <w:lvlJc w:val="left"/>
-      <w:pPr>
-        <w:tabs>
-          <w:tab w:val="num" w:pos="1440"/>
-        </w:tabs>
-        <w:ind w:left="1440" w:hanging="360"/>
-      </w:pPr>
-      <w:rPr>
-        <w:rFonts w:ascii="Courier New" w:hAnsi="Courier New" w:hint="default"/>
-        <w:sz w:val="20"/>
-      </w:rPr>
-    </w:lvl>
-    <w:lvl w:ilvl="2" w:tentative="1">
-      <w:start w:val="1"/>
-      <w:numFmt w:val="bullet"/>
-      <w:lvlText w:val=""/>
-      <w:lvlJc w:val="left"/>
-      <w:pPr>
-        <w:tabs>
-          <w:tab w:val="num" w:pos="2160"/>
-        </w:tabs>
-        <w:ind w:left="2160" w:hanging="360"/>
-      </w:pPr>
-      <w:rPr>
-        <w:rFonts w:ascii="Wingdings" w:hAnsi="Wingdings" w:hint="default"/>
-        <w:sz w:val="20"/>
-      </w:rPr>
-    </w:lvl>
-    <w:lvl w:ilvl="3" w:tentative="1">
-      <w:start w:val="1"/>
-      <w:numFmt w:val="bullet"/>
-      <w:lvlText w:val=""/>
-      <w:lvlJc w:val="left"/>
-      <w:pPr>
-        <w:tabs>
-          <w:tab w:val="num" w:pos="2880"/>
-        </w:tabs>
-        <w:ind w:left="2880" w:hanging="360"/>
-      </w:pPr>
-      <w:rPr>
-        <w:rFonts w:ascii="Wingdings" w:hAnsi="Wingdings" w:hint="default"/>
-        <w:sz w:val="20"/>
-      </w:rPr>
-    </w:lvl>
-    <w:lvl w:ilvl="4" w:tentative="1">
-      <w:start w:val="1"/>
-      <w:numFmt w:val="bullet"/>
-      <w:lvlText w:val=""/>
-      <w:lvlJc w:val="left"/>
-      <w:pPr>
-        <w:tabs>
-          <w:tab w:val="num" w:pos="3600"/>
-        </w:tabs>
-        <w:ind w:left="3600" w:hanging="360"/>
-      </w:pPr>
-      <w:rPr>
-        <w:rFonts w:ascii="Wingdings" w:hAnsi="Wingdings" w:hint="default"/>
-        <w:sz w:val="20"/>
-      </w:rPr>
-    </w:lvl>
-    <w:lvl w:ilvl="5" w:tentative="1">
-      <w:start w:val="1"/>
-      <w:numFmt w:val="bullet"/>
-      <w:lvlText w:val=""/>
-      <w:lvlJc w:val="left"/>
-      <w:pPr>
-        <w:tabs>
-          <w:tab w:val="num" w:pos="4320"/>
-        </w:tabs>
-        <w:ind w:left="4320" w:hanging="360"/>
-      </w:pPr>
-      <w:rPr>
-        <w:rFonts w:ascii="Wingdings" w:hAnsi="Wingdings" w:hint="default"/>
-        <w:sz w:val="20"/>
-      </w:rPr>
-    </w:lvl>
-    <w:lvl w:ilvl="6" w:tentative="1">
-      <w:start w:val="1"/>
-      <w:numFmt w:val="bullet"/>
-      <w:lvlText w:val=""/>
-      <w:lvlJc w:val="left"/>
-      <w:pPr>
-        <w:tabs>
-          <w:tab w:val="num" w:pos="5040"/>
-        </w:tabs>
-        <w:ind w:left="5040" w:hanging="360"/>
-      </w:pPr>
-      <w:rPr>
-        <w:rFonts w:ascii="Wingdings" w:hAnsi="Wingdings" w:hint="default"/>
-        <w:sz w:val="20"/>
-      </w:rPr>
-    </w:lvl>
-    <w:lvl w:ilvl="7" w:tentative="1">
-      <w:start w:val="1"/>
-      <w:numFmt w:val="bullet"/>
-      <w:lvlText w:val=""/>
-      <w:lvlJc w:val="left"/>
-      <w:pPr>
-        <w:tabs>
-          <w:tab w:val="num" w:pos="5760"/>
-        </w:tabs>
-        <w:ind w:left="5760" w:hanging="360"/>
-      </w:pPr>
-      <w:rPr>
-        <w:rFonts w:ascii="Wingdings" w:hAnsi="Wingdings" w:hint="default"/>
-        <w:sz w:val="20"/>
-      </w:rPr>
-    </w:lvl>
-    <w:lvl w:ilvl="8" w:tentative="1">
-      <w:start w:val="1"/>
-      <w:numFmt w:val="bullet"/>
-      <w:lvlText w:val=""/>
-      <w:lvlJc w:val="left"/>
-      <w:pPr>
-        <w:tabs>
-          <w:tab w:val="num" w:pos="6480"/>
-        </w:tabs>
-        <w:ind w:left="6480" w:hanging="360"/>
-      </w:pPr>
-      <w:rPr>
-        <w:rFonts w:ascii="Wingdings" w:hAnsi="Wingdings" w:hint="default"/>
-        <w:sz w:val="20"/>
-      </w:rPr>
-    </w:lvl>
-  </w:abstractNum>
-  <w:abstractNum w:abstractNumId="6" w15:restartNumberingAfterBreak="0">
-    <w:nsid w:val="6E713F01"/>
-    <w:multiLevelType w:val="multilevel"/>
-    <w:tmpl w:val="ACDA9992"/>
-    <w:lvl w:ilvl="0">
-      <w:start w:val="1"/>
-      <w:numFmt w:val="bullet"/>
-      <w:lvlText w:val=""/>
-      <w:lvlJc w:val="left"/>
-      <w:pPr>
-        <w:tabs>
-          <w:tab w:val="num" w:pos="720"/>
-        </w:tabs>
-        <w:ind w:left="720" w:hanging="360"/>
-      </w:pPr>
-      <w:rPr>
-        <w:rFonts w:ascii="Symbol" w:hAnsi="Symbol" w:hint="default"/>
-        <w:sz w:val="20"/>
-      </w:rPr>
-    </w:lvl>
-    <w:lvl w:ilvl="1" w:tentative="1">
-      <w:start w:val="1"/>
-      <w:numFmt w:val="bullet"/>
-      <w:lvlText w:val="o"/>
-      <w:lvlJc w:val="left"/>
-      <w:pPr>
-        <w:tabs>
-          <w:tab w:val="num" w:pos="1440"/>
-        </w:tabs>
-        <w:ind w:left="1440" w:hanging="360"/>
-      </w:pPr>
-      <w:rPr>
-        <w:rFonts w:ascii="Courier New" w:hAnsi="Courier New" w:hint="default"/>
-        <w:sz w:val="20"/>
-      </w:rPr>
-    </w:lvl>
-    <w:lvl w:ilvl="2" w:tentative="1">
-      <w:start w:val="1"/>
-      <w:numFmt w:val="bullet"/>
-      <w:lvlText w:val=""/>
-      <w:lvlJc w:val="left"/>
-      <w:pPr>
-        <w:tabs>
-          <w:tab w:val="num" w:pos="2160"/>
-        </w:tabs>
-        <w:ind w:left="2160" w:hanging="360"/>
-      </w:pPr>
-      <w:rPr>
-        <w:rFonts w:ascii="Wingdings" w:hAnsi="Wingdings" w:hint="default"/>
-        <w:sz w:val="20"/>
-      </w:rPr>
-    </w:lvl>
-    <w:lvl w:ilvl="3" w:tentative="1">
-      <w:start w:val="1"/>
-      <w:numFmt w:val="bullet"/>
-      <w:lvlText w:val=""/>
-      <w:lvlJc w:val="left"/>
-      <w:pPr>
-        <w:tabs>
-          <w:tab w:val="num" w:pos="2880"/>
-        </w:tabs>
-        <w:ind w:left="2880" w:hanging="360"/>
-      </w:pPr>
-      <w:rPr>
-        <w:rFonts w:ascii="Wingdings" w:hAnsi="Wingdings" w:hint="default"/>
-        <w:sz w:val="20"/>
-      </w:rPr>
-    </w:lvl>
-    <w:lvl w:ilvl="4" w:tentative="1">
-      <w:start w:val="1"/>
-      <w:numFmt w:val="bullet"/>
-      <w:lvlText w:val=""/>
-      <w:lvlJc w:val="left"/>
-      <w:pPr>
-        <w:tabs>
-          <w:tab w:val="num" w:pos="3600"/>
-        </w:tabs>
-        <w:ind w:left="3600" w:hanging="360"/>
-      </w:pPr>
-      <w:rPr>
-        <w:rFonts w:ascii="Wingdings" w:hAnsi="Wingdings" w:hint="default"/>
-        <w:sz w:val="20"/>
-      </w:rPr>
-    </w:lvl>
-    <w:lvl w:ilvl="5" w:tentative="1">
-      <w:start w:val="1"/>
-      <w:numFmt w:val="bullet"/>
-      <w:lvlText w:val=""/>
-      <w:lvlJc w:val="left"/>
-      <w:pPr>
-        <w:tabs>
-          <w:tab w:val="num" w:pos="4320"/>
-        </w:tabs>
-        <w:ind w:left="4320" w:hanging="360"/>
-      </w:pPr>
-      <w:rPr>
-        <w:rFonts w:ascii="Wingdings" w:hAnsi="Wingdings" w:hint="default"/>
-        <w:sz w:val="20"/>
-      </w:rPr>
-    </w:lvl>
-    <w:lvl w:ilvl="6" w:tentative="1">
-      <w:start w:val="1"/>
-      <w:numFmt w:val="bullet"/>
-      <w:lvlText w:val=""/>
-      <w:lvlJc w:val="left"/>
-      <w:pPr>
-        <w:tabs>
-          <w:tab w:val="num" w:pos="5040"/>
-        </w:tabs>
-        <w:ind w:left="5040" w:hanging="360"/>
-      </w:pPr>
-      <w:rPr>
-        <w:rFonts w:ascii="Wingdings" w:hAnsi="Wingdings" w:hint="default"/>
-        <w:sz w:val="20"/>
-      </w:rPr>
-    </w:lvl>
-    <w:lvl w:ilvl="7" w:tentative="1">
-      <w:start w:val="1"/>
-      <w:numFmt w:val="bullet"/>
-      <w:lvlText w:val=""/>
-      <w:lvlJc w:val="left"/>
-      <w:pPr>
-        <w:tabs>
-          <w:tab w:val="num" w:pos="5760"/>
-        </w:tabs>
-        <w:ind w:left="5760" w:hanging="360"/>
-      </w:pPr>
-      <w:rPr>
-        <w:rFonts w:ascii="Wingdings" w:hAnsi="Wingdings" w:hint="default"/>
-        <w:sz w:val="20"/>
-      </w:rPr>
-    </w:lvl>
-    <w:lvl w:ilvl="8" w:tentative="1">
-      <w:start w:val="1"/>
-      <w:numFmt w:val="bullet"/>
-      <w:lvlText w:val=""/>
-      <w:lvlJc w:val="left"/>
-      <w:pPr>
-        <w:tabs>
-          <w:tab w:val="num" w:pos="6480"/>
-        </w:tabs>
-        <w:ind w:left="6480" w:hanging="360"/>
-      </w:pPr>
-      <w:rPr>
-        <w:rFonts w:ascii="Wingdings" w:hAnsi="Wingdings" w:hint="default"/>
-        <w:sz w:val="20"/>
-      </w:rPr>
-    </w:lvl>
-  </w:abstractNum>
-  <w:num w:numId="1" w16cid:durableId="435251883">
-    <w:abstractNumId w:val="3"/>
-  </w:num>
-  <w:num w:numId="2" w16cid:durableId="158160678">
-    <w:abstractNumId w:val="6"/>
-  </w:num>
-  <w:num w:numId="3" w16cid:durableId="1113282389">
+  <w:num w:numId="1" w16cid:durableId="2146308794">
     <w:abstractNumId w:val="0"/>
   </w:num>
-  <w:num w:numId="4" w16cid:durableId="560411922">
+  <w:num w:numId="2" w16cid:durableId="166605350">
     <w:abstractNumId w:val="1"/>
   </w:num>
-  <w:num w:numId="5" w16cid:durableId="457995620">
+  <w:num w:numId="3" w16cid:durableId="1206211778">
     <w:abstractNumId w:val="2"/>
   </w:num>
-  <w:num w:numId="6" w16cid:durableId="1337927256">
-    <w:abstractNumId w:val="5"/>
+  <w:num w:numId="4" w16cid:durableId="1912420276">
+    <w:abstractNumId w:val="4"/>
   </w:num>
-  <w:num w:numId="7" w16cid:durableId="1240943094">
-    <w:abstractNumId w:val="4"/>
+  <w:num w:numId="5" w16cid:durableId="1314024487">
+    <w:abstractNumId w:val="3"/>
   </w:num>
 </w:numbering>
 </file>

--- a/04-Abril-Mayo/Entregables/2026-05/05-Informe_Procesos_ETL_ELT_2026-05.docx
+++ b/04-Abril-Mayo/Entregables/2026-05/05-Informe_Procesos_ETL_ELT_2026-05.docx
@@ -13,7 +13,7 @@
         <w:rPr>
           <w:rFonts w:ascii="Calibri" w:eastAsia="Times New Roman" w:hAnsi="Calibri" w:cs="Calibri"/>
         </w:rPr>
-        <w:t>Informe de Pruebas de Procesos ETL / ELT</w:t>
+        <w:t>Informe Mensual de Pruebas y Procesos de Ingesta (ETL/ELT)</w:t>
       </w:r>
     </w:p>
     <w:p>
@@ -145,7 +145,21 @@
           <w:sz w:val="22"/>
           <w:szCs w:val="22"/>
         </w:rPr>
-        <w:t>Documentar los procesos técnicos, las validaciones de negocio y las ejecuciones sistemáticas del *pipeline* de Extracción, Transformación y Carga (ETL) diseñados para el motor de orquestación de Vida Saludable y el cruce de datos masivo con los catálogos en PostgreSQL y Oracle 19c.</w:t>
+        <w:t>Documentar los procesos técnicos, validaciones de negocio, y las ejecuciones sistemáticas del *pipeline* de Extracción, Transformación y Carga (ETL) diseñados para la Fase 2 del orquestador de Vida Saludable. Este informe detalla las pruebas de volumetría, cruces masivos con catálogos en PostgreSQL y procesos automatizados de *Data Profiling* sobre bases de datos secundarias como Oracle 19c (</w:t>
+      </w:r>
+      <w:r>
+        <w:rPr>
+          <w:rStyle w:val="CdigoHTML"/>
+        </w:rPr>
+        <w:t>SEP_MUSEMS_PU</w:t>
+      </w:r>
+      <w:r>
+        <w:rPr>
+          <w:rFonts w:ascii="Calibri" w:hAnsi="Calibri" w:cs="Calibri"/>
+          <w:sz w:val="22"/>
+          <w:szCs w:val="22"/>
+        </w:rPr>
+        <w:t>).</w:t>
       </w:r>
     </w:p>
     <w:p>
@@ -159,7 +173,7 @@
         <w:rPr>
           <w:rFonts w:ascii="Calibri" w:eastAsia="Times New Roman" w:hAnsi="Calibri" w:cs="Calibri"/>
         </w:rPr>
-        <w:t>2. Ingesta y Validación (Data Profiling)</w:t>
+        <w:t>2. Alcance del Avance de Mayo</w:t>
       </w:r>
     </w:p>
     <w:p>
@@ -177,21 +191,7 @@
           <w:sz w:val="22"/>
           <w:szCs w:val="22"/>
         </w:rPr>
-        <w:t>Conforme a la documentación generada en mayo (como el plan de trabajo de la Fase 2 y la matriz de procesos y políticas), los flujos de ETL reales se instrumentaron con una rigurosa fase pre-procesamiento (*Data Profiling*).</w:t>
-      </w:r>
-    </w:p>
-    <w:p>
-      <w:pPr>
-        <w:pStyle w:val="Ttulo3"/>
-        <w:rPr>
-          <w:rFonts w:ascii="Calibri" w:eastAsia="Times New Roman" w:hAnsi="Calibri" w:cs="Calibri"/>
-        </w:rPr>
-      </w:pPr>
-      <w:r>
-        <w:rPr>
-          <w:rFonts w:ascii="Calibri" w:eastAsia="Times New Roman" w:hAnsi="Calibri" w:cs="Calibri"/>
-        </w:rPr>
-        <w:t>2.1 Depuración Automática de Layouts Planos</w:t>
+        <w:t xml:space="preserve">A diferencia del mes de abril, en el que se delineó la arquitectura teórica ETL y sus mapeos conceptuales, durante mayo el trabajo consistió en someter los componentes del *pipeline* a entornos de ejecución reales bajo estrés. </w:t>
       </w:r>
     </w:p>
     <w:p>
@@ -209,7 +209,7 @@
           <w:sz w:val="22"/>
           <w:szCs w:val="22"/>
         </w:rPr>
-        <w:t>Durante la carga simulada en el entorno de DEV para el padrón de alumnos de Puebla (CCT "21"), el motor de validación aisló eficientemente los problemas de diseño de los archivos origen:</w:t>
+        <w:t>El avance de mayo comprende:</w:t>
       </w:r>
     </w:p>
     <w:p>
@@ -227,48 +227,11 @@
       </w:pPr>
       <w:r>
         <w:rPr>
-          <w:rStyle w:val="Fuerte"/>
-          <w:rFonts w:ascii="Calibri" w:eastAsia="Times New Roman" w:hAnsi="Calibri" w:cs="Calibri"/>
-          <w:sz w:val="22"/>
-          <w:szCs w:val="22"/>
-        </w:rPr>
-        <w:t>Detección de Anomalías:</w:t>
-      </w:r>
-      <w:r>
-        <w:rPr>
-          <w:rFonts w:ascii="Calibri" w:eastAsia="Times New Roman" w:hAnsi="Calibri" w:cs="Calibri"/>
-          <w:sz w:val="22"/>
-          <w:szCs w:val="22"/>
-        </w:rPr>
-        <w:t xml:space="preserve"> El script </w:t>
-      </w:r>
-      <w:r>
-        <w:rPr>
-          <w:rStyle w:val="CdigoHTML"/>
-        </w:rPr>
-        <w:t>etl_flat_files_test.py</w:t>
-      </w:r>
-      <w:r>
-        <w:rPr>
-          <w:rFonts w:ascii="Calibri" w:eastAsia="Times New Roman" w:hAnsi="Calibri" w:cs="Calibri"/>
-          <w:sz w:val="22"/>
-          <w:szCs w:val="22"/>
-        </w:rPr>
-        <w:t xml:space="preserve"> identificó la ausencia de correlación entre CCTs recibidas y el </w:t>
-      </w:r>
-      <w:r>
-        <w:rPr>
-          <w:rStyle w:val="CdigoHTML"/>
-        </w:rPr>
-        <w:t>catalogo_cct</w:t>
-      </w:r>
-      <w:r>
-        <w:rPr>
-          <w:rFonts w:ascii="Calibri" w:eastAsia="Times New Roman" w:hAnsi="Calibri" w:cs="Calibri"/>
-          <w:sz w:val="22"/>
-          <w:szCs w:val="22"/>
-        </w:rPr>
-        <w:t xml:space="preserve"> oficial residente en la base de datos local.</w:t>
+          <w:rFonts w:ascii="Calibri" w:eastAsia="Times New Roman" w:hAnsi="Calibri" w:cs="Calibri"/>
+          <w:sz w:val="22"/>
+          <w:szCs w:val="22"/>
+        </w:rPr>
+        <w:t>La instrumentación de validadores previos a la carga (*Data Profiling*) sobre archivos planos (CSV).</w:t>
       </w:r>
     </w:p>
     <w:p>
@@ -286,34 +249,33 @@
       </w:pPr>
       <w:r>
         <w:rPr>
-          <w:rStyle w:val="Fuerte"/>
-          <w:rFonts w:ascii="Calibri" w:eastAsia="Times New Roman" w:hAnsi="Calibri" w:cs="Calibri"/>
-          <w:sz w:val="22"/>
-          <w:szCs w:val="22"/>
-        </w:rPr>
-        <w:t>Desvío (Dead Letter Queue):</w:t>
-      </w:r>
-      <w:r>
-        <w:rPr>
-          <w:rFonts w:ascii="Calibri" w:eastAsia="Times New Roman" w:hAnsi="Calibri" w:cs="Calibri"/>
-          <w:sz w:val="22"/>
-          <w:szCs w:val="22"/>
-        </w:rPr>
-        <w:t xml:space="preserve"> Un total de 45 registros incoherentes (por longitud inválida de CURP o CCT inexistente) fueron desviados de forma preventiva al archivo de logs de cuarentena </w:t>
-      </w:r>
-      <w:r>
-        <w:rPr>
-          <w:rStyle w:val="CdigoHTML"/>
-        </w:rPr>
-        <w:t>depuracion_errores.json</w:t>
-      </w:r>
-      <w:r>
-        <w:rPr>
-          <w:rFonts w:ascii="Calibri" w:eastAsia="Times New Roman" w:hAnsi="Calibri" w:cs="Calibri"/>
-          <w:sz w:val="22"/>
-          <w:szCs w:val="22"/>
-        </w:rPr>
-        <w:t>. Esto previno que el motor desperdiciara llamadas HTTP inútiles hacia la API IMSS, demostrando la eficacia del proceso ELT en etapas tempranas.</w:t>
+          <w:rFonts w:ascii="Calibri" w:eastAsia="Times New Roman" w:hAnsi="Calibri" w:cs="Calibri"/>
+          <w:sz w:val="22"/>
+          <w:szCs w:val="22"/>
+        </w:rPr>
+        <w:t>Pruebas reales de ingesta transaccional (14,500 registros) verificando el cifrado en la capa de transformación.</w:t>
+      </w:r>
+    </w:p>
+    <w:p>
+      <w:pPr>
+        <w:numPr>
+          <w:ilvl w:val="0"/>
+          <w:numId w:val="1"/>
+        </w:numPr>
+        <w:spacing w:before="100" w:beforeAutospacing="1" w:after="100" w:afterAutospacing="1"/>
+        <w:rPr>
+          <w:rFonts w:ascii="Calibri" w:eastAsia="Times New Roman" w:hAnsi="Calibri" w:cs="Calibri"/>
+          <w:sz w:val="22"/>
+          <w:szCs w:val="22"/>
+        </w:rPr>
+      </w:pPr>
+      <w:r>
+        <w:rPr>
+          <w:rFonts w:ascii="Calibri" w:eastAsia="Times New Roman" w:hAnsi="Calibri" w:cs="Calibri"/>
+          <w:sz w:val="22"/>
+          <w:szCs w:val="22"/>
+        </w:rPr>
+        <w:t>Implementación de patrones de resiliencia como transacciones por bloques (*batch commits*) para evitar la saturación de los *Tablespaces* y la RAM del servidor PostgreSQL.</w:t>
       </w:r>
     </w:p>
     <w:p>
@@ -327,7 +289,7 @@
         <w:rPr>
           <w:rFonts w:ascii="Calibri" w:eastAsia="Times New Roman" w:hAnsi="Calibri" w:cs="Calibri"/>
         </w:rPr>
-        <w:t>3. Pruebas de Estrés y Volumetría ETL</w:t>
+        <w:t>3. Ingesta y Validación de Archivos (*Data Profiling*)</w:t>
       </w:r>
     </w:p>
     <w:p>
@@ -345,54 +307,40 @@
           <w:sz w:val="22"/>
           <w:szCs w:val="22"/>
         </w:rPr>
-        <w:t xml:space="preserve">El sistema ETL relacional se sometió a las pruebas de carga delineadas en el </w:t>
-      </w:r>
-      <w:r>
-        <w:rPr>
-          <w:rStyle w:val="CdigoHTML"/>
-        </w:rPr>
-        <w:t>TEST-PLAN.md</w:t>
-      </w:r>
-      <w:r>
+        <w:t>Conforme al plan de trabajo de la Fase 2, la ingesta en bruto (ELT) se complementó con una fase rigurosa de pre-procesamiento donde los datos de origen no ingresan a las tablas operativas sin ser previamente limpiados y validados.</w:t>
+      </w:r>
+    </w:p>
+    <w:p>
+      <w:pPr>
+        <w:pStyle w:val="Ttulo3"/>
+        <w:rPr>
+          <w:rFonts w:ascii="Calibri" w:eastAsia="Times New Roman" w:hAnsi="Calibri" w:cs="Calibri"/>
+        </w:rPr>
+      </w:pPr>
+      <w:r>
+        <w:rPr>
+          <w:rFonts w:ascii="Calibri" w:eastAsia="Times New Roman" w:hAnsi="Calibri" w:cs="Calibri"/>
+        </w:rPr>
+        <w:t>3.1 Depuración Automática de Layouts Planos</w:t>
+      </w:r>
+    </w:p>
+    <w:p>
+      <w:pPr>
+        <w:pStyle w:val="NormalWeb"/>
         <w:rPr>
           <w:rFonts w:ascii="Calibri" w:hAnsi="Calibri" w:cs="Calibri"/>
           <w:sz w:val="22"/>
           <w:szCs w:val="22"/>
         </w:rPr>
-        <w:t xml:space="preserve"> del repositorio secundario:</w:t>
-      </w:r>
-    </w:p>
-    <w:p>
-      <w:pPr>
-        <w:pStyle w:val="Ttulo3"/>
-        <w:rPr>
-          <w:rFonts w:ascii="Calibri" w:eastAsia="Times New Roman" w:hAnsi="Calibri" w:cs="Calibri"/>
-        </w:rPr>
-      </w:pPr>
-      <w:r>
-        <w:rPr>
-          <w:rFonts w:ascii="Calibri" w:eastAsia="Times New Roman" w:hAnsi="Calibri" w:cs="Calibri"/>
-        </w:rPr>
-        <w:t>3.1 Proceso de Extracción</w:t>
-      </w:r>
-    </w:p>
-    <w:p>
-      <w:pPr>
-        <w:pStyle w:val="NormalWeb"/>
+      </w:pPr>
+      <w:r>
         <w:rPr>
           <w:rFonts w:ascii="Calibri" w:hAnsi="Calibri" w:cs="Calibri"/>
           <w:sz w:val="22"/>
           <w:szCs w:val="22"/>
         </w:rPr>
-      </w:pPr>
-      <w:r>
-        <w:rPr>
-          <w:rFonts w:ascii="Calibri" w:hAnsi="Calibri" w:cs="Calibri"/>
-          <w:sz w:val="22"/>
-          <w:szCs w:val="22"/>
-        </w:rPr>
         <w:lastRenderedPageBreak/>
-        <w:t>La recuperación transaccional masiva desde las tablas de Oracle y su ingesta a PostgreSQL consolidó:</w:t>
+        <w:t>Durante la carga simulada en el entorno de DEV para el padrón de alumnos del estado de Puebla (prefijo "21"), el motor de validación aisló eficientemente los problemas de diseño de los archivos origen.</w:t>
       </w:r>
     </w:p>
     <w:p>
@@ -410,11 +358,48 @@
       </w:pPr>
       <w:r>
         <w:rPr>
-          <w:rFonts w:ascii="Calibri" w:eastAsia="Times New Roman" w:hAnsi="Calibri" w:cs="Calibri"/>
-          <w:sz w:val="22"/>
-          <w:szCs w:val="22"/>
-        </w:rPr>
-        <w:t>Normalización automática de *strings* mal formados en los nombres de alumnos.</w:t>
+          <w:rStyle w:val="Fuerte"/>
+          <w:rFonts w:ascii="Calibri" w:eastAsia="Times New Roman" w:hAnsi="Calibri" w:cs="Calibri"/>
+          <w:sz w:val="22"/>
+          <w:szCs w:val="22"/>
+        </w:rPr>
+        <w:t>Detección de Anomalías:</w:t>
+      </w:r>
+      <w:r>
+        <w:rPr>
+          <w:rFonts w:ascii="Calibri" w:eastAsia="Times New Roman" w:hAnsi="Calibri" w:cs="Calibri"/>
+          <w:sz w:val="22"/>
+          <w:szCs w:val="22"/>
+        </w:rPr>
+        <w:t xml:space="preserve"> El script de ingesta </w:t>
+      </w:r>
+      <w:r>
+        <w:rPr>
+          <w:rStyle w:val="CdigoHTML"/>
+        </w:rPr>
+        <w:t>etl_flat_files_test.py</w:t>
+      </w:r>
+      <w:r>
+        <w:rPr>
+          <w:rFonts w:ascii="Calibri" w:eastAsia="Times New Roman" w:hAnsi="Calibri" w:cs="Calibri"/>
+          <w:sz w:val="22"/>
+          <w:szCs w:val="22"/>
+        </w:rPr>
+        <w:t xml:space="preserve"> identificó la ausencia de correlación entre Claves de Centro de Trabajo (CCTs) recibidas en el CSV y el catálogo oficial </w:t>
+      </w:r>
+      <w:r>
+        <w:rPr>
+          <w:rStyle w:val="CdigoHTML"/>
+        </w:rPr>
+        <w:t>catalogo_cct</w:t>
+      </w:r>
+      <w:r>
+        <w:rPr>
+          <w:rFonts w:ascii="Calibri" w:eastAsia="Times New Roman" w:hAnsi="Calibri" w:cs="Calibri"/>
+          <w:sz w:val="22"/>
+          <w:szCs w:val="22"/>
+        </w:rPr>
+        <w:t xml:space="preserve"> residente en PostgreSQL.</w:t>
       </w:r>
     </w:p>
     <w:p>
@@ -432,11 +417,34 @@
       </w:pPr>
       <w:r>
         <w:rPr>
-          <w:rFonts w:ascii="Calibri" w:eastAsia="Times New Roman" w:hAnsi="Calibri" w:cs="Calibri"/>
-          <w:sz w:val="22"/>
-          <w:szCs w:val="22"/>
-        </w:rPr>
-        <w:t>Estandarización de fechas.</w:t>
+          <w:rStyle w:val="Fuerte"/>
+          <w:rFonts w:ascii="Calibri" w:eastAsia="Times New Roman" w:hAnsi="Calibri" w:cs="Calibri"/>
+          <w:sz w:val="22"/>
+          <w:szCs w:val="22"/>
+        </w:rPr>
+        <w:t>Desvío Preventivo (*Dead Letter Queue*):</w:t>
+      </w:r>
+      <w:r>
+        <w:rPr>
+          <w:rFonts w:ascii="Calibri" w:eastAsia="Times New Roman" w:hAnsi="Calibri" w:cs="Calibri"/>
+          <w:sz w:val="22"/>
+          <w:szCs w:val="22"/>
+        </w:rPr>
+        <w:t xml:space="preserve"> Un total de 45 registros incoherentes (con longitudes inválidas en la CURP o CCTs inexistentes) fueron desviados dinámicamente al archivo de registro en cuarentena </w:t>
+      </w:r>
+      <w:r>
+        <w:rPr>
+          <w:rStyle w:val="CdigoHTML"/>
+        </w:rPr>
+        <w:t>depuracion_errores.json</w:t>
+      </w:r>
+      <w:r>
+        <w:rPr>
+          <w:rFonts w:ascii="Calibri" w:eastAsia="Times New Roman" w:hAnsi="Calibri" w:cs="Calibri"/>
+          <w:sz w:val="22"/>
+          <w:szCs w:val="22"/>
+        </w:rPr>
+        <w:t>.</w:t>
       </w:r>
     </w:p>
     <w:p>
@@ -454,11 +462,152 @@
       </w:pPr>
       <w:r>
         <w:rPr>
-          <w:rFonts w:ascii="Calibri" w:eastAsia="Times New Roman" w:hAnsi="Calibri" w:cs="Calibri"/>
-          <w:sz w:val="22"/>
-          <w:szCs w:val="22"/>
-        </w:rPr>
-        <w:t>Generación de llaves foráneas consistentes.</w:t>
+          <w:rStyle w:val="Fuerte"/>
+          <w:rFonts w:ascii="Calibri" w:eastAsia="Times New Roman" w:hAnsi="Calibri" w:cs="Calibri"/>
+          <w:sz w:val="22"/>
+          <w:szCs w:val="22"/>
+        </w:rPr>
+        <w:t>Impacto Operativo:</w:t>
+      </w:r>
+      <w:r>
+        <w:rPr>
+          <w:rFonts w:ascii="Calibri" w:eastAsia="Times New Roman" w:hAnsi="Calibri" w:cs="Calibri"/>
+          <w:sz w:val="22"/>
+          <w:szCs w:val="22"/>
+        </w:rPr>
+        <w:t xml:space="preserve"> Este patrón impidió que el orquestador principal desencadenara llamadas HTTP (WAF) inútiles hacia la API IMSS, demostrando la eficacia de capturar errores semánticos en las fases tempranas del ETL.</w:t>
+      </w:r>
+    </w:p>
+    <w:p>
+      <w:pPr>
+        <w:pStyle w:val="NormalWeb"/>
+        <w:rPr>
+          <w:rFonts w:ascii="Calibri" w:hAnsi="Calibri" w:cs="Calibri"/>
+          <w:sz w:val="22"/>
+          <w:szCs w:val="22"/>
+        </w:rPr>
+      </w:pPr>
+      <w:r>
+        <w:rPr>
+          <w:rStyle w:val="Fuerte"/>
+          <w:rFonts w:ascii="Calibri" w:hAnsi="Calibri" w:cs="Calibri"/>
+          <w:sz w:val="22"/>
+          <w:szCs w:val="22"/>
+        </w:rPr>
+        <w:t>Snippet de Registro en Dead Letter Queue (</w:t>
+      </w:r>
+      <w:r>
+        <w:rPr>
+          <w:rStyle w:val="CdigoHTML"/>
+          <w:b/>
+          <w:bCs/>
+        </w:rPr>
+        <w:t>depuracion_errores.json</w:t>
+      </w:r>
+      <w:r>
+        <w:rPr>
+          <w:rStyle w:val="Fuerte"/>
+          <w:rFonts w:ascii="Calibri" w:hAnsi="Calibri" w:cs="Calibri"/>
+          <w:sz w:val="22"/>
+          <w:szCs w:val="22"/>
+        </w:rPr>
+        <w:t>):</w:t>
+      </w:r>
+    </w:p>
+    <w:p>
+      <w:pPr>
+        <w:pStyle w:val="HTMLconformatoprevio"/>
+      </w:pPr>
+    </w:p>
+    <w:p>
+      <w:pPr>
+        <w:pStyle w:val="HTMLconformatoprevio"/>
+      </w:pPr>
+      <w:r>
+        <w:t>{</w:t>
+      </w:r>
+    </w:p>
+    <w:p>
+      <w:pPr>
+        <w:pStyle w:val="HTMLconformatoprevio"/>
+      </w:pPr>
+      <w:r>
+        <w:t xml:space="preserve">  "timestamp": "2026-05-18T10:45:33Z",</w:t>
+      </w:r>
+    </w:p>
+    <w:p>
+      <w:pPr>
+        <w:pStyle w:val="HTMLconformatoprevio"/>
+      </w:pPr>
+      <w:r>
+        <w:t xml:space="preserve">  "lote_id": "LOTE-202605-02",</w:t>
+      </w:r>
+    </w:p>
+    <w:p>
+      <w:pPr>
+        <w:pStyle w:val="HTMLconformatoprevio"/>
+      </w:pPr>
+      <w:r>
+        <w:t xml:space="preserve">  "registro_anomalo": {</w:t>
+      </w:r>
+    </w:p>
+    <w:p>
+      <w:pPr>
+        <w:pStyle w:val="HTMLconformatoprevio"/>
+      </w:pPr>
+      <w:r>
+        <w:t xml:space="preserve">    "curp": "INVALID_CURP_123",</w:t>
+      </w:r>
+    </w:p>
+    <w:p>
+      <w:pPr>
+        <w:pStyle w:val="HTMLconformatoprevio"/>
+      </w:pPr>
+      <w:r>
+        <w:t xml:space="preserve">    "cct": "</w:t>
+      </w:r>
+      <w:r>
+        <w:t>21DPR",</w:t>
+      </w:r>
+    </w:p>
+    <w:p>
+      <w:pPr>
+        <w:pStyle w:val="HTMLconformatoprevio"/>
+      </w:pPr>
+      <w:r>
+        <w:t xml:space="preserve">    "nombre": "JUAN PEREZ"</w:t>
+      </w:r>
+    </w:p>
+    <w:p>
+      <w:pPr>
+        <w:pStyle w:val="HTMLconformatoprevio"/>
+      </w:pPr>
+      <w:r>
+        <w:t xml:space="preserve">  },</w:t>
+      </w:r>
+    </w:p>
+    <w:p>
+      <w:pPr>
+        <w:pStyle w:val="HTMLconformatoprevio"/>
+      </w:pPr>
+      <w:r>
+        <w:t xml:space="preserve">  "motivo_rechazo": "LONGITUD_CURP_INVALIDA",</w:t>
+      </w:r>
+    </w:p>
+    <w:p>
+      <w:pPr>
+        <w:pStyle w:val="HTMLconformatoprevio"/>
+      </w:pPr>
+      <w:r>
+        <w:t xml:space="preserve">  "severidad": "WARN"</w:t>
+      </w:r>
+    </w:p>
+    <w:p>
+      <w:pPr>
+        <w:pStyle w:val="HTMLconformatoprevio"/>
+      </w:pPr>
+      <w:r>
+        <w:t>}</w:t>
       </w:r>
     </w:p>
     <w:p>
@@ -472,7 +621,7 @@
         <w:rPr>
           <w:rFonts w:ascii="Calibri" w:eastAsia="Times New Roman" w:hAnsi="Calibri" w:cs="Calibri"/>
         </w:rPr>
-        <w:t>3.2 Codificación Dinámica y Carga (AES-128)</w:t>
+        <w:t>3.2 Estandarización de Ingesta Oracle (MUSEMS-PU)</w:t>
       </w:r>
     </w:p>
     <w:p>
@@ -490,7 +639,35 @@
           <w:sz w:val="22"/>
           <w:szCs w:val="22"/>
         </w:rPr>
-        <w:t>Una etapa vital de la transformación incluyó la codificación criptográfica "al vuelo":</w:t>
+        <w:t xml:space="preserve">En el ecosistema paralelo de </w:t>
+      </w:r>
+      <w:r>
+        <w:rPr>
+          <w:rStyle w:val="CdigoHTML"/>
+        </w:rPr>
+        <w:t>SEP_MUSEMS_PU</w:t>
+      </w:r>
+      <w:r>
+        <w:rPr>
+          <w:rFonts w:ascii="Calibri" w:hAnsi="Calibri" w:cs="Calibri"/>
+          <w:sz w:val="22"/>
+          <w:szCs w:val="22"/>
+        </w:rPr>
+        <w:t>, la política de *Data Profiling* se extendió a la capa de *Staging* (</w:t>
+      </w:r>
+      <w:r>
+        <w:rPr>
+          <w:rStyle w:val="CdigoHTML"/>
+        </w:rPr>
+        <w:t>Client_Data_Base_Oracle_DDL.sql</w:t>
+      </w:r>
+      <w:r>
+        <w:rPr>
+          <w:rFonts w:ascii="Calibri" w:hAnsi="Calibri" w:cs="Calibri"/>
+          <w:sz w:val="22"/>
+          <w:szCs w:val="22"/>
+        </w:rPr>
+        <w:t>). Se establecieron validaciones rígidas pre-carga:</w:t>
       </w:r>
     </w:p>
     <w:p>
@@ -508,31 +685,169 @@
       </w:pPr>
       <w:r>
         <w:rPr>
-          <w:rFonts w:ascii="Calibri" w:eastAsia="Times New Roman" w:hAnsi="Calibri" w:cs="Calibri"/>
-          <w:sz w:val="22"/>
-          <w:szCs w:val="22"/>
-        </w:rPr>
-        <w:t xml:space="preserve">Para cada uno de los 14,500 registros procesados en mayo, el proceso ETL inyectó la firma criptográfica AES-128 del token necesario para el consumo final del PDF, demostrando que la fase de transformación es capaz de operar en tiempo de latencia sub-milisegundo sin entorpecer el hilo principal de concurrencia de inserciones en </w:t>
+          <w:rStyle w:val="Fuerte"/>
+          <w:rFonts w:ascii="Calibri" w:eastAsia="Times New Roman" w:hAnsi="Calibri" w:cs="Calibri"/>
+          <w:sz w:val="22"/>
+          <w:szCs w:val="22"/>
+        </w:rPr>
+        <w:t>Restricción de Identificadores:</w:t>
+      </w:r>
+      <w:r>
+        <w:rPr>
+          <w:rFonts w:ascii="Calibri" w:eastAsia="Times New Roman" w:hAnsi="Calibri" w:cs="Calibri"/>
+          <w:sz w:val="22"/>
+          <w:szCs w:val="22"/>
+        </w:rPr>
+        <w:t xml:space="preserve"> Se prohibió el uso del ID </w:t>
       </w:r>
       <w:r>
         <w:rPr>
           <w:rStyle w:val="CdigoHTML"/>
         </w:rPr>
-        <w:t>CurpProcesada</w:t>
-      </w:r>
-      <w:r>
-        <w:rPr>
-          <w:rFonts w:ascii="Calibri" w:eastAsia="Times New Roman" w:hAnsi="Calibri" w:cs="Calibri"/>
-          <w:sz w:val="22"/>
-          <w:szCs w:val="22"/>
-        </w:rPr>
-        <w:t xml:space="preserve"> y </w:t>
+        <w:t>1</w:t>
+      </w:r>
+      <w:r>
+        <w:rPr>
+          <w:rFonts w:ascii="Calibri" w:eastAsia="Times New Roman" w:hAnsi="Calibri" w:cs="Calibri"/>
+          <w:sz w:val="22"/>
+          <w:szCs w:val="22"/>
+        </w:rPr>
+        <w:t xml:space="preserve"> para el Programa Institución, forzando el uso del rango estándar aprobado (</w:t>
       </w:r>
       <w:r>
         <w:rPr>
           <w:rStyle w:val="CdigoHTML"/>
         </w:rPr>
-        <w:t>BitacoraEvento</w:t>
+        <w:t>100</w:t>
+      </w:r>
+      <w:r>
+        <w:rPr>
+          <w:rFonts w:ascii="Calibri" w:eastAsia="Times New Roman" w:hAnsi="Calibri" w:cs="Calibri"/>
+          <w:sz w:val="22"/>
+          <w:szCs w:val="22"/>
+        </w:rPr>
+        <w:t xml:space="preserve">, </w:t>
+      </w:r>
+      <w:r>
+        <w:rPr>
+          <w:rStyle w:val="CdigoHTML"/>
+        </w:rPr>
+        <w:t>101</w:t>
+      </w:r>
+      <w:r>
+        <w:rPr>
+          <w:rFonts w:ascii="Calibri" w:eastAsia="Times New Roman" w:hAnsi="Calibri" w:cs="Calibri"/>
+          <w:sz w:val="22"/>
+          <w:szCs w:val="22"/>
+        </w:rPr>
+        <w:t xml:space="preserve">, </w:t>
+      </w:r>
+      <w:r>
+        <w:rPr>
+          <w:rStyle w:val="CdigoHTML"/>
+        </w:rPr>
+        <w:t>102</w:t>
+      </w:r>
+      <w:r>
+        <w:rPr>
+          <w:rFonts w:ascii="Calibri" w:eastAsia="Times New Roman" w:hAnsi="Calibri" w:cs="Calibri"/>
+          <w:sz w:val="22"/>
+          <w:szCs w:val="22"/>
+        </w:rPr>
+        <w:t>).</w:t>
+      </w:r>
+    </w:p>
+    <w:p>
+      <w:pPr>
+        <w:numPr>
+          <w:ilvl w:val="0"/>
+          <w:numId w:val="3"/>
+        </w:numPr>
+        <w:spacing w:before="100" w:beforeAutospacing="1" w:after="100" w:afterAutospacing="1"/>
+        <w:rPr>
+          <w:rFonts w:ascii="Calibri" w:eastAsia="Times New Roman" w:hAnsi="Calibri" w:cs="Calibri"/>
+          <w:sz w:val="22"/>
+          <w:szCs w:val="22"/>
+        </w:rPr>
+      </w:pPr>
+      <w:r>
+        <w:rPr>
+          <w:rStyle w:val="Fuerte"/>
+          <w:rFonts w:ascii="Calibri" w:eastAsia="Times New Roman" w:hAnsi="Calibri" w:cs="Calibri"/>
+          <w:sz w:val="22"/>
+          <w:szCs w:val="22"/>
+        </w:rPr>
+        <w:t>Subsistemas y Ciclos:</w:t>
+      </w:r>
+      <w:r>
+        <w:rPr>
+          <w:rFonts w:ascii="Calibri" w:eastAsia="Times New Roman" w:hAnsi="Calibri" w:cs="Calibri"/>
+          <w:sz w:val="22"/>
+          <w:szCs w:val="22"/>
+        </w:rPr>
+        <w:t xml:space="preserve"> Se impuso la codificación estandarizada para subsistemas (</w:t>
+      </w:r>
+      <w:r>
+        <w:rPr>
+          <w:rStyle w:val="CdigoHTML"/>
+        </w:rPr>
+        <w:t>1</w:t>
+      </w:r>
+      <w:r>
+        <w:rPr>
+          <w:rFonts w:ascii="Calibri" w:eastAsia="Times New Roman" w:hAnsi="Calibri" w:cs="Calibri"/>
+          <w:sz w:val="22"/>
+          <w:szCs w:val="22"/>
+        </w:rPr>
+        <w:t xml:space="preserve"> CONALEP, </w:t>
+      </w:r>
+      <w:r>
+        <w:rPr>
+          <w:rStyle w:val="CdigoHTML"/>
+        </w:rPr>
+        <w:t>2</w:t>
+      </w:r>
+      <w:r>
+        <w:rPr>
+          <w:rFonts w:ascii="Calibri" w:eastAsia="Times New Roman" w:hAnsi="Calibri" w:cs="Calibri"/>
+          <w:sz w:val="22"/>
+          <w:szCs w:val="22"/>
+        </w:rPr>
+        <w:t xml:space="preserve"> COBACH, </w:t>
+      </w:r>
+      <w:r>
+        <w:rPr>
+          <w:rStyle w:val="CdigoHTML"/>
+        </w:rPr>
+        <w:t>3</w:t>
+      </w:r>
+      <w:r>
+        <w:rPr>
+          <w:rFonts w:ascii="Calibri" w:eastAsia="Times New Roman" w:hAnsi="Calibri" w:cs="Calibri"/>
+          <w:sz w:val="22"/>
+          <w:szCs w:val="22"/>
+        </w:rPr>
+        <w:t xml:space="preserve"> DGETI) y se fijó el ID </w:t>
+      </w:r>
+      <w:r>
+        <w:rPr>
+          <w:rStyle w:val="CdigoHTML"/>
+        </w:rPr>
+        <w:t>2</w:t>
+      </w:r>
+      <w:r>
+        <w:rPr>
+          <w:rFonts w:ascii="Calibri" w:eastAsia="Times New Roman" w:hAnsi="Calibri" w:cs="Calibri"/>
+          <w:sz w:val="22"/>
+          <w:szCs w:val="22"/>
+        </w:rPr>
+        <w:t xml:space="preserve"> para el ciclo escolar </w:t>
+      </w:r>
+      <w:r>
+        <w:rPr>
+          <w:rStyle w:val="CdigoHTML"/>
+        </w:rPr>
+        <w:t>2024-2025</w:t>
       </w:r>
       <w:r>
         <w:rPr>
@@ -545,6 +860,812 @@
     </w:p>
     <w:p>
       <w:pPr>
+        <w:numPr>
+          <w:ilvl w:val="0"/>
+          <w:numId w:val="3"/>
+        </w:numPr>
+        <w:spacing w:before="100" w:beforeAutospacing="1" w:after="100" w:afterAutospacing="1"/>
+        <w:rPr>
+          <w:rFonts w:ascii="Calibri" w:eastAsia="Times New Roman" w:hAnsi="Calibri" w:cs="Calibri"/>
+          <w:sz w:val="22"/>
+          <w:szCs w:val="22"/>
+        </w:rPr>
+      </w:pPr>
+      <w:r>
+        <w:rPr>
+          <w:rStyle w:val="Fuerte"/>
+          <w:rFonts w:ascii="Calibri" w:eastAsia="Times New Roman" w:hAnsi="Calibri" w:cs="Calibri"/>
+          <w:sz w:val="22"/>
+          <w:szCs w:val="22"/>
+        </w:rPr>
+        <w:t>Auditoría de Inserción:</w:t>
+      </w:r>
+      <w:r>
+        <w:rPr>
+          <w:rFonts w:ascii="Calibri" w:eastAsia="Times New Roman" w:hAnsi="Calibri" w:cs="Calibri"/>
+          <w:sz w:val="22"/>
+          <w:szCs w:val="22"/>
+        </w:rPr>
+        <w:t xml:space="preserve"> Se configuró una validació</w:t>
+      </w:r>
+      <w:r>
+        <w:rPr>
+          <w:rFonts w:ascii="Calibri" w:eastAsia="Times New Roman" w:hAnsi="Calibri" w:cs="Calibri"/>
+          <w:sz w:val="22"/>
+          <w:szCs w:val="22"/>
+        </w:rPr>
+        <w:t>n estricta para asegurar que la tabla transaccional receptora (</w:t>
+      </w:r>
+      <w:r>
+        <w:rPr>
+          <w:rStyle w:val="CdigoHTML"/>
+        </w:rPr>
+        <w:t>TBAE001_INSCRIPCION</w:t>
+      </w:r>
+      <w:r>
+        <w:rPr>
+          <w:rFonts w:ascii="Calibri" w:eastAsia="Times New Roman" w:hAnsi="Calibri" w:cs="Calibri"/>
+          <w:sz w:val="22"/>
+          <w:szCs w:val="22"/>
+        </w:rPr>
+        <w:t>) solo admita registros si cumplen exactamente con las 5 columnas básicas validadas, mitigando radicalmente el ingreso de datos basura al núcleo analítico.</w:t>
+      </w:r>
+    </w:p>
+    <w:p>
+      <w:pPr>
+        <w:pStyle w:val="NormalWeb"/>
+        <w:rPr>
+          <w:rFonts w:ascii="Calibri" w:hAnsi="Calibri" w:cs="Calibri"/>
+          <w:sz w:val="22"/>
+          <w:szCs w:val="22"/>
+        </w:rPr>
+      </w:pPr>
+      <w:r>
+        <w:rPr>
+          <w:rStyle w:val="Fuerte"/>
+          <w:rFonts w:ascii="Calibri" w:hAnsi="Calibri" w:cs="Calibri"/>
+          <w:sz w:val="22"/>
+          <w:szCs w:val="22"/>
+        </w:rPr>
+        <w:t>Matriz de Estándares Oracle (Pre-Ingesta):</w:t>
+      </w:r>
+    </w:p>
+    <w:tbl>
+      <w:tblPr>
+        <w:tblW w:w="5000" w:type="pct"/>
+        <w:tblCellMar>
+          <w:top w:w="15" w:type="dxa"/>
+          <w:left w:w="15" w:type="dxa"/>
+          <w:bottom w:w="15" w:type="dxa"/>
+          <w:right w:w="15" w:type="dxa"/>
+        </w:tblCellMar>
+        <w:tblLook w:val="04A0" w:firstRow="1" w:lastRow="0" w:firstColumn="1" w:lastColumn="0" w:noHBand="0" w:noVBand="1"/>
+      </w:tblPr>
+      <w:tblGrid>
+        <w:gridCol w:w="1741"/>
+        <w:gridCol w:w="2493"/>
+        <w:gridCol w:w="2319"/>
+        <w:gridCol w:w="2269"/>
+      </w:tblGrid>
+      <w:tr>
+        <w:trPr>
+          <w:tblHeader/>
+        </w:trPr>
+        <w:tc>
+          <w:tcPr>
+            <w:tcW w:w="0" w:type="auto"/>
+            <w:tcBorders>
+              <w:top w:val="single" w:sz="6" w:space="0" w:color="666666"/>
+              <w:left w:val="single" w:sz="6" w:space="0" w:color="666666"/>
+              <w:bottom w:val="single" w:sz="6" w:space="0" w:color="666666"/>
+              <w:right w:val="single" w:sz="6" w:space="0" w:color="666666"/>
+            </w:tcBorders>
+            <w:tcMar>
+              <w:top w:w="90" w:type="dxa"/>
+              <w:left w:w="90" w:type="dxa"/>
+              <w:bottom w:w="90" w:type="dxa"/>
+              <w:right w:w="90" w:type="dxa"/>
+            </w:tcMar>
+            <w:hideMark/>
+          </w:tcPr>
+          <w:p>
+            <w:pPr>
+              <w:spacing w:before="180" w:after="180"/>
+              <w:rPr>
+                <w:rFonts w:ascii="Calibri" w:eastAsia="Times New Roman" w:hAnsi="Calibri" w:cs="Calibri"/>
+                <w:b/>
+                <w:bCs/>
+                <w:sz w:val="22"/>
+                <w:szCs w:val="22"/>
+              </w:rPr>
+            </w:pPr>
+            <w:r>
+              <w:rPr>
+                <w:rFonts w:ascii="Calibri" w:eastAsia="Times New Roman" w:hAnsi="Calibri" w:cs="Calibri"/>
+                <w:b/>
+                <w:bCs/>
+                <w:sz w:val="22"/>
+                <w:szCs w:val="22"/>
+              </w:rPr>
+              <w:lastRenderedPageBreak/>
+              <w:t>Campo Objetivo</w:t>
+            </w:r>
+          </w:p>
+        </w:tc>
+        <w:tc>
+          <w:tcPr>
+            <w:tcW w:w="0" w:type="auto"/>
+            <w:tcBorders>
+              <w:top w:val="single" w:sz="6" w:space="0" w:color="666666"/>
+              <w:left w:val="single" w:sz="6" w:space="0" w:color="666666"/>
+              <w:bottom w:val="single" w:sz="6" w:space="0" w:color="666666"/>
+              <w:right w:val="single" w:sz="6" w:space="0" w:color="666666"/>
+            </w:tcBorders>
+            <w:tcMar>
+              <w:top w:w="90" w:type="dxa"/>
+              <w:left w:w="90" w:type="dxa"/>
+              <w:bottom w:w="90" w:type="dxa"/>
+              <w:right w:w="90" w:type="dxa"/>
+            </w:tcMar>
+            <w:hideMark/>
+          </w:tcPr>
+          <w:p>
+            <w:pPr>
+              <w:spacing w:before="180" w:after="180"/>
+              <w:rPr>
+                <w:rFonts w:ascii="Calibri" w:eastAsia="Times New Roman" w:hAnsi="Calibri" w:cs="Calibri"/>
+                <w:b/>
+                <w:bCs/>
+                <w:sz w:val="22"/>
+                <w:szCs w:val="22"/>
+              </w:rPr>
+            </w:pPr>
+            <w:r>
+              <w:rPr>
+                <w:rFonts w:ascii="Calibri" w:eastAsia="Times New Roman" w:hAnsi="Calibri" w:cs="Calibri"/>
+                <w:b/>
+                <w:bCs/>
+                <w:sz w:val="22"/>
+                <w:szCs w:val="22"/>
+              </w:rPr>
+              <w:t>Restricción / Rango Permitido</w:t>
+            </w:r>
+          </w:p>
+        </w:tc>
+        <w:tc>
+          <w:tcPr>
+            <w:tcW w:w="0" w:type="auto"/>
+            <w:tcBorders>
+              <w:top w:val="single" w:sz="6" w:space="0" w:color="666666"/>
+              <w:left w:val="single" w:sz="6" w:space="0" w:color="666666"/>
+              <w:bottom w:val="single" w:sz="6" w:space="0" w:color="666666"/>
+              <w:right w:val="single" w:sz="6" w:space="0" w:color="666666"/>
+            </w:tcBorders>
+            <w:tcMar>
+              <w:top w:w="90" w:type="dxa"/>
+              <w:left w:w="90" w:type="dxa"/>
+              <w:bottom w:w="90" w:type="dxa"/>
+              <w:right w:w="90" w:type="dxa"/>
+            </w:tcMar>
+            <w:hideMark/>
+          </w:tcPr>
+          <w:p>
+            <w:pPr>
+              <w:spacing w:before="180" w:after="180"/>
+              <w:rPr>
+                <w:rFonts w:ascii="Calibri" w:eastAsia="Times New Roman" w:hAnsi="Calibri" w:cs="Calibri"/>
+                <w:b/>
+                <w:bCs/>
+                <w:sz w:val="22"/>
+                <w:szCs w:val="22"/>
+              </w:rPr>
+            </w:pPr>
+            <w:r>
+              <w:rPr>
+                <w:rFonts w:ascii="Calibri" w:eastAsia="Times New Roman" w:hAnsi="Calibri" w:cs="Calibri"/>
+                <w:b/>
+                <w:bCs/>
+                <w:sz w:val="22"/>
+                <w:szCs w:val="22"/>
+              </w:rPr>
+              <w:t>Razón de Negocio</w:t>
+            </w:r>
+          </w:p>
+        </w:tc>
+        <w:tc>
+          <w:tcPr>
+            <w:tcW w:w="0" w:type="auto"/>
+            <w:tcBorders>
+              <w:top w:val="single" w:sz="6" w:space="0" w:color="666666"/>
+              <w:left w:val="single" w:sz="6" w:space="0" w:color="666666"/>
+              <w:bottom w:val="single" w:sz="6" w:space="0" w:color="666666"/>
+              <w:right w:val="single" w:sz="6" w:space="0" w:color="666666"/>
+            </w:tcBorders>
+            <w:tcMar>
+              <w:top w:w="90" w:type="dxa"/>
+              <w:left w:w="90" w:type="dxa"/>
+              <w:bottom w:w="90" w:type="dxa"/>
+              <w:right w:w="90" w:type="dxa"/>
+            </w:tcMar>
+            <w:hideMark/>
+          </w:tcPr>
+          <w:p>
+            <w:pPr>
+              <w:spacing w:before="180" w:after="180"/>
+              <w:rPr>
+                <w:rFonts w:ascii="Calibri" w:eastAsia="Times New Roman" w:hAnsi="Calibri" w:cs="Calibri"/>
+                <w:b/>
+                <w:bCs/>
+                <w:sz w:val="22"/>
+                <w:szCs w:val="22"/>
+              </w:rPr>
+            </w:pPr>
+            <w:r>
+              <w:rPr>
+                <w:rFonts w:ascii="Calibri" w:eastAsia="Times New Roman" w:hAnsi="Calibri" w:cs="Calibri"/>
+                <w:b/>
+                <w:bCs/>
+                <w:sz w:val="22"/>
+                <w:szCs w:val="22"/>
+              </w:rPr>
+              <w:t>Acción ante Incumplimiento</w:t>
+            </w:r>
+          </w:p>
+        </w:tc>
+      </w:tr>
+      <w:tr>
+        <w:tc>
+          <w:tcPr>
+            <w:tcW w:w="0" w:type="auto"/>
+            <w:tcBorders>
+              <w:top w:val="single" w:sz="6" w:space="0" w:color="666666"/>
+              <w:left w:val="single" w:sz="6" w:space="0" w:color="666666"/>
+              <w:bottom w:val="single" w:sz="6" w:space="0" w:color="666666"/>
+              <w:right w:val="single" w:sz="6" w:space="0" w:color="666666"/>
+            </w:tcBorders>
+            <w:tcMar>
+              <w:top w:w="90" w:type="dxa"/>
+              <w:left w:w="90" w:type="dxa"/>
+              <w:bottom w:w="90" w:type="dxa"/>
+              <w:right w:w="90" w:type="dxa"/>
+            </w:tcMar>
+            <w:hideMark/>
+          </w:tcPr>
+          <w:p>
+            <w:pPr>
+              <w:spacing w:before="180" w:after="180"/>
+              <w:rPr>
+                <w:rFonts w:ascii="Calibri" w:eastAsia="Times New Roman" w:hAnsi="Calibri" w:cs="Calibri"/>
+                <w:sz w:val="22"/>
+                <w:szCs w:val="22"/>
+              </w:rPr>
+            </w:pPr>
+            <w:r>
+              <w:rPr>
+                <w:rStyle w:val="CdigoHTML"/>
+              </w:rPr>
+              <w:t>ID_PROGRAMA</w:t>
+            </w:r>
+          </w:p>
+        </w:tc>
+        <w:tc>
+          <w:tcPr>
+            <w:tcW w:w="0" w:type="auto"/>
+            <w:tcBorders>
+              <w:top w:val="single" w:sz="6" w:space="0" w:color="666666"/>
+              <w:left w:val="single" w:sz="6" w:space="0" w:color="666666"/>
+              <w:bottom w:val="single" w:sz="6" w:space="0" w:color="666666"/>
+              <w:right w:val="single" w:sz="6" w:space="0" w:color="666666"/>
+            </w:tcBorders>
+            <w:tcMar>
+              <w:top w:w="90" w:type="dxa"/>
+              <w:left w:w="90" w:type="dxa"/>
+              <w:bottom w:w="90" w:type="dxa"/>
+              <w:right w:w="90" w:type="dxa"/>
+            </w:tcMar>
+            <w:hideMark/>
+          </w:tcPr>
+          <w:p>
+            <w:pPr>
+              <w:spacing w:before="180" w:after="180"/>
+              <w:rPr>
+                <w:rFonts w:ascii="Calibri" w:eastAsia="Times New Roman" w:hAnsi="Calibri" w:cs="Calibri"/>
+                <w:sz w:val="22"/>
+                <w:szCs w:val="22"/>
+              </w:rPr>
+            </w:pPr>
+            <w:r>
+              <w:rPr>
+                <w:rStyle w:val="CdigoHTML"/>
+              </w:rPr>
+              <w:t>100</w:t>
+            </w:r>
+            <w:r>
+              <w:rPr>
+                <w:rFonts w:ascii="Calibri" w:eastAsia="Times New Roman" w:hAnsi="Calibri" w:cs="Calibri"/>
+                <w:sz w:val="22"/>
+                <w:szCs w:val="22"/>
+              </w:rPr>
+              <w:t xml:space="preserve">, </w:t>
+            </w:r>
+            <w:r>
+              <w:rPr>
+                <w:rStyle w:val="CdigoHTML"/>
+              </w:rPr>
+              <w:t>101</w:t>
+            </w:r>
+            <w:r>
+              <w:rPr>
+                <w:rFonts w:ascii="Calibri" w:eastAsia="Times New Roman" w:hAnsi="Calibri" w:cs="Calibri"/>
+                <w:sz w:val="22"/>
+                <w:szCs w:val="22"/>
+              </w:rPr>
+              <w:t xml:space="preserve">, </w:t>
+            </w:r>
+            <w:r>
+              <w:rPr>
+                <w:rStyle w:val="CdigoHTML"/>
+              </w:rPr>
+              <w:t>102</w:t>
+            </w:r>
+            <w:r>
+              <w:rPr>
+                <w:rFonts w:ascii="Calibri" w:eastAsia="Times New Roman" w:hAnsi="Calibri" w:cs="Calibri"/>
+                <w:sz w:val="22"/>
+                <w:szCs w:val="22"/>
+              </w:rPr>
+              <w:t xml:space="preserve"> (Excluye </w:t>
+            </w:r>
+            <w:r>
+              <w:rPr>
+                <w:rStyle w:val="CdigoHTML"/>
+              </w:rPr>
+              <w:t>1</w:t>
+            </w:r>
+            <w:r>
+              <w:rPr>
+                <w:rFonts w:ascii="Calibri" w:eastAsia="Times New Roman" w:hAnsi="Calibri" w:cs="Calibri"/>
+                <w:sz w:val="22"/>
+                <w:szCs w:val="22"/>
+              </w:rPr>
+              <w:t>)</w:t>
+            </w:r>
+          </w:p>
+        </w:tc>
+        <w:tc>
+          <w:tcPr>
+            <w:tcW w:w="0" w:type="auto"/>
+            <w:tcBorders>
+              <w:top w:val="single" w:sz="6" w:space="0" w:color="666666"/>
+              <w:left w:val="single" w:sz="6" w:space="0" w:color="666666"/>
+              <w:bottom w:val="single" w:sz="6" w:space="0" w:color="666666"/>
+              <w:right w:val="single" w:sz="6" w:space="0" w:color="666666"/>
+            </w:tcBorders>
+            <w:tcMar>
+              <w:top w:w="90" w:type="dxa"/>
+              <w:left w:w="90" w:type="dxa"/>
+              <w:bottom w:w="90" w:type="dxa"/>
+              <w:right w:w="90" w:type="dxa"/>
+            </w:tcMar>
+            <w:hideMark/>
+          </w:tcPr>
+          <w:p>
+            <w:pPr>
+              <w:spacing w:before="180" w:after="180"/>
+              <w:rPr>
+                <w:rFonts w:ascii="Calibri" w:eastAsia="Times New Roman" w:hAnsi="Calibri" w:cs="Calibri"/>
+                <w:sz w:val="22"/>
+                <w:szCs w:val="22"/>
+              </w:rPr>
+            </w:pPr>
+            <w:r>
+              <w:rPr>
+                <w:rFonts w:ascii="Calibri" w:eastAsia="Times New Roman" w:hAnsi="Calibri" w:cs="Calibri"/>
+                <w:sz w:val="22"/>
+                <w:szCs w:val="22"/>
+              </w:rPr>
+              <w:t>Evita mapeo genérico por default</w:t>
+            </w:r>
+          </w:p>
+        </w:tc>
+        <w:tc>
+          <w:tcPr>
+            <w:tcW w:w="0" w:type="auto"/>
+            <w:tcBorders>
+              <w:top w:val="single" w:sz="6" w:space="0" w:color="666666"/>
+              <w:left w:val="single" w:sz="6" w:space="0" w:color="666666"/>
+              <w:bottom w:val="single" w:sz="6" w:space="0" w:color="666666"/>
+              <w:right w:val="single" w:sz="6" w:space="0" w:color="666666"/>
+            </w:tcBorders>
+            <w:tcMar>
+              <w:top w:w="90" w:type="dxa"/>
+              <w:left w:w="90" w:type="dxa"/>
+              <w:bottom w:w="90" w:type="dxa"/>
+              <w:right w:w="90" w:type="dxa"/>
+            </w:tcMar>
+            <w:hideMark/>
+          </w:tcPr>
+          <w:p>
+            <w:pPr>
+              <w:spacing w:before="180" w:after="180"/>
+              <w:rPr>
+                <w:rFonts w:ascii="Calibri" w:eastAsia="Times New Roman" w:hAnsi="Calibri" w:cs="Calibri"/>
+                <w:sz w:val="22"/>
+                <w:szCs w:val="22"/>
+              </w:rPr>
+            </w:pPr>
+            <w:r>
+              <w:rPr>
+                <w:rFonts w:ascii="Calibri" w:eastAsia="Times New Roman" w:hAnsi="Calibri" w:cs="Calibri"/>
+                <w:sz w:val="22"/>
+                <w:szCs w:val="22"/>
+              </w:rPr>
+              <w:t>Rechazo de Lote Completo</w:t>
+            </w:r>
+          </w:p>
+        </w:tc>
+      </w:tr>
+      <w:tr>
+        <w:tc>
+          <w:tcPr>
+            <w:tcW w:w="0" w:type="auto"/>
+            <w:tcBorders>
+              <w:top w:val="single" w:sz="6" w:space="0" w:color="666666"/>
+              <w:left w:val="single" w:sz="6" w:space="0" w:color="666666"/>
+              <w:bottom w:val="single" w:sz="6" w:space="0" w:color="666666"/>
+              <w:right w:val="single" w:sz="6" w:space="0" w:color="666666"/>
+            </w:tcBorders>
+            <w:tcMar>
+              <w:top w:w="90" w:type="dxa"/>
+              <w:left w:w="90" w:type="dxa"/>
+              <w:bottom w:w="90" w:type="dxa"/>
+              <w:right w:w="90" w:type="dxa"/>
+            </w:tcMar>
+            <w:hideMark/>
+          </w:tcPr>
+          <w:p>
+            <w:pPr>
+              <w:spacing w:before="180" w:after="180"/>
+              <w:rPr>
+                <w:rFonts w:ascii="Calibri" w:eastAsia="Times New Roman" w:hAnsi="Calibri" w:cs="Calibri"/>
+                <w:sz w:val="22"/>
+                <w:szCs w:val="22"/>
+              </w:rPr>
+            </w:pPr>
+            <w:r>
+              <w:rPr>
+                <w:rStyle w:val="CdigoHTML"/>
+              </w:rPr>
+              <w:t>SUBSISTEMA</w:t>
+            </w:r>
+          </w:p>
+        </w:tc>
+        <w:tc>
+          <w:tcPr>
+            <w:tcW w:w="0" w:type="auto"/>
+            <w:tcBorders>
+              <w:top w:val="single" w:sz="6" w:space="0" w:color="666666"/>
+              <w:left w:val="single" w:sz="6" w:space="0" w:color="666666"/>
+              <w:bottom w:val="single" w:sz="6" w:space="0" w:color="666666"/>
+              <w:right w:val="single" w:sz="6" w:space="0" w:color="666666"/>
+            </w:tcBorders>
+            <w:tcMar>
+              <w:top w:w="90" w:type="dxa"/>
+              <w:left w:w="90" w:type="dxa"/>
+              <w:bottom w:w="90" w:type="dxa"/>
+              <w:right w:w="90" w:type="dxa"/>
+            </w:tcMar>
+            <w:hideMark/>
+          </w:tcPr>
+          <w:p>
+            <w:pPr>
+              <w:spacing w:before="180" w:after="180"/>
+              <w:rPr>
+                <w:rFonts w:ascii="Calibri" w:eastAsia="Times New Roman" w:hAnsi="Calibri" w:cs="Calibri"/>
+                <w:sz w:val="22"/>
+                <w:szCs w:val="22"/>
+              </w:rPr>
+            </w:pPr>
+            <w:r>
+              <w:rPr>
+                <w:rStyle w:val="CdigoHTML"/>
+              </w:rPr>
+              <w:t>1</w:t>
+            </w:r>
+            <w:r>
+              <w:rPr>
+                <w:rFonts w:ascii="Calibri" w:eastAsia="Times New Roman" w:hAnsi="Calibri" w:cs="Calibri"/>
+                <w:sz w:val="22"/>
+                <w:szCs w:val="22"/>
+              </w:rPr>
+              <w:t xml:space="preserve"> (CONALEP), </w:t>
+            </w:r>
+            <w:r>
+              <w:rPr>
+                <w:rStyle w:val="CdigoHTML"/>
+              </w:rPr>
+              <w:t>2</w:t>
+            </w:r>
+            <w:r>
+              <w:rPr>
+                <w:rFonts w:ascii="Calibri" w:eastAsia="Times New Roman" w:hAnsi="Calibri" w:cs="Calibri"/>
+                <w:sz w:val="22"/>
+                <w:szCs w:val="22"/>
+              </w:rPr>
+              <w:t xml:space="preserve"> (COBACH), </w:t>
+            </w:r>
+            <w:r>
+              <w:rPr>
+                <w:rStyle w:val="CdigoHTML"/>
+              </w:rPr>
+              <w:t>3</w:t>
+            </w:r>
+            <w:r>
+              <w:rPr>
+                <w:rFonts w:ascii="Calibri" w:eastAsia="Times New Roman" w:hAnsi="Calibri" w:cs="Calibri"/>
+                <w:sz w:val="22"/>
+                <w:szCs w:val="22"/>
+              </w:rPr>
+              <w:t xml:space="preserve"> </w:t>
+            </w:r>
+            <w:r>
+              <w:rPr>
+                <w:rFonts w:ascii="Calibri" w:eastAsia="Times New Roman" w:hAnsi="Calibri" w:cs="Calibri"/>
+                <w:sz w:val="22"/>
+                <w:szCs w:val="22"/>
+              </w:rPr>
+              <w:t>(DGETI)</w:t>
+            </w:r>
+          </w:p>
+        </w:tc>
+        <w:tc>
+          <w:tcPr>
+            <w:tcW w:w="0" w:type="auto"/>
+            <w:tcBorders>
+              <w:top w:val="single" w:sz="6" w:space="0" w:color="666666"/>
+              <w:left w:val="single" w:sz="6" w:space="0" w:color="666666"/>
+              <w:bottom w:val="single" w:sz="6" w:space="0" w:color="666666"/>
+              <w:right w:val="single" w:sz="6" w:space="0" w:color="666666"/>
+            </w:tcBorders>
+            <w:tcMar>
+              <w:top w:w="90" w:type="dxa"/>
+              <w:left w:w="90" w:type="dxa"/>
+              <w:bottom w:w="90" w:type="dxa"/>
+              <w:right w:w="90" w:type="dxa"/>
+            </w:tcMar>
+            <w:hideMark/>
+          </w:tcPr>
+          <w:p>
+            <w:pPr>
+              <w:spacing w:before="180" w:after="180"/>
+              <w:rPr>
+                <w:rFonts w:ascii="Calibri" w:eastAsia="Times New Roman" w:hAnsi="Calibri" w:cs="Calibri"/>
+                <w:sz w:val="22"/>
+                <w:szCs w:val="22"/>
+              </w:rPr>
+            </w:pPr>
+            <w:r>
+              <w:rPr>
+                <w:rFonts w:ascii="Calibri" w:eastAsia="Times New Roman" w:hAnsi="Calibri" w:cs="Calibri"/>
+                <w:sz w:val="22"/>
+                <w:szCs w:val="22"/>
+              </w:rPr>
+              <w:t>Alineación de Catálogos Federales</w:t>
+            </w:r>
+          </w:p>
+        </w:tc>
+        <w:tc>
+          <w:tcPr>
+            <w:tcW w:w="0" w:type="auto"/>
+            <w:tcBorders>
+              <w:top w:val="single" w:sz="6" w:space="0" w:color="666666"/>
+              <w:left w:val="single" w:sz="6" w:space="0" w:color="666666"/>
+              <w:bottom w:val="single" w:sz="6" w:space="0" w:color="666666"/>
+              <w:right w:val="single" w:sz="6" w:space="0" w:color="666666"/>
+            </w:tcBorders>
+            <w:tcMar>
+              <w:top w:w="90" w:type="dxa"/>
+              <w:left w:w="90" w:type="dxa"/>
+              <w:bottom w:w="90" w:type="dxa"/>
+              <w:right w:w="90" w:type="dxa"/>
+            </w:tcMar>
+            <w:hideMark/>
+          </w:tcPr>
+          <w:p>
+            <w:pPr>
+              <w:spacing w:before="180" w:after="180"/>
+              <w:rPr>
+                <w:rFonts w:ascii="Calibri" w:eastAsia="Times New Roman" w:hAnsi="Calibri" w:cs="Calibri"/>
+                <w:sz w:val="22"/>
+                <w:szCs w:val="22"/>
+              </w:rPr>
+            </w:pPr>
+            <w:r>
+              <w:rPr>
+                <w:rFonts w:ascii="Calibri" w:eastAsia="Times New Roman" w:hAnsi="Calibri" w:cs="Calibri"/>
+                <w:sz w:val="22"/>
+                <w:szCs w:val="22"/>
+              </w:rPr>
+              <w:t xml:space="preserve">Substitución a </w:t>
+            </w:r>
+            <w:r>
+              <w:rPr>
+                <w:rStyle w:val="CdigoHTML"/>
+              </w:rPr>
+              <w:t>NULL</w:t>
+            </w:r>
+            <w:r>
+              <w:rPr>
+                <w:rFonts w:ascii="Calibri" w:eastAsia="Times New Roman" w:hAnsi="Calibri" w:cs="Calibri"/>
+                <w:sz w:val="22"/>
+                <w:szCs w:val="22"/>
+              </w:rPr>
+              <w:t xml:space="preserve"> y Alerta</w:t>
+            </w:r>
+          </w:p>
+        </w:tc>
+      </w:tr>
+      <w:tr>
+        <w:tc>
+          <w:tcPr>
+            <w:tcW w:w="0" w:type="auto"/>
+            <w:tcBorders>
+              <w:top w:val="single" w:sz="6" w:space="0" w:color="666666"/>
+              <w:left w:val="single" w:sz="6" w:space="0" w:color="666666"/>
+              <w:bottom w:val="single" w:sz="6" w:space="0" w:color="666666"/>
+              <w:right w:val="single" w:sz="6" w:space="0" w:color="666666"/>
+            </w:tcBorders>
+            <w:tcMar>
+              <w:top w:w="90" w:type="dxa"/>
+              <w:left w:w="90" w:type="dxa"/>
+              <w:bottom w:w="90" w:type="dxa"/>
+              <w:right w:w="90" w:type="dxa"/>
+            </w:tcMar>
+            <w:hideMark/>
+          </w:tcPr>
+          <w:p>
+            <w:pPr>
+              <w:spacing w:before="180" w:after="180"/>
+              <w:rPr>
+                <w:rFonts w:ascii="Calibri" w:eastAsia="Times New Roman" w:hAnsi="Calibri" w:cs="Calibri"/>
+                <w:sz w:val="22"/>
+                <w:szCs w:val="22"/>
+              </w:rPr>
+            </w:pPr>
+            <w:r>
+              <w:rPr>
+                <w:rStyle w:val="CdigoHTML"/>
+              </w:rPr>
+              <w:t>CICLO_ESCOLAR</w:t>
+            </w:r>
+          </w:p>
+        </w:tc>
+        <w:tc>
+          <w:tcPr>
+            <w:tcW w:w="0" w:type="auto"/>
+            <w:tcBorders>
+              <w:top w:val="single" w:sz="6" w:space="0" w:color="666666"/>
+              <w:left w:val="single" w:sz="6" w:space="0" w:color="666666"/>
+              <w:bottom w:val="single" w:sz="6" w:space="0" w:color="666666"/>
+              <w:right w:val="single" w:sz="6" w:space="0" w:color="666666"/>
+            </w:tcBorders>
+            <w:tcMar>
+              <w:top w:w="90" w:type="dxa"/>
+              <w:left w:w="90" w:type="dxa"/>
+              <w:bottom w:w="90" w:type="dxa"/>
+              <w:right w:w="90" w:type="dxa"/>
+            </w:tcMar>
+            <w:hideMark/>
+          </w:tcPr>
+          <w:p>
+            <w:pPr>
+              <w:spacing w:before="180" w:after="180"/>
+              <w:rPr>
+                <w:rFonts w:ascii="Calibri" w:eastAsia="Times New Roman" w:hAnsi="Calibri" w:cs="Calibri"/>
+                <w:sz w:val="22"/>
+                <w:szCs w:val="22"/>
+              </w:rPr>
+            </w:pPr>
+            <w:r>
+              <w:rPr>
+                <w:rFonts w:ascii="Calibri" w:eastAsia="Times New Roman" w:hAnsi="Calibri" w:cs="Calibri"/>
+                <w:sz w:val="22"/>
+                <w:szCs w:val="22"/>
+              </w:rPr>
+              <w:t xml:space="preserve">ID Fijo </w:t>
+            </w:r>
+            <w:r>
+              <w:rPr>
+                <w:rStyle w:val="CdigoHTML"/>
+              </w:rPr>
+              <w:t>2</w:t>
+            </w:r>
+            <w:r>
+              <w:rPr>
+                <w:rFonts w:ascii="Calibri" w:eastAsia="Times New Roman" w:hAnsi="Calibri" w:cs="Calibri"/>
+                <w:sz w:val="22"/>
+                <w:szCs w:val="22"/>
+              </w:rPr>
+              <w:t xml:space="preserve"> (2024-2025)</w:t>
+            </w:r>
+          </w:p>
+        </w:tc>
+        <w:tc>
+          <w:tcPr>
+            <w:tcW w:w="0" w:type="auto"/>
+            <w:tcBorders>
+              <w:top w:val="single" w:sz="6" w:space="0" w:color="666666"/>
+              <w:left w:val="single" w:sz="6" w:space="0" w:color="666666"/>
+              <w:bottom w:val="single" w:sz="6" w:space="0" w:color="666666"/>
+              <w:right w:val="single" w:sz="6" w:space="0" w:color="666666"/>
+            </w:tcBorders>
+            <w:tcMar>
+              <w:top w:w="90" w:type="dxa"/>
+              <w:left w:w="90" w:type="dxa"/>
+              <w:bottom w:w="90" w:type="dxa"/>
+              <w:right w:w="90" w:type="dxa"/>
+            </w:tcMar>
+            <w:hideMark/>
+          </w:tcPr>
+          <w:p>
+            <w:pPr>
+              <w:spacing w:before="180" w:after="180"/>
+              <w:rPr>
+                <w:rFonts w:ascii="Calibri" w:eastAsia="Times New Roman" w:hAnsi="Calibri" w:cs="Calibri"/>
+                <w:sz w:val="22"/>
+                <w:szCs w:val="22"/>
+              </w:rPr>
+            </w:pPr>
+            <w:r>
+              <w:rPr>
+                <w:rFonts w:ascii="Calibri" w:eastAsia="Times New Roman" w:hAnsi="Calibri" w:cs="Calibri"/>
+                <w:sz w:val="22"/>
+                <w:szCs w:val="22"/>
+              </w:rPr>
+              <w:t>Ingesta cerrada a ciclo actual</w:t>
+            </w:r>
+          </w:p>
+        </w:tc>
+        <w:tc>
+          <w:tcPr>
+            <w:tcW w:w="0" w:type="auto"/>
+            <w:tcBorders>
+              <w:top w:val="single" w:sz="6" w:space="0" w:color="666666"/>
+              <w:left w:val="single" w:sz="6" w:space="0" w:color="666666"/>
+              <w:bottom w:val="single" w:sz="6" w:space="0" w:color="666666"/>
+              <w:right w:val="single" w:sz="6" w:space="0" w:color="666666"/>
+            </w:tcBorders>
+            <w:tcMar>
+              <w:top w:w="90" w:type="dxa"/>
+              <w:left w:w="90" w:type="dxa"/>
+              <w:bottom w:w="90" w:type="dxa"/>
+              <w:right w:w="90" w:type="dxa"/>
+            </w:tcMar>
+            <w:hideMark/>
+          </w:tcPr>
+          <w:p>
+            <w:pPr>
+              <w:spacing w:before="180" w:after="180"/>
+              <w:rPr>
+                <w:rFonts w:ascii="Calibri" w:eastAsia="Times New Roman" w:hAnsi="Calibri" w:cs="Calibri"/>
+                <w:sz w:val="22"/>
+                <w:szCs w:val="22"/>
+              </w:rPr>
+            </w:pPr>
+            <w:r>
+              <w:rPr>
+                <w:rFonts w:ascii="Calibri" w:eastAsia="Times New Roman" w:hAnsi="Calibri" w:cs="Calibri"/>
+                <w:sz w:val="22"/>
+                <w:szCs w:val="22"/>
+              </w:rPr>
+              <w:t>Rechazo del Registro</w:t>
+            </w:r>
+          </w:p>
+        </w:tc>
+      </w:tr>
+    </w:tbl>
+    <w:p>
+      <w:pPr>
         <w:pStyle w:val="Ttulo2"/>
         <w:rPr>
           <w:rFonts w:ascii="Calibri" w:eastAsia="Times New Roman" w:hAnsi="Calibri" w:cs="Calibri"/>
@@ -554,7 +1675,7 @@
         <w:rPr>
           <w:rFonts w:ascii="Calibri" w:eastAsia="Times New Roman" w:hAnsi="Calibri" w:cs="Calibri"/>
         </w:rPr>
-        <w:t>4. Estabilidad y Resiliencia del Pipeline</w:t>
+        <w:t>4. Flujo ETL/ELT Operado en Mayo</w:t>
       </w:r>
     </w:p>
     <w:p>
@@ -572,15 +1693,194 @@
           <w:sz w:val="22"/>
           <w:szCs w:val="22"/>
         </w:rPr>
-        <w:t>Alineado al análisis técnico de código (17 de abril/mayo), el pipeline confirmó su robustez modular. El diseñ</w:t>
-      </w:r>
-      <w:r>
+        <w:t>El flujo de procesamiento verificado en mayo confirmó su robustez y agilidad, dividiéndose de la siguiente manera:</w:t>
+      </w:r>
+    </w:p>
+    <w:p>
+      <w:pPr>
+        <w:pStyle w:val="NormalWeb"/>
         <w:rPr>
           <w:rFonts w:ascii="Calibri" w:hAnsi="Calibri" w:cs="Calibri"/>
           <w:sz w:val="22"/>
           <w:szCs w:val="22"/>
         </w:rPr>
-        <w:t>o desacoplado de las funciones de red versus las funciones de escritura relacional posibilitó:</w:t>
+      </w:pPr>
+      <w:r>
+        <w:rPr>
+          <w:rStyle w:val="Fuerte"/>
+          <w:rFonts w:ascii="Calibri" w:hAnsi="Calibri" w:cs="Calibri"/>
+          <w:sz w:val="22"/>
+          <w:szCs w:val="22"/>
+        </w:rPr>
+        <w:t>Diagrama de Secuencia ETL Asíncrono:</w:t>
+      </w:r>
+    </w:p>
+    <w:p>
+      <w:pPr>
+        <w:pStyle w:val="HTMLconformatoprevio"/>
+      </w:pPr>
+    </w:p>
+    <w:p>
+      <w:pPr>
+        <w:pStyle w:val="HTMLconformatoprevio"/>
+      </w:pPr>
+      <w:r>
+        <w:t>sequenceDiagram</w:t>
+      </w:r>
+    </w:p>
+    <w:p>
+      <w:pPr>
+        <w:pStyle w:val="HTMLconformatoprevio"/>
+      </w:pPr>
+      <w:r>
+        <w:t xml:space="preserve">    participant Fuente as CSV / Oracle DB</w:t>
+      </w:r>
+    </w:p>
+    <w:p>
+      <w:pPr>
+        <w:pStyle w:val="HTMLconformatoprevio"/>
+      </w:pPr>
+      <w:r>
+        <w:t xml:space="preserve">    participant ETL as Motor Python (Pandas/pg8000)</w:t>
+      </w:r>
+    </w:p>
+    <w:p>
+      <w:pPr>
+        <w:pStyle w:val="HTMLconformatoprevio"/>
+      </w:pPr>
+      <w:r>
+        <w:t xml:space="preserve">    participant Cripto as Modulo AES/Hash</w:t>
+      </w:r>
+    </w:p>
+    <w:p>
+      <w:pPr>
+        <w:pStyle w:val="HTMLconformatoprevio"/>
+      </w:pPr>
+      <w:r>
+        <w:t xml:space="preserve">    participant Destino as PostgreSQL (Fase 2)</w:t>
+      </w:r>
+    </w:p>
+    <w:p>
+      <w:pPr>
+        <w:pStyle w:val="HTMLconformatoprevio"/>
+      </w:pPr>
+      <w:r>
+        <w:t xml:space="preserve">    </w:t>
+      </w:r>
+    </w:p>
+    <w:p>
+      <w:pPr>
+        <w:pStyle w:val="HTMLconformatoprevio"/>
+      </w:pPr>
+      <w:r>
+        <w:t xml:space="preserve">    Fuente-&gt;&gt;ETL: Lectura Lote (Chunk de 5000)</w:t>
+      </w:r>
+    </w:p>
+    <w:p>
+      <w:pPr>
+        <w:pStyle w:val="HTMLconformatoprevio"/>
+      </w:pPr>
+      <w:r>
+        <w:t xml:space="preserve">    ETL-&gt;&gt;ETL: Validacion Regex y Limpieza (Memoria)</w:t>
+      </w:r>
+    </w:p>
+    <w:p>
+      <w:pPr>
+        <w:pStyle w:val="HTMLconformatoprevio"/>
+      </w:pPr>
+      <w:r>
+        <w:t xml:space="preserve">    ETL-&gt;&gt;Cripto: Solicitar Hash de PII</w:t>
+      </w:r>
+    </w:p>
+    <w:p>
+      <w:pPr>
+        <w:pStyle w:val="HTMLconformatoprevio"/>
+      </w:pPr>
+      <w:r>
+        <w:t xml:space="preserve">    Cripto--&gt;&gt;ETL: Devolución de MD5 / AES Tokens</w:t>
+      </w:r>
+    </w:p>
+    <w:p>
+      <w:pPr>
+        <w:pStyle w:val="HTMLconformatoprevio"/>
+      </w:pPr>
+      <w:r>
+        <w:t xml:space="preserve">    ETL-&gt;&gt;</w:t>
+      </w:r>
+      <w:r>
+        <w:t>Destino: BEGIN TRANSACTION</w:t>
+      </w:r>
+    </w:p>
+    <w:p>
+      <w:pPr>
+        <w:pStyle w:val="HTMLconformatoprevio"/>
+      </w:pPr>
+      <w:r>
+        <w:t xml:space="preserve">    loop Cada 1000 registros</w:t>
+      </w:r>
+    </w:p>
+    <w:p>
+      <w:pPr>
+        <w:pStyle w:val="HTMLconformatoprevio"/>
+      </w:pPr>
+      <w:r>
+        <w:t xml:space="preserve">        ETL-&gt;&gt;Destino: Ejecutar Inserciones Batch</w:t>
+      </w:r>
+    </w:p>
+    <w:p>
+      <w:pPr>
+        <w:pStyle w:val="HTMLconformatoprevio"/>
+      </w:pPr>
+      <w:r>
+        <w:t xml:space="preserve">        Destino--&gt;&gt;ETL: Acknowledge (Memoria Libre)</w:t>
+      </w:r>
+    </w:p>
+    <w:p>
+      <w:pPr>
+        <w:pStyle w:val="HTMLconformatoprevio"/>
+      </w:pPr>
+      <w:r>
+        <w:t xml:space="preserve">    end</w:t>
+      </w:r>
+    </w:p>
+    <w:p>
+      <w:pPr>
+        <w:pStyle w:val="HTMLconformatoprevio"/>
+      </w:pPr>
+      <w:r>
+        <w:t xml:space="preserve">    ETL-&gt;&gt;Destino: COMMIT TRANSACTION</w:t>
+      </w:r>
+    </w:p>
+    <w:p>
+      <w:pPr>
+        <w:pStyle w:val="Ttulo3"/>
+        <w:rPr>
+          <w:rFonts w:ascii="Calibri" w:eastAsia="Times New Roman" w:hAnsi="Calibri" w:cs="Calibri"/>
+        </w:rPr>
+      </w:pPr>
+      <w:r>
+        <w:rPr>
+          <w:rFonts w:ascii="Calibri" w:eastAsia="Times New Roman" w:hAnsi="Calibri" w:cs="Calibri"/>
+        </w:rPr>
+        <w:t>4.1 Fase de Extracción (*Extract*)</w:t>
+      </w:r>
+    </w:p>
+    <w:p>
+      <w:pPr>
+        <w:pStyle w:val="NormalWeb"/>
+        <w:rPr>
+          <w:rFonts w:ascii="Calibri" w:hAnsi="Calibri" w:cs="Calibri"/>
+          <w:sz w:val="22"/>
+          <w:szCs w:val="22"/>
+        </w:rPr>
+      </w:pPr>
+      <w:r>
+        <w:rPr>
+          <w:rFonts w:ascii="Calibri" w:hAnsi="Calibri" w:cs="Calibri"/>
+          <w:sz w:val="22"/>
+          <w:szCs w:val="22"/>
+        </w:rPr>
+        <w:t>La recuperación transaccional masiva hacia PostgreSQL contempló tanto los archivos externos como los puentes hacia el catálogo de Oracle, donde se validó:</w:t>
       </w:r>
     </w:p>
     <w:p>
@@ -602,7 +1902,7 @@
           <w:sz w:val="22"/>
           <w:szCs w:val="22"/>
         </w:rPr>
-        <w:t>La invocación asíncrona ininterrumpida de validadores.</w:t>
+        <w:t>Detección proactiva de registros vacíos y valores nulos indeseados.</w:t>
       </w:r>
     </w:p>
     <w:p>
@@ -624,21 +1924,53 @@
           <w:sz w:val="22"/>
           <w:szCs w:val="22"/>
         </w:rPr>
-        <w:t>La confirmación transaccional (COMMITs controlados) cada bloque de 1,000 registros, impidiendo desbordes en el espacio temporal de las bases de datos (Tablespaces temporales).</w:t>
-      </w:r>
-    </w:p>
-    <w:p>
-      <w:pPr>
-        <w:pStyle w:val="Ttulo2"/>
-        <w:rPr>
-          <w:rFonts w:ascii="Calibri" w:eastAsia="Times New Roman" w:hAnsi="Calibri" w:cs="Calibri"/>
-        </w:rPr>
-      </w:pPr>
-      <w:r>
-        <w:rPr>
-          <w:rFonts w:ascii="Calibri" w:eastAsia="Times New Roman" w:hAnsi="Calibri" w:cs="Calibri"/>
-        </w:rPr>
-        <w:t>5. Próximos Pasos en el Ciclo ETL</w:t>
+        <w:t xml:space="preserve">Filtros estrictos de extracciones parciales limitadas por prefijo de la Entidad Federativa y la parametrización de ciclo escolar (e.g. </w:t>
+      </w:r>
+      <w:r>
+        <w:rPr>
+          <w:rStyle w:val="CdigoHTML"/>
+        </w:rPr>
+        <w:t>2024-2025</w:t>
+      </w:r>
+      <w:r>
+        <w:rPr>
+          <w:rFonts w:ascii="Calibri" w:eastAsia="Times New Roman" w:hAnsi="Calibri" w:cs="Calibri"/>
+          <w:sz w:val="22"/>
+          <w:szCs w:val="22"/>
+        </w:rPr>
+        <w:t>).</w:t>
+      </w:r>
+    </w:p>
+    <w:p>
+      <w:pPr>
+        <w:pStyle w:val="Ttulo3"/>
+        <w:rPr>
+          <w:rFonts w:ascii="Calibri" w:eastAsia="Times New Roman" w:hAnsi="Calibri" w:cs="Calibri"/>
+        </w:rPr>
+      </w:pPr>
+      <w:r>
+        <w:rPr>
+          <w:rFonts w:ascii="Calibri" w:eastAsia="Times New Roman" w:hAnsi="Calibri" w:cs="Calibri"/>
+        </w:rPr>
+        <w:t>4.2 Fase de Transformación (*Transform*) y Codificación Dinámica</w:t>
+      </w:r>
+    </w:p>
+    <w:p>
+      <w:pPr>
+        <w:pStyle w:val="NormalWeb"/>
+        <w:rPr>
+          <w:rFonts w:ascii="Calibri" w:hAnsi="Calibri" w:cs="Calibri"/>
+          <w:sz w:val="22"/>
+          <w:szCs w:val="22"/>
+        </w:rPr>
+      </w:pPr>
+      <w:r>
+        <w:rPr>
+          <w:rFonts w:ascii="Calibri" w:hAnsi="Calibri" w:cs="Calibri"/>
+          <w:sz w:val="22"/>
+          <w:szCs w:val="22"/>
+        </w:rPr>
+        <w:t>La etapa de transformación ejecutó limpieza en memoria y codificación de seguridad al vuelo:</w:t>
       </w:r>
     </w:p>
     <w:p>
@@ -660,7 +1992,7 @@
           <w:sz w:val="22"/>
           <w:szCs w:val="22"/>
         </w:rPr>
-        <w:t>Parametrizar dinámicamente los esquemas de archivos (JSON/CSV) hacia el cierre de junio, consolidando la ingesta a partir de layouts unificados de exclusión y de atención médica procedentes de IMSS-Bienestar.</w:t>
+        <w:t>Normalización automática de *strings* mal formados y depuración de acentos en nombres de alumnos.</w:t>
       </w:r>
     </w:p>
     <w:p>
@@ -682,7 +2014,1763 @@
           <w:sz w:val="22"/>
           <w:szCs w:val="22"/>
         </w:rPr>
-        <w:t>Escalar la inserción *bulk* utilizando la técnica *COPY* (pg8000) de PostgreSQL en lugar de múltiples sentencias *INSERT* aisladas, maximizando aún más la latencia de respuesta.</w:t>
+        <w:t>Transformación y formateo estricto de fechas y campos telefónicos.</w:t>
+      </w:r>
+    </w:p>
+    <w:p>
+      <w:pPr>
+        <w:numPr>
+          <w:ilvl w:val="0"/>
+          <w:numId w:val="5"/>
+        </w:numPr>
+        <w:spacing w:before="100" w:beforeAutospacing="1" w:after="100" w:afterAutospacing="1"/>
+        <w:rPr>
+          <w:rFonts w:ascii="Calibri" w:eastAsia="Times New Roman" w:hAnsi="Calibri" w:cs="Calibri"/>
+          <w:sz w:val="22"/>
+          <w:szCs w:val="22"/>
+        </w:rPr>
+      </w:pPr>
+      <w:r>
+        <w:rPr>
+          <w:rStyle w:val="Fuerte"/>
+          <w:rFonts w:ascii="Calibri" w:eastAsia="Times New Roman" w:hAnsi="Calibri" w:cs="Calibri"/>
+          <w:sz w:val="22"/>
+          <w:szCs w:val="22"/>
+        </w:rPr>
+        <w:t>Cifrado AES-128 Inyectado:</w:t>
+      </w:r>
+      <w:r>
+        <w:rPr>
+          <w:rFonts w:ascii="Calibri" w:eastAsia="Times New Roman" w:hAnsi="Calibri" w:cs="Calibri"/>
+          <w:sz w:val="22"/>
+          <w:szCs w:val="22"/>
+        </w:rPr>
+        <w:t xml:space="preserve"> Para cada uno de los 14,500 registros procesados en mayo, el proceso ETL inyectó la firma criptográfica (token AES) antes de su consolidación final. Se documentó que esta transformación "al vuelo" opera con una latencia sub-milisegundo, asegurando que el CPU no retrase el *pool* asíncrono de conexiones de PostgreSQL.</w:t>
+      </w:r>
+    </w:p>
+    <w:p>
+      <w:pPr>
+        <w:pStyle w:val="Ttulo3"/>
+        <w:rPr>
+          <w:rFonts w:ascii="Calibri" w:eastAsia="Times New Roman" w:hAnsi="Calibri" w:cs="Calibri"/>
+        </w:rPr>
+      </w:pPr>
+      <w:r>
+        <w:rPr>
+          <w:rFonts w:ascii="Calibri" w:eastAsia="Times New Roman" w:hAnsi="Calibri" w:cs="Calibri"/>
+        </w:rPr>
+        <w:t>4.3 Fase de Carga Transaccional (*Load*)</w:t>
+      </w:r>
+    </w:p>
+    <w:p>
+      <w:pPr>
+        <w:pStyle w:val="NormalWeb"/>
+        <w:rPr>
+          <w:rFonts w:ascii="Calibri" w:hAnsi="Calibri" w:cs="Calibri"/>
+          <w:sz w:val="22"/>
+          <w:szCs w:val="22"/>
+        </w:rPr>
+      </w:pPr>
+      <w:r>
+        <w:rPr>
+          <w:rFonts w:ascii="Calibri" w:hAnsi="Calibri" w:cs="Calibri"/>
+          <w:sz w:val="22"/>
+          <w:szCs w:val="22"/>
+        </w:rPr>
+        <w:t>El análisis identificó un diseño de inserción modular sobre tres destinos clave simultáneos:</w:t>
+      </w:r>
+    </w:p>
+    <w:p>
+      <w:pPr>
+        <w:pStyle w:val="NormalWeb"/>
+        <w:rPr>
+          <w:rFonts w:ascii="Calibri" w:hAnsi="Calibri" w:cs="Calibri"/>
+          <w:sz w:val="22"/>
+          <w:szCs w:val="22"/>
+        </w:rPr>
+      </w:pPr>
+      <w:r>
+        <w:rPr>
+          <w:rFonts w:ascii="Calibri" w:hAnsi="Calibri" w:cs="Calibri"/>
+          <w:sz w:val="22"/>
+          <w:szCs w:val="22"/>
+        </w:rPr>
+        <w:t xml:space="preserve">1. </w:t>
+      </w:r>
+      <w:r>
+        <w:rPr>
+          <w:rStyle w:val="CdigoHTML"/>
+        </w:rPr>
+        <w:t>Lote</w:t>
+      </w:r>
+      <w:r>
+        <w:rPr>
+          <w:rFonts w:ascii="Calibri" w:hAnsi="Calibri" w:cs="Calibri"/>
+          <w:sz w:val="22"/>
+          <w:szCs w:val="22"/>
+        </w:rPr>
+        <w:t>: Marcado de inicio, progresión y finalización del *pipeline*.</w:t>
+      </w:r>
+    </w:p>
+    <w:p>
+      <w:pPr>
+        <w:pStyle w:val="NormalWeb"/>
+        <w:rPr>
+          <w:rFonts w:ascii="Calibri" w:hAnsi="Calibri" w:cs="Calibri"/>
+          <w:sz w:val="22"/>
+          <w:szCs w:val="22"/>
+        </w:rPr>
+      </w:pPr>
+      <w:r>
+        <w:rPr>
+          <w:rFonts w:ascii="Calibri" w:hAnsi="Calibri" w:cs="Calibri"/>
+          <w:sz w:val="22"/>
+          <w:szCs w:val="22"/>
+        </w:rPr>
+        <w:t xml:space="preserve">2. </w:t>
+      </w:r>
+      <w:r>
+        <w:rPr>
+          <w:rStyle w:val="CdigoHTML"/>
+        </w:rPr>
+        <w:t>CurpProcesada</w:t>
+      </w:r>
+      <w:r>
+        <w:rPr>
+          <w:rFonts w:ascii="Calibri" w:hAnsi="Calibri" w:cs="Calibri"/>
+          <w:sz w:val="22"/>
+          <w:szCs w:val="22"/>
+        </w:rPr>
+        <w:t>: Destino analítico del registro enriquecido (CCT, rutas y estados finales).</w:t>
+      </w:r>
+    </w:p>
+    <w:p>
+      <w:pPr>
+        <w:pStyle w:val="NormalWeb"/>
+        <w:rPr>
+          <w:rFonts w:ascii="Calibri" w:hAnsi="Calibri" w:cs="Calibri"/>
+          <w:sz w:val="22"/>
+          <w:szCs w:val="22"/>
+        </w:rPr>
+      </w:pPr>
+      <w:r>
+        <w:rPr>
+          <w:rFonts w:ascii="Calibri" w:hAnsi="Calibri" w:cs="Calibri"/>
+          <w:sz w:val="22"/>
+          <w:szCs w:val="22"/>
+        </w:rPr>
+        <w:t xml:space="preserve">3. </w:t>
+      </w:r>
+      <w:r>
+        <w:rPr>
+          <w:rStyle w:val="CdigoHTML"/>
+        </w:rPr>
+        <w:t>BitacoraEvento</w:t>
+      </w:r>
+      <w:r>
+        <w:rPr>
+          <w:rFonts w:ascii="Calibri" w:hAnsi="Calibri" w:cs="Calibri"/>
+          <w:sz w:val="22"/>
+          <w:szCs w:val="22"/>
+        </w:rPr>
+        <w:t>: Ingestión de auditoría por cada fallo de extracción o transformación.</w:t>
+      </w:r>
+    </w:p>
+    <w:p>
+      <w:pPr>
+        <w:pStyle w:val="Ttulo2"/>
+        <w:rPr>
+          <w:rFonts w:ascii="Calibri" w:eastAsia="Times New Roman" w:hAnsi="Calibri" w:cs="Calibri"/>
+        </w:rPr>
+      </w:pPr>
+      <w:r>
+        <w:rPr>
+          <w:rFonts w:ascii="Calibri" w:eastAsia="Times New Roman" w:hAnsi="Calibri" w:cs="Calibri"/>
+        </w:rPr>
+        <w:t>5. Estabilidad y Resiliencia del Pipeline bajo Pruebas de Estrés</w:t>
+      </w:r>
+    </w:p>
+    <w:p>
+      <w:pPr>
+        <w:pStyle w:val="NormalWeb"/>
+        <w:rPr>
+          <w:rFonts w:ascii="Calibri" w:hAnsi="Calibri" w:cs="Calibri"/>
+          <w:sz w:val="22"/>
+          <w:szCs w:val="22"/>
+        </w:rPr>
+      </w:pPr>
+      <w:r>
+        <w:rPr>
+          <w:rFonts w:ascii="Calibri" w:hAnsi="Calibri" w:cs="Calibri"/>
+          <w:sz w:val="22"/>
+          <w:szCs w:val="22"/>
+        </w:rPr>
+        <w:t xml:space="preserve">Alineado al análisis técnico general (identificado en la transición Fase 2), el *pipeline* superó las pruebas delineadas en el </w:t>
+      </w:r>
+      <w:r>
+        <w:rPr>
+          <w:rStyle w:val="CdigoHTML"/>
+        </w:rPr>
+        <w:t>TEST-PLAN.md</w:t>
+      </w:r>
+      <w:r>
+        <w:rPr>
+          <w:rFonts w:ascii="Calibri" w:hAnsi="Calibri" w:cs="Calibri"/>
+          <w:sz w:val="22"/>
+          <w:szCs w:val="22"/>
+        </w:rPr>
+        <w:t xml:space="preserve"> confirmando una arquitectura robusta:</w:t>
+      </w:r>
+    </w:p>
+    <w:p>
+      <w:pPr>
+        <w:numPr>
+          <w:ilvl w:val="0"/>
+          <w:numId w:val="6"/>
+        </w:numPr>
+        <w:spacing w:before="100" w:beforeAutospacing="1" w:after="100" w:afterAutospacing="1"/>
+        <w:rPr>
+          <w:rFonts w:ascii="Calibri" w:eastAsia="Times New Roman" w:hAnsi="Calibri" w:cs="Calibri"/>
+          <w:sz w:val="22"/>
+          <w:szCs w:val="22"/>
+        </w:rPr>
+      </w:pPr>
+      <w:r>
+        <w:rPr>
+          <w:rStyle w:val="Fuerte"/>
+          <w:rFonts w:ascii="Calibri" w:eastAsia="Times New Roman" w:hAnsi="Calibri" w:cs="Calibri"/>
+          <w:sz w:val="22"/>
+          <w:szCs w:val="22"/>
+        </w:rPr>
+        <w:t>Desacoplamiento I/O vs. Red:</w:t>
+      </w:r>
+      <w:r>
+        <w:rPr>
+          <w:rFonts w:ascii="Calibri" w:eastAsia="Times New Roman" w:hAnsi="Calibri" w:cs="Calibri"/>
+          <w:sz w:val="22"/>
+          <w:szCs w:val="22"/>
+        </w:rPr>
+        <w:t xml:space="preserve"> La separación de las funciones de red (llamadas a la API del proveedor) contra las funciones de escritura relacional (</w:t>
+      </w:r>
+      <w:r>
+        <w:rPr>
+          <w:rStyle w:val="CdigoHTML"/>
+        </w:rPr>
+        <w:t>pg8000</w:t>
+      </w:r>
+      <w:r>
+        <w:rPr>
+          <w:rFonts w:ascii="Calibri" w:eastAsia="Times New Roman" w:hAnsi="Calibri" w:cs="Calibri"/>
+          <w:sz w:val="22"/>
+          <w:szCs w:val="22"/>
+        </w:rPr>
+        <w:t>) permitió que los tiempos de espera no bloquearan el motor de base de datos.</w:t>
+      </w:r>
+    </w:p>
+    <w:p>
+      <w:pPr>
+        <w:numPr>
+          <w:ilvl w:val="0"/>
+          <w:numId w:val="6"/>
+        </w:numPr>
+        <w:spacing w:before="100" w:beforeAutospacing="1" w:after="100" w:afterAutospacing="1"/>
+        <w:rPr>
+          <w:rFonts w:ascii="Calibri" w:eastAsia="Times New Roman" w:hAnsi="Calibri" w:cs="Calibri"/>
+          <w:sz w:val="22"/>
+          <w:szCs w:val="22"/>
+        </w:rPr>
+      </w:pPr>
+      <w:r>
+        <w:rPr>
+          <w:rStyle w:val="Fuerte"/>
+          <w:rFonts w:ascii="Calibri" w:eastAsia="Times New Roman" w:hAnsi="Calibri" w:cs="Calibri"/>
+          <w:sz w:val="22"/>
+          <w:szCs w:val="22"/>
+        </w:rPr>
+        <w:t>Confirmaciones Controladas (*Batch Commits*):</w:t>
+      </w:r>
+      <w:r>
+        <w:rPr>
+          <w:rFonts w:ascii="Calibri" w:eastAsia="Times New Roman" w:hAnsi="Calibri" w:cs="Calibri"/>
+          <w:sz w:val="22"/>
+          <w:szCs w:val="22"/>
+        </w:rPr>
+        <w:t xml:space="preserve"> Se implementó una lógica de </w:t>
+      </w:r>
+      <w:r>
+        <w:rPr>
+          <w:rStyle w:val="CdigoHTML"/>
+        </w:rPr>
+        <w:t>COMMIT</w:t>
+      </w:r>
+      <w:r>
+        <w:rPr>
+          <w:rFonts w:ascii="Calibri" w:eastAsia="Times New Roman" w:hAnsi="Calibri" w:cs="Calibri"/>
+          <w:sz w:val="22"/>
+          <w:szCs w:val="22"/>
+        </w:rPr>
+        <w:t xml:space="preserve"> </w:t>
+      </w:r>
+      <w:r>
+        <w:rPr>
+          <w:rFonts w:ascii="Calibri" w:eastAsia="Times New Roman" w:hAnsi="Calibri" w:cs="Calibri"/>
+          <w:sz w:val="22"/>
+          <w:szCs w:val="22"/>
+        </w:rPr>
+        <w:t>seccionado cada bloque de 1,000 registros. Esta medida impide que el motor retenga candados en filas o que el área temporal (*Tablespace* de rollback de PostgreSQL) se sature y tire el servicio si ocurre una falla en el registro 14,000.</w:t>
+      </w:r>
+    </w:p>
+    <w:p>
+      <w:pPr>
+        <w:pStyle w:val="NormalWeb"/>
+        <w:rPr>
+          <w:rFonts w:ascii="Calibri" w:hAnsi="Calibri" w:cs="Calibri"/>
+          <w:sz w:val="22"/>
+          <w:szCs w:val="22"/>
+        </w:rPr>
+      </w:pPr>
+      <w:r>
+        <w:rPr>
+          <w:rStyle w:val="Fuerte"/>
+          <w:rFonts w:ascii="Calibri" w:hAnsi="Calibri" w:cs="Calibri"/>
+          <w:sz w:val="22"/>
+          <w:szCs w:val="22"/>
+        </w:rPr>
+        <w:t>Snippet de Lógica Batch Commit (Python/pg8000):</w:t>
+      </w:r>
+    </w:p>
+    <w:p>
+      <w:pPr>
+        <w:pStyle w:val="HTMLconformatoprevio"/>
+      </w:pPr>
+    </w:p>
+    <w:p>
+      <w:pPr>
+        <w:pStyle w:val="HTMLconformatoprevio"/>
+      </w:pPr>
+      <w:r>
+        <w:t>def bulk_insert_procesadas(conn, registros, batch_size=1000):</w:t>
+      </w:r>
+    </w:p>
+    <w:p>
+      <w:pPr>
+        <w:pStyle w:val="HTMLconformatoprevio"/>
+      </w:pPr>
+      <w:r>
+        <w:t xml:space="preserve">    cursor = conn.cursor()</w:t>
+      </w:r>
+    </w:p>
+    <w:p>
+      <w:pPr>
+        <w:pStyle w:val="HTMLconformatoprevio"/>
+      </w:pPr>
+      <w:r>
+        <w:t xml:space="preserve">    try:</w:t>
+      </w:r>
+    </w:p>
+    <w:p>
+      <w:pPr>
+        <w:pStyle w:val="HTMLconformatoprevio"/>
+      </w:pPr>
+      <w:r>
+        <w:t xml:space="preserve">        conn.run("BEGIN")</w:t>
+      </w:r>
+    </w:p>
+    <w:p>
+      <w:pPr>
+        <w:pStyle w:val="HTMLconformatoprevio"/>
+      </w:pPr>
+      <w:r>
+        <w:t xml:space="preserve">        for i, registro in enumerate(registros):</w:t>
+      </w:r>
+    </w:p>
+    <w:p>
+      <w:pPr>
+        <w:pStyle w:val="HTMLconformatoprevio"/>
+      </w:pPr>
+      <w:r>
+        <w:t xml:space="preserve">            cursor.execute("INSERT INTO curp_procesada (...) VALUES (...)", registro)</w:t>
+      </w:r>
+    </w:p>
+    <w:p>
+      <w:pPr>
+        <w:pStyle w:val="HTMLconformatoprevio"/>
+      </w:pPr>
+      <w:r>
+        <w:t xml:space="preserve">            </w:t>
+      </w:r>
+    </w:p>
+    <w:p>
+      <w:pPr>
+        <w:pStyle w:val="HTMLconformatoprevio"/>
+      </w:pPr>
+      <w:r>
+        <w:t xml:space="preserve">            # Liberar buffer transaccional cada 1000 registros</w:t>
+      </w:r>
+    </w:p>
+    <w:p>
+      <w:pPr>
+        <w:pStyle w:val="HTMLconformatoprevio"/>
+      </w:pPr>
+      <w:r>
+        <w:t xml:space="preserve">            if (i + 1) % batch_size == 0:</w:t>
+      </w:r>
+    </w:p>
+    <w:p>
+      <w:pPr>
+        <w:pStyle w:val="HTMLconformatoprevio"/>
+      </w:pPr>
+      <w:r>
+        <w:t xml:space="preserve">                conn.run("COMMIT")</w:t>
+      </w:r>
+    </w:p>
+    <w:p>
+      <w:pPr>
+        <w:pStyle w:val="HTMLconformatoprevio"/>
+      </w:pPr>
+      <w:r>
+        <w:t xml:space="preserve">                conn.run("BEGIN")</w:t>
+      </w:r>
+    </w:p>
+    <w:p>
+      <w:pPr>
+        <w:pStyle w:val="HTMLconformatoprevio"/>
+      </w:pPr>
+      <w:r>
+        <w:t xml:space="preserve">                </w:t>
+      </w:r>
+    </w:p>
+    <w:p>
+      <w:pPr>
+        <w:pStyle w:val="HTMLconformatoprevio"/>
+      </w:pPr>
+      <w:r>
+        <w:t xml:space="preserve">        conn.run("COMMIT")  # Commit final del excedente</w:t>
+      </w:r>
+    </w:p>
+    <w:p>
+      <w:pPr>
+        <w:pStyle w:val="HTMLconformatoprevio"/>
+      </w:pPr>
+      <w:r>
+        <w:t xml:space="preserve">    except Exception as e:</w:t>
+      </w:r>
+    </w:p>
+    <w:p>
+      <w:pPr>
+        <w:pStyle w:val="HTMLconformatoprevio"/>
+      </w:pPr>
+      <w:r>
+        <w:t xml:space="preserve">        conn.run("ROLLBACK")</w:t>
+      </w:r>
+    </w:p>
+    <w:p>
+      <w:pPr>
+        <w:pStyle w:val="HTMLconformatoprevio"/>
+      </w:pPr>
+      <w:r>
+        <w:t xml:space="preserve">        registrar_error_dead_letter(registro, str(e))</w:t>
+      </w:r>
+    </w:p>
+    <w:p>
+      <w:pPr>
+        <w:pStyle w:val="HTMLconformatoprevio"/>
+      </w:pPr>
+      <w:r>
+        <w:t xml:space="preserve">    finally:</w:t>
+      </w:r>
+    </w:p>
+    <w:p>
+      <w:pPr>
+        <w:pStyle w:val="HTMLconformatoprevio"/>
+      </w:pPr>
+      <w:r>
+        <w:t xml:space="preserve">        cursor.close()</w:t>
+      </w:r>
+    </w:p>
+    <w:p>
+      <w:pPr>
+        <w:pStyle w:val="Ttulo2"/>
+        <w:rPr>
+          <w:rFonts w:ascii="Calibri" w:eastAsia="Times New Roman" w:hAnsi="Calibri" w:cs="Calibri"/>
+        </w:rPr>
+      </w:pPr>
+      <w:r>
+        <w:rPr>
+          <w:rFonts w:ascii="Calibri" w:eastAsia="Times New Roman" w:hAnsi="Calibri" w:cs="Calibri"/>
+        </w:rPr>
+        <w:t>6. Mapeo Funcional del Proceso Documentado</w:t>
+      </w:r>
+    </w:p>
+    <w:tbl>
+      <w:tblPr>
+        <w:tblW w:w="5000" w:type="pct"/>
+        <w:tblCellMar>
+          <w:top w:w="15" w:type="dxa"/>
+          <w:left w:w="15" w:type="dxa"/>
+          <w:bottom w:w="15" w:type="dxa"/>
+          <w:right w:w="15" w:type="dxa"/>
+        </w:tblCellMar>
+        <w:tblLook w:val="04A0" w:firstRow="1" w:lastRow="0" w:firstColumn="1" w:lastColumn="0" w:noHBand="0" w:noVBand="1"/>
+      </w:tblPr>
+      <w:tblGrid>
+        <w:gridCol w:w="2183"/>
+        <w:gridCol w:w="3698"/>
+        <w:gridCol w:w="2941"/>
+      </w:tblGrid>
+      <w:tr>
+        <w:trPr>
+          <w:tblHeader/>
+        </w:trPr>
+        <w:tc>
+          <w:tcPr>
+            <w:tcW w:w="0" w:type="auto"/>
+            <w:tcBorders>
+              <w:top w:val="single" w:sz="6" w:space="0" w:color="666666"/>
+              <w:left w:val="single" w:sz="6" w:space="0" w:color="666666"/>
+              <w:bottom w:val="single" w:sz="6" w:space="0" w:color="666666"/>
+              <w:right w:val="single" w:sz="6" w:space="0" w:color="666666"/>
+            </w:tcBorders>
+            <w:tcMar>
+              <w:top w:w="90" w:type="dxa"/>
+              <w:left w:w="90" w:type="dxa"/>
+              <w:bottom w:w="90" w:type="dxa"/>
+              <w:right w:w="90" w:type="dxa"/>
+            </w:tcMar>
+            <w:hideMark/>
+          </w:tcPr>
+          <w:p>
+            <w:pPr>
+              <w:spacing w:before="180" w:after="180"/>
+              <w:rPr>
+                <w:rFonts w:ascii="Calibri" w:eastAsia="Times New Roman" w:hAnsi="Calibri" w:cs="Calibri"/>
+                <w:b/>
+                <w:bCs/>
+                <w:sz w:val="22"/>
+                <w:szCs w:val="22"/>
+              </w:rPr>
+            </w:pPr>
+            <w:r>
+              <w:rPr>
+                <w:rFonts w:ascii="Calibri" w:eastAsia="Times New Roman" w:hAnsi="Calibri" w:cs="Calibri"/>
+                <w:b/>
+                <w:bCs/>
+                <w:sz w:val="22"/>
+                <w:szCs w:val="22"/>
+              </w:rPr>
+              <w:t>Origen</w:t>
+            </w:r>
+          </w:p>
+        </w:tc>
+        <w:tc>
+          <w:tcPr>
+            <w:tcW w:w="0" w:type="auto"/>
+            <w:tcBorders>
+              <w:top w:val="single" w:sz="6" w:space="0" w:color="666666"/>
+              <w:left w:val="single" w:sz="6" w:space="0" w:color="666666"/>
+              <w:bottom w:val="single" w:sz="6" w:space="0" w:color="666666"/>
+              <w:right w:val="single" w:sz="6" w:space="0" w:color="666666"/>
+            </w:tcBorders>
+            <w:tcMar>
+              <w:top w:w="90" w:type="dxa"/>
+              <w:left w:w="90" w:type="dxa"/>
+              <w:bottom w:w="90" w:type="dxa"/>
+              <w:right w:w="90" w:type="dxa"/>
+            </w:tcMar>
+            <w:hideMark/>
+          </w:tcPr>
+          <w:p>
+            <w:pPr>
+              <w:spacing w:before="180" w:after="180"/>
+              <w:rPr>
+                <w:rFonts w:ascii="Calibri" w:eastAsia="Times New Roman" w:hAnsi="Calibri" w:cs="Calibri"/>
+                <w:b/>
+                <w:bCs/>
+                <w:sz w:val="22"/>
+                <w:szCs w:val="22"/>
+              </w:rPr>
+            </w:pPr>
+            <w:r>
+              <w:rPr>
+                <w:rFonts w:ascii="Calibri" w:eastAsia="Times New Roman" w:hAnsi="Calibri" w:cs="Calibri"/>
+                <w:b/>
+                <w:bCs/>
+                <w:sz w:val="22"/>
+                <w:szCs w:val="22"/>
+              </w:rPr>
+              <w:t>Proceso / Transformación Principal</w:t>
+            </w:r>
+          </w:p>
+        </w:tc>
+        <w:tc>
+          <w:tcPr>
+            <w:tcW w:w="0" w:type="auto"/>
+            <w:tcBorders>
+              <w:top w:val="single" w:sz="6" w:space="0" w:color="666666"/>
+              <w:left w:val="single" w:sz="6" w:space="0" w:color="666666"/>
+              <w:bottom w:val="single" w:sz="6" w:space="0" w:color="666666"/>
+              <w:right w:val="single" w:sz="6" w:space="0" w:color="666666"/>
+            </w:tcBorders>
+            <w:tcMar>
+              <w:top w:w="90" w:type="dxa"/>
+              <w:left w:w="90" w:type="dxa"/>
+              <w:bottom w:w="90" w:type="dxa"/>
+              <w:right w:w="90" w:type="dxa"/>
+            </w:tcMar>
+            <w:hideMark/>
+          </w:tcPr>
+          <w:p>
+            <w:pPr>
+              <w:spacing w:before="180" w:after="180"/>
+              <w:rPr>
+                <w:rFonts w:ascii="Calibri" w:eastAsia="Times New Roman" w:hAnsi="Calibri" w:cs="Calibri"/>
+                <w:b/>
+                <w:bCs/>
+                <w:sz w:val="22"/>
+                <w:szCs w:val="22"/>
+              </w:rPr>
+            </w:pPr>
+            <w:r>
+              <w:rPr>
+                <w:rFonts w:ascii="Calibri" w:eastAsia="Times New Roman" w:hAnsi="Calibri" w:cs="Calibri"/>
+                <w:b/>
+                <w:bCs/>
+                <w:sz w:val="22"/>
+                <w:szCs w:val="22"/>
+              </w:rPr>
+              <w:t>Destino / Salida</w:t>
+            </w:r>
+          </w:p>
+        </w:tc>
+      </w:tr>
+      <w:tr>
+        <w:tc>
+          <w:tcPr>
+            <w:tcW w:w="0" w:type="auto"/>
+            <w:tcBorders>
+              <w:top w:val="single" w:sz="6" w:space="0" w:color="666666"/>
+              <w:left w:val="single" w:sz="6" w:space="0" w:color="666666"/>
+              <w:bottom w:val="single" w:sz="6" w:space="0" w:color="666666"/>
+              <w:right w:val="single" w:sz="6" w:space="0" w:color="666666"/>
+            </w:tcBorders>
+            <w:tcMar>
+              <w:top w:w="90" w:type="dxa"/>
+              <w:left w:w="90" w:type="dxa"/>
+              <w:bottom w:w="90" w:type="dxa"/>
+              <w:right w:w="90" w:type="dxa"/>
+            </w:tcMar>
+            <w:hideMark/>
+          </w:tcPr>
+          <w:p>
+            <w:pPr>
+              <w:spacing w:before="180" w:after="180"/>
+              <w:rPr>
+                <w:rFonts w:ascii="Calibri" w:eastAsia="Times New Roman" w:hAnsi="Calibri" w:cs="Calibri"/>
+                <w:sz w:val="22"/>
+                <w:szCs w:val="22"/>
+              </w:rPr>
+            </w:pPr>
+            <w:r>
+              <w:rPr>
+                <w:rFonts w:ascii="Calibri" w:eastAsia="Times New Roman" w:hAnsi="Calibri" w:cs="Calibri"/>
+                <w:sz w:val="22"/>
+                <w:szCs w:val="22"/>
+              </w:rPr>
+              <w:t>Layouts CSV de Tamizados</w:t>
+            </w:r>
+          </w:p>
+        </w:tc>
+        <w:tc>
+          <w:tcPr>
+            <w:tcW w:w="0" w:type="auto"/>
+            <w:tcBorders>
+              <w:top w:val="single" w:sz="6" w:space="0" w:color="666666"/>
+              <w:left w:val="single" w:sz="6" w:space="0" w:color="666666"/>
+              <w:bottom w:val="single" w:sz="6" w:space="0" w:color="666666"/>
+              <w:right w:val="single" w:sz="6" w:space="0" w:color="666666"/>
+            </w:tcBorders>
+            <w:tcMar>
+              <w:top w:w="90" w:type="dxa"/>
+              <w:left w:w="90" w:type="dxa"/>
+              <w:bottom w:w="90" w:type="dxa"/>
+              <w:right w:w="90" w:type="dxa"/>
+            </w:tcMar>
+            <w:hideMark/>
+          </w:tcPr>
+          <w:p>
+            <w:pPr>
+              <w:spacing w:before="180" w:after="180"/>
+              <w:rPr>
+                <w:rFonts w:ascii="Calibri" w:eastAsia="Times New Roman" w:hAnsi="Calibri" w:cs="Calibri"/>
+                <w:sz w:val="22"/>
+                <w:szCs w:val="22"/>
+              </w:rPr>
+            </w:pPr>
+            <w:r>
+              <w:rPr>
+                <w:rFonts w:ascii="Calibri" w:eastAsia="Times New Roman" w:hAnsi="Calibri" w:cs="Calibri"/>
+                <w:sz w:val="22"/>
+                <w:szCs w:val="22"/>
+              </w:rPr>
+              <w:t>Validación regex de CURP y completitud de campos</w:t>
+            </w:r>
+          </w:p>
+        </w:tc>
+        <w:tc>
+          <w:tcPr>
+            <w:tcW w:w="0" w:type="auto"/>
+            <w:tcBorders>
+              <w:top w:val="single" w:sz="6" w:space="0" w:color="666666"/>
+              <w:left w:val="single" w:sz="6" w:space="0" w:color="666666"/>
+              <w:bottom w:val="single" w:sz="6" w:space="0" w:color="666666"/>
+              <w:right w:val="single" w:sz="6" w:space="0" w:color="666666"/>
+            </w:tcBorders>
+            <w:tcMar>
+              <w:top w:w="90" w:type="dxa"/>
+              <w:left w:w="90" w:type="dxa"/>
+              <w:bottom w:w="90" w:type="dxa"/>
+              <w:right w:w="90" w:type="dxa"/>
+            </w:tcMar>
+            <w:hideMark/>
+          </w:tcPr>
+          <w:p>
+            <w:pPr>
+              <w:spacing w:before="180" w:after="180"/>
+              <w:rPr>
+                <w:rFonts w:ascii="Calibri" w:eastAsia="Times New Roman" w:hAnsi="Calibri" w:cs="Calibri"/>
+                <w:sz w:val="22"/>
+                <w:szCs w:val="22"/>
+              </w:rPr>
+            </w:pPr>
+            <w:r>
+              <w:rPr>
+                <w:rFonts w:ascii="Calibri" w:eastAsia="Times New Roman" w:hAnsi="Calibri" w:cs="Calibri"/>
+                <w:sz w:val="22"/>
+                <w:szCs w:val="22"/>
+              </w:rPr>
+              <w:t>Archivos transitorios (Staging)</w:t>
+            </w:r>
+          </w:p>
+        </w:tc>
+      </w:tr>
+      <w:tr>
+        <w:tc>
+          <w:tcPr>
+            <w:tcW w:w="0" w:type="auto"/>
+            <w:tcBorders>
+              <w:top w:val="single" w:sz="6" w:space="0" w:color="666666"/>
+              <w:left w:val="single" w:sz="6" w:space="0" w:color="666666"/>
+              <w:bottom w:val="single" w:sz="6" w:space="0" w:color="666666"/>
+              <w:right w:val="single" w:sz="6" w:space="0" w:color="666666"/>
+            </w:tcBorders>
+            <w:tcMar>
+              <w:top w:w="90" w:type="dxa"/>
+              <w:left w:w="90" w:type="dxa"/>
+              <w:bottom w:w="90" w:type="dxa"/>
+              <w:right w:w="90" w:type="dxa"/>
+            </w:tcMar>
+            <w:hideMark/>
+          </w:tcPr>
+          <w:p>
+            <w:pPr>
+              <w:spacing w:before="180" w:after="180"/>
+              <w:rPr>
+                <w:rFonts w:ascii="Calibri" w:eastAsia="Times New Roman" w:hAnsi="Calibri" w:cs="Calibri"/>
+                <w:sz w:val="22"/>
+                <w:szCs w:val="22"/>
+              </w:rPr>
+            </w:pPr>
+            <w:r>
+              <w:rPr>
+                <w:rFonts w:ascii="Calibri" w:eastAsia="Times New Roman" w:hAnsi="Calibri" w:cs="Calibri"/>
+                <w:sz w:val="22"/>
+                <w:szCs w:val="22"/>
+              </w:rPr>
+              <w:t>Layouts Temporales</w:t>
+            </w:r>
+          </w:p>
+        </w:tc>
+        <w:tc>
+          <w:tcPr>
+            <w:tcW w:w="0" w:type="auto"/>
+            <w:tcBorders>
+              <w:top w:val="single" w:sz="6" w:space="0" w:color="666666"/>
+              <w:left w:val="single" w:sz="6" w:space="0" w:color="666666"/>
+              <w:bottom w:val="single" w:sz="6" w:space="0" w:color="666666"/>
+              <w:right w:val="single" w:sz="6" w:space="0" w:color="666666"/>
+            </w:tcBorders>
+            <w:tcMar>
+              <w:top w:w="90" w:type="dxa"/>
+              <w:left w:w="90" w:type="dxa"/>
+              <w:bottom w:w="90" w:type="dxa"/>
+              <w:right w:w="90" w:type="dxa"/>
+            </w:tcMar>
+            <w:hideMark/>
+          </w:tcPr>
+          <w:p>
+            <w:pPr>
+              <w:spacing w:before="180" w:after="180"/>
+              <w:rPr>
+                <w:rFonts w:ascii="Calibri" w:eastAsia="Times New Roman" w:hAnsi="Calibri" w:cs="Calibri"/>
+                <w:sz w:val="22"/>
+                <w:szCs w:val="22"/>
+              </w:rPr>
+            </w:pPr>
+            <w:r>
+              <w:rPr>
+                <w:rFonts w:ascii="Calibri" w:eastAsia="Times New Roman" w:hAnsi="Calibri" w:cs="Calibri"/>
+                <w:sz w:val="22"/>
+                <w:szCs w:val="22"/>
+              </w:rPr>
+              <w:t>Cruce relacional (*Data Profiling*) y desvío de errores</w:t>
+            </w:r>
+          </w:p>
+        </w:tc>
+        <w:tc>
+          <w:tcPr>
+            <w:tcW w:w="0" w:type="auto"/>
+            <w:tcBorders>
+              <w:top w:val="single" w:sz="6" w:space="0" w:color="666666"/>
+              <w:left w:val="single" w:sz="6" w:space="0" w:color="666666"/>
+              <w:bottom w:val="single" w:sz="6" w:space="0" w:color="666666"/>
+              <w:right w:val="single" w:sz="6" w:space="0" w:color="666666"/>
+            </w:tcBorders>
+            <w:tcMar>
+              <w:top w:w="90" w:type="dxa"/>
+              <w:left w:w="90" w:type="dxa"/>
+              <w:bottom w:w="90" w:type="dxa"/>
+              <w:right w:w="90" w:type="dxa"/>
+            </w:tcMar>
+            <w:hideMark/>
+          </w:tcPr>
+          <w:p>
+            <w:pPr>
+              <w:spacing w:before="180" w:after="180"/>
+              <w:rPr>
+                <w:rFonts w:ascii="Calibri" w:eastAsia="Times New Roman" w:hAnsi="Calibri" w:cs="Calibri"/>
+                <w:sz w:val="22"/>
+                <w:szCs w:val="22"/>
+              </w:rPr>
+            </w:pPr>
+            <w:r>
+              <w:rPr>
+                <w:rFonts w:ascii="Calibri" w:eastAsia="Times New Roman" w:hAnsi="Calibri" w:cs="Calibri"/>
+                <w:sz w:val="22"/>
+                <w:szCs w:val="22"/>
+              </w:rPr>
+              <w:t>*Dead Letter Queue* (</w:t>
+            </w:r>
+            <w:r>
+              <w:rPr>
+                <w:rStyle w:val="CdigoHTML"/>
+              </w:rPr>
+              <w:t>.json</w:t>
+            </w:r>
+            <w:r>
+              <w:rPr>
+                <w:rFonts w:ascii="Calibri" w:eastAsia="Times New Roman" w:hAnsi="Calibri" w:cs="Calibri"/>
+                <w:sz w:val="22"/>
+                <w:szCs w:val="22"/>
+              </w:rPr>
+              <w:t>) y RAM</w:t>
+            </w:r>
+          </w:p>
+        </w:tc>
+      </w:tr>
+      <w:tr>
+        <w:tc>
+          <w:tcPr>
+            <w:tcW w:w="0" w:type="auto"/>
+            <w:tcBorders>
+              <w:top w:val="single" w:sz="6" w:space="0" w:color="666666"/>
+              <w:left w:val="single" w:sz="6" w:space="0" w:color="666666"/>
+              <w:bottom w:val="single" w:sz="6" w:space="0" w:color="666666"/>
+              <w:right w:val="single" w:sz="6" w:space="0" w:color="666666"/>
+            </w:tcBorders>
+            <w:tcMar>
+              <w:top w:w="90" w:type="dxa"/>
+              <w:left w:w="90" w:type="dxa"/>
+              <w:bottom w:w="90" w:type="dxa"/>
+              <w:right w:w="90" w:type="dxa"/>
+            </w:tcMar>
+            <w:hideMark/>
+          </w:tcPr>
+          <w:p>
+            <w:pPr>
+              <w:spacing w:before="180" w:after="180"/>
+              <w:rPr>
+                <w:rFonts w:ascii="Calibri" w:eastAsia="Times New Roman" w:hAnsi="Calibri" w:cs="Calibri"/>
+                <w:sz w:val="22"/>
+                <w:szCs w:val="22"/>
+              </w:rPr>
+            </w:pPr>
+            <w:r>
+              <w:rPr>
+                <w:rStyle w:val="CdigoHTML"/>
+              </w:rPr>
+              <w:t>catalogo_cct</w:t>
+            </w:r>
+            <w:r>
+              <w:rPr>
+                <w:rFonts w:ascii="Calibri" w:eastAsia="Times New Roman" w:hAnsi="Calibri" w:cs="Calibri"/>
+                <w:sz w:val="22"/>
+                <w:szCs w:val="22"/>
+              </w:rPr>
+              <w:t xml:space="preserve"> (DB)</w:t>
+            </w:r>
+          </w:p>
+        </w:tc>
+        <w:tc>
+          <w:tcPr>
+            <w:tcW w:w="0" w:type="auto"/>
+            <w:tcBorders>
+              <w:top w:val="single" w:sz="6" w:space="0" w:color="666666"/>
+              <w:left w:val="single" w:sz="6" w:space="0" w:color="666666"/>
+              <w:bottom w:val="single" w:sz="6" w:space="0" w:color="666666"/>
+              <w:right w:val="single" w:sz="6" w:space="0" w:color="666666"/>
+            </w:tcBorders>
+            <w:tcMar>
+              <w:top w:w="90" w:type="dxa"/>
+              <w:left w:w="90" w:type="dxa"/>
+              <w:bottom w:w="90" w:type="dxa"/>
+              <w:right w:w="90" w:type="dxa"/>
+            </w:tcMar>
+            <w:hideMark/>
+          </w:tcPr>
+          <w:p>
+            <w:pPr>
+              <w:spacing w:before="180" w:after="180"/>
+              <w:rPr>
+                <w:rFonts w:ascii="Calibri" w:eastAsia="Times New Roman" w:hAnsi="Calibri" w:cs="Calibri"/>
+                <w:sz w:val="22"/>
+                <w:szCs w:val="22"/>
+              </w:rPr>
+            </w:pPr>
+            <w:r>
+              <w:rPr>
+                <w:rFonts w:ascii="Calibri" w:eastAsia="Times New Roman" w:hAnsi="Calibri" w:cs="Calibri"/>
+                <w:sz w:val="22"/>
+                <w:szCs w:val="22"/>
+              </w:rPr>
+              <w:t>Enriquecimiento con estado, localidad, municipio</w:t>
+            </w:r>
+          </w:p>
+        </w:tc>
+        <w:tc>
+          <w:tcPr>
+            <w:tcW w:w="0" w:type="auto"/>
+            <w:tcBorders>
+              <w:top w:val="single" w:sz="6" w:space="0" w:color="666666"/>
+              <w:left w:val="single" w:sz="6" w:space="0" w:color="666666"/>
+              <w:bottom w:val="single" w:sz="6" w:space="0" w:color="666666"/>
+              <w:right w:val="single" w:sz="6" w:space="0" w:color="666666"/>
+            </w:tcBorders>
+            <w:tcMar>
+              <w:top w:w="90" w:type="dxa"/>
+              <w:left w:w="90" w:type="dxa"/>
+              <w:bottom w:w="90" w:type="dxa"/>
+              <w:right w:w="90" w:type="dxa"/>
+            </w:tcMar>
+            <w:hideMark/>
+          </w:tcPr>
+          <w:p>
+            <w:pPr>
+              <w:spacing w:before="180" w:after="180"/>
+              <w:rPr>
+                <w:rFonts w:ascii="Calibri" w:eastAsia="Times New Roman" w:hAnsi="Calibri" w:cs="Calibri"/>
+                <w:sz w:val="22"/>
+                <w:szCs w:val="22"/>
+              </w:rPr>
+            </w:pPr>
+            <w:r>
+              <w:rPr>
+                <w:rFonts w:ascii="Calibri" w:eastAsia="Times New Roman" w:hAnsi="Calibri" w:cs="Calibri"/>
+                <w:sz w:val="22"/>
+                <w:szCs w:val="22"/>
+              </w:rPr>
+              <w:t>Registro Operativo Consolidado</w:t>
+            </w:r>
+          </w:p>
+        </w:tc>
+      </w:tr>
+      <w:tr>
+        <w:tc>
+          <w:tcPr>
+            <w:tcW w:w="0" w:type="auto"/>
+            <w:tcBorders>
+              <w:top w:val="single" w:sz="6" w:space="0" w:color="666666"/>
+              <w:left w:val="single" w:sz="6" w:space="0" w:color="666666"/>
+              <w:bottom w:val="single" w:sz="6" w:space="0" w:color="666666"/>
+              <w:right w:val="single" w:sz="6" w:space="0" w:color="666666"/>
+            </w:tcBorders>
+            <w:tcMar>
+              <w:top w:w="90" w:type="dxa"/>
+              <w:left w:w="90" w:type="dxa"/>
+              <w:bottom w:w="90" w:type="dxa"/>
+              <w:right w:w="90" w:type="dxa"/>
+            </w:tcMar>
+            <w:hideMark/>
+          </w:tcPr>
+          <w:p>
+            <w:pPr>
+              <w:spacing w:before="180" w:after="180"/>
+              <w:rPr>
+                <w:rFonts w:ascii="Calibri" w:eastAsia="Times New Roman" w:hAnsi="Calibri" w:cs="Calibri"/>
+                <w:sz w:val="22"/>
+                <w:szCs w:val="22"/>
+              </w:rPr>
+            </w:pPr>
+            <w:r>
+              <w:rPr>
+                <w:rFonts w:ascii="Calibri" w:eastAsia="Times New Roman" w:hAnsi="Calibri" w:cs="Calibri"/>
+                <w:sz w:val="22"/>
+                <w:szCs w:val="22"/>
+              </w:rPr>
+              <w:t>Token / Secret</w:t>
+            </w:r>
+          </w:p>
+        </w:tc>
+        <w:tc>
+          <w:tcPr>
+            <w:tcW w:w="0" w:type="auto"/>
+            <w:tcBorders>
+              <w:top w:val="single" w:sz="6" w:space="0" w:color="666666"/>
+              <w:left w:val="single" w:sz="6" w:space="0" w:color="666666"/>
+              <w:bottom w:val="single" w:sz="6" w:space="0" w:color="666666"/>
+              <w:right w:val="single" w:sz="6" w:space="0" w:color="666666"/>
+            </w:tcBorders>
+            <w:tcMar>
+              <w:top w:w="90" w:type="dxa"/>
+              <w:left w:w="90" w:type="dxa"/>
+              <w:bottom w:w="90" w:type="dxa"/>
+              <w:right w:w="90" w:type="dxa"/>
+            </w:tcMar>
+            <w:hideMark/>
+          </w:tcPr>
+          <w:p>
+            <w:pPr>
+              <w:spacing w:before="180" w:after="180"/>
+              <w:rPr>
+                <w:rFonts w:ascii="Calibri" w:eastAsia="Times New Roman" w:hAnsi="Calibri" w:cs="Calibri"/>
+                <w:sz w:val="22"/>
+                <w:szCs w:val="22"/>
+              </w:rPr>
+            </w:pPr>
+            <w:r>
+              <w:rPr>
+                <w:rFonts w:ascii="Calibri" w:eastAsia="Times New Roman" w:hAnsi="Calibri" w:cs="Calibri"/>
+                <w:sz w:val="22"/>
+                <w:szCs w:val="22"/>
+              </w:rPr>
+              <w:t>Transformación de campos a token AES-128</w:t>
+            </w:r>
+          </w:p>
+        </w:tc>
+        <w:tc>
+          <w:tcPr>
+            <w:tcW w:w="0" w:type="auto"/>
+            <w:tcBorders>
+              <w:top w:val="single" w:sz="6" w:space="0" w:color="666666"/>
+              <w:left w:val="single" w:sz="6" w:space="0" w:color="666666"/>
+              <w:bottom w:val="single" w:sz="6" w:space="0" w:color="666666"/>
+              <w:right w:val="single" w:sz="6" w:space="0" w:color="666666"/>
+            </w:tcBorders>
+            <w:tcMar>
+              <w:top w:w="90" w:type="dxa"/>
+              <w:left w:w="90" w:type="dxa"/>
+              <w:bottom w:w="90" w:type="dxa"/>
+              <w:right w:w="90" w:type="dxa"/>
+            </w:tcMar>
+            <w:hideMark/>
+          </w:tcPr>
+          <w:p>
+            <w:pPr>
+              <w:spacing w:before="180" w:after="180"/>
+              <w:rPr>
+                <w:rFonts w:ascii="Calibri" w:eastAsia="Times New Roman" w:hAnsi="Calibri" w:cs="Calibri"/>
+                <w:sz w:val="22"/>
+                <w:szCs w:val="22"/>
+              </w:rPr>
+            </w:pPr>
+            <w:r>
+              <w:rPr>
+                <w:rFonts w:ascii="Calibri" w:eastAsia="Times New Roman" w:hAnsi="Calibri" w:cs="Calibri"/>
+                <w:sz w:val="22"/>
+                <w:szCs w:val="22"/>
+              </w:rPr>
+              <w:t>Memoria (Preparación para IMSS)</w:t>
+            </w:r>
+          </w:p>
+        </w:tc>
+      </w:tr>
+      <w:tr>
+        <w:tc>
+          <w:tcPr>
+            <w:tcW w:w="0" w:type="auto"/>
+            <w:tcBorders>
+              <w:top w:val="single" w:sz="6" w:space="0" w:color="666666"/>
+              <w:left w:val="single" w:sz="6" w:space="0" w:color="666666"/>
+              <w:bottom w:val="single" w:sz="6" w:space="0" w:color="666666"/>
+              <w:right w:val="single" w:sz="6" w:space="0" w:color="666666"/>
+            </w:tcBorders>
+            <w:tcMar>
+              <w:top w:w="90" w:type="dxa"/>
+              <w:left w:w="90" w:type="dxa"/>
+              <w:bottom w:w="90" w:type="dxa"/>
+              <w:right w:w="90" w:type="dxa"/>
+            </w:tcMar>
+            <w:hideMark/>
+          </w:tcPr>
+          <w:p>
+            <w:pPr>
+              <w:spacing w:before="180" w:after="180"/>
+              <w:rPr>
+                <w:rFonts w:ascii="Calibri" w:eastAsia="Times New Roman" w:hAnsi="Calibri" w:cs="Calibri"/>
+                <w:sz w:val="22"/>
+                <w:szCs w:val="22"/>
+              </w:rPr>
+            </w:pPr>
+            <w:r>
+              <w:rPr>
+                <w:rFonts w:ascii="Calibri" w:eastAsia="Times New Roman" w:hAnsi="Calibri" w:cs="Calibri"/>
+                <w:sz w:val="22"/>
+                <w:szCs w:val="22"/>
+              </w:rPr>
+              <w:t>Bloques consolidados</w:t>
+            </w:r>
+          </w:p>
+        </w:tc>
+        <w:tc>
+          <w:tcPr>
+            <w:tcW w:w="0" w:type="auto"/>
+            <w:tcBorders>
+              <w:top w:val="single" w:sz="6" w:space="0" w:color="666666"/>
+              <w:left w:val="single" w:sz="6" w:space="0" w:color="666666"/>
+              <w:bottom w:val="single" w:sz="6" w:space="0" w:color="666666"/>
+              <w:right w:val="single" w:sz="6" w:space="0" w:color="666666"/>
+            </w:tcBorders>
+            <w:tcMar>
+              <w:top w:w="90" w:type="dxa"/>
+              <w:left w:w="90" w:type="dxa"/>
+              <w:bottom w:w="90" w:type="dxa"/>
+              <w:right w:w="90" w:type="dxa"/>
+            </w:tcMar>
+            <w:hideMark/>
+          </w:tcPr>
+          <w:p>
+            <w:pPr>
+              <w:spacing w:before="180" w:after="180"/>
+              <w:rPr>
+                <w:rFonts w:ascii="Calibri" w:eastAsia="Times New Roman" w:hAnsi="Calibri" w:cs="Calibri"/>
+                <w:sz w:val="22"/>
+                <w:szCs w:val="22"/>
+              </w:rPr>
+            </w:pPr>
+            <w:r>
+              <w:rPr>
+                <w:rFonts w:ascii="Calibri" w:eastAsia="Times New Roman" w:hAnsi="Calibri" w:cs="Calibri"/>
+                <w:sz w:val="22"/>
+                <w:szCs w:val="22"/>
+              </w:rPr>
+              <w:t xml:space="preserve">Inserciones y </w:t>
+            </w:r>
+            <w:r>
+              <w:rPr>
+                <w:rStyle w:val="CdigoHTML"/>
+              </w:rPr>
+              <w:t>UPDATE</w:t>
+            </w:r>
+            <w:r>
+              <w:rPr>
+                <w:rFonts w:ascii="Calibri" w:eastAsia="Times New Roman" w:hAnsi="Calibri" w:cs="Calibri"/>
+                <w:sz w:val="22"/>
+                <w:szCs w:val="22"/>
+              </w:rPr>
+              <w:t xml:space="preserve"> segmentados (commit x 1000)</w:t>
+            </w:r>
+          </w:p>
+        </w:tc>
+        <w:tc>
+          <w:tcPr>
+            <w:tcW w:w="0" w:type="auto"/>
+            <w:tcBorders>
+              <w:top w:val="single" w:sz="6" w:space="0" w:color="666666"/>
+              <w:left w:val="single" w:sz="6" w:space="0" w:color="666666"/>
+              <w:bottom w:val="single" w:sz="6" w:space="0" w:color="666666"/>
+              <w:right w:val="single" w:sz="6" w:space="0" w:color="666666"/>
+            </w:tcBorders>
+            <w:tcMar>
+              <w:top w:w="90" w:type="dxa"/>
+              <w:left w:w="90" w:type="dxa"/>
+              <w:bottom w:w="90" w:type="dxa"/>
+              <w:right w:w="90" w:type="dxa"/>
+            </w:tcMar>
+            <w:hideMark/>
+          </w:tcPr>
+          <w:p>
+            <w:pPr>
+              <w:spacing w:before="180" w:after="180"/>
+              <w:rPr>
+                <w:rFonts w:ascii="Calibri" w:eastAsia="Times New Roman" w:hAnsi="Calibri" w:cs="Calibri"/>
+                <w:sz w:val="22"/>
+                <w:szCs w:val="22"/>
+              </w:rPr>
+            </w:pPr>
+            <w:r>
+              <w:rPr>
+                <w:rStyle w:val="CdigoHTML"/>
+              </w:rPr>
+              <w:t>CurpProcesada</w:t>
+            </w:r>
+            <w:r>
+              <w:rPr>
+                <w:rFonts w:ascii="Calibri" w:eastAsia="Times New Roman" w:hAnsi="Calibri" w:cs="Calibri"/>
+                <w:sz w:val="22"/>
+                <w:szCs w:val="22"/>
+              </w:rPr>
+              <w:t xml:space="preserve"> y </w:t>
+            </w:r>
+            <w:r>
+              <w:rPr>
+                <w:rStyle w:val="CdigoHTML"/>
+              </w:rPr>
+              <w:t>BitacoraEvento</w:t>
+            </w:r>
+          </w:p>
+        </w:tc>
+      </w:tr>
+    </w:tbl>
+    <w:p>
+      <w:pPr>
+        <w:pStyle w:val="Ttulo2"/>
+        <w:rPr>
+          <w:rFonts w:ascii="Calibri" w:eastAsia="Times New Roman" w:hAnsi="Calibri" w:cs="Calibri"/>
+        </w:rPr>
+      </w:pPr>
+      <w:r>
+        <w:rPr>
+          <w:rFonts w:ascii="Calibri" w:eastAsia="Times New Roman" w:hAnsi="Calibri" w:cs="Calibri"/>
+        </w:rPr>
+        <w:t>7. Formatos de Archivo: Manejo Presente y Transición</w:t>
+      </w:r>
+    </w:p>
+    <w:p>
+      <w:pPr>
+        <w:numPr>
+          <w:ilvl w:val="0"/>
+          <w:numId w:val="7"/>
+        </w:numPr>
+        <w:spacing w:before="100" w:beforeAutospacing="1" w:after="100" w:afterAutospacing="1"/>
+        <w:rPr>
+          <w:rFonts w:ascii="Calibri" w:eastAsia="Times New Roman" w:hAnsi="Calibri" w:cs="Calibri"/>
+          <w:sz w:val="22"/>
+          <w:szCs w:val="22"/>
+        </w:rPr>
+      </w:pPr>
+      <w:r>
+        <w:rPr>
+          <w:rStyle w:val="Fuerte"/>
+          <w:rFonts w:ascii="Calibri" w:eastAsia="Times New Roman" w:hAnsi="Calibri" w:cs="Calibri"/>
+          <w:sz w:val="22"/>
+          <w:szCs w:val="22"/>
+        </w:rPr>
+        <w:t>CSV:</w:t>
+      </w:r>
+      <w:r>
+        <w:rPr>
+          <w:rFonts w:ascii="Calibri" w:eastAsia="Times New Roman" w:hAnsi="Calibri" w:cs="Calibri"/>
+          <w:sz w:val="22"/>
+          <w:szCs w:val="22"/>
+        </w:rPr>
+        <w:t xml:space="preserve"> Principal vector de ingesta masiva en mayo. Su naturaleza de texto plano forzó </w:t>
+      </w:r>
+      <w:r>
+        <w:rPr>
+          <w:rFonts w:ascii="Calibri" w:eastAsia="Times New Roman" w:hAnsi="Calibri" w:cs="Calibri"/>
+          <w:sz w:val="22"/>
+          <w:szCs w:val="22"/>
+        </w:rPr>
+        <w:t>el desarrollo de validadores robustos en la etapa de Extracción.</w:t>
+      </w:r>
+    </w:p>
+    <w:p>
+      <w:pPr>
+        <w:numPr>
+          <w:ilvl w:val="0"/>
+          <w:numId w:val="7"/>
+        </w:numPr>
+        <w:spacing w:before="100" w:beforeAutospacing="1" w:after="100" w:afterAutospacing="1"/>
+        <w:rPr>
+          <w:rFonts w:ascii="Calibri" w:eastAsia="Times New Roman" w:hAnsi="Calibri" w:cs="Calibri"/>
+          <w:sz w:val="22"/>
+          <w:szCs w:val="22"/>
+        </w:rPr>
+      </w:pPr>
+      <w:r>
+        <w:rPr>
+          <w:rStyle w:val="Fuerte"/>
+          <w:rFonts w:ascii="Calibri" w:eastAsia="Times New Roman" w:hAnsi="Calibri" w:cs="Calibri"/>
+          <w:sz w:val="22"/>
+          <w:szCs w:val="22"/>
+        </w:rPr>
+        <w:t>JSON:</w:t>
+      </w:r>
+      <w:r>
+        <w:rPr>
+          <w:rFonts w:ascii="Calibri" w:eastAsia="Times New Roman" w:hAnsi="Calibri" w:cs="Calibri"/>
+          <w:sz w:val="22"/>
+          <w:szCs w:val="22"/>
+        </w:rPr>
+        <w:t xml:space="preserve"> Utilizado proactivamente para almacenar registros anómalos o estructuras de error dinámicas (</w:t>
+      </w:r>
+      <w:r>
+        <w:rPr>
+          <w:rStyle w:val="CdigoHTML"/>
+        </w:rPr>
+        <w:t>depuracion_errores.json</w:t>
+      </w:r>
+      <w:r>
+        <w:rPr>
+          <w:rFonts w:ascii="Calibri" w:eastAsia="Times New Roman" w:hAnsi="Calibri" w:cs="Calibri"/>
+          <w:sz w:val="22"/>
+          <w:szCs w:val="22"/>
+        </w:rPr>
+        <w:t>).</w:t>
+      </w:r>
+    </w:p>
+    <w:p>
+      <w:pPr>
+        <w:pStyle w:val="Ttulo2"/>
+        <w:rPr>
+          <w:rFonts w:ascii="Calibri" w:eastAsia="Times New Roman" w:hAnsi="Calibri" w:cs="Calibri"/>
+        </w:rPr>
+      </w:pPr>
+      <w:r>
+        <w:rPr>
+          <w:rFonts w:ascii="Calibri" w:eastAsia="Times New Roman" w:hAnsi="Calibri" w:cs="Calibri"/>
+        </w:rPr>
+        <w:t>8. Evidencia Técnica Específica del Avance</w:t>
+      </w:r>
+    </w:p>
+    <w:p>
+      <w:pPr>
+        <w:pStyle w:val="NormalWeb"/>
+        <w:rPr>
+          <w:rFonts w:ascii="Calibri" w:hAnsi="Calibri" w:cs="Calibri"/>
+          <w:sz w:val="22"/>
+          <w:szCs w:val="22"/>
+        </w:rPr>
+      </w:pPr>
+      <w:r>
+        <w:rPr>
+          <w:rFonts w:ascii="Calibri" w:hAnsi="Calibri" w:cs="Calibri"/>
+          <w:sz w:val="22"/>
+          <w:szCs w:val="22"/>
+        </w:rPr>
+        <w:t>La evidencia observable lograda durante las ejecuciones simuladas de DEV refleja:</w:t>
+      </w:r>
+    </w:p>
+    <w:p>
+      <w:pPr>
+        <w:numPr>
+          <w:ilvl w:val="0"/>
+          <w:numId w:val="8"/>
+        </w:numPr>
+        <w:spacing w:before="100" w:beforeAutospacing="1" w:after="100" w:afterAutospacing="1"/>
+        <w:rPr>
+          <w:rFonts w:ascii="Calibri" w:eastAsia="Times New Roman" w:hAnsi="Calibri" w:cs="Calibri"/>
+          <w:sz w:val="22"/>
+          <w:szCs w:val="22"/>
+        </w:rPr>
+      </w:pPr>
+      <w:r>
+        <w:rPr>
+          <w:rFonts w:ascii="Calibri" w:eastAsia="Times New Roman" w:hAnsi="Calibri" w:cs="Calibri"/>
+          <w:sz w:val="22"/>
+          <w:szCs w:val="22"/>
+        </w:rPr>
+        <w:t>Archivos generados en rutas controladas al segregar información defectuosa de manera silente y automática.</w:t>
+      </w:r>
+    </w:p>
+    <w:p>
+      <w:pPr>
+        <w:numPr>
+          <w:ilvl w:val="0"/>
+          <w:numId w:val="8"/>
+        </w:numPr>
+        <w:spacing w:before="100" w:beforeAutospacing="1" w:after="100" w:afterAutospacing="1"/>
+        <w:rPr>
+          <w:rFonts w:ascii="Calibri" w:eastAsia="Times New Roman" w:hAnsi="Calibri" w:cs="Calibri"/>
+          <w:sz w:val="22"/>
+          <w:szCs w:val="22"/>
+        </w:rPr>
+      </w:pPr>
+      <w:r>
+        <w:rPr>
+          <w:rFonts w:ascii="Calibri" w:eastAsia="Times New Roman" w:hAnsi="Calibri" w:cs="Calibri"/>
+          <w:sz w:val="22"/>
+          <w:szCs w:val="22"/>
+        </w:rPr>
+        <w:t>Consultas registradas en los reportes de rendimiento que confirman inserciones exitosas y control de *Rollbacks* puntuales cuando la conexión a la red se interrumpía intencionalmente en pruebas de caos.</w:t>
+      </w:r>
+    </w:p>
+    <w:p>
+      <w:pPr>
+        <w:numPr>
+          <w:ilvl w:val="0"/>
+          <w:numId w:val="8"/>
+        </w:numPr>
+        <w:spacing w:before="100" w:beforeAutospacing="1" w:after="100" w:afterAutospacing="1"/>
+        <w:rPr>
+          <w:rFonts w:ascii="Calibri" w:eastAsia="Times New Roman" w:hAnsi="Calibri" w:cs="Calibri"/>
+          <w:sz w:val="22"/>
+          <w:szCs w:val="22"/>
+        </w:rPr>
+      </w:pPr>
+      <w:r>
+        <w:rPr>
+          <w:rFonts w:ascii="Calibri" w:eastAsia="Times New Roman" w:hAnsi="Calibri" w:cs="Calibri"/>
+          <w:sz w:val="22"/>
+          <w:szCs w:val="22"/>
+        </w:rPr>
+        <w:t xml:space="preserve">Registro total de 14,500 interacciones sin un solo colapso sistémico del </w:t>
+      </w:r>
+      <w:r>
+        <w:rPr>
+          <w:rStyle w:val="CdigoHTML"/>
+        </w:rPr>
+        <w:t>ThreadPoolExecutor</w:t>
+      </w:r>
+      <w:r>
+        <w:rPr>
+          <w:rFonts w:ascii="Calibri" w:eastAsia="Times New Roman" w:hAnsi="Calibri" w:cs="Calibri"/>
+          <w:sz w:val="22"/>
+          <w:szCs w:val="22"/>
+        </w:rPr>
+        <w:t>.</w:t>
+      </w:r>
+    </w:p>
+    <w:p>
+      <w:pPr>
+        <w:pStyle w:val="Ttulo2"/>
+        <w:rPr>
+          <w:rFonts w:ascii="Calibri" w:eastAsia="Times New Roman" w:hAnsi="Calibri" w:cs="Calibri"/>
+        </w:rPr>
+      </w:pPr>
+      <w:r>
+        <w:rPr>
+          <w:rFonts w:ascii="Calibri" w:eastAsia="Times New Roman" w:hAnsi="Calibri" w:cs="Calibri"/>
+        </w:rPr>
+        <w:t>9. Riesgos e Incidencias en la Ingesta</w:t>
+      </w:r>
+    </w:p>
+    <w:p>
+      <w:pPr>
+        <w:numPr>
+          <w:ilvl w:val="0"/>
+          <w:numId w:val="9"/>
+        </w:numPr>
+        <w:spacing w:before="100" w:beforeAutospacing="1" w:after="100" w:afterAutospacing="1"/>
+        <w:rPr>
+          <w:rFonts w:ascii="Calibri" w:eastAsia="Times New Roman" w:hAnsi="Calibri" w:cs="Calibri"/>
+          <w:sz w:val="22"/>
+          <w:szCs w:val="22"/>
+        </w:rPr>
+      </w:pPr>
+      <w:r>
+        <w:rPr>
+          <w:rStyle w:val="Fuerte"/>
+          <w:rFonts w:ascii="Calibri" w:eastAsia="Times New Roman" w:hAnsi="Calibri" w:cs="Calibri"/>
+          <w:sz w:val="22"/>
+          <w:szCs w:val="22"/>
+        </w:rPr>
+        <w:t>Lentitud de inserción masiva (</w:t>
+      </w:r>
+      <w:r>
+        <w:rPr>
+          <w:rStyle w:val="CdigoHTML"/>
+          <w:b/>
+          <w:bCs/>
+        </w:rPr>
+        <w:t>INSERT</w:t>
+      </w:r>
+      <w:r>
+        <w:rPr>
+          <w:rStyle w:val="Fuerte"/>
+          <w:rFonts w:ascii="Calibri" w:eastAsia="Times New Roman" w:hAnsi="Calibri" w:cs="Calibri"/>
+          <w:sz w:val="22"/>
+          <w:szCs w:val="22"/>
+        </w:rPr>
+        <w:t xml:space="preserve"> iterativo):</w:t>
+      </w:r>
+      <w:r>
+        <w:rPr>
+          <w:rFonts w:ascii="Calibri" w:eastAsia="Times New Roman" w:hAnsi="Calibri" w:cs="Calibri"/>
+          <w:sz w:val="22"/>
+          <w:szCs w:val="22"/>
+        </w:rPr>
+        <w:t xml:space="preserve"> A pesar de la robustez de los lotes de 1000 registros, el uso constante del comando </w:t>
+      </w:r>
+      <w:r>
+        <w:rPr>
+          <w:rStyle w:val="CdigoHTML"/>
+        </w:rPr>
+        <w:t>INSERT</w:t>
+      </w:r>
+      <w:r>
+        <w:rPr>
+          <w:rFonts w:ascii="Calibri" w:eastAsia="Times New Roman" w:hAnsi="Calibri" w:cs="Calibri"/>
+          <w:sz w:val="22"/>
+          <w:szCs w:val="22"/>
+        </w:rPr>
+        <w:t xml:space="preserve"> tradicional a través de </w:t>
+      </w:r>
+      <w:r>
+        <w:rPr>
+          <w:rStyle w:val="CdigoHTML"/>
+        </w:rPr>
+        <w:t>pg8000</w:t>
+      </w:r>
+      <w:r>
+        <w:rPr>
+          <w:rFonts w:ascii="Calibri" w:eastAsia="Times New Roman" w:hAnsi="Calibri" w:cs="Calibri"/>
+          <w:sz w:val="22"/>
+          <w:szCs w:val="22"/>
+        </w:rPr>
+        <w:t xml:space="preserve"> presenta oportunidades de mejora frente a escenarios de mayor volumetría esperados para julio (e.g. 500,000 registros).</w:t>
+      </w:r>
+    </w:p>
+    <w:p>
+      <w:pPr>
+        <w:numPr>
+          <w:ilvl w:val="0"/>
+          <w:numId w:val="9"/>
+        </w:numPr>
+        <w:spacing w:before="100" w:beforeAutospacing="1" w:after="100" w:afterAutospacing="1"/>
+        <w:rPr>
+          <w:rFonts w:ascii="Calibri" w:eastAsia="Times New Roman" w:hAnsi="Calibri" w:cs="Calibri"/>
+          <w:sz w:val="22"/>
+          <w:szCs w:val="22"/>
+        </w:rPr>
+      </w:pPr>
+      <w:r>
+        <w:rPr>
+          <w:rStyle w:val="Fuerte"/>
+          <w:rFonts w:ascii="Calibri" w:eastAsia="Times New Roman" w:hAnsi="Calibri" w:cs="Calibri"/>
+          <w:sz w:val="22"/>
+          <w:szCs w:val="22"/>
+        </w:rPr>
+        <w:t>Esquemas Rígidos:</w:t>
+      </w:r>
+      <w:r>
+        <w:rPr>
+          <w:rFonts w:ascii="Calibri" w:eastAsia="Times New Roman" w:hAnsi="Calibri" w:cs="Calibri"/>
+          <w:sz w:val="22"/>
+          <w:szCs w:val="22"/>
+        </w:rPr>
+        <w:t xml:space="preserve"> La dependencia continua en validaciones manuales de los archivos CSV impone fragilidad si la Secretaría modifica los layouts abruptamente.</w:t>
+      </w:r>
+    </w:p>
+    <w:p>
+      <w:pPr>
+        <w:pStyle w:val="Ttulo2"/>
+        <w:rPr>
+          <w:rFonts w:ascii="Calibri" w:eastAsia="Times New Roman" w:hAnsi="Calibri" w:cs="Calibri"/>
+        </w:rPr>
+      </w:pPr>
+      <w:r>
+        <w:rPr>
+          <w:rFonts w:ascii="Calibri" w:eastAsia="Times New Roman" w:hAnsi="Calibri" w:cs="Calibri"/>
+        </w:rPr>
+        <w:t>10. Próximos Pasos (Junio 2026)</w:t>
+      </w:r>
+    </w:p>
+    <w:p>
+      <w:pPr>
+        <w:numPr>
+          <w:ilvl w:val="0"/>
+          <w:numId w:val="10"/>
+        </w:numPr>
+        <w:spacing w:before="100" w:beforeAutospacing="1" w:after="100" w:afterAutospacing="1"/>
+        <w:rPr>
+          <w:rFonts w:ascii="Calibri" w:eastAsia="Times New Roman" w:hAnsi="Calibri" w:cs="Calibri"/>
+          <w:sz w:val="22"/>
+          <w:szCs w:val="22"/>
+        </w:rPr>
+      </w:pPr>
+      <w:r>
+        <w:rPr>
+          <w:rStyle w:val="Fuerte"/>
+          <w:rFonts w:ascii="Calibri" w:eastAsia="Times New Roman" w:hAnsi="Calibri" w:cs="Calibri"/>
+          <w:sz w:val="22"/>
+          <w:szCs w:val="22"/>
+        </w:rPr>
+        <w:t xml:space="preserve">Escalar la inserción Bulk con técnica </w:t>
+      </w:r>
+      <w:r>
+        <w:rPr>
+          <w:rStyle w:val="CdigoHTML"/>
+          <w:b/>
+          <w:bCs/>
+        </w:rPr>
+        <w:t>COPY</w:t>
+      </w:r>
+      <w:r>
+        <w:rPr>
+          <w:rStyle w:val="Fuerte"/>
+          <w:rFonts w:ascii="Calibri" w:eastAsia="Times New Roman" w:hAnsi="Calibri" w:cs="Calibri"/>
+          <w:sz w:val="22"/>
+          <w:szCs w:val="22"/>
+        </w:rPr>
+        <w:t>:</w:t>
+      </w:r>
+      <w:r>
+        <w:rPr>
+          <w:rFonts w:ascii="Calibri" w:eastAsia="Times New Roman" w:hAnsi="Calibri" w:cs="Calibri"/>
+          <w:sz w:val="22"/>
+          <w:szCs w:val="22"/>
+        </w:rPr>
+        <w:t xml:space="preserve"> Modificar el backend ETL para que utilice el comando binario </w:t>
+      </w:r>
+      <w:r>
+        <w:rPr>
+          <w:rStyle w:val="CdigoHTML"/>
+        </w:rPr>
+        <w:t>COPY</w:t>
+      </w:r>
+      <w:r>
+        <w:rPr>
+          <w:rFonts w:ascii="Calibri" w:eastAsia="Times New Roman" w:hAnsi="Calibri" w:cs="Calibri"/>
+          <w:sz w:val="22"/>
+          <w:szCs w:val="22"/>
+        </w:rPr>
+        <w:t xml:space="preserve"> propio de PostgreSQL a través del conector, lo que maximizará exponencialmente la latencia de respuesta para lotes de cientos de miles de registros.</w:t>
+      </w:r>
+    </w:p>
+    <w:p>
+      <w:pPr>
+        <w:numPr>
+          <w:ilvl w:val="0"/>
+          <w:numId w:val="10"/>
+        </w:numPr>
+        <w:spacing w:before="100" w:beforeAutospacing="1" w:after="100" w:afterAutospacing="1"/>
+        <w:rPr>
+          <w:rFonts w:ascii="Calibri" w:eastAsia="Times New Roman" w:hAnsi="Calibri" w:cs="Calibri"/>
+          <w:sz w:val="22"/>
+          <w:szCs w:val="22"/>
+        </w:rPr>
+      </w:pPr>
+      <w:r>
+        <w:rPr>
+          <w:rStyle w:val="Fuerte"/>
+          <w:rFonts w:ascii="Calibri" w:eastAsia="Times New Roman" w:hAnsi="Calibri" w:cs="Calibri"/>
+          <w:sz w:val="22"/>
+          <w:szCs w:val="22"/>
+        </w:rPr>
+        <w:t>Consolidación de Layouts IMSS-Bienestar:</w:t>
+      </w:r>
+      <w:r>
+        <w:rPr>
+          <w:rFonts w:ascii="Calibri" w:eastAsia="Times New Roman" w:hAnsi="Calibri" w:cs="Calibri"/>
+          <w:sz w:val="22"/>
+          <w:szCs w:val="22"/>
+        </w:rPr>
+        <w:t xml:space="preserve"> Parametrizar dinámicamente los esquemas de archivos (JSON/CSV) hacia el cierre de junio, permitiendo la ingesta automática a partir de layouts unificados de exclusión y de atención médica procedentes de las unidades de IMSS-Bienestar.</w:t>
+      </w:r>
+    </w:p>
+    <w:p>
+      <w:pPr>
+        <w:numPr>
+          <w:ilvl w:val="0"/>
+          <w:numId w:val="10"/>
+        </w:numPr>
+        <w:spacing w:before="100" w:beforeAutospacing="1" w:after="100" w:afterAutospacing="1"/>
+        <w:rPr>
+          <w:rFonts w:ascii="Calibri" w:eastAsia="Times New Roman" w:hAnsi="Calibri" w:cs="Calibri"/>
+          <w:sz w:val="22"/>
+          <w:szCs w:val="22"/>
+        </w:rPr>
+      </w:pPr>
+      <w:r>
+        <w:rPr>
+          <w:rStyle w:val="Fuerte"/>
+          <w:rFonts w:ascii="Calibri" w:eastAsia="Times New Roman" w:hAnsi="Calibri" w:cs="Calibri"/>
+          <w:sz w:val="22"/>
+          <w:szCs w:val="22"/>
+        </w:rPr>
+        <w:t>Implementar Apache Parquet:</w:t>
+      </w:r>
+      <w:r>
+        <w:rPr>
+          <w:rFonts w:ascii="Calibri" w:eastAsia="Times New Roman" w:hAnsi="Calibri" w:cs="Calibri"/>
+          <w:sz w:val="22"/>
+          <w:szCs w:val="22"/>
+        </w:rPr>
+        <w:t xml:space="preserve"> Como se sugirió </w:t>
+      </w:r>
+      <w:r>
+        <w:rPr>
+          <w:rFonts w:ascii="Calibri" w:eastAsia="Times New Roman" w:hAnsi="Calibri" w:cs="Calibri"/>
+          <w:sz w:val="22"/>
+          <w:szCs w:val="22"/>
+        </w:rPr>
+        <w:t>en los reportes de Inteligencia Artificial, adaptar el pipeline ETL para que las exportaciones post-procesamiento se generen en formato Parquet, eliminando cuellos de botella de disco.</w:t>
+      </w:r>
+    </w:p>
+    <w:p>
+      <w:pPr>
+        <w:rPr>
+          <w:rFonts w:ascii="Calibri" w:eastAsia="Times New Roman" w:hAnsi="Calibri" w:cs="Calibri"/>
+          <w:sz w:val="22"/>
+          <w:szCs w:val="22"/>
+        </w:rPr>
+      </w:pPr>
+      <w:r>
+        <w:rPr>
+          <w:rFonts w:ascii="Calibri" w:eastAsia="Times New Roman" w:hAnsi="Calibri" w:cs="Calibri"/>
+          <w:sz w:val="22"/>
+          <w:szCs w:val="22"/>
+        </w:rPr>
+        <w:pict>
+          <v:rect id="_x0000_i1026" style="width:0;height:1.5pt" o:hralign="center" o:hrstd="t" o:hr="t" fillcolor="#a0a0a0" stroked="f"/>
+        </w:pict>
+      </w:r>
+    </w:p>
+    <w:p>
+      <w:pPr>
+        <w:pStyle w:val="NormalWeb"/>
+        <w:rPr>
+          <w:rFonts w:ascii="Calibri" w:hAnsi="Calibri" w:cs="Calibri"/>
+          <w:sz w:val="22"/>
+          <w:szCs w:val="22"/>
+        </w:rPr>
+      </w:pPr>
+      <w:r>
+        <w:rPr>
+          <w:rStyle w:val="Fuerte"/>
+          <w:rFonts w:ascii="Calibri" w:hAnsi="Calibri" w:cs="Calibri"/>
+          <w:sz w:val="22"/>
+          <w:szCs w:val="22"/>
+        </w:rPr>
+        <w:t>Comentarios adicionales:</w:t>
+      </w:r>
+    </w:p>
+    <w:p>
+      <w:pPr>
+        <w:pStyle w:val="NormalWeb"/>
+        <w:rPr>
+          <w:rFonts w:ascii="Calibri" w:hAnsi="Calibri" w:cs="Calibri"/>
+          <w:sz w:val="22"/>
+          <w:szCs w:val="22"/>
+        </w:rPr>
+      </w:pPr>
+      <w:r>
+        <w:rPr>
+          <w:rFonts w:ascii="Calibri" w:hAnsi="Calibri" w:cs="Calibri"/>
+          <w:sz w:val="22"/>
+          <w:szCs w:val="22"/>
+        </w:rPr>
+        <w:t>Este entregable corresponde al avance de pruebas técnicas de mayo de 2026. Atestigua el éxito de la Fase 2 al mover el proceso desde un estado de diseño especulativo a una operación de ETL transaccional, resiliente y depurada, lista para transitar hacia técnicas avanzadas de ingesta masiva (COPY) durante las entregas subsecuentes.</w:t>
       </w:r>
     </w:p>
     <w:sectPr>
@@ -698,9 +3786,9 @@
 <file path=word/numbering.xml><?xml version="1.0" encoding="utf-8"?>
 <w:numbering xmlns:wpc="http://schemas.microsoft.com/office/word/2010/wordprocessingCanvas" xmlns:cx="http://schemas.microsoft.com/office/drawing/2014/chartex" xmlns:cx1="http://schemas.microsoft.com/office/drawing/2015/9/8/chartex" xmlns:cx2="http://schemas.microsoft.com/office/drawing/2015/10/21/chartex" xmlns:cx3="http://schemas.microsoft.com/office/drawing/2016/5/9/chartex" xmlns:cx4="http://schemas.microsoft.com/office/drawing/2016/5/10/chartex" xmlns:cx5="http://schemas.microsoft.com/office/drawing/2016/5/11/chartex" xmlns:cx6="http://schemas.microsoft.com/office/drawing/2016/5/12/chartex" xmlns:cx7="http://schemas.microsoft.com/office/drawing/2016/5/13/chartex" xmlns:cx8="http://schemas.microsoft.com/office/drawing/2016/5/14/chartex" xmlns:mc="http://schemas.openxmlformats.org/markup-compatibility/2006" xmlns:aink="http://schemas.microsoft.com/office/drawing/2016/ink" xmlns:am3d="http://schemas.microsoft.com/office/drawing/2017/model3d" xmlns:o="urn:schemas-microsoft-com:office:office" xmlns:oel="http://schemas.microsoft.com/office/2019/extlst" xmlns:r="http://schemas.openxmlformats.org/officeDocument/2006/relationships" xmlns:m="http://schemas.openxmlformats.org/officeDocument/2006/math" xmlns:v="urn:schemas-microsoft-com:vml" xmlns:wp14="http://schemas.microsoft.com/office/word/2010/wordprocessingDrawing" xmlns:wp="http://schemas.openxmlformats.org/drawingml/2006/wordprocessingDrawing" xmlns:w10="urn:schemas-microsoft-com:office:word" xmlns:w="http://schemas.openxmlformats.org/wordprocessingml/2006/main" xmlns:w14="http://schemas.microsoft.com/office/word/2010/wordml" xmlns:w15="http://schemas.microsoft.com/office/word/2012/wordml" xmlns:w16cex="http://schemas.microsoft.com/office/word/2018/wordml/cex" xmlns:w16cid="http://schemas.microsoft.com/office/word/2016/wordml/cid" xmlns:w16="http://schemas.microsoft.com/office/word/2018/wordml" xmlns:w16du="http://schemas.microsoft.com/office/word/2023/wordml/word16du" xmlns:w16sdtdh="http://schemas.microsoft.com/office/word/2020/wordml/sdtdatahash" xmlns:w16sdtfl="http://schemas.microsoft.com/office/word/2024/wordml/sdtformatlock" xmlns:w16se="http://schemas.microsoft.com/office/word/2015/wordml/symex" xmlns:wpg="http://schemas.microsoft.com/office/word/2010/wordprocessingGroup" xmlns:wpi="http://schemas.microsoft.com/office/word/2010/wordprocessingInk" xmlns:wne="http://schemas.microsoft.com/office/word/2006/wordml" xmlns:wps="http://schemas.microsoft.com/office/word/2010/wordprocessingShape" mc:Ignorable="w14 w15 w16se w16cid w16 w16cex w16sdtdh w16sdtfl w16du wp14">
   <w:abstractNum w:abstractNumId="0" w15:restartNumberingAfterBreak="0">
-    <w:nsid w:val="06F33830"/>
+    <w:nsid w:val="28CA0084"/>
     <w:multiLevelType w:val="multilevel"/>
-    <w:tmpl w:val="7B82B608"/>
+    <w:tmpl w:val="D6F61378"/>
     <w:lvl w:ilvl="0">
       <w:start w:val="1"/>
       <w:numFmt w:val="bullet"/>
@@ -847,9 +3935,9 @@
     </w:lvl>
   </w:abstractNum>
   <w:abstractNum w:abstractNumId="1" w15:restartNumberingAfterBreak="0">
-    <w:nsid w:val="230066C5"/>
+    <w:nsid w:val="2F2B3C12"/>
     <w:multiLevelType w:val="multilevel"/>
-    <w:tmpl w:val="D9205EA4"/>
+    <w:tmpl w:val="70EEEF82"/>
     <w:lvl w:ilvl="0">
       <w:start w:val="1"/>
       <w:numFmt w:val="bullet"/>
@@ -996,9 +4084,9 @@
     </w:lvl>
   </w:abstractNum>
   <w:abstractNum w:abstractNumId="2" w15:restartNumberingAfterBreak="0">
-    <w:nsid w:val="269E3987"/>
+    <w:nsid w:val="30306D33"/>
     <w:multiLevelType w:val="multilevel"/>
-    <w:tmpl w:val="3F9A82D4"/>
+    <w:tmpl w:val="2E280880"/>
     <w:lvl w:ilvl="0">
       <w:start w:val="1"/>
       <w:numFmt w:val="bullet"/>
@@ -1145,9 +4233,9 @@
     </w:lvl>
   </w:abstractNum>
   <w:abstractNum w:abstractNumId="3" w15:restartNumberingAfterBreak="0">
-    <w:nsid w:val="41FA647E"/>
+    <w:nsid w:val="32774D7B"/>
     <w:multiLevelType w:val="multilevel"/>
-    <w:tmpl w:val="14A42D64"/>
+    <w:tmpl w:val="3ADEA312"/>
     <w:lvl w:ilvl="0">
       <w:start w:val="1"/>
       <w:numFmt w:val="bullet"/>
@@ -1294,9 +4382,9 @@
     </w:lvl>
   </w:abstractNum>
   <w:abstractNum w:abstractNumId="4" w15:restartNumberingAfterBreak="0">
-    <w:nsid w:val="5CFE4D78"/>
+    <w:nsid w:val="3D2D155B"/>
     <w:multiLevelType w:val="multilevel"/>
-    <w:tmpl w:val="946C7C52"/>
+    <w:tmpl w:val="F8DE1258"/>
     <w:lvl w:ilvl="0">
       <w:start w:val="1"/>
       <w:numFmt w:val="bullet"/>
@@ -1442,20 +4530,780 @@
       </w:rPr>
     </w:lvl>
   </w:abstractNum>
-  <w:num w:numId="1" w16cid:durableId="2146308794">
+  <w:abstractNum w:abstractNumId="5" w15:restartNumberingAfterBreak="0">
+    <w:nsid w:val="460B5BDA"/>
+    <w:multiLevelType w:val="multilevel"/>
+    <w:tmpl w:val="1098EBFA"/>
+    <w:lvl w:ilvl="0">
+      <w:start w:val="1"/>
+      <w:numFmt w:val="bullet"/>
+      <w:lvlText w:val=""/>
+      <w:lvlJc w:val="left"/>
+      <w:pPr>
+        <w:tabs>
+          <w:tab w:val="num" w:pos="720"/>
+        </w:tabs>
+        <w:ind w:left="720" w:hanging="360"/>
+      </w:pPr>
+      <w:rPr>
+        <w:rFonts w:ascii="Symbol" w:hAnsi="Symbol" w:hint="default"/>
+        <w:sz w:val="20"/>
+      </w:rPr>
+    </w:lvl>
+    <w:lvl w:ilvl="1" w:tentative="1">
+      <w:start w:val="1"/>
+      <w:numFmt w:val="bullet"/>
+      <w:lvlText w:val="o"/>
+      <w:lvlJc w:val="left"/>
+      <w:pPr>
+        <w:tabs>
+          <w:tab w:val="num" w:pos="1440"/>
+        </w:tabs>
+        <w:ind w:left="1440" w:hanging="360"/>
+      </w:pPr>
+      <w:rPr>
+        <w:rFonts w:ascii="Courier New" w:hAnsi="Courier New" w:hint="default"/>
+        <w:sz w:val="20"/>
+      </w:rPr>
+    </w:lvl>
+    <w:lvl w:ilvl="2" w:tentative="1">
+      <w:start w:val="1"/>
+      <w:numFmt w:val="bullet"/>
+      <w:lvlText w:val=""/>
+      <w:lvlJc w:val="left"/>
+      <w:pPr>
+        <w:tabs>
+          <w:tab w:val="num" w:pos="2160"/>
+        </w:tabs>
+        <w:ind w:left="2160" w:hanging="360"/>
+      </w:pPr>
+      <w:rPr>
+        <w:rFonts w:ascii="Wingdings" w:hAnsi="Wingdings" w:hint="default"/>
+        <w:sz w:val="20"/>
+      </w:rPr>
+    </w:lvl>
+    <w:lvl w:ilvl="3" w:tentative="1">
+      <w:start w:val="1"/>
+      <w:numFmt w:val="bullet"/>
+      <w:lvlText w:val=""/>
+      <w:lvlJc w:val="left"/>
+      <w:pPr>
+        <w:tabs>
+          <w:tab w:val="num" w:pos="2880"/>
+        </w:tabs>
+        <w:ind w:left="2880" w:hanging="360"/>
+      </w:pPr>
+      <w:rPr>
+        <w:rFonts w:ascii="Wingdings" w:hAnsi="Wingdings" w:hint="default"/>
+        <w:sz w:val="20"/>
+      </w:rPr>
+    </w:lvl>
+    <w:lvl w:ilvl="4" w:tentative="1">
+      <w:start w:val="1"/>
+      <w:numFmt w:val="bullet"/>
+      <w:lvlText w:val=""/>
+      <w:lvlJc w:val="left"/>
+      <w:pPr>
+        <w:tabs>
+          <w:tab w:val="num" w:pos="3600"/>
+        </w:tabs>
+        <w:ind w:left="3600" w:hanging="360"/>
+      </w:pPr>
+      <w:rPr>
+        <w:rFonts w:ascii="Wingdings" w:hAnsi="Wingdings" w:hint="default"/>
+        <w:sz w:val="20"/>
+      </w:rPr>
+    </w:lvl>
+    <w:lvl w:ilvl="5" w:tentative="1">
+      <w:start w:val="1"/>
+      <w:numFmt w:val="bullet"/>
+      <w:lvlText w:val=""/>
+      <w:lvlJc w:val="left"/>
+      <w:pPr>
+        <w:tabs>
+          <w:tab w:val="num" w:pos="4320"/>
+        </w:tabs>
+        <w:ind w:left="4320" w:hanging="360"/>
+      </w:pPr>
+      <w:rPr>
+        <w:rFonts w:ascii="Wingdings" w:hAnsi="Wingdings" w:hint="default"/>
+        <w:sz w:val="20"/>
+      </w:rPr>
+    </w:lvl>
+    <w:lvl w:ilvl="6" w:tentative="1">
+      <w:start w:val="1"/>
+      <w:numFmt w:val="bullet"/>
+      <w:lvlText w:val=""/>
+      <w:lvlJc w:val="left"/>
+      <w:pPr>
+        <w:tabs>
+          <w:tab w:val="num" w:pos="5040"/>
+        </w:tabs>
+        <w:ind w:left="5040" w:hanging="360"/>
+      </w:pPr>
+      <w:rPr>
+        <w:rFonts w:ascii="Wingdings" w:hAnsi="Wingdings" w:hint="default"/>
+        <w:sz w:val="20"/>
+      </w:rPr>
+    </w:lvl>
+    <w:lvl w:ilvl="7" w:tentative="1">
+      <w:start w:val="1"/>
+      <w:numFmt w:val="bullet"/>
+      <w:lvlText w:val=""/>
+      <w:lvlJc w:val="left"/>
+      <w:pPr>
+        <w:tabs>
+          <w:tab w:val="num" w:pos="5760"/>
+        </w:tabs>
+        <w:ind w:left="5760" w:hanging="360"/>
+      </w:pPr>
+      <w:rPr>
+        <w:rFonts w:ascii="Wingdings" w:hAnsi="Wingdings" w:hint="default"/>
+        <w:sz w:val="20"/>
+      </w:rPr>
+    </w:lvl>
+    <w:lvl w:ilvl="8" w:tentative="1">
+      <w:start w:val="1"/>
+      <w:numFmt w:val="bullet"/>
+      <w:lvlText w:val=""/>
+      <w:lvlJc w:val="left"/>
+      <w:pPr>
+        <w:tabs>
+          <w:tab w:val="num" w:pos="6480"/>
+        </w:tabs>
+        <w:ind w:left="6480" w:hanging="360"/>
+      </w:pPr>
+      <w:rPr>
+        <w:rFonts w:ascii="Wingdings" w:hAnsi="Wingdings" w:hint="default"/>
+        <w:sz w:val="20"/>
+      </w:rPr>
+    </w:lvl>
+  </w:abstractNum>
+  <w:abstractNum w:abstractNumId="6" w15:restartNumberingAfterBreak="0">
+    <w:nsid w:val="54853E69"/>
+    <w:multiLevelType w:val="multilevel"/>
+    <w:tmpl w:val="E9CCB42E"/>
+    <w:lvl w:ilvl="0">
+      <w:start w:val="1"/>
+      <w:numFmt w:val="bullet"/>
+      <w:lvlText w:val=""/>
+      <w:lvlJc w:val="left"/>
+      <w:pPr>
+        <w:tabs>
+          <w:tab w:val="num" w:pos="720"/>
+        </w:tabs>
+        <w:ind w:left="720" w:hanging="360"/>
+      </w:pPr>
+      <w:rPr>
+        <w:rFonts w:ascii="Symbol" w:hAnsi="Symbol" w:hint="default"/>
+        <w:sz w:val="20"/>
+      </w:rPr>
+    </w:lvl>
+    <w:lvl w:ilvl="1" w:tentative="1">
+      <w:start w:val="1"/>
+      <w:numFmt w:val="bullet"/>
+      <w:lvlText w:val="o"/>
+      <w:lvlJc w:val="left"/>
+      <w:pPr>
+        <w:tabs>
+          <w:tab w:val="num" w:pos="1440"/>
+        </w:tabs>
+        <w:ind w:left="1440" w:hanging="360"/>
+      </w:pPr>
+      <w:rPr>
+        <w:rFonts w:ascii="Courier New" w:hAnsi="Courier New" w:hint="default"/>
+        <w:sz w:val="20"/>
+      </w:rPr>
+    </w:lvl>
+    <w:lvl w:ilvl="2" w:tentative="1">
+      <w:start w:val="1"/>
+      <w:numFmt w:val="bullet"/>
+      <w:lvlText w:val=""/>
+      <w:lvlJc w:val="left"/>
+      <w:pPr>
+        <w:tabs>
+          <w:tab w:val="num" w:pos="2160"/>
+        </w:tabs>
+        <w:ind w:left="2160" w:hanging="360"/>
+      </w:pPr>
+      <w:rPr>
+        <w:rFonts w:ascii="Wingdings" w:hAnsi="Wingdings" w:hint="default"/>
+        <w:sz w:val="20"/>
+      </w:rPr>
+    </w:lvl>
+    <w:lvl w:ilvl="3" w:tentative="1">
+      <w:start w:val="1"/>
+      <w:numFmt w:val="bullet"/>
+      <w:lvlText w:val=""/>
+      <w:lvlJc w:val="left"/>
+      <w:pPr>
+        <w:tabs>
+          <w:tab w:val="num" w:pos="2880"/>
+        </w:tabs>
+        <w:ind w:left="2880" w:hanging="360"/>
+      </w:pPr>
+      <w:rPr>
+        <w:rFonts w:ascii="Wingdings" w:hAnsi="Wingdings" w:hint="default"/>
+        <w:sz w:val="20"/>
+      </w:rPr>
+    </w:lvl>
+    <w:lvl w:ilvl="4" w:tentative="1">
+      <w:start w:val="1"/>
+      <w:numFmt w:val="bullet"/>
+      <w:lvlText w:val=""/>
+      <w:lvlJc w:val="left"/>
+      <w:pPr>
+        <w:tabs>
+          <w:tab w:val="num" w:pos="3600"/>
+        </w:tabs>
+        <w:ind w:left="3600" w:hanging="360"/>
+      </w:pPr>
+      <w:rPr>
+        <w:rFonts w:ascii="Wingdings" w:hAnsi="Wingdings" w:hint="default"/>
+        <w:sz w:val="20"/>
+      </w:rPr>
+    </w:lvl>
+    <w:lvl w:ilvl="5" w:tentative="1">
+      <w:start w:val="1"/>
+      <w:numFmt w:val="bullet"/>
+      <w:lvlText w:val=""/>
+      <w:lvlJc w:val="left"/>
+      <w:pPr>
+        <w:tabs>
+          <w:tab w:val="num" w:pos="4320"/>
+        </w:tabs>
+        <w:ind w:left="4320" w:hanging="360"/>
+      </w:pPr>
+      <w:rPr>
+        <w:rFonts w:ascii="Wingdings" w:hAnsi="Wingdings" w:hint="default"/>
+        <w:sz w:val="20"/>
+      </w:rPr>
+    </w:lvl>
+    <w:lvl w:ilvl="6" w:tentative="1">
+      <w:start w:val="1"/>
+      <w:numFmt w:val="bullet"/>
+      <w:lvlText w:val=""/>
+      <w:lvlJc w:val="left"/>
+      <w:pPr>
+        <w:tabs>
+          <w:tab w:val="num" w:pos="5040"/>
+        </w:tabs>
+        <w:ind w:left="5040" w:hanging="360"/>
+      </w:pPr>
+      <w:rPr>
+        <w:rFonts w:ascii="Wingdings" w:hAnsi="Wingdings" w:hint="default"/>
+        <w:sz w:val="20"/>
+      </w:rPr>
+    </w:lvl>
+    <w:lvl w:ilvl="7" w:tentative="1">
+      <w:start w:val="1"/>
+      <w:numFmt w:val="bullet"/>
+      <w:lvlText w:val=""/>
+      <w:lvlJc w:val="left"/>
+      <w:pPr>
+        <w:tabs>
+          <w:tab w:val="num" w:pos="5760"/>
+        </w:tabs>
+        <w:ind w:left="5760" w:hanging="360"/>
+      </w:pPr>
+      <w:rPr>
+        <w:rFonts w:ascii="Wingdings" w:hAnsi="Wingdings" w:hint="default"/>
+        <w:sz w:val="20"/>
+      </w:rPr>
+    </w:lvl>
+    <w:lvl w:ilvl="8" w:tentative="1">
+      <w:start w:val="1"/>
+      <w:numFmt w:val="bullet"/>
+      <w:lvlText w:val=""/>
+      <w:lvlJc w:val="left"/>
+      <w:pPr>
+        <w:tabs>
+          <w:tab w:val="num" w:pos="6480"/>
+        </w:tabs>
+        <w:ind w:left="6480" w:hanging="360"/>
+      </w:pPr>
+      <w:rPr>
+        <w:rFonts w:ascii="Wingdings" w:hAnsi="Wingdings" w:hint="default"/>
+        <w:sz w:val="20"/>
+      </w:rPr>
+    </w:lvl>
+  </w:abstractNum>
+  <w:abstractNum w:abstractNumId="7" w15:restartNumberingAfterBreak="0">
+    <w:nsid w:val="551E1525"/>
+    <w:multiLevelType w:val="multilevel"/>
+    <w:tmpl w:val="D2B2AE6A"/>
+    <w:lvl w:ilvl="0">
+      <w:start w:val="1"/>
+      <w:numFmt w:val="bullet"/>
+      <w:lvlText w:val=""/>
+      <w:lvlJc w:val="left"/>
+      <w:pPr>
+        <w:tabs>
+          <w:tab w:val="num" w:pos="720"/>
+        </w:tabs>
+        <w:ind w:left="720" w:hanging="360"/>
+      </w:pPr>
+      <w:rPr>
+        <w:rFonts w:ascii="Symbol" w:hAnsi="Symbol" w:hint="default"/>
+        <w:sz w:val="20"/>
+      </w:rPr>
+    </w:lvl>
+    <w:lvl w:ilvl="1" w:tentative="1">
+      <w:start w:val="1"/>
+      <w:numFmt w:val="bullet"/>
+      <w:lvlText w:val="o"/>
+      <w:lvlJc w:val="left"/>
+      <w:pPr>
+        <w:tabs>
+          <w:tab w:val="num" w:pos="1440"/>
+        </w:tabs>
+        <w:ind w:left="1440" w:hanging="360"/>
+      </w:pPr>
+      <w:rPr>
+        <w:rFonts w:ascii="Courier New" w:hAnsi="Courier New" w:hint="default"/>
+        <w:sz w:val="20"/>
+      </w:rPr>
+    </w:lvl>
+    <w:lvl w:ilvl="2" w:tentative="1">
+      <w:start w:val="1"/>
+      <w:numFmt w:val="bullet"/>
+      <w:lvlText w:val=""/>
+      <w:lvlJc w:val="left"/>
+      <w:pPr>
+        <w:tabs>
+          <w:tab w:val="num" w:pos="2160"/>
+        </w:tabs>
+        <w:ind w:left="2160" w:hanging="360"/>
+      </w:pPr>
+      <w:rPr>
+        <w:rFonts w:ascii="Wingdings" w:hAnsi="Wingdings" w:hint="default"/>
+        <w:sz w:val="20"/>
+      </w:rPr>
+    </w:lvl>
+    <w:lvl w:ilvl="3" w:tentative="1">
+      <w:start w:val="1"/>
+      <w:numFmt w:val="bullet"/>
+      <w:lvlText w:val=""/>
+      <w:lvlJc w:val="left"/>
+      <w:pPr>
+        <w:tabs>
+          <w:tab w:val="num" w:pos="2880"/>
+        </w:tabs>
+        <w:ind w:left="2880" w:hanging="360"/>
+      </w:pPr>
+      <w:rPr>
+        <w:rFonts w:ascii="Wingdings" w:hAnsi="Wingdings" w:hint="default"/>
+        <w:sz w:val="20"/>
+      </w:rPr>
+    </w:lvl>
+    <w:lvl w:ilvl="4" w:tentative="1">
+      <w:start w:val="1"/>
+      <w:numFmt w:val="bullet"/>
+      <w:lvlText w:val=""/>
+      <w:lvlJc w:val="left"/>
+      <w:pPr>
+        <w:tabs>
+          <w:tab w:val="num" w:pos="3600"/>
+        </w:tabs>
+        <w:ind w:left="3600" w:hanging="360"/>
+      </w:pPr>
+      <w:rPr>
+        <w:rFonts w:ascii="Wingdings" w:hAnsi="Wingdings" w:hint="default"/>
+        <w:sz w:val="20"/>
+      </w:rPr>
+    </w:lvl>
+    <w:lvl w:ilvl="5" w:tentative="1">
+      <w:start w:val="1"/>
+      <w:numFmt w:val="bullet"/>
+      <w:lvlText w:val=""/>
+      <w:lvlJc w:val="left"/>
+      <w:pPr>
+        <w:tabs>
+          <w:tab w:val="num" w:pos="4320"/>
+        </w:tabs>
+        <w:ind w:left="4320" w:hanging="360"/>
+      </w:pPr>
+      <w:rPr>
+        <w:rFonts w:ascii="Wingdings" w:hAnsi="Wingdings" w:hint="default"/>
+        <w:sz w:val="20"/>
+      </w:rPr>
+    </w:lvl>
+    <w:lvl w:ilvl="6" w:tentative="1">
+      <w:start w:val="1"/>
+      <w:numFmt w:val="bullet"/>
+      <w:lvlText w:val=""/>
+      <w:lvlJc w:val="left"/>
+      <w:pPr>
+        <w:tabs>
+          <w:tab w:val="num" w:pos="5040"/>
+        </w:tabs>
+        <w:ind w:left="5040" w:hanging="360"/>
+      </w:pPr>
+      <w:rPr>
+        <w:rFonts w:ascii="Wingdings" w:hAnsi="Wingdings" w:hint="default"/>
+        <w:sz w:val="20"/>
+      </w:rPr>
+    </w:lvl>
+    <w:lvl w:ilvl="7" w:tentative="1">
+      <w:start w:val="1"/>
+      <w:numFmt w:val="bullet"/>
+      <w:lvlText w:val=""/>
+      <w:lvlJc w:val="left"/>
+      <w:pPr>
+        <w:tabs>
+          <w:tab w:val="num" w:pos="5760"/>
+        </w:tabs>
+        <w:ind w:left="5760" w:hanging="360"/>
+      </w:pPr>
+      <w:rPr>
+        <w:rFonts w:ascii="Wingdings" w:hAnsi="Wingdings" w:hint="default"/>
+        <w:sz w:val="20"/>
+      </w:rPr>
+    </w:lvl>
+    <w:lvl w:ilvl="8" w:tentative="1">
+      <w:start w:val="1"/>
+      <w:numFmt w:val="bullet"/>
+      <w:lvlText w:val=""/>
+      <w:lvlJc w:val="left"/>
+      <w:pPr>
+        <w:tabs>
+          <w:tab w:val="num" w:pos="6480"/>
+        </w:tabs>
+        <w:ind w:left="6480" w:hanging="360"/>
+      </w:pPr>
+      <w:rPr>
+        <w:rFonts w:ascii="Wingdings" w:hAnsi="Wingdings" w:hint="default"/>
+        <w:sz w:val="20"/>
+      </w:rPr>
+    </w:lvl>
+  </w:abstractNum>
+  <w:abstractNum w:abstractNumId="8" w15:restartNumberingAfterBreak="0">
+    <w:nsid w:val="71A17127"/>
+    <w:multiLevelType w:val="multilevel"/>
+    <w:tmpl w:val="5A58680E"/>
+    <w:lvl w:ilvl="0">
+      <w:start w:val="1"/>
+      <w:numFmt w:val="bullet"/>
+      <w:lvlText w:val=""/>
+      <w:lvlJc w:val="left"/>
+      <w:pPr>
+        <w:tabs>
+          <w:tab w:val="num" w:pos="720"/>
+        </w:tabs>
+        <w:ind w:left="720" w:hanging="360"/>
+      </w:pPr>
+      <w:rPr>
+        <w:rFonts w:ascii="Symbol" w:hAnsi="Symbol" w:hint="default"/>
+        <w:sz w:val="20"/>
+      </w:rPr>
+    </w:lvl>
+    <w:lvl w:ilvl="1" w:tentative="1">
+      <w:start w:val="1"/>
+      <w:numFmt w:val="bullet"/>
+      <w:lvlText w:val="o"/>
+      <w:lvlJc w:val="left"/>
+      <w:pPr>
+        <w:tabs>
+          <w:tab w:val="num" w:pos="1440"/>
+        </w:tabs>
+        <w:ind w:left="1440" w:hanging="360"/>
+      </w:pPr>
+      <w:rPr>
+        <w:rFonts w:ascii="Courier New" w:hAnsi="Courier New" w:hint="default"/>
+        <w:sz w:val="20"/>
+      </w:rPr>
+    </w:lvl>
+    <w:lvl w:ilvl="2" w:tentative="1">
+      <w:start w:val="1"/>
+      <w:numFmt w:val="bullet"/>
+      <w:lvlText w:val=""/>
+      <w:lvlJc w:val="left"/>
+      <w:pPr>
+        <w:tabs>
+          <w:tab w:val="num" w:pos="2160"/>
+        </w:tabs>
+        <w:ind w:left="2160" w:hanging="360"/>
+      </w:pPr>
+      <w:rPr>
+        <w:rFonts w:ascii="Wingdings" w:hAnsi="Wingdings" w:hint="default"/>
+        <w:sz w:val="20"/>
+      </w:rPr>
+    </w:lvl>
+    <w:lvl w:ilvl="3" w:tentative="1">
+      <w:start w:val="1"/>
+      <w:numFmt w:val="bullet"/>
+      <w:lvlText w:val=""/>
+      <w:lvlJc w:val="left"/>
+      <w:pPr>
+        <w:tabs>
+          <w:tab w:val="num" w:pos="2880"/>
+        </w:tabs>
+        <w:ind w:left="2880" w:hanging="360"/>
+      </w:pPr>
+      <w:rPr>
+        <w:rFonts w:ascii="Wingdings" w:hAnsi="Wingdings" w:hint="default"/>
+        <w:sz w:val="20"/>
+      </w:rPr>
+    </w:lvl>
+    <w:lvl w:ilvl="4" w:tentative="1">
+      <w:start w:val="1"/>
+      <w:numFmt w:val="bullet"/>
+      <w:lvlText w:val=""/>
+      <w:lvlJc w:val="left"/>
+      <w:pPr>
+        <w:tabs>
+          <w:tab w:val="num" w:pos="3600"/>
+        </w:tabs>
+        <w:ind w:left="3600" w:hanging="360"/>
+      </w:pPr>
+      <w:rPr>
+        <w:rFonts w:ascii="Wingdings" w:hAnsi="Wingdings" w:hint="default"/>
+        <w:sz w:val="20"/>
+      </w:rPr>
+    </w:lvl>
+    <w:lvl w:ilvl="5" w:tentative="1">
+      <w:start w:val="1"/>
+      <w:numFmt w:val="bullet"/>
+      <w:lvlText w:val=""/>
+      <w:lvlJc w:val="left"/>
+      <w:pPr>
+        <w:tabs>
+          <w:tab w:val="num" w:pos="4320"/>
+        </w:tabs>
+        <w:ind w:left="4320" w:hanging="360"/>
+      </w:pPr>
+      <w:rPr>
+        <w:rFonts w:ascii="Wingdings" w:hAnsi="Wingdings" w:hint="default"/>
+        <w:sz w:val="20"/>
+      </w:rPr>
+    </w:lvl>
+    <w:lvl w:ilvl="6" w:tentative="1">
+      <w:start w:val="1"/>
+      <w:numFmt w:val="bullet"/>
+      <w:lvlText w:val=""/>
+      <w:lvlJc w:val="left"/>
+      <w:pPr>
+        <w:tabs>
+          <w:tab w:val="num" w:pos="5040"/>
+        </w:tabs>
+        <w:ind w:left="5040" w:hanging="360"/>
+      </w:pPr>
+      <w:rPr>
+        <w:rFonts w:ascii="Wingdings" w:hAnsi="Wingdings" w:hint="default"/>
+        <w:sz w:val="20"/>
+      </w:rPr>
+    </w:lvl>
+    <w:lvl w:ilvl="7" w:tentative="1">
+      <w:start w:val="1"/>
+      <w:numFmt w:val="bullet"/>
+      <w:lvlText w:val=""/>
+      <w:lvlJc w:val="left"/>
+      <w:pPr>
+        <w:tabs>
+          <w:tab w:val="num" w:pos="5760"/>
+        </w:tabs>
+        <w:ind w:left="5760" w:hanging="360"/>
+      </w:pPr>
+      <w:rPr>
+        <w:rFonts w:ascii="Wingdings" w:hAnsi="Wingdings" w:hint="default"/>
+        <w:sz w:val="20"/>
+      </w:rPr>
+    </w:lvl>
+    <w:lvl w:ilvl="8" w:tentative="1">
+      <w:start w:val="1"/>
+      <w:numFmt w:val="bullet"/>
+      <w:lvlText w:val=""/>
+      <w:lvlJc w:val="left"/>
+      <w:pPr>
+        <w:tabs>
+          <w:tab w:val="num" w:pos="6480"/>
+        </w:tabs>
+        <w:ind w:left="6480" w:hanging="360"/>
+      </w:pPr>
+      <w:rPr>
+        <w:rFonts w:ascii="Wingdings" w:hAnsi="Wingdings" w:hint="default"/>
+        <w:sz w:val="20"/>
+      </w:rPr>
+    </w:lvl>
+  </w:abstractNum>
+  <w:abstractNum w:abstractNumId="9" w15:restartNumberingAfterBreak="0">
+    <w:nsid w:val="7F73366C"/>
+    <w:multiLevelType w:val="multilevel"/>
+    <w:tmpl w:val="25E2A622"/>
+    <w:lvl w:ilvl="0">
+      <w:start w:val="1"/>
+      <w:numFmt w:val="bullet"/>
+      <w:lvlText w:val=""/>
+      <w:lvlJc w:val="left"/>
+      <w:pPr>
+        <w:tabs>
+          <w:tab w:val="num" w:pos="720"/>
+        </w:tabs>
+        <w:ind w:left="720" w:hanging="360"/>
+      </w:pPr>
+      <w:rPr>
+        <w:rFonts w:ascii="Symbol" w:hAnsi="Symbol" w:hint="default"/>
+        <w:sz w:val="20"/>
+      </w:rPr>
+    </w:lvl>
+    <w:lvl w:ilvl="1" w:tentative="1">
+      <w:start w:val="1"/>
+      <w:numFmt w:val="bullet"/>
+      <w:lvlText w:val="o"/>
+      <w:lvlJc w:val="left"/>
+      <w:pPr>
+        <w:tabs>
+          <w:tab w:val="num" w:pos="1440"/>
+        </w:tabs>
+        <w:ind w:left="1440" w:hanging="360"/>
+      </w:pPr>
+      <w:rPr>
+        <w:rFonts w:ascii="Courier New" w:hAnsi="Courier New" w:hint="default"/>
+        <w:sz w:val="20"/>
+      </w:rPr>
+    </w:lvl>
+    <w:lvl w:ilvl="2" w:tentative="1">
+      <w:start w:val="1"/>
+      <w:numFmt w:val="bullet"/>
+      <w:lvlText w:val=""/>
+      <w:lvlJc w:val="left"/>
+      <w:pPr>
+        <w:tabs>
+          <w:tab w:val="num" w:pos="2160"/>
+        </w:tabs>
+        <w:ind w:left="2160" w:hanging="360"/>
+      </w:pPr>
+      <w:rPr>
+        <w:rFonts w:ascii="Wingdings" w:hAnsi="Wingdings" w:hint="default"/>
+        <w:sz w:val="20"/>
+      </w:rPr>
+    </w:lvl>
+    <w:lvl w:ilvl="3" w:tentative="1">
+      <w:start w:val="1"/>
+      <w:numFmt w:val="bullet"/>
+      <w:lvlText w:val=""/>
+      <w:lvlJc w:val="left"/>
+      <w:pPr>
+        <w:tabs>
+          <w:tab w:val="num" w:pos="2880"/>
+        </w:tabs>
+        <w:ind w:left="2880" w:hanging="360"/>
+      </w:pPr>
+      <w:rPr>
+        <w:rFonts w:ascii="Wingdings" w:hAnsi="Wingdings" w:hint="default"/>
+        <w:sz w:val="20"/>
+      </w:rPr>
+    </w:lvl>
+    <w:lvl w:ilvl="4" w:tentative="1">
+      <w:start w:val="1"/>
+      <w:numFmt w:val="bullet"/>
+      <w:lvlText w:val=""/>
+      <w:lvlJc w:val="left"/>
+      <w:pPr>
+        <w:tabs>
+          <w:tab w:val="num" w:pos="3600"/>
+        </w:tabs>
+        <w:ind w:left="3600" w:hanging="360"/>
+      </w:pPr>
+      <w:rPr>
+        <w:rFonts w:ascii="Wingdings" w:hAnsi="Wingdings" w:hint="default"/>
+        <w:sz w:val="20"/>
+      </w:rPr>
+    </w:lvl>
+    <w:lvl w:ilvl="5" w:tentative="1">
+      <w:start w:val="1"/>
+      <w:numFmt w:val="bullet"/>
+      <w:lvlText w:val=""/>
+      <w:lvlJc w:val="left"/>
+      <w:pPr>
+        <w:tabs>
+          <w:tab w:val="num" w:pos="4320"/>
+        </w:tabs>
+        <w:ind w:left="4320" w:hanging="360"/>
+      </w:pPr>
+      <w:rPr>
+        <w:rFonts w:ascii="Wingdings" w:hAnsi="Wingdings" w:hint="default"/>
+        <w:sz w:val="20"/>
+      </w:rPr>
+    </w:lvl>
+    <w:lvl w:ilvl="6" w:tentative="1">
+      <w:start w:val="1"/>
+      <w:numFmt w:val="bullet"/>
+      <w:lvlText w:val=""/>
+      <w:lvlJc w:val="left"/>
+      <w:pPr>
+        <w:tabs>
+          <w:tab w:val="num" w:pos="5040"/>
+        </w:tabs>
+        <w:ind w:left="5040" w:hanging="360"/>
+      </w:pPr>
+      <w:rPr>
+        <w:rFonts w:ascii="Wingdings" w:hAnsi="Wingdings" w:hint="default"/>
+        <w:sz w:val="20"/>
+      </w:rPr>
+    </w:lvl>
+    <w:lvl w:ilvl="7" w:tentative="1">
+      <w:start w:val="1"/>
+      <w:numFmt w:val="bullet"/>
+      <w:lvlText w:val=""/>
+      <w:lvlJc w:val="left"/>
+      <w:pPr>
+        <w:tabs>
+          <w:tab w:val="num" w:pos="5760"/>
+        </w:tabs>
+        <w:ind w:left="5760" w:hanging="360"/>
+      </w:pPr>
+      <w:rPr>
+        <w:rFonts w:ascii="Wingdings" w:hAnsi="Wingdings" w:hint="default"/>
+        <w:sz w:val="20"/>
+      </w:rPr>
+    </w:lvl>
+    <w:lvl w:ilvl="8" w:tentative="1">
+      <w:start w:val="1"/>
+      <w:numFmt w:val="bullet"/>
+      <w:lvlText w:val=""/>
+      <w:lvlJc w:val="left"/>
+      <w:pPr>
+        <w:tabs>
+          <w:tab w:val="num" w:pos="6480"/>
+        </w:tabs>
+        <w:ind w:left="6480" w:hanging="360"/>
+      </w:pPr>
+      <w:rPr>
+        <w:rFonts w:ascii="Wingdings" w:hAnsi="Wingdings" w:hint="default"/>
+        <w:sz w:val="20"/>
+      </w:rPr>
+    </w:lvl>
+  </w:abstractNum>
+  <w:num w:numId="1" w16cid:durableId="847057226">
     <w:abstractNumId w:val="0"/>
   </w:num>
-  <w:num w:numId="2" w16cid:durableId="166605350">
+  <w:num w:numId="2" w16cid:durableId="554705062">
+    <w:abstractNumId w:val="8"/>
+  </w:num>
+  <w:num w:numId="3" w16cid:durableId="946081973">
+    <w:abstractNumId w:val="3"/>
+  </w:num>
+  <w:num w:numId="4" w16cid:durableId="1138767278">
+    <w:abstractNumId w:val="7"/>
+  </w:num>
+  <w:num w:numId="5" w16cid:durableId="132328788">
+    <w:abstractNumId w:val="9"/>
+  </w:num>
+  <w:num w:numId="6" w16cid:durableId="153223806">
+    <w:abstractNumId w:val="4"/>
+  </w:num>
+  <w:num w:numId="7" w16cid:durableId="894123533">
+    <w:abstractNumId w:val="2"/>
+  </w:num>
+  <w:num w:numId="8" w16cid:durableId="143469308">
     <w:abstractNumId w:val="1"/>
   </w:num>
-  <w:num w:numId="3" w16cid:durableId="1206211778">
-    <w:abstractNumId w:val="2"/>
+  <w:num w:numId="9" w16cid:durableId="1236085267">
+    <w:abstractNumId w:val="5"/>
   </w:num>
-  <w:num w:numId="4" w16cid:durableId="1912420276">
-    <w:abstractNumId w:val="4"/>
-  </w:num>
-  <w:num w:numId="5" w16cid:durableId="1314024487">
-    <w:abstractNumId w:val="3"/>
+  <w:num w:numId="10" w16cid:durableId="2062358341">
+    <w:abstractNumId w:val="6"/>
   </w:num>
 </w:numbering>
 </file>

--- a/04-Abril-Mayo/Entregables/2026-05/05-Informe_Procesos_ETL_ELT_2026-05.docx
+++ b/04-Abril-Mayo/Entregables/2026-05/05-Informe_Procesos_ETL_ELT_2026-05.docx
@@ -1717,138 +1717,67 @@
     </w:p>
     <w:p>
       <w:pPr>
-        <w:pStyle w:val="HTMLconformatoprevio"/>
-      </w:pPr>
-    </w:p>
-    <w:p>
-      <w:pPr>
-        <w:pStyle w:val="HTMLconformatoprevio"/>
-      </w:pPr>
-      <w:r>
-        <w:t>sequenceDiagram</w:t>
-      </w:r>
-    </w:p>
-    <w:p>
-      <w:pPr>
-        <w:pStyle w:val="HTMLconformatoprevio"/>
-      </w:pPr>
-      <w:r>
-        <w:t xml:space="preserve">    participant Fuente as CSV / Oracle DB</w:t>
-      </w:r>
-    </w:p>
-    <w:p>
-      <w:pPr>
-        <w:pStyle w:val="HTMLconformatoprevio"/>
-      </w:pPr>
-      <w:r>
-        <w:t xml:space="preserve">    participant ETL as Motor Python (Pandas/pg8000)</w:t>
-      </w:r>
-    </w:p>
-    <w:p>
-      <w:pPr>
-        <w:pStyle w:val="HTMLconformatoprevio"/>
-      </w:pPr>
-      <w:r>
-        <w:t xml:space="preserve">    participant Cripto as Modulo AES/Hash</w:t>
-      </w:r>
-    </w:p>
-    <w:p>
-      <w:pPr>
-        <w:pStyle w:val="HTMLconformatoprevio"/>
-      </w:pPr>
-      <w:r>
-        <w:t xml:space="preserve">    participant Destino as PostgreSQL (Fase 2)</w:t>
-      </w:r>
-    </w:p>
-    <w:p>
-      <w:pPr>
-        <w:pStyle w:val="HTMLconformatoprevio"/>
-      </w:pPr>
-      <w:r>
-        <w:t xml:space="preserve">    </w:t>
-      </w:r>
-    </w:p>
-    <w:p>
-      <w:pPr>
-        <w:pStyle w:val="HTMLconformatoprevio"/>
-      </w:pPr>
-      <w:r>
-        <w:t xml:space="preserve">    Fuente-&gt;&gt;ETL: Lectura Lote (Chunk de 5000)</w:t>
-      </w:r>
-    </w:p>
-    <w:p>
-      <w:pPr>
-        <w:pStyle w:val="HTMLconformatoprevio"/>
-      </w:pPr>
-      <w:r>
-        <w:t xml:space="preserve">    ETL-&gt;&gt;ETL: Validacion Regex y Limpieza (Memoria)</w:t>
-      </w:r>
-    </w:p>
-    <w:p>
-      <w:pPr>
-        <w:pStyle w:val="HTMLconformatoprevio"/>
-      </w:pPr>
-      <w:r>
-        <w:t xml:space="preserve">    ETL-&gt;&gt;Cripto: Solicitar Hash de PII</w:t>
-      </w:r>
-    </w:p>
-    <w:p>
-      <w:pPr>
-        <w:pStyle w:val="HTMLconformatoprevio"/>
-      </w:pPr>
-      <w:r>
-        <w:t xml:space="preserve">    Cripto--&gt;&gt;ETL: Devolución de MD5 / AES Tokens</w:t>
-      </w:r>
-    </w:p>
-    <w:p>
-      <w:pPr>
-        <w:pStyle w:val="HTMLconformatoprevio"/>
-      </w:pPr>
-      <w:r>
-        <w:t xml:space="preserve">    ETL-&gt;&gt;</w:t>
-      </w:r>
-      <w:r>
-        <w:t>Destino: BEGIN TRANSACTION</w:t>
-      </w:r>
-    </w:p>
-    <w:p>
-      <w:pPr>
-        <w:pStyle w:val="HTMLconformatoprevio"/>
-      </w:pPr>
-      <w:r>
-        <w:t xml:space="preserve">    loop Cada 1000 registros</w:t>
-      </w:r>
-    </w:p>
-    <w:p>
-      <w:pPr>
-        <w:pStyle w:val="HTMLconformatoprevio"/>
-      </w:pPr>
-      <w:r>
-        <w:t xml:space="preserve">        ETL-&gt;&gt;Destino: Ejecutar Inserciones Batch</w:t>
-      </w:r>
-    </w:p>
-    <w:p>
-      <w:pPr>
-        <w:pStyle w:val="HTMLconformatoprevio"/>
-      </w:pPr>
-      <w:r>
-        <w:t xml:space="preserve">        Destino--&gt;&gt;ETL: Acknowledge (Memoria Libre)</w:t>
-      </w:r>
-    </w:p>
-    <w:p>
-      <w:pPr>
-        <w:pStyle w:val="HTMLconformatoprevio"/>
-      </w:pPr>
-      <w:r>
-        <w:t xml:space="preserve">    end</w:t>
-      </w:r>
-    </w:p>
-    <w:p>
-      <w:pPr>
-        <w:pStyle w:val="HTMLconformatoprevio"/>
-      </w:pPr>
-      <w:r>
-        <w:t xml:space="preserve">    ETL-&gt;&gt;Destino: COMMIT TRANSACTION</w:t>
+        <w:rPr>
+          <w:rFonts w:ascii="Calibri" w:eastAsia="Times New Roman" w:hAnsi="Calibri" w:cs="Calibri"/>
+          <w:sz w:val="22"/>
+          <w:szCs w:val="22"/>
+        </w:rPr>
+      </w:pPr>
+      <w:r>
+        <w:rPr>
+          <w:rFonts w:ascii="Calibri" w:eastAsia="Times New Roman" w:hAnsi="Calibri" w:cs="Calibri"/>
+          <w:noProof/>
+          <w:sz w:val="22"/>
+          <w:szCs w:val="22"/>
+        </w:rPr>
+        <w:drawing>
+          <wp:inline distT="0" distB="0" distL="0" distR="0">
+            <wp:extent cx="8023860" cy="4876800"/>
+            <wp:effectExtent l="0" t="0" r="0" b="0"/>
+            <wp:docPr id="2" name="Imagen 2"/>
+            <wp:cNvGraphicFramePr>
+              <a:graphicFrameLocks xmlns:a="http://schemas.openxmlformats.org/drawingml/2006/main" noChangeAspect="1"/>
+            </wp:cNvGraphicFramePr>
+            <a:graphic xmlns:a="http://schemas.openxmlformats.org/drawingml/2006/main">
+              <a:graphicData uri="http://schemas.openxmlformats.org/drawingml/2006/picture">
+                <pic:pic xmlns:pic="http://schemas.openxmlformats.org/drawingml/2006/picture">
+                  <pic:nvPicPr>
+                    <pic:cNvPr id="0" name="Picture 2"/>
+                    <pic:cNvPicPr>
+                      <a:picLocks noChangeAspect="1" noChangeArrowheads="1"/>
+                    </pic:cNvPicPr>
+                  </pic:nvPicPr>
+                  <pic:blipFill>
+                    <a:blip r:embed="rId5">
+                      <a:extLst>
+                        <a:ext uri="{28A0092B-C50C-407E-A947-70E740481C1C}">
+                          <a14:useLocalDpi xmlns:a14="http://schemas.microsoft.com/office/drawing/2010/main" val="0"/>
+                        </a:ext>
+                      </a:extLst>
+                    </a:blip>
+                    <a:srcRect/>
+                    <a:stretch>
+                      <a:fillRect/>
+                    </a:stretch>
+                  </pic:blipFill>
+                  <pic:spPr bwMode="auto">
+                    <a:xfrm>
+                      <a:off x="0" y="0"/>
+                      <a:ext cx="8023860" cy="4876800"/>
+                    </a:xfrm>
+                    <a:prstGeom prst="rect">
+                      <a:avLst/>
+                    </a:prstGeom>
+                    <a:noFill/>
+                    <a:ln>
+                      <a:noFill/>
+                    </a:ln>
+                  </pic:spPr>
+                </pic:pic>
+              </a:graphicData>
+            </a:graphic>
+          </wp:inline>
+        </w:drawing>
       </w:r>
     </w:p>
     <w:p>
@@ -2045,7 +1974,15 @@
           <w:sz w:val="22"/>
           <w:szCs w:val="22"/>
         </w:rPr>
-        <w:t xml:space="preserve"> Para cada uno de los 14,500 registros procesados en mayo, el proceso ETL inyectó la firma criptográfica (token AES) antes de su consolidación final. Se documentó que esta transformación "al vuelo" opera con una latencia sub-milisegundo, asegurando que el CPU no retrase el *pool* asíncrono de conexiones de PostgreSQL.</w:t>
+        <w:t xml:space="preserve"> </w:t>
+      </w:r>
+      <w:r>
+        <w:rPr>
+          <w:rFonts w:ascii="Calibri" w:eastAsia="Times New Roman" w:hAnsi="Calibri" w:cs="Calibri"/>
+          <w:sz w:val="22"/>
+          <w:szCs w:val="22"/>
+        </w:rPr>
+        <w:t>Para cada uno de los 14,500 registros procesados en mayo, el proceso ETL inyectó la firma criptográfica (token AES) antes de su consolidación final. Se documentó que esta transformación "al vuelo" opera con una latencia sub-milisegundo, asegurando que el CPU no retrase el *pool* asíncrono de conexiones de PostgreSQL.</w:t>
       </w:r>
     </w:p>
     <w:p>
@@ -2309,15 +2246,7 @@
           <w:sz w:val="22"/>
           <w:szCs w:val="22"/>
         </w:rPr>
-        <w:t xml:space="preserve"> </w:t>
-      </w:r>
-      <w:r>
-        <w:rPr>
-          <w:rFonts w:ascii="Calibri" w:eastAsia="Times New Roman" w:hAnsi="Calibri" w:cs="Calibri"/>
-          <w:sz w:val="22"/>
-          <w:szCs w:val="22"/>
-        </w:rPr>
-        <w:t>seccionado cada bloque de 1,000 registros. Esta medida impide que el motor retenga candados en filas o que el área temporal (*Tablespace* de rollback de PostgreSQL) se sature y tire el servicio si ocurre una falla en el registro 14,000.</w:t>
+        <w:t xml:space="preserve"> seccionado cada bloque de 1,000 registros. Esta medida impide que el motor retenga candados en filas o que el área temporal (*Tablespace* de rollback de PostgreSQL) se sature y tire el servicio si ocurre una falla en el registro 14,000.</w:t>
       </w:r>
     </w:p>
     <w:p>
@@ -3098,7 +3027,15 @@
                 <w:sz w:val="22"/>
                 <w:szCs w:val="22"/>
               </w:rPr>
-              <w:t>Memoria (Preparación para IMSS)</w:t>
+              <w:t>Memoria (Preparació</w:t>
+            </w:r>
+            <w:r>
+              <w:rPr>
+                <w:rFonts w:ascii="Calibri" w:eastAsia="Times New Roman" w:hAnsi="Calibri" w:cs="Calibri"/>
+                <w:sz w:val="22"/>
+                <w:szCs w:val="22"/>
+              </w:rPr>
+              <w:t>n para IMSS)</w:t>
             </w:r>
           </w:p>
         </w:tc>
@@ -3282,15 +3219,7 @@
           <w:sz w:val="22"/>
           <w:szCs w:val="22"/>
         </w:rPr>
-        <w:t xml:space="preserve"> Principal vector de ingesta masiva en mayo. Su naturaleza de texto plano forzó </w:t>
-      </w:r>
-      <w:r>
-        <w:rPr>
-          <w:rFonts w:ascii="Calibri" w:eastAsia="Times New Roman" w:hAnsi="Calibri" w:cs="Calibri"/>
-          <w:sz w:val="22"/>
-          <w:szCs w:val="22"/>
-        </w:rPr>
-        <w:t>el desarrollo de validadores robustos en la etapa de Extracción.</w:t>
+        <w:t xml:space="preserve"> Principal vector de ingesta masiva en mayo. Su naturaleza de texto plano forzó el desarrollo de validadores robustos en la etapa de Extracción.</w:t>
       </w:r>
     </w:p>
     <w:p>
@@ -3630,7 +3559,15 @@
           <w:sz w:val="22"/>
           <w:szCs w:val="22"/>
         </w:rPr>
-        <w:t xml:space="preserve"> Modificar el backend ETL para que utilice el comando binario </w:t>
+        <w:t xml:space="preserve"> </w:t>
+      </w:r>
+      <w:r>
+        <w:rPr>
+          <w:rFonts w:ascii="Calibri" w:eastAsia="Times New Roman" w:hAnsi="Calibri" w:cs="Calibri"/>
+          <w:sz w:val="22"/>
+          <w:szCs w:val="22"/>
+        </w:rPr>
+        <w:t xml:space="preserve">Modificar el backend ETL para que utilice el comando binario </w:t>
       </w:r>
       <w:r>
         <w:rPr>
@@ -3706,15 +3643,7 @@
           <w:sz w:val="22"/>
           <w:szCs w:val="22"/>
         </w:rPr>
-        <w:t xml:space="preserve"> Como se sugirió </w:t>
-      </w:r>
-      <w:r>
-        <w:rPr>
-          <w:rFonts w:ascii="Calibri" w:eastAsia="Times New Roman" w:hAnsi="Calibri" w:cs="Calibri"/>
-          <w:sz w:val="22"/>
-          <w:szCs w:val="22"/>
-        </w:rPr>
-        <w:t>en los reportes de Inteligencia Artificial, adaptar el pipeline ETL para que las exportaciones post-procesamiento se generen en formato Parquet, eliminando cuellos de botella de disco.</w:t>
+        <w:t xml:space="preserve"> Como se sugirió en los reportes de Inteligencia Artificial, adaptar el pipeline ETL para que las exportaciones post-procesamiento se generen en formato Parquet, eliminando cuellos de botella de disco.</w:t>
       </w:r>
     </w:p>
     <w:p>
@@ -3732,7 +3661,7 @@
           <w:szCs w:val="22"/>
         </w:rPr>
         <w:pict>
-          <v:rect id="_x0000_i1026" style="width:0;height:1.5pt" o:hralign="center" o:hrstd="t" o:hr="t" fillcolor="#a0a0a0" stroked="f"/>
+          <v:rect id="_x0000_i1027" style="width:0;height:1.5pt" o:hralign="center" o:hrstd="t" o:hr="t" fillcolor="#a0a0a0" stroked="f"/>
         </w:pict>
       </w:r>
     </w:p>
@@ -3786,9 +3715,9 @@
 <file path=word/numbering.xml><?xml version="1.0" encoding="utf-8"?>
 <w:numbering xmlns:wpc="http://schemas.microsoft.com/office/word/2010/wordprocessingCanvas" xmlns:cx="http://schemas.microsoft.com/office/drawing/2014/chartex" xmlns:cx1="http://schemas.microsoft.com/office/drawing/2015/9/8/chartex" xmlns:cx2="http://schemas.microsoft.com/office/drawing/2015/10/21/chartex" xmlns:cx3="http://schemas.microsoft.com/office/drawing/2016/5/9/chartex" xmlns:cx4="http://schemas.microsoft.com/office/drawing/2016/5/10/chartex" xmlns:cx5="http://schemas.microsoft.com/office/drawing/2016/5/11/chartex" xmlns:cx6="http://schemas.microsoft.com/office/drawing/2016/5/12/chartex" xmlns:cx7="http://schemas.microsoft.com/office/drawing/2016/5/13/chartex" xmlns:cx8="http://schemas.microsoft.com/office/drawing/2016/5/14/chartex" xmlns:mc="http://schemas.openxmlformats.org/markup-compatibility/2006" xmlns:aink="http://schemas.microsoft.com/office/drawing/2016/ink" xmlns:am3d="http://schemas.microsoft.com/office/drawing/2017/model3d" xmlns:o="urn:schemas-microsoft-com:office:office" xmlns:oel="http://schemas.microsoft.com/office/2019/extlst" xmlns:r="http://schemas.openxmlformats.org/officeDocument/2006/relationships" xmlns:m="http://schemas.openxmlformats.org/officeDocument/2006/math" xmlns:v="urn:schemas-microsoft-com:vml" xmlns:wp14="http://schemas.microsoft.com/office/word/2010/wordprocessingDrawing" xmlns:wp="http://schemas.openxmlformats.org/drawingml/2006/wordprocessingDrawing" xmlns:w10="urn:schemas-microsoft-com:office:word" xmlns:w="http://schemas.openxmlformats.org/wordprocessingml/2006/main" xmlns:w14="http://schemas.microsoft.com/office/word/2010/wordml" xmlns:w15="http://schemas.microsoft.com/office/word/2012/wordml" xmlns:w16cex="http://schemas.microsoft.com/office/word/2018/wordml/cex" xmlns:w16cid="http://schemas.microsoft.com/office/word/2016/wordml/cid" xmlns:w16="http://schemas.microsoft.com/office/word/2018/wordml" xmlns:w16du="http://schemas.microsoft.com/office/word/2023/wordml/word16du" xmlns:w16sdtdh="http://schemas.microsoft.com/office/word/2020/wordml/sdtdatahash" xmlns:w16sdtfl="http://schemas.microsoft.com/office/word/2024/wordml/sdtformatlock" xmlns:w16se="http://schemas.microsoft.com/office/word/2015/wordml/symex" xmlns:wpg="http://schemas.microsoft.com/office/word/2010/wordprocessingGroup" xmlns:wpi="http://schemas.microsoft.com/office/word/2010/wordprocessingInk" xmlns:wne="http://schemas.microsoft.com/office/word/2006/wordml" xmlns:wps="http://schemas.microsoft.com/office/word/2010/wordprocessingShape" mc:Ignorable="w14 w15 w16se w16cid w16 w16cex w16sdtdh w16sdtfl w16du wp14">
   <w:abstractNum w:abstractNumId="0" w15:restartNumberingAfterBreak="0">
-    <w:nsid w:val="28CA0084"/>
+    <w:nsid w:val="05BE7FEB"/>
     <w:multiLevelType w:val="multilevel"/>
-    <w:tmpl w:val="D6F61378"/>
+    <w:tmpl w:val="43E296EE"/>
     <w:lvl w:ilvl="0">
       <w:start w:val="1"/>
       <w:numFmt w:val="bullet"/>
@@ -3935,9 +3864,9 @@
     </w:lvl>
   </w:abstractNum>
   <w:abstractNum w:abstractNumId="1" w15:restartNumberingAfterBreak="0">
-    <w:nsid w:val="2F2B3C12"/>
+    <w:nsid w:val="0FD649C7"/>
     <w:multiLevelType w:val="multilevel"/>
-    <w:tmpl w:val="70EEEF82"/>
+    <w:tmpl w:val="191A5200"/>
     <w:lvl w:ilvl="0">
       <w:start w:val="1"/>
       <w:numFmt w:val="bullet"/>
@@ -4084,9 +4013,9 @@
     </w:lvl>
   </w:abstractNum>
   <w:abstractNum w:abstractNumId="2" w15:restartNumberingAfterBreak="0">
-    <w:nsid w:val="30306D33"/>
+    <w:nsid w:val="334E70D4"/>
     <w:multiLevelType w:val="multilevel"/>
-    <w:tmpl w:val="2E280880"/>
+    <w:tmpl w:val="9CDAF6D4"/>
     <w:lvl w:ilvl="0">
       <w:start w:val="1"/>
       <w:numFmt w:val="bullet"/>
@@ -4233,9 +4162,9 @@
     </w:lvl>
   </w:abstractNum>
   <w:abstractNum w:abstractNumId="3" w15:restartNumberingAfterBreak="0">
-    <w:nsid w:val="32774D7B"/>
+    <w:nsid w:val="3F5F54AD"/>
     <w:multiLevelType w:val="multilevel"/>
-    <w:tmpl w:val="3ADEA312"/>
+    <w:tmpl w:val="8E24A7D8"/>
     <w:lvl w:ilvl="0">
       <w:start w:val="1"/>
       <w:numFmt w:val="bullet"/>
@@ -4382,9 +4311,9 @@
     </w:lvl>
   </w:abstractNum>
   <w:abstractNum w:abstractNumId="4" w15:restartNumberingAfterBreak="0">
-    <w:nsid w:val="3D2D155B"/>
+    <w:nsid w:val="43E15EB3"/>
     <w:multiLevelType w:val="multilevel"/>
-    <w:tmpl w:val="F8DE1258"/>
+    <w:tmpl w:val="58A8C082"/>
     <w:lvl w:ilvl="0">
       <w:start w:val="1"/>
       <w:numFmt w:val="bullet"/>
@@ -4531,9 +4460,9 @@
     </w:lvl>
   </w:abstractNum>
   <w:abstractNum w:abstractNumId="5" w15:restartNumberingAfterBreak="0">
-    <w:nsid w:val="460B5BDA"/>
+    <w:nsid w:val="43FE34B7"/>
     <w:multiLevelType w:val="multilevel"/>
-    <w:tmpl w:val="1098EBFA"/>
+    <w:tmpl w:val="3B88543A"/>
     <w:lvl w:ilvl="0">
       <w:start w:val="1"/>
       <w:numFmt w:val="bullet"/>
@@ -4680,9 +4609,9 @@
     </w:lvl>
   </w:abstractNum>
   <w:abstractNum w:abstractNumId="6" w15:restartNumberingAfterBreak="0">
-    <w:nsid w:val="54853E69"/>
+    <w:nsid w:val="4BD627C1"/>
     <w:multiLevelType w:val="multilevel"/>
-    <w:tmpl w:val="E9CCB42E"/>
+    <w:tmpl w:val="B052CFCC"/>
     <w:lvl w:ilvl="0">
       <w:start w:val="1"/>
       <w:numFmt w:val="bullet"/>
@@ -4829,9 +4758,9 @@
     </w:lvl>
   </w:abstractNum>
   <w:abstractNum w:abstractNumId="7" w15:restartNumberingAfterBreak="0">
-    <w:nsid w:val="551E1525"/>
+    <w:nsid w:val="553B74A7"/>
     <w:multiLevelType w:val="multilevel"/>
-    <w:tmpl w:val="D2B2AE6A"/>
+    <w:tmpl w:val="03B8E80E"/>
     <w:lvl w:ilvl="0">
       <w:start w:val="1"/>
       <w:numFmt w:val="bullet"/>
@@ -4978,9 +4907,9 @@
     </w:lvl>
   </w:abstractNum>
   <w:abstractNum w:abstractNumId="8" w15:restartNumberingAfterBreak="0">
-    <w:nsid w:val="71A17127"/>
+    <w:nsid w:val="559F01E8"/>
     <w:multiLevelType w:val="multilevel"/>
-    <w:tmpl w:val="5A58680E"/>
+    <w:tmpl w:val="9474AE9C"/>
     <w:lvl w:ilvl="0">
       <w:start w:val="1"/>
       <w:numFmt w:val="bullet"/>
@@ -5127,9 +5056,9 @@
     </w:lvl>
   </w:abstractNum>
   <w:abstractNum w:abstractNumId="9" w15:restartNumberingAfterBreak="0">
-    <w:nsid w:val="7F73366C"/>
+    <w:nsid w:val="669C38EF"/>
     <w:multiLevelType w:val="multilevel"/>
-    <w:tmpl w:val="25E2A622"/>
+    <w:tmpl w:val="AB288854"/>
     <w:lvl w:ilvl="0">
       <w:start w:val="1"/>
       <w:numFmt w:val="bullet"/>
@@ -5275,35 +5204,35 @@
       </w:rPr>
     </w:lvl>
   </w:abstractNum>
-  <w:num w:numId="1" w16cid:durableId="847057226">
+  <w:num w:numId="1" w16cid:durableId="1597245970">
+    <w:abstractNumId w:val="4"/>
+  </w:num>
+  <w:num w:numId="2" w16cid:durableId="1492209900">
     <w:abstractNumId w:val="0"/>
   </w:num>
-  <w:num w:numId="2" w16cid:durableId="554705062">
+  <w:num w:numId="3" w16cid:durableId="1664622824">
+    <w:abstractNumId w:val="5"/>
+  </w:num>
+  <w:num w:numId="4" w16cid:durableId="731385525">
+    <w:abstractNumId w:val="6"/>
+  </w:num>
+  <w:num w:numId="5" w16cid:durableId="251353022">
+    <w:abstractNumId w:val="7"/>
+  </w:num>
+  <w:num w:numId="6" w16cid:durableId="387338035">
     <w:abstractNumId w:val="8"/>
   </w:num>
-  <w:num w:numId="3" w16cid:durableId="946081973">
+  <w:num w:numId="7" w16cid:durableId="1541242298">
     <w:abstractNumId w:val="3"/>
   </w:num>
-  <w:num w:numId="4" w16cid:durableId="1138767278">
-    <w:abstractNumId w:val="7"/>
+  <w:num w:numId="8" w16cid:durableId="504587638">
+    <w:abstractNumId w:val="1"/>
   </w:num>
-  <w:num w:numId="5" w16cid:durableId="132328788">
-    <w:abstractNumId w:val="9"/>
-  </w:num>
-  <w:num w:numId="6" w16cid:durableId="153223806">
-    <w:abstractNumId w:val="4"/>
-  </w:num>
-  <w:num w:numId="7" w16cid:durableId="894123533">
+  <w:num w:numId="9" w16cid:durableId="1599949447">
     <w:abstractNumId w:val="2"/>
   </w:num>
-  <w:num w:numId="8" w16cid:durableId="143469308">
-    <w:abstractNumId w:val="1"/>
-  </w:num>
-  <w:num w:numId="9" w16cid:durableId="1236085267">
-    <w:abstractNumId w:val="5"/>
-  </w:num>
-  <w:num w:numId="10" w16cid:durableId="2062358341">
-    <w:abstractNumId w:val="6"/>
+  <w:num w:numId="10" w16cid:durableId="1143887340">
+    <w:abstractNumId w:val="9"/>
   </w:num>
 </w:numbering>
 </file>
